--- a/reports/acif104_s9_grupo3.docx
+++ b/reports/acif104_s9_grupo3.docx
@@ -1,6 +1,6 @@
 
 <file path=word/document.xml><?xml version="1.0" encoding="utf-8"?>
-<w:document xmlns:wpc="http://schemas.microsoft.com/office/word/2010/wordprocessingCanvas" xmlns:cx="http://schemas.microsoft.com/office/drawing/2014/chartex" xmlns:cx1="http://schemas.microsoft.com/office/drawing/2015/9/8/chartex" xmlns:cx2="http://schemas.microsoft.com/office/drawing/2015/10/21/chartex" xmlns:cx3="http://schemas.microsoft.com/office/drawing/2016/5/9/chartex" xmlns:cx4="http://schemas.microsoft.com/office/drawing/2016/5/10/chartex" xmlns:cx5="http://schemas.microsoft.com/office/drawing/2016/5/11/chartex" xmlns:cx6="http://schemas.microsoft.com/office/drawing/2016/5/12/chartex" xmlns:cx7="http://schemas.microsoft.com/office/drawing/2016/5/13/chartex" xmlns:cx8="http://schemas.microsoft.com/office/drawing/2016/5/14/chartex" xmlns:mc="http://schemas.openxmlformats.org/markup-compatibility/2006" xmlns:aink="http://schemas.microsoft.com/office/drawing/2016/ink" xmlns:am3d="http://schemas.microsoft.com/office/drawing/2017/model3d" xmlns:o="urn:schemas-microsoft-com:office:office" xmlns:r="http://schemas.openxmlformats.org/officeDocument/2006/relationships" xmlns:m="http://schemas.openxmlformats.org/officeDocument/2006/math" xmlns:v="urn:schemas-microsoft-com:vml" xmlns:wp14="http://schemas.microsoft.com/office/word/2010/wordprocessingDrawing" xmlns:wp="http://schemas.openxmlformats.org/drawingml/2006/wordprocessingDrawing" xmlns:w10="urn:schemas-microsoft-com:office:word" xmlns:w="http://schemas.openxmlformats.org/wordprocessingml/2006/main" xmlns:w14="http://schemas.microsoft.com/office/word/2010/wordml" xmlns:w15="http://schemas.microsoft.com/office/word/2012/wordml" xmlns:w16cex="http://schemas.microsoft.com/office/word/2018/wordml/cex" xmlns:w16cid="http://schemas.microsoft.com/office/word/2016/wordml/cid" xmlns:w16="http://schemas.microsoft.com/office/word/2018/wordml" xmlns:w16sdtdh="http://schemas.microsoft.com/office/word/2020/wordml/sdtdatahash" xmlns:w16se="http://schemas.microsoft.com/office/word/2015/wordml/symex" xmlns:wpg="http://schemas.microsoft.com/office/word/2010/wordprocessingGroup" xmlns:wpi="http://schemas.microsoft.com/office/word/2010/wordprocessingInk" xmlns:wne="http://schemas.microsoft.com/office/word/2006/wordml" xmlns:wps="http://schemas.microsoft.com/office/word/2010/wordprocessingShape" mc:Ignorable="w14 w15 w16se w16cid w16 w16cex w16sdtdh wp14">
+<w:document xmlns:wpc="http://schemas.microsoft.com/office/word/2010/wordprocessingCanvas" xmlns:cx="http://schemas.microsoft.com/office/drawing/2014/chartex" xmlns:cx1="http://schemas.microsoft.com/office/drawing/2015/9/8/chartex" xmlns:cx2="http://schemas.microsoft.com/office/drawing/2015/10/21/chartex" xmlns:cx3="http://schemas.microsoft.com/office/drawing/2016/5/9/chartex" xmlns:cx4="http://schemas.microsoft.com/office/drawing/2016/5/10/chartex" xmlns:cx5="http://schemas.microsoft.com/office/drawing/2016/5/11/chartex" xmlns:cx6="http://schemas.microsoft.com/office/drawing/2016/5/12/chartex" xmlns:cx7="http://schemas.microsoft.com/office/drawing/2016/5/13/chartex" xmlns:cx8="http://schemas.microsoft.com/office/drawing/2016/5/14/chartex" xmlns:mc="http://schemas.openxmlformats.org/markup-compatibility/2006" xmlns:aink="http://schemas.microsoft.com/office/drawing/2016/ink" xmlns:am3d="http://schemas.microsoft.com/office/drawing/2017/model3d" xmlns:o="urn:schemas-microsoft-com:office:office" xmlns:oel="http://schemas.microsoft.com/office/2019/extlst" xmlns:r="http://schemas.openxmlformats.org/officeDocument/2006/relationships" xmlns:m="http://schemas.openxmlformats.org/officeDocument/2006/math" xmlns:v="urn:schemas-microsoft-com:vml" xmlns:wp14="http://schemas.microsoft.com/office/word/2010/wordprocessingDrawing" xmlns:wp="http://schemas.openxmlformats.org/drawingml/2006/wordprocessingDrawing" xmlns:w10="urn:schemas-microsoft-com:office:word" xmlns:w="http://schemas.openxmlformats.org/wordprocessingml/2006/main" xmlns:w14="http://schemas.microsoft.com/office/word/2010/wordml" xmlns:w15="http://schemas.microsoft.com/office/word/2012/wordml" xmlns:w16cei="http://schemas.microsoft.com/office/word/2026/wordml/cei" xmlns:w16cex="http://schemas.microsoft.com/office/word/2018/wordml/cex" xmlns:w16cid="http://schemas.microsoft.com/office/word/2016/wordml/cid" xmlns:w16="http://schemas.microsoft.com/office/word/2018/wordml" xmlns:w16du="http://schemas.microsoft.com/office/word/2023/wordml/word16du" xmlns:w16sdtdh="http://schemas.microsoft.com/office/word/2020/wordml/sdtdatahash" xmlns:w16sdtfl="http://schemas.microsoft.com/office/word/2024/wordml/sdtformatlock" xmlns:w16se="http://schemas.microsoft.com/office/word/2015/wordml/symex" xmlns:wpg="http://schemas.microsoft.com/office/word/2010/wordprocessingGroup" xmlns:wpi="http://schemas.microsoft.com/office/word/2010/wordprocessingInk" xmlns:wne="http://schemas.microsoft.com/office/word/2006/wordml" xmlns:wps="http://schemas.microsoft.com/office/word/2010/wordprocessingShape" mc:Ignorable="w14 w15 w16se w16cid w16 w16cex w16sdtdh w16sdtfl w16du wp14">
   <w:body>
     <w:p>
       <w:pPr>
@@ -1584,25 +1584,7 @@
           <w:szCs w:val="24"/>
           <w:lang w:val="es-419" w:eastAsia="es-419"/>
         </w:rPr>
-        <w:t xml:space="preserve">Desde el punto de vista social y ético, una solución de este tipo debe ser cuidadosamente diseñada, ya que trabaja con datos de comportamiento de usuarios. Por ello, resulta necesario considerar requisitos de privacidad, </w:t>
-      </w:r>
-      <w:proofErr w:type="spellStart"/>
-      <w:r>
-        <w:rPr>
-          <w:rFonts w:asciiTheme="minorHAnsi" w:eastAsia="Times New Roman" w:hAnsiTheme="minorHAnsi" w:cstheme="minorHAnsi"/>
-          <w:szCs w:val="24"/>
-          <w:lang w:val="es-419" w:eastAsia="es-419"/>
-        </w:rPr>
-        <w:t>anonimización</w:t>
-      </w:r>
-      <w:proofErr w:type="spellEnd"/>
-      <w:r>
-        <w:rPr>
-          <w:rFonts w:asciiTheme="minorHAnsi" w:eastAsia="Times New Roman" w:hAnsiTheme="minorHAnsi" w:cstheme="minorHAnsi"/>
-          <w:szCs w:val="24"/>
-          <w:lang w:val="es-419" w:eastAsia="es-419"/>
-        </w:rPr>
-        <w:t xml:space="preserve">, seguridad, </w:t>
+        <w:t xml:space="preserve">Desde el punto de vista social y ético, una solución de este tipo debe ser cuidadosamente diseñada, ya que trabaja con datos de comportamiento de usuarios. Por ello, resulta necesario considerar requisitos de privacidad, anonimización, seguridad, </w:t>
       </w:r>
       <w:proofErr w:type="spellStart"/>
       <w:r>
@@ -2497,77 +2479,35 @@
         <w:rPr>
           <w:rFonts w:asciiTheme="minorHAnsi" w:hAnsiTheme="minorHAnsi" w:cstheme="minorHAnsi"/>
         </w:rPr>
-        <w:t xml:space="preserve">Selección de técnicas. Se escogieron regresión logística, </w:t>
+        <w:t xml:space="preserve">Selección de técnicas. Se escogieron regresión logística, Random Forest y </w:t>
       </w:r>
       <w:proofErr w:type="spellStart"/>
       <w:r>
         <w:rPr>
           <w:rFonts w:asciiTheme="minorHAnsi" w:hAnsiTheme="minorHAnsi" w:cstheme="minorHAnsi"/>
         </w:rPr>
-        <w:t>Random</w:t>
+        <w:t>XGBoost</w:t>
       </w:r>
       <w:proofErr w:type="spellEnd"/>
       <w:r>
         <w:rPr>
           <w:rFonts w:asciiTheme="minorHAnsi" w:hAnsiTheme="minorHAnsi" w:cstheme="minorHAnsi"/>
         </w:rPr>
-        <w:t xml:space="preserve"> Forest y </w:t>
+        <w:t xml:space="preserve"> como modelos supervisados para datos tabulares. La comparación se amplió con tres redes: MLP superficial, MLP profunda y MLP residual. Las redes se entrenan mediante </w:t>
       </w:r>
       <w:proofErr w:type="spellStart"/>
       <w:r>
         <w:rPr>
           <w:rFonts w:asciiTheme="minorHAnsi" w:hAnsiTheme="minorHAnsi" w:cstheme="minorHAnsi"/>
         </w:rPr>
-        <w:t>XGBoost</w:t>
+        <w:t>retropropagación</w:t>
       </w:r>
       <w:proofErr w:type="spellEnd"/>
       <w:r>
         <w:rPr>
           <w:rFonts w:asciiTheme="minorHAnsi" w:hAnsiTheme="minorHAnsi" w:cstheme="minorHAnsi"/>
         </w:rPr>
-        <w:t xml:space="preserve"> como modelos supervisados para datos tabulares. La comparación se amplió con tres redes: MLP superficial, MLP profunda y MLP residual. Las redes se entrenan mediante </w:t>
-      </w:r>
-      <w:proofErr w:type="spellStart"/>
-      <w:r>
-        <w:rPr>
-          <w:rFonts w:asciiTheme="minorHAnsi" w:hAnsiTheme="minorHAnsi" w:cstheme="minorHAnsi"/>
-        </w:rPr>
-        <w:t>retropropagación</w:t>
-      </w:r>
-      <w:proofErr w:type="spellEnd"/>
-      <w:r>
-        <w:rPr>
-          <w:rFonts w:asciiTheme="minorHAnsi" w:hAnsiTheme="minorHAnsi" w:cstheme="minorHAnsi"/>
-        </w:rPr>
-        <w:t xml:space="preserve"> del error (</w:t>
-      </w:r>
-      <w:proofErr w:type="spellStart"/>
-      <w:r>
-        <w:rPr>
-          <w:rFonts w:asciiTheme="minorHAnsi" w:hAnsiTheme="minorHAnsi" w:cstheme="minorHAnsi"/>
-        </w:rPr>
-        <w:t>Rumelhart</w:t>
-      </w:r>
-      <w:proofErr w:type="spellEnd"/>
-      <w:r>
-        <w:rPr>
-          <w:rFonts w:asciiTheme="minorHAnsi" w:hAnsiTheme="minorHAnsi" w:cstheme="minorHAnsi"/>
-        </w:rPr>
-        <w:t xml:space="preserve"> et al., 1986), y su comparación frente a modelos de árboles responde a evidencia reciente de que las redes neuronales no siempre superan a los métodos basados en árboles en datos tabulares (</w:t>
-      </w:r>
-      <w:proofErr w:type="spellStart"/>
-      <w:r>
-        <w:rPr>
-          <w:rFonts w:asciiTheme="minorHAnsi" w:hAnsiTheme="minorHAnsi" w:cstheme="minorHAnsi"/>
-        </w:rPr>
-        <w:t>Borisov</w:t>
-      </w:r>
-      <w:proofErr w:type="spellEnd"/>
-      <w:r>
-        <w:rPr>
-          <w:rFonts w:asciiTheme="minorHAnsi" w:hAnsiTheme="minorHAnsi" w:cstheme="minorHAnsi"/>
-        </w:rPr>
-        <w:t xml:space="preserve"> et al., 2024).</w:t>
+        <w:t xml:space="preserve"> del error (Rumelhart et al., 1986), y su comparación frente a modelos de árboles responde a evidencia reciente de que las redes neuronales no siempre superan a los métodos basados en árboles en datos tabulares (Borisov et al., 2024).</w:t>
       </w:r>
     </w:p>
     <w:p>
@@ -6680,7 +6620,68 @@
         <w:rPr>
           <w:rFonts w:asciiTheme="minorHAnsi" w:hAnsiTheme="minorHAnsi" w:cstheme="minorHAnsi"/>
         </w:rPr>
-        <w:t>En la versión base, el backend se divide en módulos responsables de validar las 30 variables de entrada, cargar los artefactos entrenados, ejecutar predicciones individuales, consultar clientes del conjunto de validación y registrar el monitoreo. Esa versión expone seis rutas: /schema, /health, /predict, /customers, /customers/{id} y /monitoring. La ampliación de esta fase agrega el procesamiento por lotes y endpoints informativos para que el dashboard consuma toda la información del modelo mediante HTTP.</w:t>
+        <w:t xml:space="preserve">En la versión base, el backend se divide en módulos responsables de validar las 30 variables de entrada, cargar los artefactos entrenados, ejecutar predicciones individuales, consultar clientes del conjunto de validación y registrar el monitoreo. </w:t>
+      </w:r>
+      <w:r>
+        <w:rPr>
+          <w:rFonts w:asciiTheme="minorHAnsi" w:hAnsiTheme="minorHAnsi" w:cstheme="minorHAnsi"/>
+          <w:lang w:val="en-US"/>
+        </w:rPr>
+        <w:t xml:space="preserve">Esa </w:t>
+      </w:r>
+      <w:proofErr w:type="spellStart"/>
+      <w:r>
+        <w:rPr>
+          <w:rFonts w:asciiTheme="minorHAnsi" w:hAnsiTheme="minorHAnsi" w:cstheme="minorHAnsi"/>
+          <w:lang w:val="en-US"/>
+        </w:rPr>
+        <w:t>versión</w:t>
+      </w:r>
+      <w:proofErr w:type="spellEnd"/>
+      <w:r>
+        <w:rPr>
+          <w:rFonts w:asciiTheme="minorHAnsi" w:hAnsiTheme="minorHAnsi" w:cstheme="minorHAnsi"/>
+          <w:lang w:val="en-US"/>
+        </w:rPr>
+        <w:t xml:space="preserve"> </w:t>
+      </w:r>
+      <w:proofErr w:type="spellStart"/>
+      <w:r>
+        <w:rPr>
+          <w:rFonts w:asciiTheme="minorHAnsi" w:hAnsiTheme="minorHAnsi" w:cstheme="minorHAnsi"/>
+          <w:lang w:val="en-US"/>
+        </w:rPr>
+        <w:t>expone</w:t>
+      </w:r>
+      <w:proofErr w:type="spellEnd"/>
+      <w:r>
+        <w:rPr>
+          <w:rFonts w:asciiTheme="minorHAnsi" w:hAnsiTheme="minorHAnsi" w:cstheme="minorHAnsi"/>
+          <w:lang w:val="en-US"/>
+        </w:rPr>
+        <w:t xml:space="preserve"> seis </w:t>
+      </w:r>
+      <w:proofErr w:type="spellStart"/>
+      <w:r>
+        <w:rPr>
+          <w:rFonts w:asciiTheme="minorHAnsi" w:hAnsiTheme="minorHAnsi" w:cstheme="minorHAnsi"/>
+          <w:lang w:val="en-US"/>
+        </w:rPr>
+        <w:t>rutas</w:t>
+      </w:r>
+      <w:proofErr w:type="spellEnd"/>
+      <w:r>
+        <w:rPr>
+          <w:rFonts w:asciiTheme="minorHAnsi" w:hAnsiTheme="minorHAnsi" w:cstheme="minorHAnsi"/>
+          <w:lang w:val="en-US"/>
+        </w:rPr>
+        <w:t xml:space="preserve">: /schema, /health, /predict, /customers, /customers/{id} y /monitoring. </w:t>
+      </w:r>
+      <w:r>
+        <w:rPr>
+          <w:rFonts w:asciiTheme="minorHAnsi" w:hAnsiTheme="minorHAnsi" w:cstheme="minorHAnsi"/>
+        </w:rPr>
+        <w:t>La ampliación de esta fase agrega el procesamiento por lotes y endpoints informativos para que el dashboard consuma toda la información del modelo mediante HTTP.</w:t>
       </w:r>
     </w:p>
     <w:p>
@@ -7135,28 +7136,70 @@
     </w:p>
     <w:p>
       <w:pPr>
-        <w:pBdr>
-          <w:top w:val="single" w:sz="6" w:space="3" w:color="D6B656"/>
-          <w:left w:val="single" w:sz="6" w:space="3" w:color="D6B656"/>
-          <w:bottom w:val="single" w:sz="6" w:space="3" w:color="D6B656"/>
-          <w:right w:val="single" w:sz="6" w:space="3" w:color="D6B656"/>
-        </w:pBdr>
-        <w:shd w:val="clear" w:color="auto" w:fill="FFF2CC"/>
-        <w:spacing w:before="120" w:after="120" w:line="276" w:lineRule="auto"/>
-        <w:rPr>
-          <w:rFonts w:asciiTheme="minorHAnsi" w:hAnsiTheme="minorHAnsi" w:cstheme="minorHAnsi"/>
-        </w:rPr>
-      </w:pPr>
-      <w:r>
-        <w:rPr>
-          <w:rFonts w:asciiTheme="minorHAnsi" w:hAnsiTheme="minorHAnsi" w:cstheme="minorHAnsi"/>
-          <w:b/>
-          <w:i/>
-          <w:color w:val="7F6000"/>
-          <w:sz w:val="18"/>
-        </w:rPr>
-        <w:t>PENDIENTE DE INTEGRACIÓN: insertar antes de la leyenda la captura final de la pestaña Resumen.</w:t>
-      </w:r>
+        <w:spacing w:line="276" w:lineRule="auto"/>
+        <w:ind w:left="720" w:hanging="720"/>
+        <w:jc w:val="center"/>
+        <w:rPr>
+          <w:rFonts w:asciiTheme="minorHAnsi" w:hAnsiTheme="minorHAnsi" w:cstheme="minorHAnsi"/>
+        </w:rPr>
+      </w:pPr>
+      <w:r>
+        <w:rPr>
+          <w:rFonts w:asciiTheme="minorHAnsi" w:hAnsiTheme="minorHAnsi" w:cstheme="minorHAnsi"/>
+        </w:rPr>
+        <w:lastRenderedPageBreak/>
+        <w:drawing>
+          <wp:inline distT="0" distB="0" distL="0" distR="0" wp14:anchorId="69C2F0C6" wp14:editId="5C3F9DE5">
+            <wp:extent cx="3619500" cy="3150499"/>
+            <wp:effectExtent l="0" t="0" r="0" b="0"/>
+            <wp:docPr id="1993178382" name="Imagen 1"/>
+            <wp:cNvGraphicFramePr>
+              <a:graphicFrameLocks xmlns:a="http://schemas.openxmlformats.org/drawingml/2006/main" noChangeAspect="1"/>
+            </wp:cNvGraphicFramePr>
+            <a:graphic xmlns:a="http://schemas.openxmlformats.org/drawingml/2006/main">
+              <a:graphicData uri="http://schemas.openxmlformats.org/drawingml/2006/picture">
+                <pic:pic xmlns:pic="http://schemas.openxmlformats.org/drawingml/2006/picture">
+                  <pic:nvPicPr>
+                    <pic:cNvPr id="1993178382" name=""/>
+                    <pic:cNvPicPr/>
+                  </pic:nvPicPr>
+                  <pic:blipFill>
+                    <a:blip r:embed="rId24"/>
+                    <a:stretch>
+                      <a:fillRect/>
+                    </a:stretch>
+                  </pic:blipFill>
+                  <pic:spPr>
+                    <a:xfrm>
+                      <a:off x="0" y="0"/>
+                      <a:ext cx="3633515" cy="3162698"/>
+                    </a:xfrm>
+                    <a:prstGeom prst="rect">
+                      <a:avLst/>
+                    </a:prstGeom>
+                  </pic:spPr>
+                </pic:pic>
+              </a:graphicData>
+            </a:graphic>
+          </wp:inline>
+        </w:drawing>
+      </w:r>
+    </w:p>
+    <w:p>
+      <w:pPr>
+        <w:spacing w:line="276" w:lineRule="auto"/>
+        <w:rPr>
+          <w:rFonts w:asciiTheme="minorHAnsi" w:hAnsiTheme="minorHAnsi" w:cstheme="minorHAnsi"/>
+        </w:rPr>
+      </w:pPr>
+    </w:p>
+    <w:p>
+      <w:pPr>
+        <w:spacing w:line="276" w:lineRule="auto"/>
+        <w:rPr>
+          <w:rFonts w:asciiTheme="minorHAnsi" w:hAnsiTheme="minorHAnsi" w:cstheme="minorHAnsi"/>
+        </w:rPr>
+      </w:pPr>
     </w:p>
     <w:p>
       <w:pPr>
@@ -7246,14 +7289,7 @@
         <w:rPr>
           <w:rFonts w:asciiTheme="minorHAnsi" w:hAnsiTheme="minorHAnsi" w:cstheme="minorHAnsi"/>
         </w:rPr>
-        <w:t xml:space="preserve">Para esta entrega, la carga de archivos CSV funciona como una simulación controlada de la extracción periódica que, en un escenario productivo, se realizaría desde los sistemas de la empresa mediante una API. Cada archivo contiene una instantánea de la cartera activa y permite ejecutar predicciones masivas con el modelo previamente </w:t>
-      </w:r>
-      <w:r>
-        <w:rPr>
-          <w:rFonts w:asciiTheme="minorHAnsi" w:hAnsiTheme="minorHAnsi" w:cstheme="minorHAnsi"/>
-        </w:rPr>
-        <w:lastRenderedPageBreak/>
-        <w:t>entrenado. Esta separación mantiene el prototipo reproducible y, al mismo tiempo, deja definido el contrato de datos que podría consumir una integración real.</w:t>
+        <w:t>Para esta entrega, la carga de archivos CSV funciona como una simulación controlada de la extracción periódica que, en un escenario productivo, se realizaría desde los sistemas de la empresa mediante una API. Cada archivo contiene una instantánea de la cartera activa y permite ejecutar predicciones masivas con el modelo previamente entrenado. Esta separación mantiene el prototipo reproducible y, al mismo tiempo, deja definido el contrato de datos que podría consumir una integración real.</w:t>
       </w:r>
     </w:p>
     <w:p>
@@ -7343,21 +7379,7 @@
         <w:rPr>
           <w:rFonts w:asciiTheme="minorHAnsi" w:hAnsiTheme="minorHAnsi" w:cstheme="minorHAnsi"/>
         </w:rPr>
-        <w:t xml:space="preserve">. </w:t>
-      </w:r>
-      <w:proofErr w:type="spellStart"/>
-      <w:r>
-        <w:rPr>
-          <w:rFonts w:asciiTheme="minorHAnsi" w:hAnsiTheme="minorHAnsi" w:cstheme="minorHAnsi"/>
-        </w:rPr>
-        <w:t>Random</w:t>
-      </w:r>
-      <w:proofErr w:type="spellEnd"/>
-      <w:r>
-        <w:rPr>
-          <w:rFonts w:asciiTheme="minorHAnsi" w:hAnsiTheme="minorHAnsi" w:cstheme="minorHAnsi"/>
-        </w:rPr>
-        <w:t xml:space="preserve"> Forest + ROS obtuvo la mayor precisión y el mejor F1. </w:t>
+        <w:t xml:space="preserve">. Random Forest + ROS obtuvo la mayor precisión y el mejor F1. </w:t>
       </w:r>
       <w:proofErr w:type="spellStart"/>
       <w:r>
@@ -7789,7 +7811,6 @@
           <w:rFonts w:asciiTheme="minorHAnsi" w:hAnsiTheme="minorHAnsi" w:cstheme="minorHAnsi"/>
           <w:noProof/>
         </w:rPr>
-        <w:lastRenderedPageBreak/>
         <w:drawing>
           <wp:inline distT="0" distB="0" distL="0" distR="0" wp14:anchorId="102735FC" wp14:editId="4B4ECA74">
             <wp:extent cx="3520440" cy="3200399"/>
@@ -7806,7 +7827,7 @@
                     <pic:cNvPicPr/>
                   </pic:nvPicPr>
                   <pic:blipFill>
-                    <a:blip r:embed="rId24"/>
+                    <a:blip r:embed="rId25"/>
                     <a:stretch>
                       <a:fillRect/>
                     </a:stretch>
@@ -7921,6 +7942,7 @@
           <w:b/>
           <w:sz w:val="23"/>
         </w:rPr>
+        <w:lastRenderedPageBreak/>
         <w:t>5.2 Interpretación de resultados con SHAP</w:t>
       </w:r>
     </w:p>
@@ -8072,14 +8094,7 @@
         <w:rPr>
           <w:rFonts w:asciiTheme="minorHAnsi" w:hAnsiTheme="minorHAnsi" w:cstheme="minorHAnsi"/>
         </w:rPr>
-        <w:t xml:space="preserve">La Tabla 6 y la Figura 5 muestran las variables con mayor importancia global, medida como el promedio del valor absoluto de SHAP sobre el conjunto de validación. csat_score, tenure_months, payment_failures y monthly_logins </w:t>
-      </w:r>
-      <w:r>
-        <w:rPr>
-          <w:rFonts w:asciiTheme="minorHAnsi" w:hAnsiTheme="minorHAnsi" w:cstheme="minorHAnsi"/>
-        </w:rPr>
-        <w:lastRenderedPageBreak/>
-        <w:t>concentran la mayor parte de la importancia, en ese orden — las mismas cuatro variables que ya se habían identificado en el análisis exploratorio (Anexo A) como las de mayor diferencia (d de Cohen) entre clientes que permanecen y abandonan. Esta coincidencia muestra que las señales aprendidas son coherentes con el análisis exploratorio, aunque no descarta relaciones espurias ni implica causalidad.</w:t>
+        <w:t>La Tabla 6 y la Figura 5 muestran las variables con mayor importancia global, medida como el promedio del valor absoluto de SHAP sobre el conjunto de validación. csat_score, tenure_months, payment_failures y monthly_logins concentran la mayor parte de la importancia, en ese orden — las mismas cuatro variables que ya se habían identificado en el análisis exploratorio (Anexo A) como las de mayor diferencia (d de Cohen) entre clientes que permanecen y abandonan. Esta coincidencia muestra que las señales aprendidas son coherentes con el análisis exploratorio, aunque no descarta relaciones espurias ni implica causalidad.</w:t>
       </w:r>
     </w:p>
     <w:p>
@@ -8639,6 +8654,7 @@
           <w:rFonts w:asciiTheme="minorHAnsi" w:hAnsiTheme="minorHAnsi" w:cstheme="minorHAnsi"/>
           <w:noProof/>
         </w:rPr>
+        <w:lastRenderedPageBreak/>
         <w:drawing>
           <wp:inline distT="0" distB="0" distL="0" distR="0" wp14:anchorId="28B9B00A" wp14:editId="76A338AF">
             <wp:extent cx="2913194" cy="3238500"/>
@@ -8655,7 +8671,7 @@
                     <pic:cNvPicPr/>
                   </pic:nvPicPr>
                   <pic:blipFill>
-                    <a:blip r:embed="rId25"/>
+                    <a:blip r:embed="rId26"/>
                     <a:stretch>
                       <a:fillRect/>
                     </a:stretch>
@@ -8819,14 +8835,7 @@
         <w:rPr>
           <w:rFonts w:asciiTheme="minorHAnsi" w:hAnsiTheme="minorHAnsi" w:cstheme="minorHAnsi"/>
         </w:rPr>
-        <w:t xml:space="preserve"> de la API — todas en verde. Segundo, comparando la probabilidad </w:t>
-      </w:r>
-      <w:r>
-        <w:rPr>
-          <w:rFonts w:asciiTheme="minorHAnsi" w:hAnsiTheme="minorHAnsi" w:cstheme="minorHAnsi"/>
-        </w:rPr>
-        <w:lastRenderedPageBreak/>
-        <w:t>que entrega la API contra la que se obtiene cargando los mismos artefactos directamente, sin pasar por la aplicación, para 20 clientes reales del conjunto de validación: la diferencia fue 0,0 en los 20 casos, confirmando que la app no introduce ningún desvío respecto al modelo entrenado. Tercero, con pruebas de extremo a extremo en un navegador real (</w:t>
+        <w:t xml:space="preserve"> de la API — todas en verde. Segundo, comparando la probabilidad que entrega la API contra la que se obtiene cargando los mismos artefactos directamente, sin pasar por la aplicación, para 20 clientes reales del conjunto de validación: la diferencia fue 0,0 en los 20 casos, confirmando que la app no introduce ningún desvío respecto al modelo entrenado. Tercero, con pruebas de extremo a extremo en un navegador real (</w:t>
       </w:r>
       <w:proofErr w:type="spellStart"/>
       <w:r>
@@ -8914,6 +8923,7 @@
         <w:rPr>
           <w:rFonts w:asciiTheme="minorHAnsi" w:hAnsiTheme="minorHAnsi" w:cstheme="minorHAnsi"/>
         </w:rPr>
+        <w:lastRenderedPageBreak/>
         <w:t>El cumplimiento detallado de los requisitos del prototipo y del proyecto se presenta en el Anexo O.</w:t>
       </w:r>
     </w:p>
@@ -9013,7 +9023,7 @@
       </w:pPr>
       <w:r>
         <w:rPr>
-          <w:rStyle w:val="Textoennegrita"/>
+          <w:rStyle w:val="Fuerte"/>
           <w:rFonts w:asciiTheme="minorHAnsi" w:hAnsiTheme="minorHAnsi" w:cstheme="minorHAnsi"/>
           <w:b w:val="0"/>
           <w:bCs w:val="0"/>
@@ -9022,7 +9032,7 @@
       </w:r>
       <w:r>
         <w:rPr>
-          <w:rStyle w:val="Textoennegrita"/>
+          <w:rStyle w:val="Fuerte"/>
           <w:rFonts w:asciiTheme="minorHAnsi" w:hAnsiTheme="minorHAnsi" w:cstheme="minorHAnsi"/>
           <w:b w:val="0"/>
           <w:bCs w:val="0"/>
@@ -9175,7 +9185,7 @@
         </w:rPr>
         <w:t xml:space="preserve">El código, los notebooks, los artefactos y la aplicación se encuentran disponibles en el </w:t>
       </w:r>
-      <w:hyperlink r:id="rId26" w:history="1">
+      <w:hyperlink r:id="rId27" w:history="1">
         <w:r>
           <w:rPr>
             <w:rStyle w:val="Hipervnculo"/>
@@ -9385,6 +9395,7 @@
         <w:ind w:left="360" w:hanging="360"/>
         <w:rPr>
           <w:rFonts w:asciiTheme="minorHAnsi" w:hAnsiTheme="minorHAnsi" w:cstheme="minorHAnsi"/>
+          <w:lang w:val="en-US"/>
         </w:rPr>
       </w:pPr>
       <w:r>
@@ -9407,169 +9418,27 @@
         </w:rPr>
         <w:t xml:space="preserve">, K. (2019). </w:t>
       </w:r>
-      <w:proofErr w:type="spellStart"/>
-      <w:r>
-        <w:rPr>
-          <w:rFonts w:asciiTheme="minorHAnsi" w:hAnsiTheme="minorHAnsi" w:cstheme="minorHAnsi"/>
-        </w:rPr>
-        <w:t>Customer</w:t>
-      </w:r>
-      <w:proofErr w:type="spellEnd"/>
-      <w:r>
-        <w:rPr>
-          <w:rFonts w:asciiTheme="minorHAnsi" w:hAnsiTheme="minorHAnsi" w:cstheme="minorHAnsi"/>
-        </w:rPr>
-        <w:t xml:space="preserve"> </w:t>
-      </w:r>
-      <w:proofErr w:type="spellStart"/>
-      <w:r>
-        <w:rPr>
-          <w:rFonts w:asciiTheme="minorHAnsi" w:hAnsiTheme="minorHAnsi" w:cstheme="minorHAnsi"/>
-        </w:rPr>
-        <w:t>churn</w:t>
-      </w:r>
-      <w:proofErr w:type="spellEnd"/>
-      <w:r>
-        <w:rPr>
-          <w:rFonts w:asciiTheme="minorHAnsi" w:hAnsiTheme="minorHAnsi" w:cstheme="minorHAnsi"/>
-        </w:rPr>
-        <w:t xml:space="preserve"> </w:t>
-      </w:r>
-      <w:proofErr w:type="spellStart"/>
-      <w:r>
-        <w:rPr>
-          <w:rFonts w:asciiTheme="minorHAnsi" w:hAnsiTheme="minorHAnsi" w:cstheme="minorHAnsi"/>
-        </w:rPr>
-        <w:t>prediction</w:t>
-      </w:r>
-      <w:proofErr w:type="spellEnd"/>
-      <w:r>
-        <w:rPr>
-          <w:rFonts w:asciiTheme="minorHAnsi" w:hAnsiTheme="minorHAnsi" w:cstheme="minorHAnsi"/>
-        </w:rPr>
-        <w:t xml:space="preserve"> in </w:t>
-      </w:r>
-      <w:proofErr w:type="spellStart"/>
-      <w:r>
-        <w:rPr>
-          <w:rFonts w:asciiTheme="minorHAnsi" w:hAnsiTheme="minorHAnsi" w:cstheme="minorHAnsi"/>
-        </w:rPr>
-        <w:t>telecom</w:t>
-      </w:r>
-      <w:proofErr w:type="spellEnd"/>
-      <w:r>
-        <w:rPr>
-          <w:rFonts w:asciiTheme="minorHAnsi" w:hAnsiTheme="minorHAnsi" w:cstheme="minorHAnsi"/>
-        </w:rPr>
-        <w:t xml:space="preserve"> </w:t>
-      </w:r>
-      <w:proofErr w:type="spellStart"/>
-      <w:r>
-        <w:rPr>
-          <w:rFonts w:asciiTheme="minorHAnsi" w:hAnsiTheme="minorHAnsi" w:cstheme="minorHAnsi"/>
-        </w:rPr>
-        <w:t>using</w:t>
-      </w:r>
-      <w:proofErr w:type="spellEnd"/>
-      <w:r>
-        <w:rPr>
-          <w:rFonts w:asciiTheme="minorHAnsi" w:hAnsiTheme="minorHAnsi" w:cstheme="minorHAnsi"/>
-        </w:rPr>
-        <w:t xml:space="preserve"> machine </w:t>
-      </w:r>
-      <w:proofErr w:type="spellStart"/>
-      <w:r>
-        <w:rPr>
-          <w:rFonts w:asciiTheme="minorHAnsi" w:hAnsiTheme="minorHAnsi" w:cstheme="minorHAnsi"/>
-        </w:rPr>
-        <w:t>learning</w:t>
-      </w:r>
-      <w:proofErr w:type="spellEnd"/>
-      <w:r>
-        <w:rPr>
-          <w:rFonts w:asciiTheme="minorHAnsi" w:hAnsiTheme="minorHAnsi" w:cstheme="minorHAnsi"/>
-        </w:rPr>
-        <w:t xml:space="preserve"> in </w:t>
-      </w:r>
-      <w:proofErr w:type="spellStart"/>
-      <w:r>
-        <w:rPr>
-          <w:rFonts w:asciiTheme="minorHAnsi" w:hAnsiTheme="minorHAnsi" w:cstheme="minorHAnsi"/>
-        </w:rPr>
-        <w:t>big</w:t>
-      </w:r>
-      <w:proofErr w:type="spellEnd"/>
-      <w:r>
-        <w:rPr>
-          <w:rFonts w:asciiTheme="minorHAnsi" w:hAnsiTheme="minorHAnsi" w:cstheme="minorHAnsi"/>
-        </w:rPr>
-        <w:t xml:space="preserve"> data </w:t>
-      </w:r>
-      <w:proofErr w:type="spellStart"/>
-      <w:r>
-        <w:rPr>
-          <w:rFonts w:asciiTheme="minorHAnsi" w:hAnsiTheme="minorHAnsi" w:cstheme="minorHAnsi"/>
-        </w:rPr>
-        <w:t>platform</w:t>
-      </w:r>
-      <w:proofErr w:type="spellEnd"/>
-      <w:r>
-        <w:rPr>
-          <w:rFonts w:asciiTheme="minorHAnsi" w:hAnsiTheme="minorHAnsi" w:cstheme="minorHAnsi"/>
-        </w:rPr>
-        <w:t xml:space="preserve">. </w:t>
-      </w:r>
-      <w:proofErr w:type="spellStart"/>
+      <w:r>
+        <w:rPr>
+          <w:rFonts w:asciiTheme="minorHAnsi" w:hAnsiTheme="minorHAnsi" w:cstheme="minorHAnsi"/>
+          <w:lang w:val="en-US"/>
+        </w:rPr>
+        <w:t xml:space="preserve">Customer churn prediction in telecom using machine learning in big data platform. </w:t>
+      </w:r>
       <w:r>
         <w:rPr>
           <w:rFonts w:asciiTheme="minorHAnsi" w:hAnsiTheme="minorHAnsi" w:cstheme="minorHAnsi"/>
           <w:i/>
-        </w:rPr>
-        <w:t>Journal</w:t>
-      </w:r>
-      <w:proofErr w:type="spellEnd"/>
-      <w:r>
-        <w:rPr>
-          <w:rFonts w:asciiTheme="minorHAnsi" w:hAnsiTheme="minorHAnsi" w:cstheme="minorHAnsi"/>
-          <w:i/>
-        </w:rPr>
-        <w:t xml:space="preserve"> </w:t>
-      </w:r>
-      <w:proofErr w:type="spellStart"/>
-      <w:r>
-        <w:rPr>
-          <w:rFonts w:asciiTheme="minorHAnsi" w:hAnsiTheme="minorHAnsi" w:cstheme="minorHAnsi"/>
-          <w:i/>
-        </w:rPr>
-        <w:t>of</w:t>
-      </w:r>
-      <w:proofErr w:type="spellEnd"/>
-      <w:r>
-        <w:rPr>
-          <w:rFonts w:asciiTheme="minorHAnsi" w:hAnsiTheme="minorHAnsi" w:cstheme="minorHAnsi"/>
-          <w:i/>
-        </w:rPr>
-        <w:t xml:space="preserve"> Big Data, 6</w:t>
-      </w:r>
-      <w:r>
-        <w:rPr>
-          <w:rFonts w:asciiTheme="minorHAnsi" w:hAnsiTheme="minorHAnsi" w:cstheme="minorHAnsi"/>
-        </w:rPr>
-        <w:t xml:space="preserve">, </w:t>
-      </w:r>
-      <w:proofErr w:type="spellStart"/>
-      <w:r>
-        <w:rPr>
-          <w:rFonts w:asciiTheme="minorHAnsi" w:hAnsiTheme="minorHAnsi" w:cstheme="minorHAnsi"/>
-        </w:rPr>
-        <w:t>Article</w:t>
-      </w:r>
-      <w:proofErr w:type="spellEnd"/>
-      <w:r>
-        <w:rPr>
-          <w:rFonts w:asciiTheme="minorHAnsi" w:hAnsiTheme="minorHAnsi" w:cstheme="minorHAnsi"/>
-        </w:rPr>
-        <w:t xml:space="preserve"> 28. https://doi.org/10.1186/s40537-019-0191-6</w:t>
+          <w:lang w:val="en-US"/>
+        </w:rPr>
+        <w:t>Journal of Big Data, 6</w:t>
+      </w:r>
+      <w:r>
+        <w:rPr>
+          <w:rFonts w:asciiTheme="minorHAnsi" w:hAnsiTheme="minorHAnsi" w:cstheme="minorHAnsi"/>
+          <w:lang w:val="en-US"/>
+        </w:rPr>
+        <w:t>, Article 28. https://doi.org/10.1186/s40537-019-0191-6</w:t>
       </w:r>
     </w:p>
     <w:p>
@@ -9578,245 +9447,28 @@
         <w:ind w:left="360" w:hanging="360"/>
         <w:rPr>
           <w:rFonts w:asciiTheme="minorHAnsi" w:hAnsiTheme="minorHAnsi" w:cstheme="minorHAnsi"/>
-        </w:rPr>
-      </w:pPr>
-      <w:proofErr w:type="spellStart"/>
-      <w:r>
-        <w:rPr>
-          <w:rFonts w:asciiTheme="minorHAnsi" w:hAnsiTheme="minorHAnsi" w:cstheme="minorHAnsi"/>
-        </w:rPr>
-        <w:t>Alotaibi</w:t>
-      </w:r>
-      <w:proofErr w:type="spellEnd"/>
-      <w:r>
-        <w:rPr>
-          <w:rFonts w:asciiTheme="minorHAnsi" w:hAnsiTheme="minorHAnsi" w:cstheme="minorHAnsi"/>
-        </w:rPr>
-        <w:t xml:space="preserve">, M. Z., &amp; </w:t>
-      </w:r>
-      <w:proofErr w:type="spellStart"/>
-      <w:r>
-        <w:rPr>
-          <w:rFonts w:asciiTheme="minorHAnsi" w:hAnsiTheme="minorHAnsi" w:cstheme="minorHAnsi"/>
-        </w:rPr>
-        <w:t>Haq</w:t>
-      </w:r>
-      <w:proofErr w:type="spellEnd"/>
-      <w:r>
-        <w:rPr>
-          <w:rFonts w:asciiTheme="minorHAnsi" w:hAnsiTheme="minorHAnsi" w:cstheme="minorHAnsi"/>
-        </w:rPr>
-        <w:t xml:space="preserve">, M. A. (2024). </w:t>
-      </w:r>
-      <w:proofErr w:type="spellStart"/>
-      <w:r>
-        <w:rPr>
-          <w:rFonts w:asciiTheme="minorHAnsi" w:hAnsiTheme="minorHAnsi" w:cstheme="minorHAnsi"/>
-        </w:rPr>
-        <w:t>Customer</w:t>
-      </w:r>
-      <w:proofErr w:type="spellEnd"/>
-      <w:r>
-        <w:rPr>
-          <w:rFonts w:asciiTheme="minorHAnsi" w:hAnsiTheme="minorHAnsi" w:cstheme="minorHAnsi"/>
-        </w:rPr>
-        <w:t xml:space="preserve"> </w:t>
-      </w:r>
-      <w:proofErr w:type="spellStart"/>
-      <w:r>
-        <w:rPr>
-          <w:rFonts w:asciiTheme="minorHAnsi" w:hAnsiTheme="minorHAnsi" w:cstheme="minorHAnsi"/>
-        </w:rPr>
-        <w:t>churn</w:t>
-      </w:r>
-      <w:proofErr w:type="spellEnd"/>
-      <w:r>
-        <w:rPr>
-          <w:rFonts w:asciiTheme="minorHAnsi" w:hAnsiTheme="minorHAnsi" w:cstheme="minorHAnsi"/>
-        </w:rPr>
-        <w:t xml:space="preserve"> </w:t>
-      </w:r>
-      <w:proofErr w:type="spellStart"/>
-      <w:r>
-        <w:rPr>
-          <w:rFonts w:asciiTheme="minorHAnsi" w:hAnsiTheme="minorHAnsi" w:cstheme="minorHAnsi"/>
-        </w:rPr>
-        <w:t>prediction</w:t>
-      </w:r>
-      <w:proofErr w:type="spellEnd"/>
-      <w:r>
-        <w:rPr>
-          <w:rFonts w:asciiTheme="minorHAnsi" w:hAnsiTheme="minorHAnsi" w:cstheme="minorHAnsi"/>
-        </w:rPr>
-        <w:t xml:space="preserve"> </w:t>
-      </w:r>
-      <w:proofErr w:type="spellStart"/>
-      <w:r>
-        <w:rPr>
-          <w:rFonts w:asciiTheme="minorHAnsi" w:hAnsiTheme="minorHAnsi" w:cstheme="minorHAnsi"/>
-        </w:rPr>
-        <w:t>for</w:t>
-      </w:r>
-      <w:proofErr w:type="spellEnd"/>
-      <w:r>
-        <w:rPr>
-          <w:rFonts w:asciiTheme="minorHAnsi" w:hAnsiTheme="minorHAnsi" w:cstheme="minorHAnsi"/>
-        </w:rPr>
-        <w:t xml:space="preserve"> </w:t>
-      </w:r>
-      <w:proofErr w:type="spellStart"/>
-      <w:r>
-        <w:rPr>
-          <w:rFonts w:asciiTheme="minorHAnsi" w:hAnsiTheme="minorHAnsi" w:cstheme="minorHAnsi"/>
-        </w:rPr>
-        <w:t>telecommunication</w:t>
-      </w:r>
-      <w:proofErr w:type="spellEnd"/>
-      <w:r>
-        <w:rPr>
-          <w:rFonts w:asciiTheme="minorHAnsi" w:hAnsiTheme="minorHAnsi" w:cstheme="minorHAnsi"/>
-        </w:rPr>
-        <w:t xml:space="preserve"> </w:t>
-      </w:r>
-      <w:proofErr w:type="spellStart"/>
-      <w:r>
-        <w:rPr>
-          <w:rFonts w:asciiTheme="minorHAnsi" w:hAnsiTheme="minorHAnsi" w:cstheme="minorHAnsi"/>
-        </w:rPr>
-        <w:t>companies</w:t>
-      </w:r>
-      <w:proofErr w:type="spellEnd"/>
-      <w:r>
-        <w:rPr>
-          <w:rFonts w:asciiTheme="minorHAnsi" w:hAnsiTheme="minorHAnsi" w:cstheme="minorHAnsi"/>
-        </w:rPr>
-        <w:t xml:space="preserve"> </w:t>
-      </w:r>
-      <w:proofErr w:type="spellStart"/>
-      <w:r>
-        <w:rPr>
-          <w:rFonts w:asciiTheme="minorHAnsi" w:hAnsiTheme="minorHAnsi" w:cstheme="minorHAnsi"/>
-        </w:rPr>
-        <w:t>using</w:t>
-      </w:r>
-      <w:proofErr w:type="spellEnd"/>
-      <w:r>
-        <w:rPr>
-          <w:rFonts w:asciiTheme="minorHAnsi" w:hAnsiTheme="minorHAnsi" w:cstheme="minorHAnsi"/>
-        </w:rPr>
-        <w:t xml:space="preserve"> machine </w:t>
-      </w:r>
-      <w:proofErr w:type="spellStart"/>
-      <w:r>
-        <w:rPr>
-          <w:rFonts w:asciiTheme="minorHAnsi" w:hAnsiTheme="minorHAnsi" w:cstheme="minorHAnsi"/>
-        </w:rPr>
-        <w:t>learning</w:t>
-      </w:r>
-      <w:proofErr w:type="spellEnd"/>
-      <w:r>
-        <w:rPr>
-          <w:rFonts w:asciiTheme="minorHAnsi" w:hAnsiTheme="minorHAnsi" w:cstheme="minorHAnsi"/>
-        </w:rPr>
-        <w:t xml:space="preserve"> and ensemble </w:t>
-      </w:r>
-      <w:proofErr w:type="spellStart"/>
-      <w:r>
-        <w:rPr>
-          <w:rFonts w:asciiTheme="minorHAnsi" w:hAnsiTheme="minorHAnsi" w:cstheme="minorHAnsi"/>
-        </w:rPr>
-        <w:t>methods</w:t>
-      </w:r>
-      <w:proofErr w:type="spellEnd"/>
-      <w:r>
-        <w:rPr>
-          <w:rFonts w:asciiTheme="minorHAnsi" w:hAnsiTheme="minorHAnsi" w:cstheme="minorHAnsi"/>
-        </w:rPr>
-        <w:t xml:space="preserve">. </w:t>
-      </w:r>
-      <w:proofErr w:type="spellStart"/>
+          <w:lang w:val="en-US"/>
+        </w:rPr>
+      </w:pPr>
+      <w:r>
+        <w:rPr>
+          <w:rFonts w:asciiTheme="minorHAnsi" w:hAnsiTheme="minorHAnsi" w:cstheme="minorHAnsi"/>
+          <w:lang w:val="en-US"/>
+        </w:rPr>
+        <w:t xml:space="preserve">Alotaibi, M. Z., &amp; Haq, M. A. (2024). Customer churn prediction for telecommunication companies using machine learning and ensemble methods. </w:t>
+      </w:r>
       <w:r>
         <w:rPr>
           <w:rFonts w:asciiTheme="minorHAnsi" w:hAnsiTheme="minorHAnsi" w:cstheme="minorHAnsi"/>
           <w:i/>
-        </w:rPr>
-        <w:t>Engineering</w:t>
-      </w:r>
-      <w:proofErr w:type="spellEnd"/>
-      <w:r>
-        <w:rPr>
-          <w:rFonts w:asciiTheme="minorHAnsi" w:hAnsiTheme="minorHAnsi" w:cstheme="minorHAnsi"/>
-          <w:i/>
-        </w:rPr>
-        <w:t xml:space="preserve">, </w:t>
-      </w:r>
-      <w:proofErr w:type="spellStart"/>
-      <w:r>
-        <w:rPr>
-          <w:rFonts w:asciiTheme="minorHAnsi" w:hAnsiTheme="minorHAnsi" w:cstheme="minorHAnsi"/>
-          <w:i/>
-        </w:rPr>
-        <w:t>Technology</w:t>
-      </w:r>
-      <w:proofErr w:type="spellEnd"/>
-      <w:r>
-        <w:rPr>
-          <w:rFonts w:asciiTheme="minorHAnsi" w:hAnsiTheme="minorHAnsi" w:cstheme="minorHAnsi"/>
-          <w:i/>
-        </w:rPr>
-        <w:t xml:space="preserve"> &amp; </w:t>
-      </w:r>
-      <w:proofErr w:type="spellStart"/>
-      <w:r>
-        <w:rPr>
-          <w:rFonts w:asciiTheme="minorHAnsi" w:hAnsiTheme="minorHAnsi" w:cstheme="minorHAnsi"/>
-          <w:i/>
-        </w:rPr>
-        <w:t>Applied</w:t>
-      </w:r>
-      <w:proofErr w:type="spellEnd"/>
-      <w:r>
-        <w:rPr>
-          <w:rFonts w:asciiTheme="minorHAnsi" w:hAnsiTheme="minorHAnsi" w:cstheme="minorHAnsi"/>
-          <w:i/>
-        </w:rPr>
-        <w:t xml:space="preserve"> </w:t>
-      </w:r>
-      <w:proofErr w:type="spellStart"/>
-      <w:r>
-        <w:rPr>
-          <w:rFonts w:asciiTheme="minorHAnsi" w:hAnsiTheme="minorHAnsi" w:cstheme="minorHAnsi"/>
-          <w:i/>
-        </w:rPr>
-        <w:t>Science</w:t>
-      </w:r>
-      <w:proofErr w:type="spellEnd"/>
-      <w:r>
-        <w:rPr>
-          <w:rFonts w:asciiTheme="minorHAnsi" w:hAnsiTheme="minorHAnsi" w:cstheme="minorHAnsi"/>
-          <w:i/>
-        </w:rPr>
-        <w:t xml:space="preserve"> </w:t>
-      </w:r>
-      <w:proofErr w:type="spellStart"/>
-      <w:r>
-        <w:rPr>
-          <w:rFonts w:asciiTheme="minorHAnsi" w:hAnsiTheme="minorHAnsi" w:cstheme="minorHAnsi"/>
-          <w:i/>
-        </w:rPr>
-        <w:t>Research</w:t>
-      </w:r>
-      <w:proofErr w:type="spellEnd"/>
-      <w:r>
-        <w:rPr>
-          <w:rFonts w:asciiTheme="minorHAnsi" w:hAnsiTheme="minorHAnsi" w:cstheme="minorHAnsi"/>
-          <w:i/>
-        </w:rPr>
-        <w:t>, 14</w:t>
-      </w:r>
-      <w:r>
-        <w:rPr>
-          <w:rFonts w:asciiTheme="minorHAnsi" w:hAnsiTheme="minorHAnsi" w:cstheme="minorHAnsi"/>
+          <w:lang w:val="en-US"/>
+        </w:rPr>
+        <w:t>Engineering, Technology &amp; Applied Science Research, 14</w:t>
+      </w:r>
+      <w:r>
+        <w:rPr>
+          <w:rFonts w:asciiTheme="minorHAnsi" w:hAnsiTheme="minorHAnsi" w:cstheme="minorHAnsi"/>
+          <w:lang w:val="en-US"/>
         </w:rPr>
         <w:t>(3), 14572-14578. https://doi.org/10.48084/etasr.7480</w:t>
       </w:r>
@@ -9827,11 +9479,13 @@
         <w:ind w:left="360" w:hanging="360"/>
         <w:rPr>
           <w:rFonts w:asciiTheme="minorHAnsi" w:hAnsiTheme="minorHAnsi" w:cstheme="minorHAnsi"/>
-        </w:rPr>
-      </w:pPr>
-      <w:r>
-        <w:rPr>
-          <w:rFonts w:asciiTheme="minorHAnsi" w:hAnsiTheme="minorHAnsi" w:cstheme="minorHAnsi"/>
+          <w:lang w:val="en-US"/>
+        </w:rPr>
+      </w:pPr>
+      <w:r>
+        <w:rPr>
+          <w:rFonts w:asciiTheme="minorHAnsi" w:hAnsiTheme="minorHAnsi" w:cstheme="minorHAnsi"/>
+          <w:lang w:val="en-US"/>
         </w:rPr>
         <w:t xml:space="preserve">Arik, S. Ö., &amp; Pfister, T. (2021). </w:t>
       </w:r>
@@ -9839,6 +9493,7 @@
       <w:r>
         <w:rPr>
           <w:rFonts w:asciiTheme="minorHAnsi" w:hAnsiTheme="minorHAnsi" w:cstheme="minorHAnsi"/>
+          <w:lang w:val="en-US"/>
         </w:rPr>
         <w:t>TabNet</w:t>
       </w:r>
@@ -9846,136 +9501,22 @@
       <w:r>
         <w:rPr>
           <w:rFonts w:asciiTheme="minorHAnsi" w:hAnsiTheme="minorHAnsi" w:cstheme="minorHAnsi"/>
-        </w:rPr>
-        <w:t xml:space="preserve">: </w:t>
-      </w:r>
-      <w:proofErr w:type="spellStart"/>
-      <w:r>
-        <w:rPr>
-          <w:rFonts w:asciiTheme="minorHAnsi" w:hAnsiTheme="minorHAnsi" w:cstheme="minorHAnsi"/>
-        </w:rPr>
-        <w:t>Attentive</w:t>
-      </w:r>
-      <w:proofErr w:type="spellEnd"/>
-      <w:r>
-        <w:rPr>
-          <w:rFonts w:asciiTheme="minorHAnsi" w:hAnsiTheme="minorHAnsi" w:cstheme="minorHAnsi"/>
-        </w:rPr>
-        <w:t xml:space="preserve"> interpretable tabular </w:t>
-      </w:r>
-      <w:proofErr w:type="spellStart"/>
-      <w:r>
-        <w:rPr>
-          <w:rFonts w:asciiTheme="minorHAnsi" w:hAnsiTheme="minorHAnsi" w:cstheme="minorHAnsi"/>
-        </w:rPr>
-        <w:t>learning</w:t>
-      </w:r>
-      <w:proofErr w:type="spellEnd"/>
-      <w:r>
-        <w:rPr>
-          <w:rFonts w:asciiTheme="minorHAnsi" w:hAnsiTheme="minorHAnsi" w:cstheme="minorHAnsi"/>
-        </w:rPr>
-        <w:t xml:space="preserve">. </w:t>
-      </w:r>
-      <w:proofErr w:type="spellStart"/>
+          <w:lang w:val="en-US"/>
+        </w:rPr>
+        <w:t xml:space="preserve">: Attentive interpretable tabular learning. </w:t>
+      </w:r>
       <w:r>
         <w:rPr>
           <w:rFonts w:asciiTheme="minorHAnsi" w:hAnsiTheme="minorHAnsi" w:cstheme="minorHAnsi"/>
           <w:i/>
-        </w:rPr>
-        <w:t>Proceedings</w:t>
-      </w:r>
-      <w:proofErr w:type="spellEnd"/>
-      <w:r>
-        <w:rPr>
-          <w:rFonts w:asciiTheme="minorHAnsi" w:hAnsiTheme="minorHAnsi" w:cstheme="minorHAnsi"/>
-          <w:i/>
-        </w:rPr>
-        <w:t xml:space="preserve"> </w:t>
-      </w:r>
-      <w:proofErr w:type="spellStart"/>
-      <w:r>
-        <w:rPr>
-          <w:rFonts w:asciiTheme="minorHAnsi" w:hAnsiTheme="minorHAnsi" w:cstheme="minorHAnsi"/>
-          <w:i/>
-        </w:rPr>
-        <w:t>of</w:t>
-      </w:r>
-      <w:proofErr w:type="spellEnd"/>
-      <w:r>
-        <w:rPr>
-          <w:rFonts w:asciiTheme="minorHAnsi" w:hAnsiTheme="minorHAnsi" w:cstheme="minorHAnsi"/>
-          <w:i/>
-        </w:rPr>
-        <w:t xml:space="preserve"> </w:t>
-      </w:r>
-      <w:proofErr w:type="spellStart"/>
-      <w:r>
-        <w:rPr>
-          <w:rFonts w:asciiTheme="minorHAnsi" w:hAnsiTheme="minorHAnsi" w:cstheme="minorHAnsi"/>
-          <w:i/>
-        </w:rPr>
-        <w:t>the</w:t>
-      </w:r>
-      <w:proofErr w:type="spellEnd"/>
-      <w:r>
-        <w:rPr>
-          <w:rFonts w:asciiTheme="minorHAnsi" w:hAnsiTheme="minorHAnsi" w:cstheme="minorHAnsi"/>
-          <w:i/>
-        </w:rPr>
-        <w:t xml:space="preserve"> AAAI </w:t>
-      </w:r>
-      <w:proofErr w:type="spellStart"/>
-      <w:r>
-        <w:rPr>
-          <w:rFonts w:asciiTheme="minorHAnsi" w:hAnsiTheme="minorHAnsi" w:cstheme="minorHAnsi"/>
-          <w:i/>
-        </w:rPr>
-        <w:t>Conference</w:t>
-      </w:r>
-      <w:proofErr w:type="spellEnd"/>
-      <w:r>
-        <w:rPr>
-          <w:rFonts w:asciiTheme="minorHAnsi" w:hAnsiTheme="minorHAnsi" w:cstheme="minorHAnsi"/>
-          <w:i/>
-        </w:rPr>
-        <w:t xml:space="preserve"> </w:t>
-      </w:r>
-      <w:proofErr w:type="spellStart"/>
-      <w:r>
-        <w:rPr>
-          <w:rFonts w:asciiTheme="minorHAnsi" w:hAnsiTheme="minorHAnsi" w:cstheme="minorHAnsi"/>
-          <w:i/>
-        </w:rPr>
-        <w:t>on</w:t>
-      </w:r>
-      <w:proofErr w:type="spellEnd"/>
-      <w:r>
-        <w:rPr>
-          <w:rFonts w:asciiTheme="minorHAnsi" w:hAnsiTheme="minorHAnsi" w:cstheme="minorHAnsi"/>
-          <w:i/>
-        </w:rPr>
-        <w:t xml:space="preserve"> Artificial </w:t>
-      </w:r>
-      <w:proofErr w:type="spellStart"/>
-      <w:r>
-        <w:rPr>
-          <w:rFonts w:asciiTheme="minorHAnsi" w:hAnsiTheme="minorHAnsi" w:cstheme="minorHAnsi"/>
-          <w:i/>
-        </w:rPr>
-        <w:t>Intelligence</w:t>
-      </w:r>
-      <w:proofErr w:type="spellEnd"/>
-      <w:r>
-        <w:rPr>
-          <w:rFonts w:asciiTheme="minorHAnsi" w:hAnsiTheme="minorHAnsi" w:cstheme="minorHAnsi"/>
-          <w:i/>
-        </w:rPr>
-        <w:t>, 35</w:t>
-      </w:r>
-      <w:r>
-        <w:rPr>
-          <w:rFonts w:asciiTheme="minorHAnsi" w:hAnsiTheme="minorHAnsi" w:cstheme="minorHAnsi"/>
+          <w:lang w:val="en-US"/>
+        </w:rPr>
+        <w:t>Proceedings of the AAAI Conference on Artificial Intelligence, 35</w:t>
+      </w:r>
+      <w:r>
+        <w:rPr>
+          <w:rFonts w:asciiTheme="minorHAnsi" w:hAnsiTheme="minorHAnsi" w:cstheme="minorHAnsi"/>
+          <w:lang w:val="en-US"/>
         </w:rPr>
         <w:t>(8), 6679-6687. https://doi.org/10.1609/aaai.v35i8.16826</w:t>
       </w:r>
@@ -9986,173 +9527,29 @@
         <w:ind w:left="360" w:hanging="360"/>
         <w:rPr>
           <w:rFonts w:asciiTheme="minorHAnsi" w:hAnsiTheme="minorHAnsi" w:cstheme="minorHAnsi"/>
-        </w:rPr>
-      </w:pPr>
+          <w:lang w:val="en-US"/>
+        </w:rPr>
+      </w:pPr>
+      <w:r>
+        <w:rPr>
+          <w:rFonts w:asciiTheme="minorHAnsi" w:hAnsiTheme="minorHAnsi" w:cstheme="minorHAnsi"/>
+          <w:lang w:val="en-US"/>
+        </w:rPr>
+        <w:t xml:space="preserve">Bhattacharjee, S., Thukral, U., &amp; Patil, N. (2023). Early churn prediction from large scale user-product interaction time series. </w:t>
+      </w:r>
       <w:proofErr w:type="spellStart"/>
       <w:r>
         <w:rPr>
           <w:rFonts w:asciiTheme="minorHAnsi" w:hAnsiTheme="minorHAnsi" w:cstheme="minorHAnsi"/>
-        </w:rPr>
-        <w:t>Bhattacharjee</w:t>
+          <w:lang w:val="en-US"/>
+        </w:rPr>
+        <w:t>arXiv</w:t>
       </w:r>
       <w:proofErr w:type="spellEnd"/>
       <w:r>
         <w:rPr>
           <w:rFonts w:asciiTheme="minorHAnsi" w:hAnsiTheme="minorHAnsi" w:cstheme="minorHAnsi"/>
-        </w:rPr>
-        <w:t xml:space="preserve">, S., </w:t>
-      </w:r>
-      <w:proofErr w:type="spellStart"/>
-      <w:r>
-        <w:rPr>
-          <w:rFonts w:asciiTheme="minorHAnsi" w:hAnsiTheme="minorHAnsi" w:cstheme="minorHAnsi"/>
-        </w:rPr>
-        <w:t>Thukral</w:t>
-      </w:r>
-      <w:proofErr w:type="spellEnd"/>
-      <w:r>
-        <w:rPr>
-          <w:rFonts w:asciiTheme="minorHAnsi" w:hAnsiTheme="minorHAnsi" w:cstheme="minorHAnsi"/>
-        </w:rPr>
-        <w:t xml:space="preserve">, U., &amp; </w:t>
-      </w:r>
-      <w:proofErr w:type="spellStart"/>
-      <w:r>
-        <w:rPr>
-          <w:rFonts w:asciiTheme="minorHAnsi" w:hAnsiTheme="minorHAnsi" w:cstheme="minorHAnsi"/>
-        </w:rPr>
-        <w:t>Patil</w:t>
-      </w:r>
-      <w:proofErr w:type="spellEnd"/>
-      <w:r>
-        <w:rPr>
-          <w:rFonts w:asciiTheme="minorHAnsi" w:hAnsiTheme="minorHAnsi" w:cstheme="minorHAnsi"/>
-        </w:rPr>
-        <w:t xml:space="preserve">, N. (2023). </w:t>
-      </w:r>
-      <w:proofErr w:type="spellStart"/>
-      <w:r>
-        <w:rPr>
-          <w:rFonts w:asciiTheme="minorHAnsi" w:hAnsiTheme="minorHAnsi" w:cstheme="minorHAnsi"/>
-        </w:rPr>
-        <w:t>Early</w:t>
-      </w:r>
-      <w:proofErr w:type="spellEnd"/>
-      <w:r>
-        <w:rPr>
-          <w:rFonts w:asciiTheme="minorHAnsi" w:hAnsiTheme="minorHAnsi" w:cstheme="minorHAnsi"/>
-        </w:rPr>
-        <w:t xml:space="preserve"> </w:t>
-      </w:r>
-      <w:proofErr w:type="spellStart"/>
-      <w:r>
-        <w:rPr>
-          <w:rFonts w:asciiTheme="minorHAnsi" w:hAnsiTheme="minorHAnsi" w:cstheme="minorHAnsi"/>
-        </w:rPr>
-        <w:t>churn</w:t>
-      </w:r>
-      <w:proofErr w:type="spellEnd"/>
-      <w:r>
-        <w:rPr>
-          <w:rFonts w:asciiTheme="minorHAnsi" w:hAnsiTheme="minorHAnsi" w:cstheme="minorHAnsi"/>
-        </w:rPr>
-        <w:t xml:space="preserve"> </w:t>
-      </w:r>
-      <w:proofErr w:type="spellStart"/>
-      <w:r>
-        <w:rPr>
-          <w:rFonts w:asciiTheme="minorHAnsi" w:hAnsiTheme="minorHAnsi" w:cstheme="minorHAnsi"/>
-        </w:rPr>
-        <w:t>prediction</w:t>
-      </w:r>
-      <w:proofErr w:type="spellEnd"/>
-      <w:r>
-        <w:rPr>
-          <w:rFonts w:asciiTheme="minorHAnsi" w:hAnsiTheme="minorHAnsi" w:cstheme="minorHAnsi"/>
-        </w:rPr>
-        <w:t xml:space="preserve"> </w:t>
-      </w:r>
-      <w:proofErr w:type="spellStart"/>
-      <w:r>
-        <w:rPr>
-          <w:rFonts w:asciiTheme="minorHAnsi" w:hAnsiTheme="minorHAnsi" w:cstheme="minorHAnsi"/>
-        </w:rPr>
-        <w:t>from</w:t>
-      </w:r>
-      <w:proofErr w:type="spellEnd"/>
-      <w:r>
-        <w:rPr>
-          <w:rFonts w:asciiTheme="minorHAnsi" w:hAnsiTheme="minorHAnsi" w:cstheme="minorHAnsi"/>
-        </w:rPr>
-        <w:t xml:space="preserve"> </w:t>
-      </w:r>
-      <w:proofErr w:type="spellStart"/>
-      <w:r>
-        <w:rPr>
-          <w:rFonts w:asciiTheme="minorHAnsi" w:hAnsiTheme="minorHAnsi" w:cstheme="minorHAnsi"/>
-        </w:rPr>
-        <w:t>large</w:t>
-      </w:r>
-      <w:proofErr w:type="spellEnd"/>
-      <w:r>
-        <w:rPr>
-          <w:rFonts w:asciiTheme="minorHAnsi" w:hAnsiTheme="minorHAnsi" w:cstheme="minorHAnsi"/>
-        </w:rPr>
-        <w:t xml:space="preserve"> </w:t>
-      </w:r>
-      <w:proofErr w:type="spellStart"/>
-      <w:r>
-        <w:rPr>
-          <w:rFonts w:asciiTheme="minorHAnsi" w:hAnsiTheme="minorHAnsi" w:cstheme="minorHAnsi"/>
-        </w:rPr>
-        <w:t>scale</w:t>
-      </w:r>
-      <w:proofErr w:type="spellEnd"/>
-      <w:r>
-        <w:rPr>
-          <w:rFonts w:asciiTheme="minorHAnsi" w:hAnsiTheme="minorHAnsi" w:cstheme="minorHAnsi"/>
-        </w:rPr>
-        <w:t xml:space="preserve"> </w:t>
-      </w:r>
-      <w:proofErr w:type="spellStart"/>
-      <w:r>
-        <w:rPr>
-          <w:rFonts w:asciiTheme="minorHAnsi" w:hAnsiTheme="minorHAnsi" w:cstheme="minorHAnsi"/>
-        </w:rPr>
-        <w:t>user-product</w:t>
-      </w:r>
-      <w:proofErr w:type="spellEnd"/>
-      <w:r>
-        <w:rPr>
-          <w:rFonts w:asciiTheme="minorHAnsi" w:hAnsiTheme="minorHAnsi" w:cstheme="minorHAnsi"/>
-        </w:rPr>
-        <w:t xml:space="preserve"> </w:t>
-      </w:r>
-      <w:proofErr w:type="spellStart"/>
-      <w:r>
-        <w:rPr>
-          <w:rFonts w:asciiTheme="minorHAnsi" w:hAnsiTheme="minorHAnsi" w:cstheme="minorHAnsi"/>
-        </w:rPr>
-        <w:t>interaction</w:t>
-      </w:r>
-      <w:proofErr w:type="spellEnd"/>
-      <w:r>
-        <w:rPr>
-          <w:rFonts w:asciiTheme="minorHAnsi" w:hAnsiTheme="minorHAnsi" w:cstheme="minorHAnsi"/>
-        </w:rPr>
-        <w:t xml:space="preserve"> time series. </w:t>
-      </w:r>
-      <w:proofErr w:type="spellStart"/>
-      <w:r>
-        <w:rPr>
-          <w:rFonts w:asciiTheme="minorHAnsi" w:hAnsiTheme="minorHAnsi" w:cstheme="minorHAnsi"/>
-        </w:rPr>
-        <w:t>arXiv</w:t>
-      </w:r>
-      <w:proofErr w:type="spellEnd"/>
-      <w:r>
-        <w:rPr>
-          <w:rFonts w:asciiTheme="minorHAnsi" w:hAnsiTheme="minorHAnsi" w:cstheme="minorHAnsi"/>
+          <w:lang w:val="en-US"/>
         </w:rPr>
         <w:t>. https://arxiv.org/abs/2309.14390</w:t>
       </w:r>
@@ -10163,194 +9560,60 @@
         <w:ind w:left="360" w:hanging="360"/>
         <w:rPr>
           <w:rFonts w:asciiTheme="minorHAnsi" w:hAnsiTheme="minorHAnsi" w:cstheme="minorHAnsi"/>
-        </w:rPr>
-      </w:pPr>
+          <w:lang w:val="en-US"/>
+        </w:rPr>
+      </w:pPr>
+      <w:r>
+        <w:rPr>
+          <w:rFonts w:asciiTheme="minorHAnsi" w:hAnsiTheme="minorHAnsi" w:cstheme="minorHAnsi"/>
+          <w:lang w:val="en-US"/>
+        </w:rPr>
+        <w:t xml:space="preserve">Borisov, V., Leemann, T., </w:t>
+      </w:r>
       <w:proofErr w:type="spellStart"/>
       <w:r>
         <w:rPr>
           <w:rFonts w:asciiTheme="minorHAnsi" w:hAnsiTheme="minorHAnsi" w:cstheme="minorHAnsi"/>
-        </w:rPr>
-        <w:t>Borisov</w:t>
+          <w:lang w:val="en-US"/>
+        </w:rPr>
+        <w:t>Seßler</w:t>
       </w:r>
       <w:proofErr w:type="spellEnd"/>
       <w:r>
         <w:rPr>
           <w:rFonts w:asciiTheme="minorHAnsi" w:hAnsiTheme="minorHAnsi" w:cstheme="minorHAnsi"/>
-        </w:rPr>
-        <w:t xml:space="preserve">, V., </w:t>
+          <w:lang w:val="en-US"/>
+        </w:rPr>
+        <w:t xml:space="preserve">, K., Haug, J., Pawelczyk, M., &amp; </w:t>
       </w:r>
       <w:proofErr w:type="spellStart"/>
       <w:r>
         <w:rPr>
           <w:rFonts w:asciiTheme="minorHAnsi" w:hAnsiTheme="minorHAnsi" w:cstheme="minorHAnsi"/>
-        </w:rPr>
-        <w:t>Leemann</w:t>
+          <w:lang w:val="en-US"/>
+        </w:rPr>
+        <w:t>Kasneci</w:t>
       </w:r>
       <w:proofErr w:type="spellEnd"/>
       <w:r>
         <w:rPr>
           <w:rFonts w:asciiTheme="minorHAnsi" w:hAnsiTheme="minorHAnsi" w:cstheme="minorHAnsi"/>
-        </w:rPr>
-        <w:t xml:space="preserve">, T., </w:t>
-      </w:r>
-      <w:proofErr w:type="spellStart"/>
-      <w:r>
-        <w:rPr>
-          <w:rFonts w:asciiTheme="minorHAnsi" w:hAnsiTheme="minorHAnsi" w:cstheme="minorHAnsi"/>
-        </w:rPr>
-        <w:t>Seßler</w:t>
-      </w:r>
-      <w:proofErr w:type="spellEnd"/>
-      <w:r>
-        <w:rPr>
-          <w:rFonts w:asciiTheme="minorHAnsi" w:hAnsiTheme="minorHAnsi" w:cstheme="minorHAnsi"/>
-        </w:rPr>
-        <w:t xml:space="preserve">, K., </w:t>
-      </w:r>
-      <w:proofErr w:type="spellStart"/>
-      <w:r>
-        <w:rPr>
-          <w:rFonts w:asciiTheme="minorHAnsi" w:hAnsiTheme="minorHAnsi" w:cstheme="minorHAnsi"/>
-        </w:rPr>
-        <w:t>Haug</w:t>
-      </w:r>
-      <w:proofErr w:type="spellEnd"/>
-      <w:r>
-        <w:rPr>
-          <w:rFonts w:asciiTheme="minorHAnsi" w:hAnsiTheme="minorHAnsi" w:cstheme="minorHAnsi"/>
-        </w:rPr>
-        <w:t xml:space="preserve">, J., </w:t>
-      </w:r>
-      <w:proofErr w:type="spellStart"/>
-      <w:r>
-        <w:rPr>
-          <w:rFonts w:asciiTheme="minorHAnsi" w:hAnsiTheme="minorHAnsi" w:cstheme="minorHAnsi"/>
-        </w:rPr>
-        <w:t>Pawelczyk</w:t>
-      </w:r>
-      <w:proofErr w:type="spellEnd"/>
-      <w:r>
-        <w:rPr>
-          <w:rFonts w:asciiTheme="minorHAnsi" w:hAnsiTheme="minorHAnsi" w:cstheme="minorHAnsi"/>
-        </w:rPr>
-        <w:t xml:space="preserve">, M., &amp; </w:t>
-      </w:r>
-      <w:proofErr w:type="spellStart"/>
-      <w:r>
-        <w:rPr>
-          <w:rFonts w:asciiTheme="minorHAnsi" w:hAnsiTheme="minorHAnsi" w:cstheme="minorHAnsi"/>
-        </w:rPr>
-        <w:t>Kasneci</w:t>
-      </w:r>
-      <w:proofErr w:type="spellEnd"/>
-      <w:r>
-        <w:rPr>
-          <w:rFonts w:asciiTheme="minorHAnsi" w:hAnsiTheme="minorHAnsi" w:cstheme="minorHAnsi"/>
-        </w:rPr>
-        <w:t xml:space="preserve">, G. (2024). Deep neural </w:t>
-      </w:r>
-      <w:proofErr w:type="spellStart"/>
-      <w:r>
-        <w:rPr>
-          <w:rFonts w:asciiTheme="minorHAnsi" w:hAnsiTheme="minorHAnsi" w:cstheme="minorHAnsi"/>
-        </w:rPr>
-        <w:t>networks</w:t>
-      </w:r>
-      <w:proofErr w:type="spellEnd"/>
-      <w:r>
-        <w:rPr>
-          <w:rFonts w:asciiTheme="minorHAnsi" w:hAnsiTheme="minorHAnsi" w:cstheme="minorHAnsi"/>
-        </w:rPr>
-        <w:t xml:space="preserve"> and tabular data: A </w:t>
-      </w:r>
-      <w:proofErr w:type="spellStart"/>
-      <w:r>
-        <w:rPr>
-          <w:rFonts w:asciiTheme="minorHAnsi" w:hAnsiTheme="minorHAnsi" w:cstheme="minorHAnsi"/>
-        </w:rPr>
-        <w:t>survey</w:t>
-      </w:r>
-      <w:proofErr w:type="spellEnd"/>
-      <w:r>
-        <w:rPr>
-          <w:rFonts w:asciiTheme="minorHAnsi" w:hAnsiTheme="minorHAnsi" w:cstheme="minorHAnsi"/>
-        </w:rPr>
-        <w:t xml:space="preserve">. </w:t>
+          <w:lang w:val="en-US"/>
+        </w:rPr>
+        <w:t xml:space="preserve">, G. (2024). Deep neural networks and tabular data: A survey. </w:t>
       </w:r>
       <w:r>
         <w:rPr>
           <w:rFonts w:asciiTheme="minorHAnsi" w:hAnsiTheme="minorHAnsi" w:cstheme="minorHAnsi"/>
           <w:i/>
-        </w:rPr>
-        <w:t xml:space="preserve">IEEE </w:t>
-      </w:r>
-      <w:proofErr w:type="spellStart"/>
-      <w:r>
-        <w:rPr>
-          <w:rFonts w:asciiTheme="minorHAnsi" w:hAnsiTheme="minorHAnsi" w:cstheme="minorHAnsi"/>
-          <w:i/>
-        </w:rPr>
-        <w:t>Transactions</w:t>
-      </w:r>
-      <w:proofErr w:type="spellEnd"/>
-      <w:r>
-        <w:rPr>
-          <w:rFonts w:asciiTheme="minorHAnsi" w:hAnsiTheme="minorHAnsi" w:cstheme="minorHAnsi"/>
-          <w:i/>
-        </w:rPr>
-        <w:t xml:space="preserve"> </w:t>
-      </w:r>
-      <w:proofErr w:type="spellStart"/>
-      <w:r>
-        <w:rPr>
-          <w:rFonts w:asciiTheme="minorHAnsi" w:hAnsiTheme="minorHAnsi" w:cstheme="minorHAnsi"/>
-          <w:i/>
-        </w:rPr>
-        <w:t>on</w:t>
-      </w:r>
-      <w:proofErr w:type="spellEnd"/>
-      <w:r>
-        <w:rPr>
-          <w:rFonts w:asciiTheme="minorHAnsi" w:hAnsiTheme="minorHAnsi" w:cstheme="minorHAnsi"/>
-          <w:i/>
-        </w:rPr>
-        <w:t xml:space="preserve"> Neural Networks and </w:t>
-      </w:r>
-      <w:proofErr w:type="spellStart"/>
-      <w:r>
-        <w:rPr>
-          <w:rFonts w:asciiTheme="minorHAnsi" w:hAnsiTheme="minorHAnsi" w:cstheme="minorHAnsi"/>
-          <w:i/>
-        </w:rPr>
-        <w:t>Learning</w:t>
-      </w:r>
-      <w:proofErr w:type="spellEnd"/>
-      <w:r>
-        <w:rPr>
-          <w:rFonts w:asciiTheme="minorHAnsi" w:hAnsiTheme="minorHAnsi" w:cstheme="minorHAnsi"/>
-          <w:i/>
-        </w:rPr>
-        <w:t xml:space="preserve"> </w:t>
-      </w:r>
-      <w:proofErr w:type="spellStart"/>
-      <w:r>
-        <w:rPr>
-          <w:rFonts w:asciiTheme="minorHAnsi" w:hAnsiTheme="minorHAnsi" w:cstheme="minorHAnsi"/>
-          <w:i/>
-        </w:rPr>
-        <w:t>Systems</w:t>
-      </w:r>
-      <w:proofErr w:type="spellEnd"/>
-      <w:r>
-        <w:rPr>
-          <w:rFonts w:asciiTheme="minorHAnsi" w:hAnsiTheme="minorHAnsi" w:cstheme="minorHAnsi"/>
-          <w:i/>
-        </w:rPr>
-        <w:t>, 35</w:t>
-      </w:r>
-      <w:r>
-        <w:rPr>
-          <w:rFonts w:asciiTheme="minorHAnsi" w:hAnsiTheme="minorHAnsi" w:cstheme="minorHAnsi"/>
+          <w:lang w:val="en-US"/>
+        </w:rPr>
+        <w:t>IEEE Transactions on Neural Networks and Learning Systems, 35</w:t>
+      </w:r>
+      <w:r>
+        <w:rPr>
+          <w:rFonts w:asciiTheme="minorHAnsi" w:hAnsiTheme="minorHAnsi" w:cstheme="minorHAnsi"/>
+          <w:lang w:val="en-US"/>
         </w:rPr>
         <w:t>(6), 7499-7519. https://doi.org/10.1109/TNNLS.2022.3229161</w:t>
       </w:r>
@@ -10361,12 +9624,14 @@
         <w:ind w:left="360" w:hanging="360"/>
         <w:rPr>
           <w:rFonts w:asciiTheme="minorHAnsi" w:hAnsiTheme="minorHAnsi" w:cstheme="minorHAnsi"/>
+          <w:lang w:val="en-US"/>
         </w:rPr>
       </w:pPr>
       <w:proofErr w:type="spellStart"/>
       <w:r>
         <w:rPr>
           <w:rFonts w:asciiTheme="minorHAnsi" w:hAnsiTheme="minorHAnsi" w:cstheme="minorHAnsi"/>
+          <w:lang w:val="en-US"/>
         </w:rPr>
         <w:t>Breiman</w:t>
       </w:r>
@@ -10374,63 +9639,22 @@
       <w:r>
         <w:rPr>
           <w:rFonts w:asciiTheme="minorHAnsi" w:hAnsiTheme="minorHAnsi" w:cstheme="minorHAnsi"/>
-        </w:rPr>
-        <w:t xml:space="preserve">, L. (2001). </w:t>
-      </w:r>
-      <w:proofErr w:type="spellStart"/>
-      <w:r>
-        <w:rPr>
-          <w:rFonts w:asciiTheme="minorHAnsi" w:hAnsiTheme="minorHAnsi" w:cstheme="minorHAnsi"/>
-        </w:rPr>
-        <w:t>Random</w:t>
-      </w:r>
-      <w:proofErr w:type="spellEnd"/>
-      <w:r>
-        <w:rPr>
-          <w:rFonts w:asciiTheme="minorHAnsi" w:hAnsiTheme="minorHAnsi" w:cstheme="minorHAnsi"/>
-        </w:rPr>
-        <w:t xml:space="preserve"> </w:t>
-      </w:r>
-      <w:proofErr w:type="spellStart"/>
-      <w:r>
-        <w:rPr>
-          <w:rFonts w:asciiTheme="minorHAnsi" w:hAnsiTheme="minorHAnsi" w:cstheme="minorHAnsi"/>
-        </w:rPr>
-        <w:t>forests</w:t>
-      </w:r>
-      <w:proofErr w:type="spellEnd"/>
-      <w:r>
-        <w:rPr>
-          <w:rFonts w:asciiTheme="minorHAnsi" w:hAnsiTheme="minorHAnsi" w:cstheme="minorHAnsi"/>
-        </w:rPr>
-        <w:t xml:space="preserve">. </w:t>
+          <w:lang w:val="en-US"/>
+        </w:rPr>
+        <w:t xml:space="preserve">, L. (2001). Random forests. </w:t>
       </w:r>
       <w:r>
         <w:rPr>
           <w:rFonts w:asciiTheme="minorHAnsi" w:hAnsiTheme="minorHAnsi" w:cstheme="minorHAnsi"/>
           <w:i/>
-        </w:rPr>
-        <w:t xml:space="preserve">Machine </w:t>
-      </w:r>
-      <w:proofErr w:type="spellStart"/>
-      <w:r>
-        <w:rPr>
-          <w:rFonts w:asciiTheme="minorHAnsi" w:hAnsiTheme="minorHAnsi" w:cstheme="minorHAnsi"/>
-          <w:i/>
-        </w:rPr>
-        <w:t>Learning</w:t>
-      </w:r>
-      <w:proofErr w:type="spellEnd"/>
-      <w:r>
-        <w:rPr>
-          <w:rFonts w:asciiTheme="minorHAnsi" w:hAnsiTheme="minorHAnsi" w:cstheme="minorHAnsi"/>
-          <w:i/>
-        </w:rPr>
-        <w:t>, 45</w:t>
-      </w:r>
-      <w:r>
-        <w:rPr>
-          <w:rFonts w:asciiTheme="minorHAnsi" w:hAnsiTheme="minorHAnsi" w:cstheme="minorHAnsi"/>
+          <w:lang w:val="en-US"/>
+        </w:rPr>
+        <w:t>Machine Learning, 45</w:t>
+      </w:r>
+      <w:r>
+        <w:rPr>
+          <w:rFonts w:asciiTheme="minorHAnsi" w:hAnsiTheme="minorHAnsi" w:cstheme="minorHAnsi"/>
+          <w:lang w:val="en-US"/>
         </w:rPr>
         <w:t>(1), 5-32. https://doi.org/10.1023/A:1010933404324</w:t>
       </w:r>
@@ -10441,178 +9665,34 @@
         <w:ind w:left="360" w:hanging="360"/>
         <w:rPr>
           <w:rFonts w:asciiTheme="minorHAnsi" w:hAnsiTheme="minorHAnsi" w:cstheme="minorHAnsi"/>
-        </w:rPr>
-      </w:pPr>
-      <w:proofErr w:type="spellStart"/>
-      <w:r>
-        <w:rPr>
-          <w:rFonts w:asciiTheme="minorHAnsi" w:hAnsiTheme="minorHAnsi" w:cstheme="minorHAnsi"/>
-        </w:rPr>
-        <w:t>Burez</w:t>
-      </w:r>
-      <w:proofErr w:type="spellEnd"/>
-      <w:r>
-        <w:rPr>
-          <w:rFonts w:asciiTheme="minorHAnsi" w:hAnsiTheme="minorHAnsi" w:cstheme="minorHAnsi"/>
-        </w:rPr>
-        <w:t xml:space="preserve">, J., &amp; Van den </w:t>
-      </w:r>
-      <w:proofErr w:type="spellStart"/>
-      <w:r>
-        <w:rPr>
-          <w:rFonts w:asciiTheme="minorHAnsi" w:hAnsiTheme="minorHAnsi" w:cstheme="minorHAnsi"/>
-        </w:rPr>
-        <w:t>Poel</w:t>
-      </w:r>
-      <w:proofErr w:type="spellEnd"/>
-      <w:r>
-        <w:rPr>
-          <w:rFonts w:asciiTheme="minorHAnsi" w:hAnsiTheme="minorHAnsi" w:cstheme="minorHAnsi"/>
-        </w:rPr>
-        <w:t xml:space="preserve">, D. (2009). </w:t>
-      </w:r>
-      <w:proofErr w:type="spellStart"/>
-      <w:r>
-        <w:rPr>
-          <w:rFonts w:asciiTheme="minorHAnsi" w:hAnsiTheme="minorHAnsi" w:cstheme="minorHAnsi"/>
-        </w:rPr>
-        <w:t>Handling</w:t>
-      </w:r>
-      <w:proofErr w:type="spellEnd"/>
-      <w:r>
-        <w:rPr>
-          <w:rFonts w:asciiTheme="minorHAnsi" w:hAnsiTheme="minorHAnsi" w:cstheme="minorHAnsi"/>
-        </w:rPr>
-        <w:t xml:space="preserve"> </w:t>
-      </w:r>
-      <w:proofErr w:type="spellStart"/>
-      <w:r>
-        <w:rPr>
-          <w:rFonts w:asciiTheme="minorHAnsi" w:hAnsiTheme="minorHAnsi" w:cstheme="minorHAnsi"/>
-        </w:rPr>
-        <w:t>class</w:t>
-      </w:r>
-      <w:proofErr w:type="spellEnd"/>
-      <w:r>
-        <w:rPr>
-          <w:rFonts w:asciiTheme="minorHAnsi" w:hAnsiTheme="minorHAnsi" w:cstheme="minorHAnsi"/>
-        </w:rPr>
-        <w:t xml:space="preserve"> </w:t>
-      </w:r>
-      <w:proofErr w:type="spellStart"/>
-      <w:r>
-        <w:rPr>
-          <w:rFonts w:asciiTheme="minorHAnsi" w:hAnsiTheme="minorHAnsi" w:cstheme="minorHAnsi"/>
-        </w:rPr>
-        <w:t>imbalance</w:t>
-      </w:r>
-      <w:proofErr w:type="spellEnd"/>
-      <w:r>
-        <w:rPr>
-          <w:rFonts w:asciiTheme="minorHAnsi" w:hAnsiTheme="minorHAnsi" w:cstheme="minorHAnsi"/>
-        </w:rPr>
-        <w:t xml:space="preserve"> in </w:t>
-      </w:r>
-      <w:proofErr w:type="spellStart"/>
-      <w:r>
-        <w:rPr>
-          <w:rFonts w:asciiTheme="minorHAnsi" w:hAnsiTheme="minorHAnsi" w:cstheme="minorHAnsi"/>
-        </w:rPr>
-        <w:t>customer</w:t>
-      </w:r>
-      <w:proofErr w:type="spellEnd"/>
-      <w:r>
-        <w:rPr>
-          <w:rFonts w:asciiTheme="minorHAnsi" w:hAnsiTheme="minorHAnsi" w:cstheme="minorHAnsi"/>
-        </w:rPr>
-        <w:t xml:space="preserve"> </w:t>
-      </w:r>
-      <w:proofErr w:type="spellStart"/>
-      <w:r>
-        <w:rPr>
-          <w:rFonts w:asciiTheme="minorHAnsi" w:hAnsiTheme="minorHAnsi" w:cstheme="minorHAnsi"/>
-        </w:rPr>
-        <w:t>churn</w:t>
-      </w:r>
-      <w:proofErr w:type="spellEnd"/>
-      <w:r>
-        <w:rPr>
-          <w:rFonts w:asciiTheme="minorHAnsi" w:hAnsiTheme="minorHAnsi" w:cstheme="minorHAnsi"/>
-        </w:rPr>
-        <w:t xml:space="preserve"> </w:t>
-      </w:r>
-      <w:proofErr w:type="spellStart"/>
-      <w:r>
-        <w:rPr>
-          <w:rFonts w:asciiTheme="minorHAnsi" w:hAnsiTheme="minorHAnsi" w:cstheme="minorHAnsi"/>
-        </w:rPr>
-        <w:t>prediction</w:t>
-      </w:r>
-      <w:proofErr w:type="spellEnd"/>
-      <w:r>
-        <w:rPr>
-          <w:rFonts w:asciiTheme="minorHAnsi" w:hAnsiTheme="minorHAnsi" w:cstheme="minorHAnsi"/>
-        </w:rPr>
-        <w:t xml:space="preserve">. </w:t>
+          <w:lang w:val="en-US"/>
+        </w:rPr>
+      </w:pPr>
+      <w:r>
+        <w:rPr>
+          <w:rFonts w:asciiTheme="minorHAnsi" w:hAnsiTheme="minorHAnsi" w:cstheme="minorHAnsi"/>
+        </w:rPr>
+        <w:t xml:space="preserve">Burez, J., &amp; Van den Poel, D. (2009). </w:t>
+      </w:r>
+      <w:r>
+        <w:rPr>
+          <w:rFonts w:asciiTheme="minorHAnsi" w:hAnsiTheme="minorHAnsi" w:cstheme="minorHAnsi"/>
+          <w:lang w:val="en-US"/>
+        </w:rPr>
+        <w:t xml:space="preserve">Handling class imbalance in customer churn prediction. </w:t>
       </w:r>
       <w:r>
         <w:rPr>
           <w:rFonts w:asciiTheme="minorHAnsi" w:hAnsiTheme="minorHAnsi" w:cstheme="minorHAnsi"/>
           <w:i/>
-        </w:rPr>
-        <w:t xml:space="preserve">Expert </w:t>
-      </w:r>
-      <w:proofErr w:type="spellStart"/>
-      <w:r>
-        <w:rPr>
-          <w:rFonts w:asciiTheme="minorHAnsi" w:hAnsiTheme="minorHAnsi" w:cstheme="minorHAnsi"/>
-          <w:i/>
-        </w:rPr>
-        <w:t>Systems</w:t>
-      </w:r>
-      <w:proofErr w:type="spellEnd"/>
-      <w:r>
-        <w:rPr>
-          <w:rFonts w:asciiTheme="minorHAnsi" w:hAnsiTheme="minorHAnsi" w:cstheme="minorHAnsi"/>
-          <w:i/>
-        </w:rPr>
-        <w:t xml:space="preserve"> </w:t>
-      </w:r>
-      <w:proofErr w:type="spellStart"/>
-      <w:r>
-        <w:rPr>
-          <w:rFonts w:asciiTheme="minorHAnsi" w:hAnsiTheme="minorHAnsi" w:cstheme="minorHAnsi"/>
-          <w:i/>
-        </w:rPr>
-        <w:t>with</w:t>
-      </w:r>
-      <w:proofErr w:type="spellEnd"/>
-      <w:r>
-        <w:rPr>
-          <w:rFonts w:asciiTheme="minorHAnsi" w:hAnsiTheme="minorHAnsi" w:cstheme="minorHAnsi"/>
-          <w:i/>
-        </w:rPr>
-        <w:t xml:space="preserve"> </w:t>
-      </w:r>
-      <w:proofErr w:type="spellStart"/>
-      <w:r>
-        <w:rPr>
-          <w:rFonts w:asciiTheme="minorHAnsi" w:hAnsiTheme="minorHAnsi" w:cstheme="minorHAnsi"/>
-          <w:i/>
-        </w:rPr>
-        <w:t>Applications</w:t>
-      </w:r>
-      <w:proofErr w:type="spellEnd"/>
-      <w:r>
-        <w:rPr>
-          <w:rFonts w:asciiTheme="minorHAnsi" w:hAnsiTheme="minorHAnsi" w:cstheme="minorHAnsi"/>
-          <w:i/>
-        </w:rPr>
-        <w:t>, 36</w:t>
-      </w:r>
-      <w:r>
-        <w:rPr>
-          <w:rFonts w:asciiTheme="minorHAnsi" w:hAnsiTheme="minorHAnsi" w:cstheme="minorHAnsi"/>
+          <w:lang w:val="en-US"/>
+        </w:rPr>
+        <w:t>Expert Systems with Applications, 36</w:t>
+      </w:r>
+      <w:r>
+        <w:rPr>
+          <w:rFonts w:asciiTheme="minorHAnsi" w:hAnsiTheme="minorHAnsi" w:cstheme="minorHAnsi"/>
+          <w:lang w:val="en-US"/>
         </w:rPr>
         <w:t>(3), 4626-4636. https://doi.org/10.1016/j.eswa.2008.05.027</w:t>
       </w:r>
@@ -10623,173 +9703,44 @@
         <w:ind w:left="360" w:hanging="360"/>
         <w:rPr>
           <w:rFonts w:asciiTheme="minorHAnsi" w:hAnsiTheme="minorHAnsi" w:cstheme="minorHAnsi"/>
-        </w:rPr>
-      </w:pPr>
+          <w:lang w:val="en-US"/>
+        </w:rPr>
+      </w:pPr>
+      <w:r>
+        <w:rPr>
+          <w:rFonts w:asciiTheme="minorHAnsi" w:hAnsiTheme="minorHAnsi" w:cstheme="minorHAnsi"/>
+          <w:lang w:val="en-US"/>
+        </w:rPr>
+        <w:t xml:space="preserve">Chawla, N. V., Bowyer, K. W., Hall, L. O., &amp; </w:t>
+      </w:r>
       <w:proofErr w:type="spellStart"/>
       <w:r>
         <w:rPr>
           <w:rFonts w:asciiTheme="minorHAnsi" w:hAnsiTheme="minorHAnsi" w:cstheme="minorHAnsi"/>
-        </w:rPr>
-        <w:t>Chawla</w:t>
+          <w:lang w:val="en-US"/>
+        </w:rPr>
+        <w:t>Kegelmeyer</w:t>
       </w:r>
       <w:proofErr w:type="spellEnd"/>
       <w:r>
         <w:rPr>
           <w:rFonts w:asciiTheme="minorHAnsi" w:hAnsiTheme="minorHAnsi" w:cstheme="minorHAnsi"/>
-        </w:rPr>
-        <w:t xml:space="preserve">, N. V., </w:t>
-      </w:r>
-      <w:proofErr w:type="spellStart"/>
-      <w:r>
-        <w:rPr>
-          <w:rFonts w:asciiTheme="minorHAnsi" w:hAnsiTheme="minorHAnsi" w:cstheme="minorHAnsi"/>
-        </w:rPr>
-        <w:t>Bowyer</w:t>
-      </w:r>
-      <w:proofErr w:type="spellEnd"/>
-      <w:r>
-        <w:rPr>
-          <w:rFonts w:asciiTheme="minorHAnsi" w:hAnsiTheme="minorHAnsi" w:cstheme="minorHAnsi"/>
-        </w:rPr>
-        <w:t xml:space="preserve">, K. W., Hall, L. O., &amp; </w:t>
-      </w:r>
-      <w:proofErr w:type="spellStart"/>
-      <w:r>
-        <w:rPr>
-          <w:rFonts w:asciiTheme="minorHAnsi" w:hAnsiTheme="minorHAnsi" w:cstheme="minorHAnsi"/>
-        </w:rPr>
-        <w:t>Kegelmeyer</w:t>
-      </w:r>
-      <w:proofErr w:type="spellEnd"/>
-      <w:r>
-        <w:rPr>
-          <w:rFonts w:asciiTheme="minorHAnsi" w:hAnsiTheme="minorHAnsi" w:cstheme="minorHAnsi"/>
-        </w:rPr>
-        <w:t xml:space="preserve">, W. P. (2002). SMOTE: </w:t>
-      </w:r>
-      <w:proofErr w:type="spellStart"/>
-      <w:r>
-        <w:rPr>
-          <w:rFonts w:asciiTheme="minorHAnsi" w:hAnsiTheme="minorHAnsi" w:cstheme="minorHAnsi"/>
-        </w:rPr>
-        <w:t>Synthetic</w:t>
-      </w:r>
-      <w:proofErr w:type="spellEnd"/>
-      <w:r>
-        <w:rPr>
-          <w:rFonts w:asciiTheme="minorHAnsi" w:hAnsiTheme="minorHAnsi" w:cstheme="minorHAnsi"/>
-        </w:rPr>
-        <w:t xml:space="preserve"> </w:t>
-      </w:r>
-      <w:proofErr w:type="spellStart"/>
-      <w:r>
-        <w:rPr>
-          <w:rFonts w:asciiTheme="minorHAnsi" w:hAnsiTheme="minorHAnsi" w:cstheme="minorHAnsi"/>
-        </w:rPr>
-        <w:t>minority</w:t>
-      </w:r>
-      <w:proofErr w:type="spellEnd"/>
-      <w:r>
-        <w:rPr>
-          <w:rFonts w:asciiTheme="minorHAnsi" w:hAnsiTheme="minorHAnsi" w:cstheme="minorHAnsi"/>
-        </w:rPr>
-        <w:t xml:space="preserve"> </w:t>
-      </w:r>
-      <w:proofErr w:type="spellStart"/>
-      <w:r>
-        <w:rPr>
-          <w:rFonts w:asciiTheme="minorHAnsi" w:hAnsiTheme="minorHAnsi" w:cstheme="minorHAnsi"/>
-        </w:rPr>
-        <w:t>over-sampling</w:t>
-      </w:r>
-      <w:proofErr w:type="spellEnd"/>
-      <w:r>
-        <w:rPr>
-          <w:rFonts w:asciiTheme="minorHAnsi" w:hAnsiTheme="minorHAnsi" w:cstheme="minorHAnsi"/>
-        </w:rPr>
-        <w:t xml:space="preserve"> </w:t>
-      </w:r>
-      <w:proofErr w:type="spellStart"/>
-      <w:r>
-        <w:rPr>
-          <w:rFonts w:asciiTheme="minorHAnsi" w:hAnsiTheme="minorHAnsi" w:cstheme="minorHAnsi"/>
-        </w:rPr>
-        <w:t>technique</w:t>
-      </w:r>
-      <w:proofErr w:type="spellEnd"/>
-      <w:r>
-        <w:rPr>
-          <w:rFonts w:asciiTheme="minorHAnsi" w:hAnsiTheme="minorHAnsi" w:cstheme="minorHAnsi"/>
-        </w:rPr>
-        <w:t xml:space="preserve">. </w:t>
-      </w:r>
-      <w:proofErr w:type="spellStart"/>
+          <w:lang w:val="en-US"/>
+        </w:rPr>
+        <w:t xml:space="preserve">, W. P. (2002). SMOTE: Synthetic minority over-sampling technique. </w:t>
+      </w:r>
       <w:r>
         <w:rPr>
           <w:rFonts w:asciiTheme="minorHAnsi" w:hAnsiTheme="minorHAnsi" w:cstheme="minorHAnsi"/>
           <w:i/>
-        </w:rPr>
-        <w:t>Journal</w:t>
-      </w:r>
-      <w:proofErr w:type="spellEnd"/>
-      <w:r>
-        <w:rPr>
-          <w:rFonts w:asciiTheme="minorHAnsi" w:hAnsiTheme="minorHAnsi" w:cstheme="minorHAnsi"/>
-          <w:i/>
-        </w:rPr>
-        <w:t xml:space="preserve"> </w:t>
-      </w:r>
-      <w:proofErr w:type="spellStart"/>
-      <w:r>
-        <w:rPr>
-          <w:rFonts w:asciiTheme="minorHAnsi" w:hAnsiTheme="minorHAnsi" w:cstheme="minorHAnsi"/>
-          <w:i/>
-        </w:rPr>
-        <w:t>of</w:t>
-      </w:r>
-      <w:proofErr w:type="spellEnd"/>
-      <w:r>
-        <w:rPr>
-          <w:rFonts w:asciiTheme="minorHAnsi" w:hAnsiTheme="minorHAnsi" w:cstheme="minorHAnsi"/>
-          <w:i/>
-        </w:rPr>
-        <w:t xml:space="preserve"> Artificial </w:t>
-      </w:r>
-      <w:proofErr w:type="spellStart"/>
-      <w:r>
-        <w:rPr>
-          <w:rFonts w:asciiTheme="minorHAnsi" w:hAnsiTheme="minorHAnsi" w:cstheme="minorHAnsi"/>
-          <w:i/>
-        </w:rPr>
-        <w:t>Intelligence</w:t>
-      </w:r>
-      <w:proofErr w:type="spellEnd"/>
-      <w:r>
-        <w:rPr>
-          <w:rFonts w:asciiTheme="minorHAnsi" w:hAnsiTheme="minorHAnsi" w:cstheme="minorHAnsi"/>
-          <w:i/>
-        </w:rPr>
-        <w:t xml:space="preserve"> </w:t>
-      </w:r>
-      <w:proofErr w:type="spellStart"/>
-      <w:r>
-        <w:rPr>
-          <w:rFonts w:asciiTheme="minorHAnsi" w:hAnsiTheme="minorHAnsi" w:cstheme="minorHAnsi"/>
-          <w:i/>
-        </w:rPr>
-        <w:t>Research</w:t>
-      </w:r>
-      <w:proofErr w:type="spellEnd"/>
-      <w:r>
-        <w:rPr>
-          <w:rFonts w:asciiTheme="minorHAnsi" w:hAnsiTheme="minorHAnsi" w:cstheme="minorHAnsi"/>
-          <w:i/>
-        </w:rPr>
-        <w:t>, 16</w:t>
-      </w:r>
-      <w:r>
-        <w:rPr>
-          <w:rFonts w:asciiTheme="minorHAnsi" w:hAnsiTheme="minorHAnsi" w:cstheme="minorHAnsi"/>
+          <w:lang w:val="en-US"/>
+        </w:rPr>
+        <w:t>Journal of Artificial Intelligence Research, 16</w:t>
+      </w:r>
+      <w:r>
+        <w:rPr>
+          <w:rFonts w:asciiTheme="minorHAnsi" w:hAnsiTheme="minorHAnsi" w:cstheme="minorHAnsi"/>
+          <w:lang w:val="en-US"/>
         </w:rPr>
         <w:t>, 321-357. https://doi.org/10.1613/jair.953</w:t>
       </w:r>
@@ -10800,11 +9751,13 @@
         <w:ind w:left="360" w:hanging="360"/>
         <w:rPr>
           <w:rFonts w:asciiTheme="minorHAnsi" w:hAnsiTheme="minorHAnsi" w:cstheme="minorHAnsi"/>
-        </w:rPr>
-      </w:pPr>
-      <w:r>
-        <w:rPr>
-          <w:rFonts w:asciiTheme="minorHAnsi" w:hAnsiTheme="minorHAnsi" w:cstheme="minorHAnsi"/>
+          <w:lang w:val="en-US"/>
+        </w:rPr>
+      </w:pPr>
+      <w:r>
+        <w:rPr>
+          <w:rFonts w:asciiTheme="minorHAnsi" w:hAnsiTheme="minorHAnsi" w:cstheme="minorHAnsi"/>
+          <w:lang w:val="en-US"/>
         </w:rPr>
         <w:t xml:space="preserve">Chen, T., &amp; </w:t>
       </w:r>
@@ -10812,6 +9765,7 @@
       <w:r>
         <w:rPr>
           <w:rFonts w:asciiTheme="minorHAnsi" w:hAnsiTheme="minorHAnsi" w:cstheme="minorHAnsi"/>
+          <w:lang w:val="en-US"/>
         </w:rPr>
         <w:t>Guestrin</w:t>
       </w:r>
@@ -10819,6 +9773,7 @@
       <w:r>
         <w:rPr>
           <w:rFonts w:asciiTheme="minorHAnsi" w:hAnsiTheme="minorHAnsi" w:cstheme="minorHAnsi"/>
+          <w:lang w:val="en-US"/>
         </w:rPr>
         <w:t xml:space="preserve">, C. (2016). </w:t>
       </w:r>
@@ -10826,6 +9781,7 @@
       <w:r>
         <w:rPr>
           <w:rFonts w:asciiTheme="minorHAnsi" w:hAnsiTheme="minorHAnsi" w:cstheme="minorHAnsi"/>
+          <w:lang w:val="en-US"/>
         </w:rPr>
         <w:t>XGBoost</w:t>
       </w:r>
@@ -10833,217 +9789,24 @@
       <w:r>
         <w:rPr>
           <w:rFonts w:asciiTheme="minorHAnsi" w:hAnsiTheme="minorHAnsi" w:cstheme="minorHAnsi"/>
-        </w:rPr>
-        <w:t xml:space="preserve">: A </w:t>
-      </w:r>
-      <w:proofErr w:type="spellStart"/>
-      <w:r>
-        <w:rPr>
-          <w:rFonts w:asciiTheme="minorHAnsi" w:hAnsiTheme="minorHAnsi" w:cstheme="minorHAnsi"/>
-        </w:rPr>
-        <w:t>scalable</w:t>
-      </w:r>
-      <w:proofErr w:type="spellEnd"/>
-      <w:r>
-        <w:rPr>
-          <w:rFonts w:asciiTheme="minorHAnsi" w:hAnsiTheme="minorHAnsi" w:cstheme="minorHAnsi"/>
-        </w:rPr>
-        <w:t xml:space="preserve"> </w:t>
-      </w:r>
-      <w:proofErr w:type="spellStart"/>
-      <w:r>
-        <w:rPr>
-          <w:rFonts w:asciiTheme="minorHAnsi" w:hAnsiTheme="minorHAnsi" w:cstheme="minorHAnsi"/>
-        </w:rPr>
-        <w:t>tree</w:t>
-      </w:r>
-      <w:proofErr w:type="spellEnd"/>
-      <w:r>
-        <w:rPr>
-          <w:rFonts w:asciiTheme="minorHAnsi" w:hAnsiTheme="minorHAnsi" w:cstheme="minorHAnsi"/>
-        </w:rPr>
-        <w:t xml:space="preserve"> </w:t>
-      </w:r>
-      <w:proofErr w:type="spellStart"/>
-      <w:r>
-        <w:rPr>
-          <w:rFonts w:asciiTheme="minorHAnsi" w:hAnsiTheme="minorHAnsi" w:cstheme="minorHAnsi"/>
-        </w:rPr>
-        <w:t>boosting</w:t>
-      </w:r>
-      <w:proofErr w:type="spellEnd"/>
-      <w:r>
-        <w:rPr>
-          <w:rFonts w:asciiTheme="minorHAnsi" w:hAnsiTheme="minorHAnsi" w:cstheme="minorHAnsi"/>
-        </w:rPr>
-        <w:t xml:space="preserve"> </w:t>
-      </w:r>
-      <w:proofErr w:type="spellStart"/>
-      <w:r>
-        <w:rPr>
-          <w:rFonts w:asciiTheme="minorHAnsi" w:hAnsiTheme="minorHAnsi" w:cstheme="minorHAnsi"/>
-        </w:rPr>
-        <w:t>system</w:t>
-      </w:r>
-      <w:proofErr w:type="spellEnd"/>
-      <w:r>
-        <w:rPr>
-          <w:rFonts w:asciiTheme="minorHAnsi" w:hAnsiTheme="minorHAnsi" w:cstheme="minorHAnsi"/>
-        </w:rPr>
-        <w:t xml:space="preserve">. In </w:t>
-      </w:r>
-      <w:proofErr w:type="spellStart"/>
+          <w:lang w:val="en-US"/>
+        </w:rPr>
+        <w:t xml:space="preserve">: A scalable tree boosting system. In </w:t>
+      </w:r>
       <w:r>
         <w:rPr>
           <w:rFonts w:asciiTheme="minorHAnsi" w:hAnsiTheme="minorHAnsi" w:cstheme="minorHAnsi"/>
           <w:i/>
-        </w:rPr>
-        <w:t>Proceedings</w:t>
-      </w:r>
-      <w:proofErr w:type="spellEnd"/>
-      <w:r>
-        <w:rPr>
-          <w:rFonts w:asciiTheme="minorHAnsi" w:hAnsiTheme="minorHAnsi" w:cstheme="minorHAnsi"/>
-          <w:i/>
-        </w:rPr>
-        <w:t xml:space="preserve"> </w:t>
-      </w:r>
-      <w:proofErr w:type="spellStart"/>
-      <w:r>
-        <w:rPr>
-          <w:rFonts w:asciiTheme="minorHAnsi" w:hAnsiTheme="minorHAnsi" w:cstheme="minorHAnsi"/>
-          <w:i/>
-        </w:rPr>
-        <w:t>of</w:t>
-      </w:r>
-      <w:proofErr w:type="spellEnd"/>
-      <w:r>
-        <w:rPr>
-          <w:rFonts w:asciiTheme="minorHAnsi" w:hAnsiTheme="minorHAnsi" w:cstheme="minorHAnsi"/>
-          <w:i/>
-        </w:rPr>
-        <w:t xml:space="preserve"> </w:t>
-      </w:r>
-      <w:proofErr w:type="spellStart"/>
-      <w:r>
-        <w:rPr>
-          <w:rFonts w:asciiTheme="minorHAnsi" w:hAnsiTheme="minorHAnsi" w:cstheme="minorHAnsi"/>
-          <w:i/>
-        </w:rPr>
-        <w:t>the</w:t>
-      </w:r>
-      <w:proofErr w:type="spellEnd"/>
-      <w:r>
-        <w:rPr>
-          <w:rFonts w:asciiTheme="minorHAnsi" w:hAnsiTheme="minorHAnsi" w:cstheme="minorHAnsi"/>
-          <w:i/>
-        </w:rPr>
-        <w:t xml:space="preserve"> 22nd ACM SIGKDD International </w:t>
-      </w:r>
-      <w:proofErr w:type="spellStart"/>
-      <w:r>
-        <w:rPr>
-          <w:rFonts w:asciiTheme="minorHAnsi" w:hAnsiTheme="minorHAnsi" w:cstheme="minorHAnsi"/>
-          <w:i/>
-        </w:rPr>
-        <w:t>Conference</w:t>
-      </w:r>
-      <w:proofErr w:type="spellEnd"/>
-      <w:r>
-        <w:rPr>
-          <w:rFonts w:asciiTheme="minorHAnsi" w:hAnsiTheme="minorHAnsi" w:cstheme="minorHAnsi"/>
-          <w:i/>
-        </w:rPr>
-        <w:t xml:space="preserve"> </w:t>
-      </w:r>
-      <w:proofErr w:type="spellStart"/>
-      <w:r>
-        <w:rPr>
-          <w:rFonts w:asciiTheme="minorHAnsi" w:hAnsiTheme="minorHAnsi" w:cstheme="minorHAnsi"/>
-          <w:i/>
-        </w:rPr>
-        <w:t>on</w:t>
-      </w:r>
-      <w:proofErr w:type="spellEnd"/>
-      <w:r>
-        <w:rPr>
-          <w:rFonts w:asciiTheme="minorHAnsi" w:hAnsiTheme="minorHAnsi" w:cstheme="minorHAnsi"/>
-          <w:i/>
-        </w:rPr>
-        <w:t xml:space="preserve"> </w:t>
-      </w:r>
-      <w:proofErr w:type="spellStart"/>
-      <w:r>
-        <w:rPr>
-          <w:rFonts w:asciiTheme="minorHAnsi" w:hAnsiTheme="minorHAnsi" w:cstheme="minorHAnsi"/>
-          <w:i/>
-        </w:rPr>
-        <w:t>Knowledge</w:t>
-      </w:r>
-      <w:proofErr w:type="spellEnd"/>
-      <w:r>
-        <w:rPr>
-          <w:rFonts w:asciiTheme="minorHAnsi" w:hAnsiTheme="minorHAnsi" w:cstheme="minorHAnsi"/>
-          <w:i/>
-        </w:rPr>
-        <w:t xml:space="preserve"> Discovery and Data </w:t>
-      </w:r>
-      <w:proofErr w:type="spellStart"/>
-      <w:r>
-        <w:rPr>
-          <w:rFonts w:asciiTheme="minorHAnsi" w:hAnsiTheme="minorHAnsi" w:cstheme="minorHAnsi"/>
-          <w:i/>
-        </w:rPr>
-        <w:t>Mining</w:t>
-      </w:r>
-      <w:proofErr w:type="spellEnd"/>
-      <w:r>
-        <w:rPr>
-          <w:rFonts w:asciiTheme="minorHAnsi" w:hAnsiTheme="minorHAnsi" w:cstheme="minorHAnsi"/>
-        </w:rPr>
-        <w:t xml:space="preserve"> (pp. 785-794). </w:t>
-      </w:r>
-      <w:proofErr w:type="spellStart"/>
-      <w:r>
-        <w:rPr>
-          <w:rFonts w:asciiTheme="minorHAnsi" w:hAnsiTheme="minorHAnsi" w:cstheme="minorHAnsi"/>
-        </w:rPr>
-        <w:t>Association</w:t>
-      </w:r>
-      <w:proofErr w:type="spellEnd"/>
-      <w:r>
-        <w:rPr>
-          <w:rFonts w:asciiTheme="minorHAnsi" w:hAnsiTheme="minorHAnsi" w:cstheme="minorHAnsi"/>
-        </w:rPr>
-        <w:t xml:space="preserve"> </w:t>
-      </w:r>
-      <w:proofErr w:type="spellStart"/>
-      <w:r>
-        <w:rPr>
-          <w:rFonts w:asciiTheme="minorHAnsi" w:hAnsiTheme="minorHAnsi" w:cstheme="minorHAnsi"/>
-        </w:rPr>
-        <w:t>for</w:t>
-      </w:r>
-      <w:proofErr w:type="spellEnd"/>
-      <w:r>
-        <w:rPr>
-          <w:rFonts w:asciiTheme="minorHAnsi" w:hAnsiTheme="minorHAnsi" w:cstheme="minorHAnsi"/>
-        </w:rPr>
-        <w:t xml:space="preserve"> Computing </w:t>
-      </w:r>
-      <w:proofErr w:type="spellStart"/>
-      <w:r>
-        <w:rPr>
-          <w:rFonts w:asciiTheme="minorHAnsi" w:hAnsiTheme="minorHAnsi" w:cstheme="minorHAnsi"/>
-        </w:rPr>
-        <w:t>Machinery</w:t>
-      </w:r>
-      <w:proofErr w:type="spellEnd"/>
-      <w:r>
-        <w:rPr>
-          <w:rFonts w:asciiTheme="minorHAnsi" w:hAnsiTheme="minorHAnsi" w:cstheme="minorHAnsi"/>
-        </w:rPr>
-        <w:t>. https://doi.org/10.1145/2939672.2939785</w:t>
+          <w:lang w:val="en-US"/>
+        </w:rPr>
+        <w:t>Proceedings of the 22nd ACM SIGKDD International Conference on Knowledge Discovery and Data Mining</w:t>
+      </w:r>
+      <w:r>
+        <w:rPr>
+          <w:rFonts w:asciiTheme="minorHAnsi" w:hAnsiTheme="minorHAnsi" w:cstheme="minorHAnsi"/>
+          <w:lang w:val="en-US"/>
+        </w:rPr>
+        <w:t xml:space="preserve"> (pp. 785-794). Association for Computing Machinery. https://doi.org/10.1145/2939672.2939785</w:t>
       </w:r>
     </w:p>
     <w:p>
@@ -11052,12 +9815,14 @@
         <w:ind w:left="360" w:hanging="360"/>
         <w:rPr>
           <w:rFonts w:asciiTheme="minorHAnsi" w:hAnsiTheme="minorHAnsi" w:cstheme="minorHAnsi"/>
+          <w:lang w:val="en-US"/>
         </w:rPr>
       </w:pPr>
       <w:proofErr w:type="spellStart"/>
       <w:r>
         <w:rPr>
           <w:rFonts w:asciiTheme="minorHAnsi" w:hAnsiTheme="minorHAnsi" w:cstheme="minorHAnsi"/>
+          <w:lang w:val="en-US"/>
         </w:rPr>
         <w:t>Gorishniy</w:t>
       </w:r>
@@ -11065,170 +9830,34 @@
       <w:r>
         <w:rPr>
           <w:rFonts w:asciiTheme="minorHAnsi" w:hAnsiTheme="minorHAnsi" w:cstheme="minorHAnsi"/>
-        </w:rPr>
-        <w:t xml:space="preserve">, Y., </w:t>
+          <w:lang w:val="en-US"/>
+        </w:rPr>
+        <w:t xml:space="preserve">, Y., Rubachev, I., </w:t>
       </w:r>
       <w:proofErr w:type="spellStart"/>
       <w:r>
         <w:rPr>
           <w:rFonts w:asciiTheme="minorHAnsi" w:hAnsiTheme="minorHAnsi" w:cstheme="minorHAnsi"/>
-        </w:rPr>
-        <w:t>Rubachev</w:t>
+          <w:lang w:val="en-US"/>
+        </w:rPr>
+        <w:t>Khrulkov</w:t>
       </w:r>
       <w:proofErr w:type="spellEnd"/>
       <w:r>
         <w:rPr>
           <w:rFonts w:asciiTheme="minorHAnsi" w:hAnsiTheme="minorHAnsi" w:cstheme="minorHAnsi"/>
-        </w:rPr>
-        <w:t xml:space="preserve">, I., </w:t>
-      </w:r>
-      <w:proofErr w:type="spellStart"/>
-      <w:r>
-        <w:rPr>
-          <w:rFonts w:asciiTheme="minorHAnsi" w:hAnsiTheme="minorHAnsi" w:cstheme="minorHAnsi"/>
-        </w:rPr>
-        <w:t>Khrulkov</w:t>
-      </w:r>
-      <w:proofErr w:type="spellEnd"/>
-      <w:r>
-        <w:rPr>
-          <w:rFonts w:asciiTheme="minorHAnsi" w:hAnsiTheme="minorHAnsi" w:cstheme="minorHAnsi"/>
-        </w:rPr>
-        <w:t xml:space="preserve">, V., &amp; </w:t>
-      </w:r>
-      <w:proofErr w:type="spellStart"/>
-      <w:r>
-        <w:rPr>
-          <w:rFonts w:asciiTheme="minorHAnsi" w:hAnsiTheme="minorHAnsi" w:cstheme="minorHAnsi"/>
-        </w:rPr>
-        <w:t>Babenko</w:t>
-      </w:r>
-      <w:proofErr w:type="spellEnd"/>
-      <w:r>
-        <w:rPr>
-          <w:rFonts w:asciiTheme="minorHAnsi" w:hAnsiTheme="minorHAnsi" w:cstheme="minorHAnsi"/>
-        </w:rPr>
-        <w:t xml:space="preserve">, A. (2021). </w:t>
-      </w:r>
-      <w:proofErr w:type="spellStart"/>
-      <w:r>
-        <w:rPr>
-          <w:rFonts w:asciiTheme="minorHAnsi" w:hAnsiTheme="minorHAnsi" w:cstheme="minorHAnsi"/>
-        </w:rPr>
-        <w:t>Revisiting</w:t>
-      </w:r>
-      <w:proofErr w:type="spellEnd"/>
-      <w:r>
-        <w:rPr>
-          <w:rFonts w:asciiTheme="minorHAnsi" w:hAnsiTheme="minorHAnsi" w:cstheme="minorHAnsi"/>
-        </w:rPr>
-        <w:t xml:space="preserve"> </w:t>
-      </w:r>
-      <w:proofErr w:type="spellStart"/>
-      <w:r>
-        <w:rPr>
-          <w:rFonts w:asciiTheme="minorHAnsi" w:hAnsiTheme="minorHAnsi" w:cstheme="minorHAnsi"/>
-        </w:rPr>
-        <w:t>deep</w:t>
-      </w:r>
-      <w:proofErr w:type="spellEnd"/>
-      <w:r>
-        <w:rPr>
-          <w:rFonts w:asciiTheme="minorHAnsi" w:hAnsiTheme="minorHAnsi" w:cstheme="minorHAnsi"/>
-        </w:rPr>
-        <w:t xml:space="preserve"> </w:t>
-      </w:r>
-      <w:proofErr w:type="spellStart"/>
-      <w:r>
-        <w:rPr>
-          <w:rFonts w:asciiTheme="minorHAnsi" w:hAnsiTheme="minorHAnsi" w:cstheme="minorHAnsi"/>
-        </w:rPr>
-        <w:t>learning</w:t>
-      </w:r>
-      <w:proofErr w:type="spellEnd"/>
-      <w:r>
-        <w:rPr>
-          <w:rFonts w:asciiTheme="minorHAnsi" w:hAnsiTheme="minorHAnsi" w:cstheme="minorHAnsi"/>
-        </w:rPr>
-        <w:t xml:space="preserve"> </w:t>
-      </w:r>
-      <w:proofErr w:type="spellStart"/>
-      <w:r>
-        <w:rPr>
-          <w:rFonts w:asciiTheme="minorHAnsi" w:hAnsiTheme="minorHAnsi" w:cstheme="minorHAnsi"/>
-        </w:rPr>
-        <w:t>models</w:t>
-      </w:r>
-      <w:proofErr w:type="spellEnd"/>
-      <w:r>
-        <w:rPr>
-          <w:rFonts w:asciiTheme="minorHAnsi" w:hAnsiTheme="minorHAnsi" w:cstheme="minorHAnsi"/>
-        </w:rPr>
-        <w:t xml:space="preserve"> </w:t>
-      </w:r>
-      <w:proofErr w:type="spellStart"/>
-      <w:r>
-        <w:rPr>
-          <w:rFonts w:asciiTheme="minorHAnsi" w:hAnsiTheme="minorHAnsi" w:cstheme="minorHAnsi"/>
-        </w:rPr>
-        <w:t>for</w:t>
-      </w:r>
-      <w:proofErr w:type="spellEnd"/>
-      <w:r>
-        <w:rPr>
-          <w:rFonts w:asciiTheme="minorHAnsi" w:hAnsiTheme="minorHAnsi" w:cstheme="minorHAnsi"/>
-        </w:rPr>
-        <w:t xml:space="preserve"> tabular data. </w:t>
-      </w:r>
-      <w:proofErr w:type="spellStart"/>
-      <w:r>
-        <w:rPr>
-          <w:rFonts w:asciiTheme="minorHAnsi" w:hAnsiTheme="minorHAnsi" w:cstheme="minorHAnsi"/>
-        </w:rPr>
-        <w:t>Advances</w:t>
-      </w:r>
-      <w:proofErr w:type="spellEnd"/>
-      <w:r>
-        <w:rPr>
-          <w:rFonts w:asciiTheme="minorHAnsi" w:hAnsiTheme="minorHAnsi" w:cstheme="minorHAnsi"/>
-        </w:rPr>
-        <w:t xml:space="preserve"> in Neural </w:t>
-      </w:r>
-      <w:proofErr w:type="spellStart"/>
-      <w:r>
-        <w:rPr>
-          <w:rFonts w:asciiTheme="minorHAnsi" w:hAnsiTheme="minorHAnsi" w:cstheme="minorHAnsi"/>
-        </w:rPr>
-        <w:t>Information</w:t>
-      </w:r>
-      <w:proofErr w:type="spellEnd"/>
-      <w:r>
-        <w:rPr>
-          <w:rFonts w:asciiTheme="minorHAnsi" w:hAnsiTheme="minorHAnsi" w:cstheme="minorHAnsi"/>
-        </w:rPr>
-        <w:t xml:space="preserve"> Processing </w:t>
-      </w:r>
-      <w:proofErr w:type="spellStart"/>
-      <w:r>
-        <w:rPr>
-          <w:rFonts w:asciiTheme="minorHAnsi" w:hAnsiTheme="minorHAnsi" w:cstheme="minorHAnsi"/>
-        </w:rPr>
-        <w:t>Systems</w:t>
-      </w:r>
-      <w:proofErr w:type="spellEnd"/>
-      <w:r>
-        <w:rPr>
-          <w:rFonts w:asciiTheme="minorHAnsi" w:hAnsiTheme="minorHAnsi" w:cstheme="minorHAnsi"/>
-        </w:rPr>
-        <w:t xml:space="preserve">, 34, 18932–18943. </w:t>
-      </w:r>
-      <w:hyperlink r:id="rId27" w:history="1">
+          <w:lang w:val="en-US"/>
+        </w:rPr>
+        <w:t xml:space="preserve">, V., &amp; Babenko, A. (2021). Revisiting deep learning models for tabular data. Advances in Neural Information Processing Systems, 34, 18932–18943. </w:t>
+      </w:r>
+      <w:hyperlink r:id="rId28" w:history="1">
         <w:r>
           <w:rPr>
             <w:rStyle w:val="Hipervnculo"/>
             <w:rFonts w:asciiTheme="minorHAnsi" w:hAnsiTheme="minorHAnsi" w:cstheme="minorHAnsi"/>
             <w:color w:val="auto"/>
             <w:u w:val="none"/>
+            <w:lang w:val="en-US"/>
           </w:rPr>
           <w:t>https://proceedings.neurips.cc/paper/2021/hash/9d86d83f925f2149e9edb0ac3b49229c-Abstract.html</w:t>
         </w:r>
@@ -11240,144 +9869,28 @@
         <w:ind w:left="360" w:hanging="360"/>
         <w:rPr>
           <w:rFonts w:asciiTheme="minorHAnsi" w:hAnsiTheme="minorHAnsi" w:cstheme="minorHAnsi"/>
-        </w:rPr>
-      </w:pPr>
-      <w:r>
-        <w:rPr>
-          <w:rFonts w:asciiTheme="minorHAnsi" w:hAnsiTheme="minorHAnsi" w:cstheme="minorHAnsi"/>
-        </w:rPr>
-        <w:t xml:space="preserve">He, H., &amp; </w:t>
-      </w:r>
-      <w:proofErr w:type="spellStart"/>
-      <w:r>
-        <w:rPr>
-          <w:rFonts w:asciiTheme="minorHAnsi" w:hAnsiTheme="minorHAnsi" w:cstheme="minorHAnsi"/>
-        </w:rPr>
-        <w:t>Garcia</w:t>
-      </w:r>
-      <w:proofErr w:type="spellEnd"/>
-      <w:r>
-        <w:rPr>
-          <w:rFonts w:asciiTheme="minorHAnsi" w:hAnsiTheme="minorHAnsi" w:cstheme="minorHAnsi"/>
-        </w:rPr>
-        <w:t xml:space="preserve">, E. A. (2009). </w:t>
-      </w:r>
-      <w:proofErr w:type="spellStart"/>
-      <w:r>
-        <w:rPr>
-          <w:rFonts w:asciiTheme="minorHAnsi" w:hAnsiTheme="minorHAnsi" w:cstheme="minorHAnsi"/>
-        </w:rPr>
-        <w:t>Learning</w:t>
-      </w:r>
-      <w:proofErr w:type="spellEnd"/>
-      <w:r>
-        <w:rPr>
-          <w:rFonts w:asciiTheme="minorHAnsi" w:hAnsiTheme="minorHAnsi" w:cstheme="minorHAnsi"/>
-        </w:rPr>
-        <w:t xml:space="preserve"> </w:t>
-      </w:r>
-      <w:proofErr w:type="spellStart"/>
-      <w:r>
-        <w:rPr>
-          <w:rFonts w:asciiTheme="minorHAnsi" w:hAnsiTheme="minorHAnsi" w:cstheme="minorHAnsi"/>
-        </w:rPr>
-        <w:t>from</w:t>
-      </w:r>
-      <w:proofErr w:type="spellEnd"/>
-      <w:r>
-        <w:rPr>
-          <w:rFonts w:asciiTheme="minorHAnsi" w:hAnsiTheme="minorHAnsi" w:cstheme="minorHAnsi"/>
-        </w:rPr>
-        <w:t xml:space="preserve"> </w:t>
-      </w:r>
-      <w:proofErr w:type="spellStart"/>
-      <w:r>
-        <w:rPr>
-          <w:rFonts w:asciiTheme="minorHAnsi" w:hAnsiTheme="minorHAnsi" w:cstheme="minorHAnsi"/>
-        </w:rPr>
-        <w:t>imbalanced</w:t>
-      </w:r>
-      <w:proofErr w:type="spellEnd"/>
-      <w:r>
-        <w:rPr>
-          <w:rFonts w:asciiTheme="minorHAnsi" w:hAnsiTheme="minorHAnsi" w:cstheme="minorHAnsi"/>
-        </w:rPr>
-        <w:t xml:space="preserve"> data. </w:t>
+          <w:lang w:val="en-US"/>
+        </w:rPr>
+      </w:pPr>
+      <w:r>
+        <w:rPr>
+          <w:rFonts w:asciiTheme="minorHAnsi" w:hAnsiTheme="minorHAnsi" w:cstheme="minorHAnsi"/>
+          <w:lang w:val="en-US"/>
+        </w:rPr>
+        <w:t xml:space="preserve">He, H., &amp; Garcia, E. A. (2009). Learning from imbalanced data. </w:t>
       </w:r>
       <w:r>
         <w:rPr>
           <w:rFonts w:asciiTheme="minorHAnsi" w:hAnsiTheme="minorHAnsi" w:cstheme="minorHAnsi"/>
           <w:i/>
-        </w:rPr>
-        <w:t xml:space="preserve">IEEE </w:t>
-      </w:r>
-      <w:proofErr w:type="spellStart"/>
-      <w:r>
-        <w:rPr>
-          <w:rFonts w:asciiTheme="minorHAnsi" w:hAnsiTheme="minorHAnsi" w:cstheme="minorHAnsi"/>
-          <w:i/>
-        </w:rPr>
-        <w:t>Transactions</w:t>
-      </w:r>
-      <w:proofErr w:type="spellEnd"/>
-      <w:r>
-        <w:rPr>
-          <w:rFonts w:asciiTheme="minorHAnsi" w:hAnsiTheme="minorHAnsi" w:cstheme="minorHAnsi"/>
-          <w:i/>
-        </w:rPr>
-        <w:t xml:space="preserve"> </w:t>
-      </w:r>
-      <w:proofErr w:type="spellStart"/>
-      <w:r>
-        <w:rPr>
-          <w:rFonts w:asciiTheme="minorHAnsi" w:hAnsiTheme="minorHAnsi" w:cstheme="minorHAnsi"/>
-          <w:i/>
-        </w:rPr>
-        <w:t>on</w:t>
-      </w:r>
-      <w:proofErr w:type="spellEnd"/>
-      <w:r>
-        <w:rPr>
-          <w:rFonts w:asciiTheme="minorHAnsi" w:hAnsiTheme="minorHAnsi" w:cstheme="minorHAnsi"/>
-          <w:i/>
-        </w:rPr>
-        <w:t xml:space="preserve"> </w:t>
-      </w:r>
-      <w:proofErr w:type="spellStart"/>
-      <w:r>
-        <w:rPr>
-          <w:rFonts w:asciiTheme="minorHAnsi" w:hAnsiTheme="minorHAnsi" w:cstheme="minorHAnsi"/>
-          <w:i/>
-        </w:rPr>
-        <w:t>Knowledge</w:t>
-      </w:r>
-      <w:proofErr w:type="spellEnd"/>
-      <w:r>
-        <w:rPr>
-          <w:rFonts w:asciiTheme="minorHAnsi" w:hAnsiTheme="minorHAnsi" w:cstheme="minorHAnsi"/>
-          <w:i/>
-        </w:rPr>
-        <w:t xml:space="preserve"> and Data </w:t>
-      </w:r>
-      <w:proofErr w:type="spellStart"/>
-      <w:r>
-        <w:rPr>
-          <w:rFonts w:asciiTheme="minorHAnsi" w:hAnsiTheme="minorHAnsi" w:cstheme="minorHAnsi"/>
-          <w:i/>
-        </w:rPr>
-        <w:t>Engineering</w:t>
-      </w:r>
-      <w:proofErr w:type="spellEnd"/>
-      <w:r>
-        <w:rPr>
-          <w:rFonts w:asciiTheme="minorHAnsi" w:hAnsiTheme="minorHAnsi" w:cstheme="minorHAnsi"/>
-          <w:i/>
-        </w:rPr>
-        <w:t>, 21</w:t>
-      </w:r>
-      <w:r>
-        <w:rPr>
-          <w:rFonts w:asciiTheme="minorHAnsi" w:hAnsiTheme="minorHAnsi" w:cstheme="minorHAnsi"/>
+          <w:lang w:val="en-US"/>
+        </w:rPr>
+        <w:t>IEEE Transactions on Knowledge and Data Engineering, 21</w:t>
+      </w:r>
+      <w:r>
+        <w:rPr>
+          <w:rFonts w:asciiTheme="minorHAnsi" w:hAnsiTheme="minorHAnsi" w:cstheme="minorHAnsi"/>
+          <w:lang w:val="en-US"/>
         </w:rPr>
         <w:t>(9), 1263-1284. https://doi.org/10.1109/TKDE.2008.239</w:t>
       </w:r>
@@ -11388,248 +9901,60 @@
         <w:ind w:left="360" w:hanging="360"/>
         <w:rPr>
           <w:rFonts w:asciiTheme="minorHAnsi" w:hAnsiTheme="minorHAnsi" w:cstheme="minorHAnsi"/>
-        </w:rPr>
-      </w:pPr>
+          <w:lang w:val="en-US"/>
+        </w:rPr>
+      </w:pPr>
+      <w:r>
+        <w:rPr>
+          <w:rFonts w:asciiTheme="minorHAnsi" w:hAnsiTheme="minorHAnsi" w:cstheme="minorHAnsi"/>
+          <w:lang w:val="en-US"/>
+        </w:rPr>
+        <w:t xml:space="preserve">Imani, M., </w:t>
+      </w:r>
       <w:proofErr w:type="spellStart"/>
       <w:r>
         <w:rPr>
           <w:rFonts w:asciiTheme="minorHAnsi" w:hAnsiTheme="minorHAnsi" w:cstheme="minorHAnsi"/>
-        </w:rPr>
-        <w:t>Imani</w:t>
+          <w:lang w:val="en-US"/>
+        </w:rPr>
+        <w:t>Abdolrazzagh</w:t>
       </w:r>
       <w:proofErr w:type="spellEnd"/>
       <w:r>
         <w:rPr>
           <w:rFonts w:asciiTheme="minorHAnsi" w:hAnsiTheme="minorHAnsi" w:cstheme="minorHAnsi"/>
-        </w:rPr>
-        <w:t xml:space="preserve">, M., </w:t>
+          <w:lang w:val="en-US"/>
+        </w:rPr>
+        <w:t xml:space="preserve">-Nezhad, M., &amp; </w:t>
       </w:r>
       <w:proofErr w:type="spellStart"/>
       <w:r>
         <w:rPr>
           <w:rFonts w:asciiTheme="minorHAnsi" w:hAnsiTheme="minorHAnsi" w:cstheme="minorHAnsi"/>
-        </w:rPr>
-        <w:t>Abdolrazzagh-Nezhad</w:t>
+          <w:lang w:val="en-US"/>
+        </w:rPr>
+        <w:t>Boushehri</w:t>
       </w:r>
       <w:proofErr w:type="spellEnd"/>
       <w:r>
         <w:rPr>
           <w:rFonts w:asciiTheme="minorHAnsi" w:hAnsiTheme="minorHAnsi" w:cstheme="minorHAnsi"/>
-        </w:rPr>
-        <w:t xml:space="preserve">, M., &amp; </w:t>
-      </w:r>
-      <w:proofErr w:type="spellStart"/>
-      <w:r>
-        <w:rPr>
-          <w:rFonts w:asciiTheme="minorHAnsi" w:hAnsiTheme="minorHAnsi" w:cstheme="minorHAnsi"/>
-        </w:rPr>
-        <w:t>Boushehri</w:t>
-      </w:r>
-      <w:proofErr w:type="spellEnd"/>
-      <w:r>
-        <w:rPr>
-          <w:rFonts w:asciiTheme="minorHAnsi" w:hAnsiTheme="minorHAnsi" w:cstheme="minorHAnsi"/>
-        </w:rPr>
-        <w:t xml:space="preserve">, A. (2025). </w:t>
-      </w:r>
-      <w:proofErr w:type="spellStart"/>
-      <w:r>
-        <w:rPr>
-          <w:rFonts w:asciiTheme="minorHAnsi" w:hAnsiTheme="minorHAnsi" w:cstheme="minorHAnsi"/>
-        </w:rPr>
-        <w:t>Customer</w:t>
-      </w:r>
-      <w:proofErr w:type="spellEnd"/>
-      <w:r>
-        <w:rPr>
-          <w:rFonts w:asciiTheme="minorHAnsi" w:hAnsiTheme="minorHAnsi" w:cstheme="minorHAnsi"/>
-        </w:rPr>
-        <w:t xml:space="preserve"> </w:t>
-      </w:r>
-      <w:proofErr w:type="spellStart"/>
-      <w:r>
-        <w:rPr>
-          <w:rFonts w:asciiTheme="minorHAnsi" w:hAnsiTheme="minorHAnsi" w:cstheme="minorHAnsi"/>
-        </w:rPr>
-        <w:t>churn</w:t>
-      </w:r>
-      <w:proofErr w:type="spellEnd"/>
-      <w:r>
-        <w:rPr>
-          <w:rFonts w:asciiTheme="minorHAnsi" w:hAnsiTheme="minorHAnsi" w:cstheme="minorHAnsi"/>
-        </w:rPr>
-        <w:t xml:space="preserve"> </w:t>
-      </w:r>
-      <w:proofErr w:type="spellStart"/>
-      <w:r>
-        <w:rPr>
-          <w:rFonts w:asciiTheme="minorHAnsi" w:hAnsiTheme="minorHAnsi" w:cstheme="minorHAnsi"/>
-        </w:rPr>
-        <w:t>prediction</w:t>
-      </w:r>
-      <w:proofErr w:type="spellEnd"/>
-      <w:r>
-        <w:rPr>
-          <w:rFonts w:asciiTheme="minorHAnsi" w:hAnsiTheme="minorHAnsi" w:cstheme="minorHAnsi"/>
-        </w:rPr>
-        <w:t xml:space="preserve">: A </w:t>
-      </w:r>
-      <w:proofErr w:type="spellStart"/>
-      <w:r>
-        <w:rPr>
-          <w:rFonts w:asciiTheme="minorHAnsi" w:hAnsiTheme="minorHAnsi" w:cstheme="minorHAnsi"/>
-        </w:rPr>
-        <w:t>systematic</w:t>
-      </w:r>
-      <w:proofErr w:type="spellEnd"/>
-      <w:r>
-        <w:rPr>
-          <w:rFonts w:asciiTheme="minorHAnsi" w:hAnsiTheme="minorHAnsi" w:cstheme="minorHAnsi"/>
-        </w:rPr>
-        <w:t xml:space="preserve"> </w:t>
-      </w:r>
-      <w:proofErr w:type="spellStart"/>
-      <w:r>
-        <w:rPr>
-          <w:rFonts w:asciiTheme="minorHAnsi" w:hAnsiTheme="minorHAnsi" w:cstheme="minorHAnsi"/>
-        </w:rPr>
-        <w:t>review</w:t>
-      </w:r>
-      <w:proofErr w:type="spellEnd"/>
-      <w:r>
-        <w:rPr>
-          <w:rFonts w:asciiTheme="minorHAnsi" w:hAnsiTheme="minorHAnsi" w:cstheme="minorHAnsi"/>
-        </w:rPr>
-        <w:t xml:space="preserve"> </w:t>
-      </w:r>
-      <w:proofErr w:type="spellStart"/>
-      <w:r>
-        <w:rPr>
-          <w:rFonts w:asciiTheme="minorHAnsi" w:hAnsiTheme="minorHAnsi" w:cstheme="minorHAnsi"/>
-        </w:rPr>
-        <w:t>of</w:t>
-      </w:r>
-      <w:proofErr w:type="spellEnd"/>
-      <w:r>
-        <w:rPr>
-          <w:rFonts w:asciiTheme="minorHAnsi" w:hAnsiTheme="minorHAnsi" w:cstheme="minorHAnsi"/>
-        </w:rPr>
-        <w:t xml:space="preserve"> machine </w:t>
-      </w:r>
-      <w:proofErr w:type="spellStart"/>
-      <w:r>
-        <w:rPr>
-          <w:rFonts w:asciiTheme="minorHAnsi" w:hAnsiTheme="minorHAnsi" w:cstheme="minorHAnsi"/>
-        </w:rPr>
-        <w:t>learning</w:t>
-      </w:r>
-      <w:proofErr w:type="spellEnd"/>
-      <w:r>
-        <w:rPr>
-          <w:rFonts w:asciiTheme="minorHAnsi" w:hAnsiTheme="minorHAnsi" w:cstheme="minorHAnsi"/>
-        </w:rPr>
-        <w:t xml:space="preserve"> and </w:t>
-      </w:r>
-      <w:proofErr w:type="spellStart"/>
-      <w:r>
-        <w:rPr>
-          <w:rFonts w:asciiTheme="minorHAnsi" w:hAnsiTheme="minorHAnsi" w:cstheme="minorHAnsi"/>
-        </w:rPr>
-        <w:t>deep</w:t>
-      </w:r>
-      <w:proofErr w:type="spellEnd"/>
-      <w:r>
-        <w:rPr>
-          <w:rFonts w:asciiTheme="minorHAnsi" w:hAnsiTheme="minorHAnsi" w:cstheme="minorHAnsi"/>
-        </w:rPr>
-        <w:t xml:space="preserve"> </w:t>
-      </w:r>
-      <w:proofErr w:type="spellStart"/>
-      <w:r>
-        <w:rPr>
-          <w:rFonts w:asciiTheme="minorHAnsi" w:hAnsiTheme="minorHAnsi" w:cstheme="minorHAnsi"/>
-        </w:rPr>
-        <w:t>learning</w:t>
-      </w:r>
-      <w:proofErr w:type="spellEnd"/>
-      <w:r>
-        <w:rPr>
-          <w:rFonts w:asciiTheme="minorHAnsi" w:hAnsiTheme="minorHAnsi" w:cstheme="minorHAnsi"/>
-        </w:rPr>
-        <w:t xml:space="preserve"> </w:t>
-      </w:r>
-      <w:proofErr w:type="spellStart"/>
-      <w:r>
-        <w:rPr>
-          <w:rFonts w:asciiTheme="minorHAnsi" w:hAnsiTheme="minorHAnsi" w:cstheme="minorHAnsi"/>
-        </w:rPr>
-        <w:t>approaches</w:t>
-      </w:r>
-      <w:proofErr w:type="spellEnd"/>
-      <w:r>
-        <w:rPr>
-          <w:rFonts w:asciiTheme="minorHAnsi" w:hAnsiTheme="minorHAnsi" w:cstheme="minorHAnsi"/>
-        </w:rPr>
-        <w:t xml:space="preserve">. </w:t>
+          <w:lang w:val="en-US"/>
+        </w:rPr>
+        <w:t xml:space="preserve">, A. (2025). Customer churn prediction: A systematic review of machine learning and deep learning approaches. </w:t>
       </w:r>
       <w:r>
         <w:rPr>
           <w:rFonts w:asciiTheme="minorHAnsi" w:hAnsiTheme="minorHAnsi" w:cstheme="minorHAnsi"/>
           <w:i/>
-        </w:rPr>
-        <w:t xml:space="preserve">Machine </w:t>
-      </w:r>
-      <w:proofErr w:type="spellStart"/>
-      <w:r>
-        <w:rPr>
-          <w:rFonts w:asciiTheme="minorHAnsi" w:hAnsiTheme="minorHAnsi" w:cstheme="minorHAnsi"/>
-          <w:i/>
-        </w:rPr>
-        <w:t>Learning</w:t>
-      </w:r>
-      <w:proofErr w:type="spellEnd"/>
-      <w:r>
-        <w:rPr>
-          <w:rFonts w:asciiTheme="minorHAnsi" w:hAnsiTheme="minorHAnsi" w:cstheme="minorHAnsi"/>
-          <w:i/>
-        </w:rPr>
-        <w:t xml:space="preserve"> and </w:t>
-      </w:r>
-      <w:proofErr w:type="spellStart"/>
-      <w:r>
-        <w:rPr>
-          <w:rFonts w:asciiTheme="minorHAnsi" w:hAnsiTheme="minorHAnsi" w:cstheme="minorHAnsi"/>
-          <w:i/>
-        </w:rPr>
-        <w:t>Knowledge</w:t>
-      </w:r>
-      <w:proofErr w:type="spellEnd"/>
-      <w:r>
-        <w:rPr>
-          <w:rFonts w:asciiTheme="minorHAnsi" w:hAnsiTheme="minorHAnsi" w:cstheme="minorHAnsi"/>
-          <w:i/>
-        </w:rPr>
-        <w:t xml:space="preserve"> </w:t>
-      </w:r>
-      <w:proofErr w:type="spellStart"/>
-      <w:r>
-        <w:rPr>
-          <w:rFonts w:asciiTheme="minorHAnsi" w:hAnsiTheme="minorHAnsi" w:cstheme="minorHAnsi"/>
-          <w:i/>
-        </w:rPr>
-        <w:t>Extraction</w:t>
-      </w:r>
-      <w:proofErr w:type="spellEnd"/>
-      <w:r>
-        <w:rPr>
-          <w:rFonts w:asciiTheme="minorHAnsi" w:hAnsiTheme="minorHAnsi" w:cstheme="minorHAnsi"/>
-          <w:i/>
-        </w:rPr>
-        <w:t>, 7</w:t>
-      </w:r>
-      <w:r>
-        <w:rPr>
-          <w:rFonts w:asciiTheme="minorHAnsi" w:hAnsiTheme="minorHAnsi" w:cstheme="minorHAnsi"/>
+          <w:lang w:val="en-US"/>
+        </w:rPr>
+        <w:t>Machine Learning and Knowledge Extraction, 7</w:t>
+      </w:r>
+      <w:r>
+        <w:rPr>
+          <w:rFonts w:asciiTheme="minorHAnsi" w:hAnsiTheme="minorHAnsi" w:cstheme="minorHAnsi"/>
+          <w:lang w:val="en-US"/>
         </w:rPr>
         <w:t>(3), 105. https://doi.org/10.3390/make7030105</w:t>
       </w:r>
@@ -11640,145 +9965,29 @@
         <w:ind w:left="360" w:hanging="360"/>
         <w:rPr>
           <w:rFonts w:asciiTheme="minorHAnsi" w:hAnsiTheme="minorHAnsi" w:cstheme="minorHAnsi"/>
-        </w:rPr>
-      </w:pPr>
+          <w:lang w:val="en-US"/>
+        </w:rPr>
+      </w:pPr>
+      <w:r>
+        <w:rPr>
+          <w:rFonts w:asciiTheme="minorHAnsi" w:hAnsiTheme="minorHAnsi" w:cstheme="minorHAnsi"/>
+          <w:lang w:val="en-US"/>
+        </w:rPr>
+        <w:t xml:space="preserve">Maan, J., &amp; Maan, H. (2023). Customer churn prediction model using explainable machine learning. </w:t>
+      </w:r>
       <w:proofErr w:type="spellStart"/>
       <w:r>
         <w:rPr>
           <w:rFonts w:asciiTheme="minorHAnsi" w:hAnsiTheme="minorHAnsi" w:cstheme="minorHAnsi"/>
-        </w:rPr>
-        <w:t>Maan</w:t>
+          <w:lang w:val="en-US"/>
+        </w:rPr>
+        <w:t>arXiv</w:t>
       </w:r>
       <w:proofErr w:type="spellEnd"/>
       <w:r>
         <w:rPr>
           <w:rFonts w:asciiTheme="minorHAnsi" w:hAnsiTheme="minorHAnsi" w:cstheme="minorHAnsi"/>
-        </w:rPr>
-        <w:t xml:space="preserve">, J., &amp; </w:t>
-      </w:r>
-      <w:proofErr w:type="spellStart"/>
-      <w:r>
-        <w:rPr>
-          <w:rFonts w:asciiTheme="minorHAnsi" w:hAnsiTheme="minorHAnsi" w:cstheme="minorHAnsi"/>
-        </w:rPr>
-        <w:t>Maan</w:t>
-      </w:r>
-      <w:proofErr w:type="spellEnd"/>
-      <w:r>
-        <w:rPr>
-          <w:rFonts w:asciiTheme="minorHAnsi" w:hAnsiTheme="minorHAnsi" w:cstheme="minorHAnsi"/>
-        </w:rPr>
-        <w:t xml:space="preserve">, H. (2023). </w:t>
-      </w:r>
-      <w:proofErr w:type="spellStart"/>
-      <w:r>
-        <w:rPr>
-          <w:rFonts w:asciiTheme="minorHAnsi" w:hAnsiTheme="minorHAnsi" w:cstheme="minorHAnsi"/>
-        </w:rPr>
-        <w:t>Customer</w:t>
-      </w:r>
-      <w:proofErr w:type="spellEnd"/>
-      <w:r>
-        <w:rPr>
-          <w:rFonts w:asciiTheme="minorHAnsi" w:hAnsiTheme="minorHAnsi" w:cstheme="minorHAnsi"/>
-        </w:rPr>
-        <w:t xml:space="preserve"> </w:t>
-      </w:r>
-      <w:proofErr w:type="spellStart"/>
-      <w:r>
-        <w:rPr>
-          <w:rFonts w:asciiTheme="minorHAnsi" w:hAnsiTheme="minorHAnsi" w:cstheme="minorHAnsi"/>
-        </w:rPr>
-        <w:t>churn</w:t>
-      </w:r>
-      <w:proofErr w:type="spellEnd"/>
-      <w:r>
-        <w:rPr>
-          <w:rFonts w:asciiTheme="minorHAnsi" w:hAnsiTheme="minorHAnsi" w:cstheme="minorHAnsi"/>
-        </w:rPr>
-        <w:t xml:space="preserve"> </w:t>
-      </w:r>
-      <w:proofErr w:type="spellStart"/>
-      <w:r>
-        <w:rPr>
-          <w:rFonts w:asciiTheme="minorHAnsi" w:hAnsiTheme="minorHAnsi" w:cstheme="minorHAnsi"/>
-        </w:rPr>
-        <w:t>prediction</w:t>
-      </w:r>
-      <w:proofErr w:type="spellEnd"/>
-      <w:r>
-        <w:rPr>
-          <w:rFonts w:asciiTheme="minorHAnsi" w:hAnsiTheme="minorHAnsi" w:cstheme="minorHAnsi"/>
-        </w:rPr>
-        <w:t xml:space="preserve"> </w:t>
-      </w:r>
-      <w:proofErr w:type="spellStart"/>
-      <w:r>
-        <w:rPr>
-          <w:rFonts w:asciiTheme="minorHAnsi" w:hAnsiTheme="minorHAnsi" w:cstheme="minorHAnsi"/>
-        </w:rPr>
-        <w:t>model</w:t>
-      </w:r>
-      <w:proofErr w:type="spellEnd"/>
-      <w:r>
-        <w:rPr>
-          <w:rFonts w:asciiTheme="minorHAnsi" w:hAnsiTheme="minorHAnsi" w:cstheme="minorHAnsi"/>
-        </w:rPr>
-        <w:t xml:space="preserve"> </w:t>
-      </w:r>
-      <w:proofErr w:type="spellStart"/>
-      <w:r>
-        <w:rPr>
-          <w:rFonts w:asciiTheme="minorHAnsi" w:hAnsiTheme="minorHAnsi" w:cstheme="minorHAnsi"/>
-        </w:rPr>
-        <w:t>using</w:t>
-      </w:r>
-      <w:proofErr w:type="spellEnd"/>
-      <w:r>
-        <w:rPr>
-          <w:rFonts w:asciiTheme="minorHAnsi" w:hAnsiTheme="minorHAnsi" w:cstheme="minorHAnsi"/>
-        </w:rPr>
-        <w:t xml:space="preserve"> </w:t>
-      </w:r>
-      <w:proofErr w:type="spellStart"/>
-      <w:r>
-        <w:rPr>
-          <w:rFonts w:asciiTheme="minorHAnsi" w:hAnsiTheme="minorHAnsi" w:cstheme="minorHAnsi"/>
-        </w:rPr>
-        <w:t>explainable</w:t>
-      </w:r>
-      <w:proofErr w:type="spellEnd"/>
-      <w:r>
-        <w:rPr>
-          <w:rFonts w:asciiTheme="minorHAnsi" w:hAnsiTheme="minorHAnsi" w:cstheme="minorHAnsi"/>
-        </w:rPr>
-        <w:t xml:space="preserve"> machine </w:t>
-      </w:r>
-      <w:proofErr w:type="spellStart"/>
-      <w:r>
-        <w:rPr>
-          <w:rFonts w:asciiTheme="minorHAnsi" w:hAnsiTheme="minorHAnsi" w:cstheme="minorHAnsi"/>
-        </w:rPr>
-        <w:t>learning</w:t>
-      </w:r>
-      <w:proofErr w:type="spellEnd"/>
-      <w:r>
-        <w:rPr>
-          <w:rFonts w:asciiTheme="minorHAnsi" w:hAnsiTheme="minorHAnsi" w:cstheme="minorHAnsi"/>
-        </w:rPr>
-        <w:t xml:space="preserve">. </w:t>
-      </w:r>
-      <w:proofErr w:type="spellStart"/>
-      <w:r>
-        <w:rPr>
-          <w:rFonts w:asciiTheme="minorHAnsi" w:hAnsiTheme="minorHAnsi" w:cstheme="minorHAnsi"/>
-        </w:rPr>
-        <w:t>arXiv</w:t>
-      </w:r>
-      <w:proofErr w:type="spellEnd"/>
-      <w:r>
-        <w:rPr>
-          <w:rFonts w:asciiTheme="minorHAnsi" w:hAnsiTheme="minorHAnsi" w:cstheme="minorHAnsi"/>
+          <w:lang w:val="en-US"/>
         </w:rPr>
         <w:t>. https://arxiv.org/abs/2303.00960</w:t>
       </w:r>
@@ -11789,105 +9998,15 @@
         <w:ind w:left="360" w:hanging="360"/>
         <w:rPr>
           <w:rFonts w:asciiTheme="minorHAnsi" w:hAnsiTheme="minorHAnsi" w:cstheme="minorHAnsi"/>
-        </w:rPr>
-      </w:pPr>
-      <w:proofErr w:type="spellStart"/>
-      <w:r>
-        <w:rPr>
-          <w:rFonts w:asciiTheme="minorHAnsi" w:hAnsiTheme="minorHAnsi" w:cstheme="minorHAnsi"/>
-        </w:rPr>
-        <w:t>Miah</w:t>
-      </w:r>
-      <w:proofErr w:type="spellEnd"/>
-      <w:r>
-        <w:rPr>
-          <w:rFonts w:asciiTheme="minorHAnsi" w:hAnsiTheme="minorHAnsi" w:cstheme="minorHAnsi"/>
-        </w:rPr>
-        <w:t xml:space="preserve">, A. (2025). </w:t>
-      </w:r>
-      <w:proofErr w:type="spellStart"/>
-      <w:r>
-        <w:rPr>
-          <w:rFonts w:asciiTheme="minorHAnsi" w:hAnsiTheme="minorHAnsi" w:cstheme="minorHAnsi"/>
-        </w:rPr>
-        <w:t>Customer</w:t>
-      </w:r>
-      <w:proofErr w:type="spellEnd"/>
-      <w:r>
-        <w:rPr>
-          <w:rFonts w:asciiTheme="minorHAnsi" w:hAnsiTheme="minorHAnsi" w:cstheme="minorHAnsi"/>
-        </w:rPr>
-        <w:t xml:space="preserve"> </w:t>
-      </w:r>
-      <w:proofErr w:type="spellStart"/>
-      <w:r>
-        <w:rPr>
-          <w:rFonts w:asciiTheme="minorHAnsi" w:hAnsiTheme="minorHAnsi" w:cstheme="minorHAnsi"/>
-        </w:rPr>
-        <w:t>churn</w:t>
-      </w:r>
-      <w:proofErr w:type="spellEnd"/>
-      <w:r>
-        <w:rPr>
-          <w:rFonts w:asciiTheme="minorHAnsi" w:hAnsiTheme="minorHAnsi" w:cstheme="minorHAnsi"/>
-        </w:rPr>
-        <w:t xml:space="preserve"> </w:t>
-      </w:r>
-      <w:proofErr w:type="spellStart"/>
-      <w:r>
-        <w:rPr>
-          <w:rFonts w:asciiTheme="minorHAnsi" w:hAnsiTheme="minorHAnsi" w:cstheme="minorHAnsi"/>
-        </w:rPr>
-        <w:t>prediction</w:t>
-      </w:r>
-      <w:proofErr w:type="spellEnd"/>
-      <w:r>
-        <w:rPr>
-          <w:rFonts w:asciiTheme="minorHAnsi" w:hAnsiTheme="minorHAnsi" w:cstheme="minorHAnsi"/>
-        </w:rPr>
-        <w:t xml:space="preserve"> </w:t>
-      </w:r>
-      <w:proofErr w:type="spellStart"/>
-      <w:r>
-        <w:rPr>
-          <w:rFonts w:asciiTheme="minorHAnsi" w:hAnsiTheme="minorHAnsi" w:cstheme="minorHAnsi"/>
-        </w:rPr>
-        <w:t>business</w:t>
-      </w:r>
-      <w:proofErr w:type="spellEnd"/>
-      <w:r>
-        <w:rPr>
-          <w:rFonts w:asciiTheme="minorHAnsi" w:hAnsiTheme="minorHAnsi" w:cstheme="minorHAnsi"/>
-        </w:rPr>
-        <w:t xml:space="preserve"> </w:t>
-      </w:r>
-      <w:proofErr w:type="spellStart"/>
-      <w:r>
-        <w:rPr>
-          <w:rFonts w:asciiTheme="minorHAnsi" w:hAnsiTheme="minorHAnsi" w:cstheme="minorHAnsi"/>
-        </w:rPr>
-        <w:t>dataset</w:t>
-      </w:r>
-      <w:proofErr w:type="spellEnd"/>
-      <w:r>
-        <w:rPr>
-          <w:rFonts w:asciiTheme="minorHAnsi" w:hAnsiTheme="minorHAnsi" w:cstheme="minorHAnsi"/>
-        </w:rPr>
-        <w:t xml:space="preserve"> [Data set]. </w:t>
-      </w:r>
-      <w:proofErr w:type="spellStart"/>
-      <w:r>
-        <w:rPr>
-          <w:rFonts w:asciiTheme="minorHAnsi" w:hAnsiTheme="minorHAnsi" w:cstheme="minorHAnsi"/>
-        </w:rPr>
-        <w:t>Kaggle</w:t>
-      </w:r>
-      <w:proofErr w:type="spellEnd"/>
-      <w:r>
-        <w:rPr>
-          <w:rFonts w:asciiTheme="minorHAnsi" w:hAnsiTheme="minorHAnsi" w:cstheme="minorHAnsi"/>
-        </w:rPr>
-        <w:t>. https://www.kaggle.com/datasets/miadul/customer-churn-prediction-business-dataset</w:t>
+          <w:lang w:val="en-US"/>
+        </w:rPr>
+      </w:pPr>
+      <w:r>
+        <w:rPr>
+          <w:rFonts w:asciiTheme="minorHAnsi" w:hAnsiTheme="minorHAnsi" w:cstheme="minorHAnsi"/>
+          <w:lang w:val="en-US"/>
+        </w:rPr>
+        <w:t>Miah, A. (2025). Customer churn prediction business dataset [Data set]. Kaggle. https://www.kaggle.com/datasets/miadul/customer-churn-prediction-business-dataset</w:t>
       </w:r>
     </w:p>
     <w:p>
@@ -11896,159 +10015,52 @@
         <w:ind w:left="360" w:hanging="360"/>
         <w:rPr>
           <w:rFonts w:asciiTheme="minorHAnsi" w:hAnsiTheme="minorHAnsi" w:cstheme="minorHAnsi"/>
-        </w:rPr>
-      </w:pPr>
+          <w:lang w:val="en-US"/>
+        </w:rPr>
+      </w:pPr>
+      <w:r>
+        <w:rPr>
+          <w:rFonts w:asciiTheme="minorHAnsi" w:hAnsiTheme="minorHAnsi" w:cstheme="minorHAnsi"/>
+          <w:lang w:val="pt-PT"/>
+        </w:rPr>
+        <w:t xml:space="preserve">Nogare, D., &amp; Silveira, I. F. (2024). </w:t>
+      </w:r>
+      <w:r>
+        <w:rPr>
+          <w:rFonts w:asciiTheme="minorHAnsi" w:hAnsiTheme="minorHAnsi" w:cstheme="minorHAnsi"/>
+          <w:lang w:val="en-US"/>
+        </w:rPr>
+        <w:t xml:space="preserve">Experimentation, deployment and monitoring machine learning models: Approaches for applying </w:t>
+      </w:r>
       <w:proofErr w:type="spellStart"/>
       <w:r>
         <w:rPr>
           <w:rFonts w:asciiTheme="minorHAnsi" w:hAnsiTheme="minorHAnsi" w:cstheme="minorHAnsi"/>
-        </w:rPr>
-        <w:t>Nogare</w:t>
+          <w:lang w:val="en-US"/>
+        </w:rPr>
+        <w:t>MLOps</w:t>
       </w:r>
       <w:proofErr w:type="spellEnd"/>
       <w:r>
         <w:rPr>
           <w:rFonts w:asciiTheme="minorHAnsi" w:hAnsiTheme="minorHAnsi" w:cstheme="minorHAnsi"/>
-        </w:rPr>
-        <w:t xml:space="preserve">, D., &amp; Silveira, I. F. (2024). </w:t>
+          <w:lang w:val="en-US"/>
+        </w:rPr>
+        <w:t xml:space="preserve">. </w:t>
       </w:r>
       <w:proofErr w:type="spellStart"/>
       <w:r>
         <w:rPr>
           <w:rFonts w:asciiTheme="minorHAnsi" w:hAnsiTheme="minorHAnsi" w:cstheme="minorHAnsi"/>
-        </w:rPr>
-        <w:t>Experimentation</w:t>
+          <w:lang w:val="en-US"/>
+        </w:rPr>
+        <w:t>arXiv</w:t>
       </w:r>
       <w:proofErr w:type="spellEnd"/>
       <w:r>
         <w:rPr>
           <w:rFonts w:asciiTheme="minorHAnsi" w:hAnsiTheme="minorHAnsi" w:cstheme="minorHAnsi"/>
-        </w:rPr>
-        <w:t xml:space="preserve">, </w:t>
-      </w:r>
-      <w:proofErr w:type="spellStart"/>
-      <w:r>
-        <w:rPr>
-          <w:rFonts w:asciiTheme="minorHAnsi" w:hAnsiTheme="minorHAnsi" w:cstheme="minorHAnsi"/>
-        </w:rPr>
-        <w:t>deployment</w:t>
-      </w:r>
-      <w:proofErr w:type="spellEnd"/>
-      <w:r>
-        <w:rPr>
-          <w:rFonts w:asciiTheme="minorHAnsi" w:hAnsiTheme="minorHAnsi" w:cstheme="minorHAnsi"/>
-        </w:rPr>
-        <w:t xml:space="preserve"> and </w:t>
-      </w:r>
-      <w:proofErr w:type="spellStart"/>
-      <w:r>
-        <w:rPr>
-          <w:rFonts w:asciiTheme="minorHAnsi" w:hAnsiTheme="minorHAnsi" w:cstheme="minorHAnsi"/>
-        </w:rPr>
-        <w:t>monitoring</w:t>
-      </w:r>
-      <w:proofErr w:type="spellEnd"/>
-      <w:r>
-        <w:rPr>
-          <w:rFonts w:asciiTheme="minorHAnsi" w:hAnsiTheme="minorHAnsi" w:cstheme="minorHAnsi"/>
-        </w:rPr>
-        <w:t xml:space="preserve"> machine </w:t>
-      </w:r>
-      <w:proofErr w:type="spellStart"/>
-      <w:r>
-        <w:rPr>
-          <w:rFonts w:asciiTheme="minorHAnsi" w:hAnsiTheme="minorHAnsi" w:cstheme="minorHAnsi"/>
-        </w:rPr>
-        <w:t>learning</w:t>
-      </w:r>
-      <w:proofErr w:type="spellEnd"/>
-      <w:r>
-        <w:rPr>
-          <w:rFonts w:asciiTheme="minorHAnsi" w:hAnsiTheme="minorHAnsi" w:cstheme="minorHAnsi"/>
-        </w:rPr>
-        <w:t xml:space="preserve"> </w:t>
-      </w:r>
-      <w:proofErr w:type="spellStart"/>
-      <w:r>
-        <w:rPr>
-          <w:rFonts w:asciiTheme="minorHAnsi" w:hAnsiTheme="minorHAnsi" w:cstheme="minorHAnsi"/>
-        </w:rPr>
-        <w:t>models</w:t>
-      </w:r>
-      <w:proofErr w:type="spellEnd"/>
-      <w:r>
-        <w:rPr>
-          <w:rFonts w:asciiTheme="minorHAnsi" w:hAnsiTheme="minorHAnsi" w:cstheme="minorHAnsi"/>
-        </w:rPr>
-        <w:t xml:space="preserve">: </w:t>
-      </w:r>
-      <w:proofErr w:type="spellStart"/>
-      <w:r>
-        <w:rPr>
-          <w:rFonts w:asciiTheme="minorHAnsi" w:hAnsiTheme="minorHAnsi" w:cstheme="minorHAnsi"/>
-        </w:rPr>
-        <w:t>Approaches</w:t>
-      </w:r>
-      <w:proofErr w:type="spellEnd"/>
-      <w:r>
-        <w:rPr>
-          <w:rFonts w:asciiTheme="minorHAnsi" w:hAnsiTheme="minorHAnsi" w:cstheme="minorHAnsi"/>
-        </w:rPr>
-        <w:t xml:space="preserve"> </w:t>
-      </w:r>
-      <w:proofErr w:type="spellStart"/>
-      <w:r>
-        <w:rPr>
-          <w:rFonts w:asciiTheme="minorHAnsi" w:hAnsiTheme="minorHAnsi" w:cstheme="minorHAnsi"/>
-        </w:rPr>
-        <w:t>for</w:t>
-      </w:r>
-      <w:proofErr w:type="spellEnd"/>
-      <w:r>
-        <w:rPr>
-          <w:rFonts w:asciiTheme="minorHAnsi" w:hAnsiTheme="minorHAnsi" w:cstheme="minorHAnsi"/>
-        </w:rPr>
-        <w:t xml:space="preserve"> </w:t>
-      </w:r>
-      <w:proofErr w:type="spellStart"/>
-      <w:r>
-        <w:rPr>
-          <w:rFonts w:asciiTheme="minorHAnsi" w:hAnsiTheme="minorHAnsi" w:cstheme="minorHAnsi"/>
-        </w:rPr>
-        <w:t>applying</w:t>
-      </w:r>
-      <w:proofErr w:type="spellEnd"/>
-      <w:r>
-        <w:rPr>
-          <w:rFonts w:asciiTheme="minorHAnsi" w:hAnsiTheme="minorHAnsi" w:cstheme="minorHAnsi"/>
-        </w:rPr>
-        <w:t xml:space="preserve"> </w:t>
-      </w:r>
-      <w:proofErr w:type="spellStart"/>
-      <w:r>
-        <w:rPr>
-          <w:rFonts w:asciiTheme="minorHAnsi" w:hAnsiTheme="minorHAnsi" w:cstheme="minorHAnsi"/>
-        </w:rPr>
-        <w:t>MLOps</w:t>
-      </w:r>
-      <w:proofErr w:type="spellEnd"/>
-      <w:r>
-        <w:rPr>
-          <w:rFonts w:asciiTheme="minorHAnsi" w:hAnsiTheme="minorHAnsi" w:cstheme="minorHAnsi"/>
-        </w:rPr>
-        <w:t xml:space="preserve">. </w:t>
-      </w:r>
-      <w:proofErr w:type="spellStart"/>
-      <w:r>
-        <w:rPr>
-          <w:rFonts w:asciiTheme="minorHAnsi" w:hAnsiTheme="minorHAnsi" w:cstheme="minorHAnsi"/>
-        </w:rPr>
-        <w:t>arXiv</w:t>
-      </w:r>
-      <w:proofErr w:type="spellEnd"/>
-      <w:r>
-        <w:rPr>
-          <w:rFonts w:asciiTheme="minorHAnsi" w:hAnsiTheme="minorHAnsi" w:cstheme="minorHAnsi"/>
+          <w:lang w:val="en-US"/>
         </w:rPr>
         <w:t>. https://arxiv.org/abs/2408.11112</w:t>
       </w:r>
@@ -12059,111 +10071,28 @@
         <w:ind w:left="360" w:hanging="360"/>
         <w:rPr>
           <w:rFonts w:asciiTheme="minorHAnsi" w:hAnsiTheme="minorHAnsi" w:cstheme="minorHAnsi"/>
-        </w:rPr>
-      </w:pPr>
-      <w:proofErr w:type="spellStart"/>
-      <w:r>
-        <w:rPr>
-          <w:rFonts w:asciiTheme="minorHAnsi" w:hAnsiTheme="minorHAnsi" w:cstheme="minorHAnsi"/>
-        </w:rPr>
-        <w:t>Rumelhart</w:t>
-      </w:r>
-      <w:proofErr w:type="spellEnd"/>
-      <w:r>
-        <w:rPr>
-          <w:rFonts w:asciiTheme="minorHAnsi" w:hAnsiTheme="minorHAnsi" w:cstheme="minorHAnsi"/>
-        </w:rPr>
-        <w:t xml:space="preserve">, D. E., Hinton, G. E., &amp; Williams, R. J. (1986). </w:t>
-      </w:r>
-      <w:proofErr w:type="spellStart"/>
-      <w:r>
-        <w:rPr>
-          <w:rFonts w:asciiTheme="minorHAnsi" w:hAnsiTheme="minorHAnsi" w:cstheme="minorHAnsi"/>
-        </w:rPr>
-        <w:t>Learning</w:t>
-      </w:r>
-      <w:proofErr w:type="spellEnd"/>
-      <w:r>
-        <w:rPr>
-          <w:rFonts w:asciiTheme="minorHAnsi" w:hAnsiTheme="minorHAnsi" w:cstheme="minorHAnsi"/>
-        </w:rPr>
-        <w:t xml:space="preserve"> </w:t>
-      </w:r>
-      <w:proofErr w:type="spellStart"/>
-      <w:r>
-        <w:rPr>
-          <w:rFonts w:asciiTheme="minorHAnsi" w:hAnsiTheme="minorHAnsi" w:cstheme="minorHAnsi"/>
-        </w:rPr>
-        <w:t>representations</w:t>
-      </w:r>
-      <w:proofErr w:type="spellEnd"/>
-      <w:r>
-        <w:rPr>
-          <w:rFonts w:asciiTheme="minorHAnsi" w:hAnsiTheme="minorHAnsi" w:cstheme="minorHAnsi"/>
-        </w:rPr>
-        <w:t xml:space="preserve"> </w:t>
-      </w:r>
-      <w:proofErr w:type="spellStart"/>
-      <w:r>
-        <w:rPr>
-          <w:rFonts w:asciiTheme="minorHAnsi" w:hAnsiTheme="minorHAnsi" w:cstheme="minorHAnsi"/>
-        </w:rPr>
-        <w:t>by</w:t>
-      </w:r>
-      <w:proofErr w:type="spellEnd"/>
-      <w:r>
-        <w:rPr>
-          <w:rFonts w:asciiTheme="minorHAnsi" w:hAnsiTheme="minorHAnsi" w:cstheme="minorHAnsi"/>
-        </w:rPr>
-        <w:t xml:space="preserve"> back-</w:t>
-      </w:r>
-      <w:proofErr w:type="spellStart"/>
-      <w:r>
-        <w:rPr>
-          <w:rFonts w:asciiTheme="minorHAnsi" w:hAnsiTheme="minorHAnsi" w:cstheme="minorHAnsi"/>
-        </w:rPr>
-        <w:t>propagating</w:t>
-      </w:r>
-      <w:proofErr w:type="spellEnd"/>
-      <w:r>
-        <w:rPr>
-          <w:rFonts w:asciiTheme="minorHAnsi" w:hAnsiTheme="minorHAnsi" w:cstheme="minorHAnsi"/>
-        </w:rPr>
-        <w:t xml:space="preserve"> </w:t>
-      </w:r>
-      <w:proofErr w:type="spellStart"/>
-      <w:r>
-        <w:rPr>
-          <w:rFonts w:asciiTheme="minorHAnsi" w:hAnsiTheme="minorHAnsi" w:cstheme="minorHAnsi"/>
-        </w:rPr>
-        <w:t>errors</w:t>
-      </w:r>
-      <w:proofErr w:type="spellEnd"/>
-      <w:r>
-        <w:rPr>
-          <w:rFonts w:asciiTheme="minorHAnsi" w:hAnsiTheme="minorHAnsi" w:cstheme="minorHAnsi"/>
-        </w:rPr>
-        <w:t xml:space="preserve">. </w:t>
-      </w:r>
-      <w:proofErr w:type="spellStart"/>
+          <w:lang w:val="pt-PT"/>
+        </w:rPr>
+      </w:pPr>
+      <w:r>
+        <w:rPr>
+          <w:rFonts w:asciiTheme="minorHAnsi" w:hAnsiTheme="minorHAnsi" w:cstheme="minorHAnsi"/>
+          <w:lang w:val="en-US"/>
+        </w:rPr>
+        <w:t xml:space="preserve">Rumelhart, D. E., Hinton, G. E., &amp; Williams, R. J. (1986). Learning representations by back-propagating errors. </w:t>
+      </w:r>
       <w:r>
         <w:rPr>
           <w:rFonts w:asciiTheme="minorHAnsi" w:hAnsiTheme="minorHAnsi" w:cstheme="minorHAnsi"/>
           <w:i/>
-        </w:rPr>
-        <w:t>Nature</w:t>
-      </w:r>
-      <w:proofErr w:type="spellEnd"/>
-      <w:r>
-        <w:rPr>
-          <w:rFonts w:asciiTheme="minorHAnsi" w:hAnsiTheme="minorHAnsi" w:cstheme="minorHAnsi"/>
-          <w:i/>
-        </w:rPr>
-        <w:t>, 323</w:t>
-      </w:r>
-      <w:r>
-        <w:rPr>
-          <w:rFonts w:asciiTheme="minorHAnsi" w:hAnsiTheme="minorHAnsi" w:cstheme="minorHAnsi"/>
+          <w:lang w:val="pt-PT"/>
+        </w:rPr>
+        <w:t>Nature, 323</w:t>
+      </w:r>
+      <w:r>
+        <w:rPr>
+          <w:rFonts w:asciiTheme="minorHAnsi" w:hAnsiTheme="minorHAnsi" w:cstheme="minorHAnsi"/>
+          <w:lang w:val="pt-PT"/>
         </w:rPr>
         <w:t>(6088), 533-536. https://doi.org/10.1038/323533a0</w:t>
       </w:r>
@@ -12174,166 +10103,44 @@
         <w:ind w:left="360" w:hanging="360"/>
         <w:rPr>
           <w:rFonts w:asciiTheme="minorHAnsi" w:hAnsiTheme="minorHAnsi" w:cstheme="minorHAnsi"/>
-        </w:rPr>
-      </w:pPr>
+          <w:lang w:val="en-US"/>
+        </w:rPr>
+      </w:pPr>
+      <w:r>
+        <w:rPr>
+          <w:rFonts w:asciiTheme="minorHAnsi" w:hAnsiTheme="minorHAnsi" w:cstheme="minorHAnsi"/>
+          <w:lang w:val="pt-PT"/>
+        </w:rPr>
+        <w:t xml:space="preserve">Shaikhsurab, M. A., &amp; Magadum, P. (2024). </w:t>
+      </w:r>
+      <w:r>
+        <w:rPr>
+          <w:rFonts w:asciiTheme="minorHAnsi" w:hAnsiTheme="minorHAnsi" w:cstheme="minorHAnsi"/>
+          <w:lang w:val="en-US"/>
+        </w:rPr>
+        <w:t xml:space="preserve">Enhancing customer churn prediction in telecommunications: An </w:t>
+      </w:r>
+      <w:r>
+        <w:rPr>
+          <w:rFonts w:asciiTheme="minorHAnsi" w:hAnsiTheme="minorHAnsi" w:cstheme="minorHAnsi"/>
+          <w:lang w:val="en-US"/>
+        </w:rPr>
+        <w:lastRenderedPageBreak/>
+        <w:t xml:space="preserve">adaptive ensemble learning approach. </w:t>
+      </w:r>
       <w:proofErr w:type="spellStart"/>
       <w:r>
         <w:rPr>
           <w:rFonts w:asciiTheme="minorHAnsi" w:hAnsiTheme="minorHAnsi" w:cstheme="minorHAnsi"/>
-        </w:rPr>
-        <w:t>Shaikhsurab</w:t>
+          <w:lang w:val="en-US"/>
+        </w:rPr>
+        <w:t>arXiv</w:t>
       </w:r>
       <w:proofErr w:type="spellEnd"/>
       <w:r>
         <w:rPr>
           <w:rFonts w:asciiTheme="minorHAnsi" w:hAnsiTheme="minorHAnsi" w:cstheme="minorHAnsi"/>
-        </w:rPr>
-        <w:t xml:space="preserve">, M. A., &amp; </w:t>
-      </w:r>
-      <w:proofErr w:type="spellStart"/>
-      <w:r>
-        <w:rPr>
-          <w:rFonts w:asciiTheme="minorHAnsi" w:hAnsiTheme="minorHAnsi" w:cstheme="minorHAnsi"/>
-        </w:rPr>
-        <w:t>Magadum</w:t>
-      </w:r>
-      <w:proofErr w:type="spellEnd"/>
-      <w:r>
-        <w:rPr>
-          <w:rFonts w:asciiTheme="minorHAnsi" w:hAnsiTheme="minorHAnsi" w:cstheme="minorHAnsi"/>
-        </w:rPr>
-        <w:t xml:space="preserve">, P. (2024). </w:t>
-      </w:r>
-      <w:proofErr w:type="spellStart"/>
-      <w:r>
-        <w:rPr>
-          <w:rFonts w:asciiTheme="minorHAnsi" w:hAnsiTheme="minorHAnsi" w:cstheme="minorHAnsi"/>
-        </w:rPr>
-        <w:t>Enhancing</w:t>
-      </w:r>
-      <w:proofErr w:type="spellEnd"/>
-      <w:r>
-        <w:rPr>
-          <w:rFonts w:asciiTheme="minorHAnsi" w:hAnsiTheme="minorHAnsi" w:cstheme="minorHAnsi"/>
-        </w:rPr>
-        <w:t xml:space="preserve"> </w:t>
-      </w:r>
-      <w:proofErr w:type="spellStart"/>
-      <w:r>
-        <w:rPr>
-          <w:rFonts w:asciiTheme="minorHAnsi" w:hAnsiTheme="minorHAnsi" w:cstheme="minorHAnsi"/>
-        </w:rPr>
-        <w:t>customer</w:t>
-      </w:r>
-      <w:proofErr w:type="spellEnd"/>
-      <w:r>
-        <w:rPr>
-          <w:rFonts w:asciiTheme="minorHAnsi" w:hAnsiTheme="minorHAnsi" w:cstheme="minorHAnsi"/>
-        </w:rPr>
-        <w:t xml:space="preserve"> </w:t>
-      </w:r>
-      <w:proofErr w:type="spellStart"/>
-      <w:r>
-        <w:rPr>
-          <w:rFonts w:asciiTheme="minorHAnsi" w:hAnsiTheme="minorHAnsi" w:cstheme="minorHAnsi"/>
-        </w:rPr>
-        <w:t>churn</w:t>
-      </w:r>
-      <w:proofErr w:type="spellEnd"/>
-      <w:r>
-        <w:rPr>
-          <w:rFonts w:asciiTheme="minorHAnsi" w:hAnsiTheme="minorHAnsi" w:cstheme="minorHAnsi"/>
-        </w:rPr>
-        <w:t xml:space="preserve"> </w:t>
-      </w:r>
-      <w:proofErr w:type="spellStart"/>
-      <w:r>
-        <w:rPr>
-          <w:rFonts w:asciiTheme="minorHAnsi" w:hAnsiTheme="minorHAnsi" w:cstheme="minorHAnsi"/>
-        </w:rPr>
-        <w:t>prediction</w:t>
-      </w:r>
-      <w:proofErr w:type="spellEnd"/>
-      <w:r>
-        <w:rPr>
-          <w:rFonts w:asciiTheme="minorHAnsi" w:hAnsiTheme="minorHAnsi" w:cstheme="minorHAnsi"/>
-        </w:rPr>
-        <w:t xml:space="preserve"> in </w:t>
-      </w:r>
-      <w:proofErr w:type="spellStart"/>
-      <w:r>
-        <w:rPr>
-          <w:rFonts w:asciiTheme="minorHAnsi" w:hAnsiTheme="minorHAnsi" w:cstheme="minorHAnsi"/>
-        </w:rPr>
-        <w:t>telecommunications</w:t>
-      </w:r>
-      <w:proofErr w:type="spellEnd"/>
-      <w:r>
-        <w:rPr>
-          <w:rFonts w:asciiTheme="minorHAnsi" w:hAnsiTheme="minorHAnsi" w:cstheme="minorHAnsi"/>
-        </w:rPr>
-        <w:t xml:space="preserve">: </w:t>
-      </w:r>
-      <w:proofErr w:type="spellStart"/>
-      <w:r>
-        <w:rPr>
-          <w:rFonts w:asciiTheme="minorHAnsi" w:hAnsiTheme="minorHAnsi" w:cstheme="minorHAnsi"/>
-        </w:rPr>
-        <w:t>An</w:t>
-      </w:r>
-      <w:proofErr w:type="spellEnd"/>
-      <w:r>
-        <w:rPr>
-          <w:rFonts w:asciiTheme="minorHAnsi" w:hAnsiTheme="minorHAnsi" w:cstheme="minorHAnsi"/>
-        </w:rPr>
-        <w:t xml:space="preserve"> </w:t>
-      </w:r>
-      <w:r>
-        <w:rPr>
-          <w:rFonts w:asciiTheme="minorHAnsi" w:hAnsiTheme="minorHAnsi" w:cstheme="minorHAnsi"/>
-        </w:rPr>
-        <w:lastRenderedPageBreak/>
-        <w:t xml:space="preserve">adaptive ensemble </w:t>
-      </w:r>
-      <w:proofErr w:type="spellStart"/>
-      <w:r>
-        <w:rPr>
-          <w:rFonts w:asciiTheme="minorHAnsi" w:hAnsiTheme="minorHAnsi" w:cstheme="minorHAnsi"/>
-        </w:rPr>
-        <w:t>learning</w:t>
-      </w:r>
-      <w:proofErr w:type="spellEnd"/>
-      <w:r>
-        <w:rPr>
-          <w:rFonts w:asciiTheme="minorHAnsi" w:hAnsiTheme="minorHAnsi" w:cstheme="minorHAnsi"/>
-        </w:rPr>
-        <w:t xml:space="preserve"> </w:t>
-      </w:r>
-      <w:proofErr w:type="spellStart"/>
-      <w:r>
-        <w:rPr>
-          <w:rFonts w:asciiTheme="minorHAnsi" w:hAnsiTheme="minorHAnsi" w:cstheme="minorHAnsi"/>
-        </w:rPr>
-        <w:t>approach</w:t>
-      </w:r>
-      <w:proofErr w:type="spellEnd"/>
-      <w:r>
-        <w:rPr>
-          <w:rFonts w:asciiTheme="minorHAnsi" w:hAnsiTheme="minorHAnsi" w:cstheme="minorHAnsi"/>
-        </w:rPr>
-        <w:t xml:space="preserve">. </w:t>
-      </w:r>
-      <w:proofErr w:type="spellStart"/>
-      <w:r>
-        <w:rPr>
-          <w:rFonts w:asciiTheme="minorHAnsi" w:hAnsiTheme="minorHAnsi" w:cstheme="minorHAnsi"/>
-        </w:rPr>
-        <w:t>arXiv</w:t>
-      </w:r>
-      <w:proofErr w:type="spellEnd"/>
-      <w:r>
-        <w:rPr>
-          <w:rFonts w:asciiTheme="minorHAnsi" w:hAnsiTheme="minorHAnsi" w:cstheme="minorHAnsi"/>
+          <w:lang w:val="en-US"/>
         </w:rPr>
         <w:t>. https://arxiv.org/abs/2408.16284</w:t>
       </w:r>
@@ -12346,11 +10153,13 @@
           <w:rFonts w:asciiTheme="minorHAnsi" w:hAnsiTheme="minorHAnsi" w:cstheme="minorHAnsi"/>
           <w:i/>
           <w:iCs/>
-        </w:rPr>
-      </w:pPr>
-      <w:r>
-        <w:rPr>
-          <w:rFonts w:asciiTheme="minorHAnsi" w:hAnsiTheme="minorHAnsi" w:cstheme="minorHAnsi"/>
+          <w:lang w:val="en-US"/>
+        </w:rPr>
+      </w:pPr>
+      <w:r>
+        <w:rPr>
+          <w:rFonts w:asciiTheme="minorHAnsi" w:hAnsiTheme="minorHAnsi" w:cstheme="minorHAnsi"/>
+          <w:lang w:val="en-US"/>
         </w:rPr>
         <w:t>SHAP. (s. f.). Welcome to the SHAP documentation. https://shap.readthedocs.io/en/latest/</w:t>
       </w:r>
@@ -12361,237 +10170,44 @@
         <w:ind w:left="360" w:hanging="360"/>
         <w:rPr>
           <w:rFonts w:asciiTheme="minorHAnsi" w:hAnsiTheme="minorHAnsi" w:cstheme="minorHAnsi"/>
-        </w:rPr>
-      </w:pPr>
-      <w:proofErr w:type="spellStart"/>
-      <w:r>
-        <w:rPr>
-          <w:rFonts w:asciiTheme="minorHAnsi" w:hAnsiTheme="minorHAnsi" w:cstheme="minorHAnsi"/>
-        </w:rPr>
-        <w:t>Vafeiadis</w:t>
-      </w:r>
-      <w:proofErr w:type="spellEnd"/>
-      <w:r>
-        <w:rPr>
-          <w:rFonts w:asciiTheme="minorHAnsi" w:hAnsiTheme="minorHAnsi" w:cstheme="minorHAnsi"/>
-        </w:rPr>
-        <w:t xml:space="preserve">, T., Diamantaras, K. I., </w:t>
-      </w:r>
-      <w:proofErr w:type="spellStart"/>
-      <w:r>
-        <w:rPr>
-          <w:rFonts w:asciiTheme="minorHAnsi" w:hAnsiTheme="minorHAnsi" w:cstheme="minorHAnsi"/>
-        </w:rPr>
-        <w:t>Sarigiannidis</w:t>
-      </w:r>
-      <w:proofErr w:type="spellEnd"/>
-      <w:r>
-        <w:rPr>
-          <w:rFonts w:asciiTheme="minorHAnsi" w:hAnsiTheme="minorHAnsi" w:cstheme="minorHAnsi"/>
-        </w:rPr>
-        <w:t xml:space="preserve">, G., &amp; </w:t>
-      </w:r>
-      <w:proofErr w:type="spellStart"/>
-      <w:r>
-        <w:rPr>
-          <w:rFonts w:asciiTheme="minorHAnsi" w:hAnsiTheme="minorHAnsi" w:cstheme="minorHAnsi"/>
-        </w:rPr>
-        <w:t>Chatzisavvas</w:t>
-      </w:r>
-      <w:proofErr w:type="spellEnd"/>
-      <w:r>
-        <w:rPr>
-          <w:rFonts w:asciiTheme="minorHAnsi" w:hAnsiTheme="minorHAnsi" w:cstheme="minorHAnsi"/>
-        </w:rPr>
-        <w:t xml:space="preserve">, K. C. (2015). A </w:t>
-      </w:r>
-      <w:proofErr w:type="spellStart"/>
-      <w:r>
-        <w:rPr>
-          <w:rFonts w:asciiTheme="minorHAnsi" w:hAnsiTheme="minorHAnsi" w:cstheme="minorHAnsi"/>
-        </w:rPr>
-        <w:t>comparison</w:t>
-      </w:r>
-      <w:proofErr w:type="spellEnd"/>
-      <w:r>
-        <w:rPr>
-          <w:rFonts w:asciiTheme="minorHAnsi" w:hAnsiTheme="minorHAnsi" w:cstheme="minorHAnsi"/>
-        </w:rPr>
-        <w:t xml:space="preserve"> </w:t>
-      </w:r>
-      <w:proofErr w:type="spellStart"/>
-      <w:r>
-        <w:rPr>
-          <w:rFonts w:asciiTheme="minorHAnsi" w:hAnsiTheme="minorHAnsi" w:cstheme="minorHAnsi"/>
-        </w:rPr>
-        <w:t>of</w:t>
-      </w:r>
-      <w:proofErr w:type="spellEnd"/>
-      <w:r>
-        <w:rPr>
-          <w:rFonts w:asciiTheme="minorHAnsi" w:hAnsiTheme="minorHAnsi" w:cstheme="minorHAnsi"/>
-        </w:rPr>
-        <w:t xml:space="preserve"> machine </w:t>
-      </w:r>
-      <w:proofErr w:type="spellStart"/>
-      <w:r>
-        <w:rPr>
-          <w:rFonts w:asciiTheme="minorHAnsi" w:hAnsiTheme="minorHAnsi" w:cstheme="minorHAnsi"/>
-        </w:rPr>
-        <w:t>learning</w:t>
-      </w:r>
-      <w:proofErr w:type="spellEnd"/>
-      <w:r>
-        <w:rPr>
-          <w:rFonts w:asciiTheme="minorHAnsi" w:hAnsiTheme="minorHAnsi" w:cstheme="minorHAnsi"/>
-        </w:rPr>
-        <w:t xml:space="preserve"> </w:t>
-      </w:r>
-      <w:proofErr w:type="spellStart"/>
-      <w:r>
-        <w:rPr>
-          <w:rFonts w:asciiTheme="minorHAnsi" w:hAnsiTheme="minorHAnsi" w:cstheme="minorHAnsi"/>
-        </w:rPr>
-        <w:t>techniques</w:t>
-      </w:r>
-      <w:proofErr w:type="spellEnd"/>
-      <w:r>
-        <w:rPr>
-          <w:rFonts w:asciiTheme="minorHAnsi" w:hAnsiTheme="minorHAnsi" w:cstheme="minorHAnsi"/>
-        </w:rPr>
-        <w:t xml:space="preserve"> </w:t>
-      </w:r>
-      <w:proofErr w:type="spellStart"/>
-      <w:r>
-        <w:rPr>
-          <w:rFonts w:asciiTheme="minorHAnsi" w:hAnsiTheme="minorHAnsi" w:cstheme="minorHAnsi"/>
-        </w:rPr>
-        <w:t>for</w:t>
-      </w:r>
-      <w:proofErr w:type="spellEnd"/>
-      <w:r>
-        <w:rPr>
-          <w:rFonts w:asciiTheme="minorHAnsi" w:hAnsiTheme="minorHAnsi" w:cstheme="minorHAnsi"/>
-        </w:rPr>
-        <w:t xml:space="preserve"> </w:t>
-      </w:r>
-      <w:proofErr w:type="spellStart"/>
-      <w:r>
-        <w:rPr>
-          <w:rFonts w:asciiTheme="minorHAnsi" w:hAnsiTheme="minorHAnsi" w:cstheme="minorHAnsi"/>
-        </w:rPr>
-        <w:t>customer</w:t>
-      </w:r>
-      <w:proofErr w:type="spellEnd"/>
-      <w:r>
-        <w:rPr>
-          <w:rFonts w:asciiTheme="minorHAnsi" w:hAnsiTheme="minorHAnsi" w:cstheme="minorHAnsi"/>
-        </w:rPr>
-        <w:t xml:space="preserve"> </w:t>
-      </w:r>
-      <w:proofErr w:type="spellStart"/>
-      <w:r>
-        <w:rPr>
-          <w:rFonts w:asciiTheme="minorHAnsi" w:hAnsiTheme="minorHAnsi" w:cstheme="minorHAnsi"/>
-        </w:rPr>
-        <w:t>churn</w:t>
-      </w:r>
-      <w:proofErr w:type="spellEnd"/>
-      <w:r>
-        <w:rPr>
-          <w:rFonts w:asciiTheme="minorHAnsi" w:hAnsiTheme="minorHAnsi" w:cstheme="minorHAnsi"/>
-        </w:rPr>
-        <w:t xml:space="preserve"> </w:t>
-      </w:r>
-      <w:proofErr w:type="spellStart"/>
-      <w:r>
-        <w:rPr>
-          <w:rFonts w:asciiTheme="minorHAnsi" w:hAnsiTheme="minorHAnsi" w:cstheme="minorHAnsi"/>
-        </w:rPr>
-        <w:t>prediction</w:t>
-      </w:r>
-      <w:proofErr w:type="spellEnd"/>
-      <w:r>
-        <w:rPr>
-          <w:rFonts w:asciiTheme="minorHAnsi" w:hAnsiTheme="minorHAnsi" w:cstheme="minorHAnsi"/>
-        </w:rPr>
-        <w:t xml:space="preserve">. </w:t>
-      </w:r>
-      <w:proofErr w:type="spellStart"/>
+          <w:lang w:val="en-US"/>
+        </w:rPr>
+      </w:pPr>
+      <w:r>
+        <w:rPr>
+          <w:rFonts w:asciiTheme="minorHAnsi" w:hAnsiTheme="minorHAnsi" w:cstheme="minorHAnsi"/>
+          <w:lang w:val="pt-PT"/>
+        </w:rPr>
+        <w:t xml:space="preserve">Vafeiadis, T., Diamantaras, K. I., Sarigiannidis, G., &amp; Chatzisavvas, K. C. (2015). </w:t>
+      </w:r>
+      <w:r>
+        <w:rPr>
+          <w:rFonts w:asciiTheme="minorHAnsi" w:hAnsiTheme="minorHAnsi" w:cstheme="minorHAnsi"/>
+          <w:lang w:val="en-US"/>
+        </w:rPr>
+        <w:t xml:space="preserve">A comparison of machine learning techniques for customer churn prediction. </w:t>
+      </w:r>
       <w:r>
         <w:rPr>
           <w:rFonts w:asciiTheme="minorHAnsi" w:hAnsiTheme="minorHAnsi" w:cstheme="minorHAnsi"/>
           <w:i/>
-        </w:rPr>
-        <w:t>Simulation</w:t>
-      </w:r>
-      <w:proofErr w:type="spellEnd"/>
-      <w:r>
-        <w:rPr>
-          <w:rFonts w:asciiTheme="minorHAnsi" w:hAnsiTheme="minorHAnsi" w:cstheme="minorHAnsi"/>
-          <w:i/>
-        </w:rPr>
-        <w:t xml:space="preserve"> </w:t>
-      </w:r>
-      <w:proofErr w:type="spellStart"/>
-      <w:r>
-        <w:rPr>
-          <w:rFonts w:asciiTheme="minorHAnsi" w:hAnsiTheme="minorHAnsi" w:cstheme="minorHAnsi"/>
-          <w:i/>
-        </w:rPr>
-        <w:t>Modelling</w:t>
-      </w:r>
-      <w:proofErr w:type="spellEnd"/>
-      <w:r>
-        <w:rPr>
-          <w:rFonts w:asciiTheme="minorHAnsi" w:hAnsiTheme="minorHAnsi" w:cstheme="minorHAnsi"/>
-          <w:i/>
-        </w:rPr>
-        <w:t xml:space="preserve"> </w:t>
-      </w:r>
-      <w:proofErr w:type="spellStart"/>
-      <w:r>
-        <w:rPr>
-          <w:rFonts w:asciiTheme="minorHAnsi" w:hAnsiTheme="minorHAnsi" w:cstheme="minorHAnsi"/>
-          <w:i/>
-        </w:rPr>
-        <w:t>Practice</w:t>
-      </w:r>
-      <w:proofErr w:type="spellEnd"/>
-      <w:r>
-        <w:rPr>
-          <w:rFonts w:asciiTheme="minorHAnsi" w:hAnsiTheme="minorHAnsi" w:cstheme="minorHAnsi"/>
-          <w:i/>
-        </w:rPr>
-        <w:t xml:space="preserve"> and </w:t>
-      </w:r>
-      <w:proofErr w:type="spellStart"/>
-      <w:r>
-        <w:rPr>
-          <w:rFonts w:asciiTheme="minorHAnsi" w:hAnsiTheme="minorHAnsi" w:cstheme="minorHAnsi"/>
-          <w:i/>
-        </w:rPr>
-        <w:t>Theory</w:t>
-      </w:r>
-      <w:proofErr w:type="spellEnd"/>
-      <w:r>
-        <w:rPr>
-          <w:rFonts w:asciiTheme="minorHAnsi" w:hAnsiTheme="minorHAnsi" w:cstheme="minorHAnsi"/>
-          <w:i/>
-        </w:rPr>
-        <w:t>, 55</w:t>
-      </w:r>
-      <w:r>
-        <w:rPr>
-          <w:rFonts w:asciiTheme="minorHAnsi" w:hAnsiTheme="minorHAnsi" w:cstheme="minorHAnsi"/>
+          <w:lang w:val="en-US"/>
+        </w:rPr>
+        <w:t>Simulation Modelling Practice and Theory, 55</w:t>
+      </w:r>
+      <w:r>
+        <w:rPr>
+          <w:rFonts w:asciiTheme="minorHAnsi" w:hAnsiTheme="minorHAnsi" w:cstheme="minorHAnsi"/>
+          <w:lang w:val="en-US"/>
         </w:rPr>
         <w:t xml:space="preserve">, 1-9. </w:t>
       </w:r>
-      <w:hyperlink r:id="rId28" w:history="1">
+      <w:hyperlink r:id="rId29" w:history="1">
         <w:r>
           <w:rPr>
             <w:rStyle w:val="Hipervnculo"/>
             <w:rFonts w:asciiTheme="minorHAnsi" w:hAnsiTheme="minorHAnsi" w:cstheme="minorHAnsi"/>
+            <w:lang w:val="en-US"/>
           </w:rPr>
           <w:t>https://doi.org/10.1016/j.simpat.2015.03.003</w:t>
         </w:r>
@@ -12608,6 +10224,7 @@
       <w:r>
         <w:rPr>
           <w:rFonts w:asciiTheme="minorHAnsi" w:hAnsiTheme="minorHAnsi" w:cstheme="minorHAnsi"/>
+          <w:lang w:val="pt-PT"/>
         </w:rPr>
         <w:t xml:space="preserve">Vera, I., Vera, G., &amp; Mallea, D. (2026). </w:t>
       </w:r>
@@ -12640,7 +10257,7 @@
         </w:rPr>
         <w:t xml:space="preserve"> [Código fuente]. GitHub. </w:t>
       </w:r>
-      <w:hyperlink r:id="rId29" w:history="1">
+      <w:hyperlink r:id="rId30" w:history="1">
         <w:r>
           <w:rPr>
             <w:rStyle w:val="Hipervnculo"/>
@@ -12775,91 +10392,63 @@
         <w:rPr>
           <w:rFonts w:asciiTheme="minorHAnsi" w:eastAsia="Calibri" w:hAnsiTheme="minorHAnsi" w:cstheme="minorHAnsi"/>
         </w:rPr>
-        <w:t xml:space="preserve"> </w:t>
+        <w:t xml:space="preserve"> Churn </w:t>
       </w:r>
       <w:proofErr w:type="spellStart"/>
       <w:r>
         <w:rPr>
           <w:rFonts w:asciiTheme="minorHAnsi" w:eastAsia="Calibri" w:hAnsiTheme="minorHAnsi" w:cstheme="minorHAnsi"/>
         </w:rPr>
-        <w:t>Churn</w:t>
+        <w:t>Prediction</w:t>
       </w:r>
       <w:proofErr w:type="spellEnd"/>
       <w:r>
         <w:rPr>
           <w:rFonts w:asciiTheme="minorHAnsi" w:eastAsia="Calibri" w:hAnsiTheme="minorHAnsi" w:cstheme="minorHAnsi"/>
         </w:rPr>
-        <w:t xml:space="preserve"> </w:t>
+        <w:t xml:space="preserve"> Business </w:t>
       </w:r>
       <w:proofErr w:type="spellStart"/>
       <w:r>
         <w:rPr>
           <w:rFonts w:asciiTheme="minorHAnsi" w:eastAsia="Calibri" w:hAnsiTheme="minorHAnsi" w:cstheme="minorHAnsi"/>
         </w:rPr>
-        <w:t>Prediction</w:t>
+        <w:t>Dataset</w:t>
       </w:r>
       <w:proofErr w:type="spellEnd"/>
       <w:r>
         <w:rPr>
           <w:rFonts w:asciiTheme="minorHAnsi" w:eastAsia="Calibri" w:hAnsiTheme="minorHAnsi" w:cstheme="minorHAnsi"/>
         </w:rPr>
-        <w:t xml:space="preserve"> Business </w:t>
+        <w:t xml:space="preserve">, publicado en </w:t>
       </w:r>
       <w:proofErr w:type="spellStart"/>
       <w:r>
         <w:rPr>
           <w:rFonts w:asciiTheme="minorHAnsi" w:eastAsia="Calibri" w:hAnsiTheme="minorHAnsi" w:cstheme="minorHAnsi"/>
         </w:rPr>
-        <w:t>Dataset</w:t>
+        <w:t>Kaggle</w:t>
       </w:r>
       <w:proofErr w:type="spellEnd"/>
       <w:r>
         <w:rPr>
           <w:rFonts w:asciiTheme="minorHAnsi" w:eastAsia="Calibri" w:hAnsiTheme="minorHAnsi" w:cstheme="minorHAnsi"/>
         </w:rPr>
-        <w:t xml:space="preserve">, publicado en </w:t>
+        <w:t xml:space="preserve">, compuesto por 10.000 observaciones y 32 variables. Cada fila representa un cliente y la variable objetivo </w:t>
       </w:r>
       <w:proofErr w:type="spellStart"/>
       <w:r>
         <w:rPr>
           <w:rFonts w:asciiTheme="minorHAnsi" w:eastAsia="Calibri" w:hAnsiTheme="minorHAnsi" w:cstheme="minorHAnsi"/>
         </w:rPr>
-        <w:t>Kaggle</w:t>
+        <w:t>churn</w:t>
       </w:r>
       <w:proofErr w:type="spellEnd"/>
       <w:r>
         <w:rPr>
           <w:rFonts w:asciiTheme="minorHAnsi" w:eastAsia="Calibri" w:hAnsiTheme="minorHAnsi" w:cstheme="minorHAnsi"/>
         </w:rPr>
-        <w:t xml:space="preserve">, compuesto por 10.000 observaciones y 32 variables. Cada fila representa un cliente y la variable objetivo </w:t>
-      </w:r>
-      <w:proofErr w:type="spellStart"/>
-      <w:r>
-        <w:rPr>
-          <w:rFonts w:asciiTheme="minorHAnsi" w:eastAsia="Calibri" w:hAnsiTheme="minorHAnsi" w:cstheme="minorHAnsi"/>
-        </w:rPr>
-        <w:t>churn</w:t>
-      </w:r>
-      <w:proofErr w:type="spellEnd"/>
-      <w:r>
-        <w:rPr>
-          <w:rFonts w:asciiTheme="minorHAnsi" w:eastAsia="Calibri" w:hAnsiTheme="minorHAnsi" w:cstheme="minorHAnsi"/>
-        </w:rPr>
-        <w:t xml:space="preserve"> toma el valor 0 cuando el cliente permanece y 1 cuando abandona (</w:t>
-      </w:r>
-      <w:proofErr w:type="spellStart"/>
-      <w:r>
-        <w:rPr>
-          <w:rFonts w:asciiTheme="minorHAnsi" w:eastAsia="Calibri" w:hAnsiTheme="minorHAnsi" w:cstheme="minorHAnsi"/>
-        </w:rPr>
-        <w:t>Miah</w:t>
-      </w:r>
-      <w:proofErr w:type="spellEnd"/>
-      <w:r>
-        <w:rPr>
-          <w:rFonts w:asciiTheme="minorHAnsi" w:eastAsia="Calibri" w:hAnsiTheme="minorHAnsi" w:cstheme="minorHAnsi"/>
-        </w:rPr>
-        <w:t>, 2025).</w:t>
+        <w:t xml:space="preserve"> toma el valor 0 cuando el cliente permanece y 1 cuando abandona (Miah, 2025).</w:t>
       </w:r>
     </w:p>
     <w:p>
@@ -12968,21 +10557,7 @@
         <w:rPr>
           <w:rFonts w:asciiTheme="minorHAnsi" w:hAnsiTheme="minorHAnsi" w:cstheme="minorHAnsi"/>
         </w:rPr>
-        <w:t>», generado mediante reglas de negocio combinadas con ruido probabilístico para simular correlaciones plausibles entre variables (</w:t>
-      </w:r>
-      <w:proofErr w:type="spellStart"/>
-      <w:r>
-        <w:rPr>
-          <w:rFonts w:asciiTheme="minorHAnsi" w:hAnsiTheme="minorHAnsi" w:cstheme="minorHAnsi"/>
-        </w:rPr>
-        <w:t>Miah</w:t>
-      </w:r>
-      <w:proofErr w:type="spellEnd"/>
-      <w:r>
-        <w:rPr>
-          <w:rFonts w:asciiTheme="minorHAnsi" w:hAnsiTheme="minorHAnsi" w:cstheme="minorHAnsi"/>
-        </w:rPr>
-        <w:t>, 2025). Esto no invalida su uso con fines académicos, pero implica que las métricas obtenidas a lo largo de este informe deben interpretarse como una evaluación preliminar del enfoque metodológico, y no como una medición del desempeño esperado sobre datos reales de clientes.</w:t>
+        <w:t>», generado mediante reglas de negocio combinadas con ruido probabilístico para simular correlaciones plausibles entre variables (Miah, 2025). Esto no invalida su uso con fines académicos, pero implica que las métricas obtenidas a lo largo de este informe deben interpretarse como una evaluación preliminar del enfoque metodológico, y no como una medición del desempeño esperado sobre datos reales de clientes.</w:t>
       </w:r>
     </w:p>
     <w:p>
@@ -13325,21 +10900,12 @@
                 <w:rFonts w:asciiTheme="minorHAnsi" w:hAnsiTheme="minorHAnsi" w:cstheme="minorHAnsi"/>
               </w:rPr>
             </w:pPr>
-            <w:proofErr w:type="spellStart"/>
             <w:r>
               <w:rPr>
                 <w:rFonts w:asciiTheme="minorHAnsi" w:eastAsia="Calibri" w:hAnsiTheme="minorHAnsi" w:cstheme="minorHAnsi"/>
                 <w:sz w:val="14"/>
               </w:rPr>
-              <w:t>Female</w:t>
-            </w:r>
-            <w:proofErr w:type="spellEnd"/>
-            <w:r>
-              <w:rPr>
-                <w:rFonts w:asciiTheme="minorHAnsi" w:eastAsia="Calibri" w:hAnsiTheme="minorHAnsi" w:cstheme="minorHAnsi"/>
-                <w:sz w:val="14"/>
-              </w:rPr>
-              <w:t>, Male</w:t>
+              <w:t>Female, Male</w:t>
             </w:r>
           </w:p>
         </w:tc>
@@ -13535,23 +11101,7 @@
                 <w:rFonts w:asciiTheme="minorHAnsi" w:eastAsia="Calibri" w:hAnsiTheme="minorHAnsi" w:cstheme="minorHAnsi"/>
                 <w:sz w:val="14"/>
               </w:rPr>
-              <w:t xml:space="preserve">, </w:t>
-            </w:r>
-            <w:proofErr w:type="spellStart"/>
-            <w:r>
-              <w:rPr>
-                <w:rFonts w:asciiTheme="minorHAnsi" w:eastAsia="Calibri" w:hAnsiTheme="minorHAnsi" w:cstheme="minorHAnsi"/>
-                <w:sz w:val="14"/>
-              </w:rPr>
-              <w:t>Germany</w:t>
-            </w:r>
-            <w:proofErr w:type="spellEnd"/>
-            <w:r>
-              <w:rPr>
-                <w:rFonts w:asciiTheme="minorHAnsi" w:eastAsia="Calibri" w:hAnsiTheme="minorHAnsi" w:cstheme="minorHAnsi"/>
-                <w:sz w:val="14"/>
-              </w:rPr>
-              <w:t>, India, UK, USA</w:t>
+              <w:t>, Germany, India, UK, USA</w:t>
             </w:r>
           </w:p>
         </w:tc>
@@ -13917,23 +11467,7 @@
                 <w:rFonts w:asciiTheme="minorHAnsi" w:eastAsia="Calibri" w:hAnsiTheme="minorHAnsi" w:cstheme="minorHAnsi"/>
                 <w:sz w:val="14"/>
               </w:rPr>
-              <w:t xml:space="preserve">Mobile, </w:t>
-            </w:r>
-            <w:proofErr w:type="spellStart"/>
-            <w:r>
-              <w:rPr>
-                <w:rFonts w:asciiTheme="minorHAnsi" w:eastAsia="Calibri" w:hAnsiTheme="minorHAnsi" w:cstheme="minorHAnsi"/>
-                <w:sz w:val="14"/>
-              </w:rPr>
-              <w:t>Referral</w:t>
-            </w:r>
-            <w:proofErr w:type="spellEnd"/>
-            <w:r>
-              <w:rPr>
-                <w:rFonts w:asciiTheme="minorHAnsi" w:eastAsia="Calibri" w:hAnsiTheme="minorHAnsi" w:cstheme="minorHAnsi"/>
-                <w:sz w:val="14"/>
-              </w:rPr>
-              <w:t>, Web</w:t>
+              <w:t>Mobile, Referral, Web</w:t>
             </w:r>
           </w:p>
         </w:tc>
@@ -14877,23 +12411,7 @@
                 <w:rFonts w:asciiTheme="minorHAnsi" w:eastAsia="Calibri" w:hAnsiTheme="minorHAnsi" w:cstheme="minorHAnsi"/>
                 <w:sz w:val="14"/>
               </w:rPr>
-              <w:t xml:space="preserve">Bank Transfer, </w:t>
-            </w:r>
-            <w:proofErr w:type="spellStart"/>
-            <w:r>
-              <w:rPr>
-                <w:rFonts w:asciiTheme="minorHAnsi" w:eastAsia="Calibri" w:hAnsiTheme="minorHAnsi" w:cstheme="minorHAnsi"/>
-                <w:sz w:val="14"/>
-              </w:rPr>
-              <w:t>Card</w:t>
-            </w:r>
-            <w:proofErr w:type="spellEnd"/>
-            <w:r>
-              <w:rPr>
-                <w:rFonts w:asciiTheme="minorHAnsi" w:eastAsia="Calibri" w:hAnsiTheme="minorHAnsi" w:cstheme="minorHAnsi"/>
-                <w:sz w:val="14"/>
-              </w:rPr>
-              <w:t>, PayPal</w:t>
+              <w:t>Bank Transfer, Card, PayPal</w:t>
             </w:r>
           </w:p>
         </w:tc>
@@ -18547,7 +16065,7 @@
                     <pic:cNvPicPr/>
                   </pic:nvPicPr>
                   <pic:blipFill>
-                    <a:blip r:embed="rId30"/>
+                    <a:blip r:embed="rId31"/>
                     <a:stretch>
                       <a:fillRect/>
                     </a:stretch>
@@ -19631,7 +17149,7 @@
                     <pic:cNvPicPr/>
                   </pic:nvPicPr>
                   <pic:blipFill>
-                    <a:blip r:embed="rId31"/>
+                    <a:blip r:embed="rId32"/>
                     <a:stretch>
                       <a:fillRect/>
                     </a:stretch>
@@ -19757,7 +17275,7 @@
                     <pic:cNvPicPr/>
                   </pic:nvPicPr>
                   <pic:blipFill>
-                    <a:blip r:embed="rId32"/>
+                    <a:blip r:embed="rId33"/>
                     <a:stretch>
                       <a:fillRect/>
                     </a:stretch>
@@ -19808,7 +17326,7 @@
                     <pic:cNvPicPr/>
                   </pic:nvPicPr>
                   <pic:blipFill>
-                    <a:blip r:embed="rId33"/>
+                    <a:blip r:embed="rId34"/>
                     <a:stretch>
                       <a:fillRect/>
                     </a:stretch>
@@ -19858,7 +17376,7 @@
                     <pic:cNvPicPr/>
                   </pic:nvPicPr>
                   <pic:blipFill>
-                    <a:blip r:embed="rId34"/>
+                    <a:blip r:embed="rId35"/>
                     <a:stretch>
                       <a:fillRect/>
                     </a:stretch>
@@ -19908,7 +17426,7 @@
                     <pic:cNvPicPr/>
                   </pic:nvPicPr>
                   <pic:blipFill>
-                    <a:blip r:embed="rId35"/>
+                    <a:blip r:embed="rId36"/>
                     <a:stretch>
                       <a:fillRect/>
                     </a:stretch>
@@ -19939,13 +17457,120 @@
           <w:iCs/>
           <w:sz w:val="18"/>
           <w:szCs w:val="18"/>
-        </w:rPr>
-      </w:pPr>
-      <w:r>
-        <w:rPr>
-          <w:rFonts w:asciiTheme="minorHAnsi" w:hAnsiTheme="minorHAnsi" w:cstheme="minorHAnsi"/>
-        </w:rPr>
-        <w:t>Figura 8. Histogramas de csat_score, tenure_months, monthly_logins y last_login_days_ago según churn.</w:t>
+          <w:lang w:val="en-US"/>
+        </w:rPr>
+      </w:pPr>
+      <w:proofErr w:type="spellStart"/>
+      <w:r>
+        <w:rPr>
+          <w:rFonts w:asciiTheme="minorHAnsi" w:hAnsiTheme="minorHAnsi" w:cstheme="minorHAnsi"/>
+          <w:lang w:val="en-US"/>
+        </w:rPr>
+        <w:t>Figura</w:t>
+      </w:r>
+      <w:proofErr w:type="spellEnd"/>
+      <w:r>
+        <w:rPr>
+          <w:rFonts w:asciiTheme="minorHAnsi" w:hAnsiTheme="minorHAnsi" w:cstheme="minorHAnsi"/>
+          <w:lang w:val="en-US"/>
+        </w:rPr>
+        <w:t xml:space="preserve"> 8. </w:t>
+      </w:r>
+      <w:proofErr w:type="spellStart"/>
+      <w:r>
+        <w:rPr>
+          <w:rFonts w:asciiTheme="minorHAnsi" w:hAnsiTheme="minorHAnsi" w:cstheme="minorHAnsi"/>
+          <w:lang w:val="en-US"/>
+        </w:rPr>
+        <w:t>Histogramas</w:t>
+      </w:r>
+      <w:proofErr w:type="spellEnd"/>
+      <w:r>
+        <w:rPr>
+          <w:rFonts w:asciiTheme="minorHAnsi" w:hAnsiTheme="minorHAnsi" w:cstheme="minorHAnsi"/>
+          <w:lang w:val="en-US"/>
+        </w:rPr>
+        <w:t xml:space="preserve"> de </w:t>
+      </w:r>
+      <w:proofErr w:type="spellStart"/>
+      <w:r>
+        <w:rPr>
+          <w:rFonts w:asciiTheme="minorHAnsi" w:hAnsiTheme="minorHAnsi" w:cstheme="minorHAnsi"/>
+          <w:lang w:val="en-US"/>
+        </w:rPr>
+        <w:t>csat_score</w:t>
+      </w:r>
+      <w:proofErr w:type="spellEnd"/>
+      <w:r>
+        <w:rPr>
+          <w:rFonts w:asciiTheme="minorHAnsi" w:hAnsiTheme="minorHAnsi" w:cstheme="minorHAnsi"/>
+          <w:lang w:val="en-US"/>
+        </w:rPr>
+        <w:t xml:space="preserve">, </w:t>
+      </w:r>
+      <w:proofErr w:type="spellStart"/>
+      <w:r>
+        <w:rPr>
+          <w:rFonts w:asciiTheme="minorHAnsi" w:hAnsiTheme="minorHAnsi" w:cstheme="minorHAnsi"/>
+          <w:lang w:val="en-US"/>
+        </w:rPr>
+        <w:t>tenure_months</w:t>
+      </w:r>
+      <w:proofErr w:type="spellEnd"/>
+      <w:r>
+        <w:rPr>
+          <w:rFonts w:asciiTheme="minorHAnsi" w:hAnsiTheme="minorHAnsi" w:cstheme="minorHAnsi"/>
+          <w:lang w:val="en-US"/>
+        </w:rPr>
+        <w:t xml:space="preserve">, </w:t>
+      </w:r>
+      <w:proofErr w:type="spellStart"/>
+      <w:r>
+        <w:rPr>
+          <w:rFonts w:asciiTheme="minorHAnsi" w:hAnsiTheme="minorHAnsi" w:cstheme="minorHAnsi"/>
+          <w:lang w:val="en-US"/>
+        </w:rPr>
+        <w:t>monthly_logins</w:t>
+      </w:r>
+      <w:proofErr w:type="spellEnd"/>
+      <w:r>
+        <w:rPr>
+          <w:rFonts w:asciiTheme="minorHAnsi" w:hAnsiTheme="minorHAnsi" w:cstheme="minorHAnsi"/>
+          <w:lang w:val="en-US"/>
+        </w:rPr>
+        <w:t xml:space="preserve"> y </w:t>
+      </w:r>
+      <w:proofErr w:type="spellStart"/>
+      <w:r>
+        <w:rPr>
+          <w:rFonts w:asciiTheme="minorHAnsi" w:hAnsiTheme="minorHAnsi" w:cstheme="minorHAnsi"/>
+          <w:lang w:val="en-US"/>
+        </w:rPr>
+        <w:t>last_login_days_ago</w:t>
+      </w:r>
+      <w:proofErr w:type="spellEnd"/>
+      <w:r>
+        <w:rPr>
+          <w:rFonts w:asciiTheme="minorHAnsi" w:hAnsiTheme="minorHAnsi" w:cstheme="minorHAnsi"/>
+          <w:lang w:val="en-US"/>
+        </w:rPr>
+        <w:t xml:space="preserve"> </w:t>
+      </w:r>
+      <w:proofErr w:type="spellStart"/>
+      <w:r>
+        <w:rPr>
+          <w:rFonts w:asciiTheme="minorHAnsi" w:hAnsiTheme="minorHAnsi" w:cstheme="minorHAnsi"/>
+          <w:lang w:val="en-US"/>
+        </w:rPr>
+        <w:t>según</w:t>
+      </w:r>
+      <w:proofErr w:type="spellEnd"/>
+      <w:r>
+        <w:rPr>
+          <w:rFonts w:asciiTheme="minorHAnsi" w:hAnsiTheme="minorHAnsi" w:cstheme="minorHAnsi"/>
+          <w:lang w:val="en-US"/>
+        </w:rPr>
+        <w:t xml:space="preserve"> churn.</w:t>
       </w:r>
     </w:p>
     <w:p>
@@ -20262,7 +17887,7 @@
                     <pic:cNvPicPr/>
                   </pic:nvPicPr>
                   <pic:blipFill>
-                    <a:blip r:embed="rId36"/>
+                    <a:blip r:embed="rId37"/>
                     <a:stretch>
                       <a:fillRect/>
                     </a:stretch>
@@ -20402,12 +18027,68 @@
         <w:rPr>
           <w:rFonts w:asciiTheme="minorHAnsi" w:eastAsia="Calibri" w:hAnsiTheme="minorHAnsi" w:cstheme="minorHAnsi"/>
         </w:rPr>
-        <w:t xml:space="preserve"> fueron débiles. Los valores de mayor magnitud fueron </w:t>
+        <w:t xml:space="preserve"> fueron débiles. </w:t>
+      </w:r>
+      <w:r>
+        <w:rPr>
+          <w:rFonts w:asciiTheme="minorHAnsi" w:eastAsia="Calibri" w:hAnsiTheme="minorHAnsi" w:cstheme="minorHAnsi"/>
+          <w:lang w:val="en-US"/>
+        </w:rPr>
+        <w:t xml:space="preserve">Los </w:t>
       </w:r>
       <w:proofErr w:type="spellStart"/>
       <w:r>
         <w:rPr>
           <w:rFonts w:asciiTheme="minorHAnsi" w:eastAsia="Calibri" w:hAnsiTheme="minorHAnsi" w:cstheme="minorHAnsi"/>
+          <w:lang w:val="en-US"/>
+        </w:rPr>
+        <w:t>valores</w:t>
+      </w:r>
+      <w:proofErr w:type="spellEnd"/>
+      <w:r>
+        <w:rPr>
+          <w:rFonts w:asciiTheme="minorHAnsi" w:eastAsia="Calibri" w:hAnsiTheme="minorHAnsi" w:cstheme="minorHAnsi"/>
+          <w:lang w:val="en-US"/>
+        </w:rPr>
+        <w:t xml:space="preserve"> de mayor </w:t>
+      </w:r>
+      <w:proofErr w:type="spellStart"/>
+      <w:r>
+        <w:rPr>
+          <w:rFonts w:asciiTheme="minorHAnsi" w:eastAsia="Calibri" w:hAnsiTheme="minorHAnsi" w:cstheme="minorHAnsi"/>
+          <w:lang w:val="en-US"/>
+        </w:rPr>
+        <w:t>magnitud</w:t>
+      </w:r>
+      <w:proofErr w:type="spellEnd"/>
+      <w:r>
+        <w:rPr>
+          <w:rFonts w:asciiTheme="minorHAnsi" w:eastAsia="Calibri" w:hAnsiTheme="minorHAnsi" w:cstheme="minorHAnsi"/>
+          <w:lang w:val="en-US"/>
+        </w:rPr>
+        <w:t xml:space="preserve"> </w:t>
+      </w:r>
+      <w:proofErr w:type="spellStart"/>
+      <w:r>
+        <w:rPr>
+          <w:rFonts w:asciiTheme="minorHAnsi" w:eastAsia="Calibri" w:hAnsiTheme="minorHAnsi" w:cstheme="minorHAnsi"/>
+          <w:lang w:val="en-US"/>
+        </w:rPr>
+        <w:t>fueron</w:t>
+      </w:r>
+      <w:proofErr w:type="spellEnd"/>
+      <w:r>
+        <w:rPr>
+          <w:rFonts w:asciiTheme="minorHAnsi" w:eastAsia="Calibri" w:hAnsiTheme="minorHAnsi" w:cstheme="minorHAnsi"/>
+          <w:lang w:val="en-US"/>
+        </w:rPr>
+        <w:t xml:space="preserve"> </w:t>
+      </w:r>
+      <w:proofErr w:type="spellStart"/>
+      <w:r>
+        <w:rPr>
+          <w:rFonts w:asciiTheme="minorHAnsi" w:eastAsia="Calibri" w:hAnsiTheme="minorHAnsi" w:cstheme="minorHAnsi"/>
+          <w:lang w:val="en-US"/>
         </w:rPr>
         <w:t>csat_score</w:t>
       </w:r>
@@ -20415,6 +18096,7 @@
       <w:r>
         <w:rPr>
           <w:rFonts w:asciiTheme="minorHAnsi" w:eastAsia="Calibri" w:hAnsiTheme="minorHAnsi" w:cstheme="minorHAnsi"/>
+          <w:lang w:val="en-US"/>
         </w:rPr>
         <w:t xml:space="preserve"> (-0,158), </w:t>
       </w:r>
@@ -20422,6 +18104,7 @@
       <w:r>
         <w:rPr>
           <w:rFonts w:asciiTheme="minorHAnsi" w:eastAsia="Calibri" w:hAnsiTheme="minorHAnsi" w:cstheme="minorHAnsi"/>
+          <w:lang w:val="en-US"/>
         </w:rPr>
         <w:t>tenure_months</w:t>
       </w:r>
@@ -20429,6 +18112,7 @@
       <w:r>
         <w:rPr>
           <w:rFonts w:asciiTheme="minorHAnsi" w:eastAsia="Calibri" w:hAnsiTheme="minorHAnsi" w:cstheme="minorHAnsi"/>
+          <w:lang w:val="en-US"/>
         </w:rPr>
         <w:t xml:space="preserve"> (-0,117), </w:t>
       </w:r>
@@ -20436,6 +18120,7 @@
       <w:r>
         <w:rPr>
           <w:rFonts w:asciiTheme="minorHAnsi" w:eastAsia="Calibri" w:hAnsiTheme="minorHAnsi" w:cstheme="minorHAnsi"/>
+          <w:lang w:val="en-US"/>
         </w:rPr>
         <w:t>payment_failures</w:t>
       </w:r>
@@ -20443,6 +18128,7 @@
       <w:r>
         <w:rPr>
           <w:rFonts w:asciiTheme="minorHAnsi" w:eastAsia="Calibri" w:hAnsiTheme="minorHAnsi" w:cstheme="minorHAnsi"/>
+          <w:lang w:val="en-US"/>
         </w:rPr>
         <w:t xml:space="preserve"> (0,112), </w:t>
       </w:r>
@@ -20450,6 +18136,7 @@
       <w:r>
         <w:rPr>
           <w:rFonts w:asciiTheme="minorHAnsi" w:eastAsia="Calibri" w:hAnsiTheme="minorHAnsi" w:cstheme="minorHAnsi"/>
+          <w:lang w:val="en-US"/>
         </w:rPr>
         <w:t>monthly_logins</w:t>
       </w:r>
@@ -20457,6 +18144,7 @@
       <w:r>
         <w:rPr>
           <w:rFonts w:asciiTheme="minorHAnsi" w:eastAsia="Calibri" w:hAnsiTheme="minorHAnsi" w:cstheme="minorHAnsi"/>
+          <w:lang w:val="en-US"/>
         </w:rPr>
         <w:t xml:space="preserve"> (-0,098), </w:t>
       </w:r>
@@ -20464,6 +18152,7 @@
       <w:r>
         <w:rPr>
           <w:rFonts w:asciiTheme="minorHAnsi" w:eastAsia="Calibri" w:hAnsiTheme="minorHAnsi" w:cstheme="minorHAnsi"/>
+          <w:lang w:val="en-US"/>
         </w:rPr>
         <w:t>total_revenue</w:t>
       </w:r>
@@ -20471,6 +18160,7 @@
       <w:r>
         <w:rPr>
           <w:rFonts w:asciiTheme="minorHAnsi" w:eastAsia="Calibri" w:hAnsiTheme="minorHAnsi" w:cstheme="minorHAnsi"/>
+          <w:lang w:val="en-US"/>
         </w:rPr>
         <w:t xml:space="preserve"> (-0,070) y </w:t>
       </w:r>
@@ -20478,6 +18168,7 @@
       <w:r>
         <w:rPr>
           <w:rFonts w:asciiTheme="minorHAnsi" w:eastAsia="Calibri" w:hAnsiTheme="minorHAnsi" w:cstheme="minorHAnsi"/>
+          <w:lang w:val="en-US"/>
         </w:rPr>
         <w:t>last_login_days_ago</w:t>
       </w:r>
@@ -20485,8 +18176,15 @@
       <w:r>
         <w:rPr>
           <w:rFonts w:asciiTheme="minorHAnsi" w:eastAsia="Calibri" w:hAnsiTheme="minorHAnsi" w:cstheme="minorHAnsi"/>
-        </w:rPr>
-        <w:t xml:space="preserve"> (0,037). Entre predictores, </w:t>
+          <w:lang w:val="en-US"/>
+        </w:rPr>
+        <w:t xml:space="preserve"> (0,037). </w:t>
+      </w:r>
+      <w:r>
+        <w:rPr>
+          <w:rFonts w:asciiTheme="minorHAnsi" w:eastAsia="Calibri" w:hAnsiTheme="minorHAnsi" w:cstheme="minorHAnsi"/>
+        </w:rPr>
+        <w:t xml:space="preserve">Entre predictores, </w:t>
       </w:r>
       <w:proofErr w:type="spellStart"/>
       <w:r>
@@ -20569,7 +18267,7 @@
                     <pic:cNvPicPr/>
                   </pic:nvPicPr>
                   <pic:blipFill>
-                    <a:blip r:embed="rId37"/>
+                    <a:blip r:embed="rId38"/>
                     <a:stretch>
                       <a:fillRect/>
                     </a:stretch>
@@ -20671,7 +18369,7 @@
                     <pic:cNvPicPr/>
                   </pic:nvPicPr>
                   <pic:blipFill>
-                    <a:blip r:embed="rId38"/>
+                    <a:blip r:embed="rId39"/>
                     <a:stretch>
                       <a:fillRect/>
                     </a:stretch>
@@ -20964,21 +18662,12 @@
                 <w:rFonts w:asciiTheme="minorHAnsi" w:hAnsiTheme="minorHAnsi" w:cstheme="minorHAnsi"/>
               </w:rPr>
             </w:pPr>
-            <w:proofErr w:type="spellStart"/>
             <w:r>
               <w:rPr>
                 <w:rFonts w:asciiTheme="minorHAnsi" w:hAnsiTheme="minorHAnsi" w:cstheme="minorHAnsi"/>
                 <w:sz w:val="15"/>
               </w:rPr>
-              <w:t>Vafeiadis</w:t>
-            </w:r>
-            <w:proofErr w:type="spellEnd"/>
-            <w:r>
-              <w:rPr>
-                <w:rFonts w:asciiTheme="minorHAnsi" w:hAnsiTheme="minorHAnsi" w:cstheme="minorHAnsi"/>
-                <w:sz w:val="15"/>
-              </w:rPr>
-              <w:t xml:space="preserve"> et al. (2015)</w:t>
+              <w:t>Vafeiadis et al. (2015)</w:t>
             </w:r>
           </w:p>
         </w:tc>
@@ -21205,37 +18894,12 @@
                 <w:rFonts w:asciiTheme="minorHAnsi" w:hAnsiTheme="minorHAnsi" w:cstheme="minorHAnsi"/>
               </w:rPr>
             </w:pPr>
-            <w:proofErr w:type="spellStart"/>
             <w:r>
               <w:rPr>
                 <w:rFonts w:asciiTheme="minorHAnsi" w:hAnsiTheme="minorHAnsi" w:cstheme="minorHAnsi"/>
                 <w:sz w:val="15"/>
               </w:rPr>
-              <w:t>Burez</w:t>
-            </w:r>
-            <w:proofErr w:type="spellEnd"/>
-            <w:r>
-              <w:rPr>
-                <w:rFonts w:asciiTheme="minorHAnsi" w:hAnsiTheme="minorHAnsi" w:cstheme="minorHAnsi"/>
-                <w:sz w:val="15"/>
-              </w:rPr>
-              <w:t xml:space="preserve"> y Van den </w:t>
-            </w:r>
-            <w:proofErr w:type="spellStart"/>
-            <w:r>
-              <w:rPr>
-                <w:rFonts w:asciiTheme="minorHAnsi" w:hAnsiTheme="minorHAnsi" w:cstheme="minorHAnsi"/>
-                <w:sz w:val="15"/>
-              </w:rPr>
-              <w:t>Poel</w:t>
-            </w:r>
-            <w:proofErr w:type="spellEnd"/>
-            <w:r>
-              <w:rPr>
-                <w:rFonts w:asciiTheme="minorHAnsi" w:hAnsiTheme="minorHAnsi" w:cstheme="minorHAnsi"/>
-                <w:sz w:val="15"/>
-              </w:rPr>
-              <w:t xml:space="preserve"> (2009)</w:t>
+              <w:t>Burez y Van den Poel (2009)</w:t>
             </w:r>
           </w:p>
         </w:tc>
@@ -21462,21 +19126,12 @@
                 <w:rFonts w:asciiTheme="minorHAnsi" w:hAnsiTheme="minorHAnsi" w:cstheme="minorHAnsi"/>
               </w:rPr>
             </w:pPr>
-            <w:proofErr w:type="spellStart"/>
             <w:r>
               <w:rPr>
                 <w:rFonts w:asciiTheme="minorHAnsi" w:hAnsiTheme="minorHAnsi" w:cstheme="minorHAnsi"/>
                 <w:sz w:val="15"/>
               </w:rPr>
-              <w:t>Chawla</w:t>
-            </w:r>
-            <w:proofErr w:type="spellEnd"/>
-            <w:r>
-              <w:rPr>
-                <w:rFonts w:asciiTheme="minorHAnsi" w:hAnsiTheme="minorHAnsi" w:cstheme="minorHAnsi"/>
-                <w:sz w:val="15"/>
-              </w:rPr>
-              <w:t xml:space="preserve"> et al. (2002)</w:t>
+              <w:t>Chawla et al. (2002)</w:t>
             </w:r>
           </w:p>
         </w:tc>
@@ -21700,21 +19355,12 @@
                 <w:rFonts w:asciiTheme="minorHAnsi" w:hAnsiTheme="minorHAnsi" w:cstheme="minorHAnsi"/>
               </w:rPr>
             </w:pPr>
-            <w:proofErr w:type="spellStart"/>
             <w:r>
               <w:rPr>
                 <w:rFonts w:asciiTheme="minorHAnsi" w:hAnsiTheme="minorHAnsi" w:cstheme="minorHAnsi"/>
                 <w:sz w:val="15"/>
               </w:rPr>
-              <w:t>Borisov</w:t>
-            </w:r>
-            <w:proofErr w:type="spellEnd"/>
-            <w:r>
-              <w:rPr>
-                <w:rFonts w:asciiTheme="minorHAnsi" w:hAnsiTheme="minorHAnsi" w:cstheme="minorHAnsi"/>
-                <w:sz w:val="15"/>
-              </w:rPr>
-              <w:t xml:space="preserve"> et al. (2024)</w:t>
+              <w:t>Borisov et al. (2024)</w:t>
             </w:r>
           </w:p>
         </w:tc>
@@ -22610,7 +20256,7 @@
         </w:rPr>
         <w:lastRenderedPageBreak/>
         <w:drawing>
-          <wp:inline distT="0" distB="0" distL="0" distR="0" wp14:anchorId="05C60017" wp14:editId="17FE1739">
+          <wp:inline distT="0" distB="0" distL="0" distR="0" wp14:anchorId="05C60017" wp14:editId="5FC7FA84">
             <wp:extent cx="5974080" cy="2295596"/>
             <wp:effectExtent l="0" t="0" r="7620" b="9525"/>
             <wp:docPr id="20" name="Imagen 20"/>
@@ -22627,7 +20273,7 @@
                     </pic:cNvPicPr>
                   </pic:nvPicPr>
                   <pic:blipFill>
-                    <a:blip r:embed="rId39" cstate="print">
+                    <a:blip r:embed="rId40" cstate="print">
                       <a:extLst>
                         <a:ext uri="{28A0092B-C50C-407E-A947-70E740481C1C}">
                           <a14:useLocalDpi xmlns:a14="http://schemas.microsoft.com/office/drawing/2010/main" val="0"/>
@@ -22739,7 +20385,7 @@
                     <pic:cNvPicPr/>
                   </pic:nvPicPr>
                   <pic:blipFill>
-                    <a:blip r:embed="rId40"/>
+                    <a:blip r:embed="rId41"/>
                     <a:stretch>
                       <a:fillRect/>
                     </a:stretch>
@@ -22857,7 +20503,7 @@
                     <pic:cNvPicPr/>
                   </pic:nvPicPr>
                   <pic:blipFill>
-                    <a:blip r:embed="rId41"/>
+                    <a:blip r:embed="rId42"/>
                     <a:stretch>
                       <a:fillRect/>
                     </a:stretch>
@@ -23909,21 +21555,12 @@
                 <w:rFonts w:asciiTheme="minorHAnsi" w:hAnsiTheme="minorHAnsi" w:cstheme="minorHAnsi"/>
               </w:rPr>
             </w:pPr>
-            <w:proofErr w:type="spellStart"/>
             <w:r>
               <w:rPr>
                 <w:rFonts w:asciiTheme="minorHAnsi" w:hAnsiTheme="minorHAnsi" w:cstheme="minorHAnsi"/>
                 <w:sz w:val="14"/>
               </w:rPr>
-              <w:t>Random</w:t>
-            </w:r>
-            <w:proofErr w:type="spellEnd"/>
-            <w:r>
-              <w:rPr>
-                <w:rFonts w:asciiTheme="minorHAnsi" w:hAnsiTheme="minorHAnsi" w:cstheme="minorHAnsi"/>
-                <w:sz w:val="14"/>
-              </w:rPr>
-              <w:t xml:space="preserve"> Forest</w:t>
+              <w:t>Random Forest</w:t>
             </w:r>
           </w:p>
         </w:tc>
@@ -24091,21 +21728,12 @@
                 <w:rFonts w:asciiTheme="minorHAnsi" w:hAnsiTheme="minorHAnsi" w:cstheme="minorHAnsi"/>
               </w:rPr>
             </w:pPr>
-            <w:proofErr w:type="spellStart"/>
             <w:r>
               <w:rPr>
                 <w:rFonts w:asciiTheme="minorHAnsi" w:hAnsiTheme="minorHAnsi" w:cstheme="minorHAnsi"/>
                 <w:sz w:val="14"/>
               </w:rPr>
-              <w:t>Random</w:t>
-            </w:r>
-            <w:proofErr w:type="spellEnd"/>
-            <w:r>
-              <w:rPr>
-                <w:rFonts w:asciiTheme="minorHAnsi" w:hAnsiTheme="minorHAnsi" w:cstheme="minorHAnsi"/>
-                <w:sz w:val="14"/>
-              </w:rPr>
-              <w:t xml:space="preserve"> Forest</w:t>
+              <w:t>Random Forest</w:t>
             </w:r>
           </w:p>
         </w:tc>
@@ -24273,21 +21901,12 @@
                 <w:rFonts w:asciiTheme="minorHAnsi" w:hAnsiTheme="minorHAnsi" w:cstheme="minorHAnsi"/>
               </w:rPr>
             </w:pPr>
-            <w:proofErr w:type="spellStart"/>
             <w:r>
               <w:rPr>
                 <w:rFonts w:asciiTheme="minorHAnsi" w:hAnsiTheme="minorHAnsi" w:cstheme="minorHAnsi"/>
                 <w:sz w:val="14"/>
               </w:rPr>
-              <w:t>Random</w:t>
-            </w:r>
-            <w:proofErr w:type="spellEnd"/>
-            <w:r>
-              <w:rPr>
-                <w:rFonts w:asciiTheme="minorHAnsi" w:hAnsiTheme="minorHAnsi" w:cstheme="minorHAnsi"/>
-                <w:sz w:val="14"/>
-              </w:rPr>
-              <w:t xml:space="preserve"> Forest</w:t>
+              <w:t>Random Forest</w:t>
             </w:r>
           </w:p>
         </w:tc>
@@ -24455,21 +22074,12 @@
                 <w:rFonts w:asciiTheme="minorHAnsi" w:hAnsiTheme="minorHAnsi" w:cstheme="minorHAnsi"/>
               </w:rPr>
             </w:pPr>
-            <w:proofErr w:type="spellStart"/>
             <w:r>
               <w:rPr>
                 <w:rFonts w:asciiTheme="minorHAnsi" w:hAnsiTheme="minorHAnsi" w:cstheme="minorHAnsi"/>
                 <w:sz w:val="14"/>
               </w:rPr>
-              <w:t>Random</w:t>
-            </w:r>
-            <w:proofErr w:type="spellEnd"/>
-            <w:r>
-              <w:rPr>
-                <w:rFonts w:asciiTheme="minorHAnsi" w:hAnsiTheme="minorHAnsi" w:cstheme="minorHAnsi"/>
-                <w:sz w:val="14"/>
-              </w:rPr>
-              <w:t xml:space="preserve"> Forest</w:t>
+              <w:t>Random Forest</w:t>
             </w:r>
           </w:p>
         </w:tc>
@@ -25368,7 +22978,7 @@
                     <pic:cNvPicPr/>
                   </pic:nvPicPr>
                   <pic:blipFill>
-                    <a:blip r:embed="rId42"/>
+                    <a:blip r:embed="rId43"/>
                     <a:stretch>
                       <a:fillRect/>
                     </a:stretch>
@@ -25496,7 +23106,7 @@
                     <pic:cNvPicPr/>
                   </pic:nvPicPr>
                   <pic:blipFill>
-                    <a:blip r:embed="rId43"/>
+                    <a:blip r:embed="rId44"/>
                     <a:stretch>
                       <a:fillRect/>
                     </a:stretch>
@@ -25614,25 +23224,7 @@
           <w:szCs w:val="24"/>
           <w:lang w:val="es-419" w:eastAsia="es-419"/>
         </w:rPr>
-        <w:t xml:space="preserve">La literatura reciente muestra que la predicción de abandono de clientes es un problema vigente y ampliamente estudiado en sectores como telecomunicaciones, banca, comercio electrónico, educación y servicios por suscripción. </w:t>
-      </w:r>
-      <w:proofErr w:type="spellStart"/>
-      <w:r>
-        <w:rPr>
-          <w:rFonts w:asciiTheme="minorHAnsi" w:eastAsia="Times New Roman" w:hAnsiTheme="minorHAnsi" w:cstheme="minorHAnsi"/>
-          <w:szCs w:val="24"/>
-          <w:lang w:val="es-419" w:eastAsia="es-419"/>
-        </w:rPr>
-        <w:t>Imani</w:t>
-      </w:r>
-      <w:proofErr w:type="spellEnd"/>
-      <w:r>
-        <w:rPr>
-          <w:rFonts w:asciiTheme="minorHAnsi" w:eastAsia="Times New Roman" w:hAnsiTheme="minorHAnsi" w:cstheme="minorHAnsi"/>
-          <w:szCs w:val="24"/>
-          <w:lang w:val="es-419" w:eastAsia="es-419"/>
-        </w:rPr>
-        <w:t xml:space="preserve"> et al. (2025) realizaron una revisión sistemática de estudios publicados entre 2020 y 2024, identificando que los métodos de Machine </w:t>
+        <w:t xml:space="preserve">La literatura reciente muestra que la predicción de abandono de clientes es un problema vigente y ampliamente estudiado en sectores como telecomunicaciones, banca, comercio electrónico, educación y servicios por suscripción. Imani et al. (2025) realizaron una revisión sistemática de estudios publicados entre 2020 y 2024, identificando que los métodos de Machine </w:t>
       </w:r>
       <w:proofErr w:type="spellStart"/>
       <w:r>
@@ -25703,41 +23295,13 @@
           <w:lang w:val="es-419" w:eastAsia="es-419"/>
         </w:rPr>
       </w:pPr>
-      <w:proofErr w:type="spellStart"/>
       <w:r>
         <w:rPr>
           <w:rFonts w:asciiTheme="minorHAnsi" w:eastAsia="Times New Roman" w:hAnsiTheme="minorHAnsi" w:cstheme="minorHAnsi"/>
           <w:szCs w:val="24"/>
           <w:lang w:val="es-419" w:eastAsia="es-419"/>
         </w:rPr>
-        <w:t>Maan</w:t>
-      </w:r>
-      <w:proofErr w:type="spellEnd"/>
-      <w:r>
-        <w:rPr>
-          <w:rFonts w:asciiTheme="minorHAnsi" w:eastAsia="Times New Roman" w:hAnsiTheme="minorHAnsi" w:cstheme="minorHAnsi"/>
-          <w:szCs w:val="24"/>
-          <w:lang w:val="es-419" w:eastAsia="es-419"/>
-        </w:rPr>
-        <w:t xml:space="preserve"> y </w:t>
-      </w:r>
-      <w:proofErr w:type="spellStart"/>
-      <w:r>
-        <w:rPr>
-          <w:rFonts w:asciiTheme="minorHAnsi" w:eastAsia="Times New Roman" w:hAnsiTheme="minorHAnsi" w:cstheme="minorHAnsi"/>
-          <w:szCs w:val="24"/>
-          <w:lang w:val="es-419" w:eastAsia="es-419"/>
-        </w:rPr>
-        <w:t>Maan</w:t>
-      </w:r>
-      <w:proofErr w:type="spellEnd"/>
-      <w:r>
-        <w:rPr>
-          <w:rFonts w:asciiTheme="minorHAnsi" w:eastAsia="Times New Roman" w:hAnsiTheme="minorHAnsi" w:cstheme="minorHAnsi"/>
-          <w:szCs w:val="24"/>
-          <w:lang w:val="es-419" w:eastAsia="es-419"/>
-        </w:rPr>
-        <w:t xml:space="preserve"> (2023) proponen un modelo de predicción de </w:t>
+        <w:t xml:space="preserve">Maan y Maan (2023) proponen un modelo de predicción de </w:t>
       </w:r>
       <w:proofErr w:type="spellStart"/>
       <w:r>
@@ -25913,131 +23477,67 @@
           <w:lang w:val="es-419" w:eastAsia="es-419"/>
         </w:rPr>
       </w:pPr>
-      <w:proofErr w:type="spellStart"/>
       <w:r>
         <w:rPr>
           <w:rFonts w:asciiTheme="minorHAnsi" w:eastAsia="Times New Roman" w:hAnsiTheme="minorHAnsi" w:cstheme="minorHAnsi"/>
           <w:szCs w:val="24"/>
           <w:lang w:val="es-419" w:eastAsia="es-419"/>
         </w:rPr>
-        <w:t>Alotaibi</w:t>
-      </w:r>
-      <w:proofErr w:type="spellEnd"/>
+        <w:t xml:space="preserve">Alotaibi y Haq (2024) compararon distintos clasificadores para predecir abandono de clientes en telecomunicaciones, incluyendo Random Forest, </w:t>
+      </w:r>
+      <w:proofErr w:type="spellStart"/>
       <w:r>
         <w:rPr>
           <w:rFonts w:asciiTheme="minorHAnsi" w:eastAsia="Times New Roman" w:hAnsiTheme="minorHAnsi" w:cstheme="minorHAnsi"/>
           <w:szCs w:val="24"/>
           <w:lang w:val="es-419" w:eastAsia="es-419"/>
         </w:rPr>
-        <w:t xml:space="preserve"> y </w:t>
-      </w:r>
-      <w:proofErr w:type="spellStart"/>
+        <w:t>LightGBM</w:t>
+      </w:r>
+      <w:proofErr w:type="spellEnd"/>
       <w:r>
         <w:rPr>
           <w:rFonts w:asciiTheme="minorHAnsi" w:eastAsia="Times New Roman" w:hAnsiTheme="minorHAnsi" w:cstheme="minorHAnsi"/>
           <w:szCs w:val="24"/>
           <w:lang w:val="es-419" w:eastAsia="es-419"/>
         </w:rPr>
-        <w:t>Haq</w:t>
-      </w:r>
-      <w:proofErr w:type="spellEnd"/>
+        <w:t xml:space="preserve">, </w:t>
+      </w:r>
+      <w:proofErr w:type="spellStart"/>
       <w:r>
         <w:rPr>
           <w:rFonts w:asciiTheme="minorHAnsi" w:eastAsia="Times New Roman" w:hAnsiTheme="minorHAnsi" w:cstheme="minorHAnsi"/>
           <w:szCs w:val="24"/>
           <w:lang w:val="es-419" w:eastAsia="es-419"/>
         </w:rPr>
-        <w:t xml:space="preserve"> (2024) compararon distintos clasificadores para predecir abandono de clientes en telecomunicaciones, incluyendo </w:t>
-      </w:r>
-      <w:proofErr w:type="spellStart"/>
+        <w:t>XGBoost</w:t>
+      </w:r>
+      <w:proofErr w:type="spellEnd"/>
       <w:r>
         <w:rPr>
           <w:rFonts w:asciiTheme="minorHAnsi" w:eastAsia="Times New Roman" w:hAnsiTheme="minorHAnsi" w:cstheme="minorHAnsi"/>
           <w:szCs w:val="24"/>
           <w:lang w:val="es-419" w:eastAsia="es-419"/>
         </w:rPr>
-        <w:t>Random</w:t>
-      </w:r>
-      <w:proofErr w:type="spellEnd"/>
+        <w:t xml:space="preserve">, regresión logística, árboles de decisión y redes neuronales artificiales. El estudio refuerza la importancia de comparar múltiples técnicas antes de seleccionar el modelo final, ya que el rendimiento puede variar según el </w:t>
+      </w:r>
+      <w:proofErr w:type="spellStart"/>
       <w:r>
         <w:rPr>
           <w:rFonts w:asciiTheme="minorHAnsi" w:eastAsia="Times New Roman" w:hAnsiTheme="minorHAnsi" w:cstheme="minorHAnsi"/>
           <w:szCs w:val="24"/>
           <w:lang w:val="es-419" w:eastAsia="es-419"/>
         </w:rPr>
-        <w:t xml:space="preserve"> Forest, </w:t>
-      </w:r>
-      <w:proofErr w:type="spellStart"/>
+        <w:t>dataset</w:t>
+      </w:r>
+      <w:proofErr w:type="spellEnd"/>
       <w:r>
         <w:rPr>
           <w:rFonts w:asciiTheme="minorHAnsi" w:eastAsia="Times New Roman" w:hAnsiTheme="minorHAnsi" w:cstheme="minorHAnsi"/>
           <w:szCs w:val="24"/>
           <w:lang w:val="es-419" w:eastAsia="es-419"/>
         </w:rPr>
-        <w:t>LightGBM</w:t>
-      </w:r>
-      <w:proofErr w:type="spellEnd"/>
-      <w:r>
-        <w:rPr>
-          <w:rFonts w:asciiTheme="minorHAnsi" w:eastAsia="Times New Roman" w:hAnsiTheme="minorHAnsi" w:cstheme="minorHAnsi"/>
-          <w:szCs w:val="24"/>
-          <w:lang w:val="es-419" w:eastAsia="es-419"/>
-        </w:rPr>
-        <w:t xml:space="preserve">, </w:t>
-      </w:r>
-      <w:proofErr w:type="spellStart"/>
-      <w:r>
-        <w:rPr>
-          <w:rFonts w:asciiTheme="minorHAnsi" w:eastAsia="Times New Roman" w:hAnsiTheme="minorHAnsi" w:cstheme="minorHAnsi"/>
-          <w:szCs w:val="24"/>
-          <w:lang w:val="es-419" w:eastAsia="es-419"/>
-        </w:rPr>
-        <w:t>XGBoost</w:t>
-      </w:r>
-      <w:proofErr w:type="spellEnd"/>
-      <w:r>
-        <w:rPr>
-          <w:rFonts w:asciiTheme="minorHAnsi" w:eastAsia="Times New Roman" w:hAnsiTheme="minorHAnsi" w:cstheme="minorHAnsi"/>
-          <w:szCs w:val="24"/>
-          <w:lang w:val="es-419" w:eastAsia="es-419"/>
-        </w:rPr>
-        <w:t xml:space="preserve">, regresión logística, árboles de decisión y redes neuronales artificiales. El estudio refuerza la importancia de comparar múltiples técnicas antes de seleccionar el modelo final, ya que el rendimiento puede variar según el </w:t>
-      </w:r>
-      <w:proofErr w:type="spellStart"/>
-      <w:r>
-        <w:rPr>
-          <w:rFonts w:asciiTheme="minorHAnsi" w:eastAsia="Times New Roman" w:hAnsiTheme="minorHAnsi" w:cstheme="minorHAnsi"/>
-          <w:szCs w:val="24"/>
-          <w:lang w:val="es-419" w:eastAsia="es-419"/>
-        </w:rPr>
-        <w:t>dataset</w:t>
-      </w:r>
-      <w:proofErr w:type="spellEnd"/>
-      <w:r>
-        <w:rPr>
-          <w:rFonts w:asciiTheme="minorHAnsi" w:eastAsia="Times New Roman" w:hAnsiTheme="minorHAnsi" w:cstheme="minorHAnsi"/>
-          <w:szCs w:val="24"/>
-          <w:lang w:val="es-419" w:eastAsia="es-419"/>
-        </w:rPr>
-        <w:t xml:space="preserve">, el balance de clases y las variables disponibles. </w:t>
-      </w:r>
-      <w:proofErr w:type="spellStart"/>
-      <w:r>
-        <w:rPr>
-          <w:rFonts w:asciiTheme="minorHAnsi" w:eastAsia="Times New Roman" w:hAnsiTheme="minorHAnsi" w:cstheme="minorHAnsi"/>
-          <w:szCs w:val="24"/>
-          <w:lang w:val="es-419" w:eastAsia="es-419"/>
-        </w:rPr>
-        <w:t>Vafeiadis</w:t>
-      </w:r>
-      <w:proofErr w:type="spellEnd"/>
-      <w:r>
-        <w:rPr>
-          <w:rFonts w:asciiTheme="minorHAnsi" w:eastAsia="Times New Roman" w:hAnsiTheme="minorHAnsi" w:cstheme="minorHAnsi"/>
-          <w:szCs w:val="24"/>
-          <w:lang w:val="es-419" w:eastAsia="es-419"/>
-        </w:rPr>
-        <w:t xml:space="preserve"> et al. (2015) llegaron a conclusiones similares al comparar árboles de decisión, SVM, redes bayesianas y k-vecinos más cercanos en este mismo problema, reforzando la conveniencia de comparar múltiples algoritmos antes de elegir un modelo final.</w:t>
+        <w:t>, el balance de clases y las variables disponibles. Vafeiadis et al. (2015) llegaron a conclusiones similares al comparar árboles de decisión, SVM, redes bayesianas y k-vecinos más cercanos en este mismo problema, reforzando la conveniencia de comparar múltiples algoritmos antes de elegir un modelo final.</w:t>
       </w:r>
     </w:p>
     <w:p>
@@ -26054,23 +23554,13 @@
           <w:lang w:val="es-419" w:eastAsia="es-419"/>
         </w:rPr>
       </w:pPr>
-      <w:proofErr w:type="spellStart"/>
       <w:r>
         <w:rPr>
           <w:rFonts w:asciiTheme="minorHAnsi" w:eastAsia="Times New Roman" w:hAnsiTheme="minorHAnsi" w:cstheme="minorHAnsi"/>
           <w:szCs w:val="24"/>
           <w:lang w:val="es-419" w:eastAsia="es-419"/>
         </w:rPr>
-        <w:t>Bhattacharjee</w:t>
-      </w:r>
-      <w:proofErr w:type="spellEnd"/>
-      <w:r>
-        <w:rPr>
-          <w:rFonts w:asciiTheme="minorHAnsi" w:eastAsia="Times New Roman" w:hAnsiTheme="minorHAnsi" w:cstheme="minorHAnsi"/>
-          <w:szCs w:val="24"/>
-          <w:lang w:val="es-419" w:eastAsia="es-419"/>
-        </w:rPr>
-        <w:t xml:space="preserve"> et al. (2023) abordaron la predicción temprana de </w:t>
+        <w:t xml:space="preserve">Bhattacharjee et al. (2023) abordaron la predicción temprana de </w:t>
       </w:r>
       <w:proofErr w:type="spellStart"/>
       <w:r>
@@ -28741,6 +26231,7 @@
           <w:p>
             <w:pPr>
               <w:spacing w:line="276" w:lineRule="auto"/>
+              <w:jc w:val="both"/>
               <w:rPr>
                 <w:rFonts w:asciiTheme="minorHAnsi" w:hAnsiTheme="minorHAnsi" w:cstheme="minorHAnsi"/>
                 <w:sz w:val="14"/>
@@ -28751,7 +26242,7 @@
                 <w:rFonts w:asciiTheme="minorHAnsi" w:hAnsiTheme="minorHAnsi" w:cstheme="minorHAnsi"/>
                 <w:sz w:val="14"/>
               </w:rPr>
-              <w:t>En curso</w:t>
+              <w:t>Completado</w:t>
             </w:r>
           </w:p>
         </w:tc>
@@ -28913,6 +26404,7 @@
           <w:p>
             <w:pPr>
               <w:spacing w:line="276" w:lineRule="auto"/>
+              <w:jc w:val="both"/>
               <w:rPr>
                 <w:rFonts w:asciiTheme="minorHAnsi" w:hAnsiTheme="minorHAnsi" w:cstheme="minorHAnsi"/>
                 <w:sz w:val="14"/>
@@ -28923,7 +26415,7 @@
                 <w:rFonts w:asciiTheme="minorHAnsi" w:hAnsiTheme="minorHAnsi" w:cstheme="minorHAnsi"/>
                 <w:sz w:val="14"/>
               </w:rPr>
-              <w:t>En curso</w:t>
+              <w:t>Completado</w:t>
             </w:r>
           </w:p>
         </w:tc>
@@ -29271,19 +26763,11 @@
           <w:rFonts w:asciiTheme="minorHAnsi" w:hAnsiTheme="minorHAnsi" w:cstheme="minorHAnsi"/>
         </w:rPr>
       </w:pPr>
-      <w:proofErr w:type="spellStart"/>
-      <w:r>
-        <w:rPr>
-          <w:rFonts w:asciiTheme="minorHAnsi" w:hAnsiTheme="minorHAnsi" w:cstheme="minorHAnsi"/>
-        </w:rPr>
-        <w:t>Random</w:t>
-      </w:r>
-      <w:proofErr w:type="spellEnd"/>
-      <w:r>
-        <w:rPr>
-          <w:rFonts w:asciiTheme="minorHAnsi" w:hAnsiTheme="minorHAnsi" w:cstheme="minorHAnsi"/>
-        </w:rPr>
-        <w:t xml:space="preserve"> Forest: ensamble capaz de capturar relaciones no lineales e interacciones, robusto frente a escalas y valores extremos (</w:t>
+      <w:r>
+        <w:rPr>
+          <w:rFonts w:asciiTheme="minorHAnsi" w:hAnsiTheme="minorHAnsi" w:cstheme="minorHAnsi"/>
+        </w:rPr>
+        <w:t>Random Forest: ensamble capaz de capturar relaciones no lineales e interacciones, robusto frente a escalas y valores extremos (</w:t>
       </w:r>
       <w:proofErr w:type="spellStart"/>
       <w:r>
@@ -30131,21 +27615,12 @@
                 <w:rFonts w:asciiTheme="minorHAnsi" w:hAnsiTheme="minorHAnsi" w:cstheme="minorHAnsi"/>
               </w:rPr>
             </w:pPr>
-            <w:proofErr w:type="spellStart"/>
             <w:r>
               <w:rPr>
                 <w:rFonts w:asciiTheme="minorHAnsi" w:hAnsiTheme="minorHAnsi" w:cstheme="minorHAnsi"/>
                 <w:sz w:val="15"/>
               </w:rPr>
-              <w:t>Random</w:t>
-            </w:r>
-            <w:proofErr w:type="spellEnd"/>
-            <w:r>
-              <w:rPr>
-                <w:rFonts w:asciiTheme="minorHAnsi" w:hAnsiTheme="minorHAnsi" w:cstheme="minorHAnsi"/>
-                <w:sz w:val="15"/>
-              </w:rPr>
-              <w:t xml:space="preserve"> Forest</w:t>
+              <w:t>Random Forest</w:t>
             </w:r>
           </w:p>
         </w:tc>
@@ -33726,19 +31201,11 @@
           <w:rFonts w:asciiTheme="minorHAnsi" w:hAnsiTheme="minorHAnsi" w:cstheme="minorHAnsi"/>
         </w:rPr>
       </w:pPr>
-      <w:proofErr w:type="spellStart"/>
-      <w:r>
-        <w:rPr>
-          <w:rFonts w:asciiTheme="minorHAnsi" w:hAnsiTheme="minorHAnsi" w:cstheme="minorHAnsi"/>
-        </w:rPr>
-        <w:t>Random</w:t>
-      </w:r>
-      <w:proofErr w:type="spellEnd"/>
-      <w:r>
-        <w:rPr>
-          <w:rFonts w:asciiTheme="minorHAnsi" w:hAnsiTheme="minorHAnsi" w:cstheme="minorHAnsi"/>
-        </w:rPr>
-        <w:t xml:space="preserve"> Forest + ROS obtuvo el mayor F1 de validación (0,406), mientras que </w:t>
+      <w:r>
+        <w:rPr>
+          <w:rFonts w:asciiTheme="minorHAnsi" w:hAnsiTheme="minorHAnsi" w:cstheme="minorHAnsi"/>
+        </w:rPr>
+        <w:t xml:space="preserve">Random Forest + ROS obtuvo el mayor F1 de validación (0,406), mientras que </w:t>
       </w:r>
       <w:proofErr w:type="spellStart"/>
       <w:r>
@@ -33879,7 +31346,7 @@
                     <pic:cNvPicPr/>
                   </pic:nvPicPr>
                   <pic:blipFill>
-                    <a:blip r:embed="rId44"/>
+                    <a:blip r:embed="rId45"/>
                     <a:stretch>
                       <a:fillRect/>
                     </a:stretch>
@@ -35068,21 +32535,7 @@
         <w:rPr>
           <w:rFonts w:asciiTheme="minorHAnsi" w:hAnsiTheme="minorHAnsi" w:cstheme="minorHAnsi"/>
         </w:rPr>
-        <w:t>. SMOTE genera ejemplos sintéticos interpolando entre vecinos de la clase minoritaria (</w:t>
-      </w:r>
-      <w:proofErr w:type="spellStart"/>
-      <w:r>
-        <w:rPr>
-          <w:rFonts w:asciiTheme="minorHAnsi" w:hAnsiTheme="minorHAnsi" w:cstheme="minorHAnsi"/>
-        </w:rPr>
-        <w:t>Chawla</w:t>
-      </w:r>
-      <w:proofErr w:type="spellEnd"/>
-      <w:r>
-        <w:rPr>
-          <w:rFonts w:asciiTheme="minorHAnsi" w:hAnsiTheme="minorHAnsi" w:cstheme="minorHAnsi"/>
-        </w:rPr>
-        <w:t xml:space="preserve"> et al., 2002), a diferencia de ROS, que duplica ejemplos existentes.</w:t>
+        <w:t>. SMOTE genera ejemplos sintéticos interpolando entre vecinos de la clase minoritaria (Chawla et al., 2002), a diferencia de ROS, que duplica ejemplos existentes.</w:t>
       </w:r>
     </w:p>
     <w:p>
@@ -35446,19 +32899,11 @@
                 <w:rFonts w:asciiTheme="minorHAnsi" w:hAnsiTheme="minorHAnsi" w:cstheme="minorHAnsi"/>
               </w:rPr>
             </w:pPr>
-            <w:proofErr w:type="spellStart"/>
-            <w:r>
-              <w:rPr>
-                <w:rFonts w:asciiTheme="minorHAnsi" w:hAnsiTheme="minorHAnsi" w:cstheme="minorHAnsi"/>
-              </w:rPr>
-              <w:t>Random</w:t>
-            </w:r>
-            <w:proofErr w:type="spellEnd"/>
-            <w:r>
-              <w:rPr>
-                <w:rFonts w:asciiTheme="minorHAnsi" w:hAnsiTheme="minorHAnsi" w:cstheme="minorHAnsi"/>
-              </w:rPr>
-              <w:t xml:space="preserve"> Forest</w:t>
+            <w:r>
+              <w:rPr>
+                <w:rFonts w:asciiTheme="minorHAnsi" w:hAnsiTheme="minorHAnsi" w:cstheme="minorHAnsi"/>
+              </w:rPr>
+              <w:t>Random Forest</w:t>
             </w:r>
           </w:p>
         </w:tc>
@@ -35766,7 +33211,7 @@
                     <pic:cNvPicPr/>
                   </pic:nvPicPr>
                   <pic:blipFill>
-                    <a:blip r:embed="rId45"/>
+                    <a:blip r:embed="rId46"/>
                     <a:stretch>
                       <a:fillRect/>
                     </a:stretch>
@@ -35887,42 +33332,28 @@
           <w:rFonts w:asciiTheme="minorHAnsi" w:hAnsiTheme="minorHAnsi" w:cstheme="minorHAnsi"/>
         </w:rPr>
         <w:lastRenderedPageBreak/>
-        <w:t xml:space="preserve">la sensibilidad de forma consistente. SMOTE presentó resultados inferiores en </w:t>
+        <w:t xml:space="preserve">la sensibilidad de forma consistente. SMOTE presentó resultados inferiores en Random Forest y </w:t>
       </w:r>
       <w:proofErr w:type="spellStart"/>
       <w:r>
         <w:rPr>
           <w:rFonts w:asciiTheme="minorHAnsi" w:hAnsiTheme="minorHAnsi" w:cstheme="minorHAnsi"/>
         </w:rPr>
-        <w:t>Random</w:t>
+        <w:t>XGBoost</w:t>
       </w:r>
       <w:proofErr w:type="spellEnd"/>
       <w:r>
         <w:rPr>
           <w:rFonts w:asciiTheme="minorHAnsi" w:hAnsiTheme="minorHAnsi" w:cstheme="minorHAnsi"/>
         </w:rPr>
-        <w:t xml:space="preserve"> Forest y </w:t>
+        <w:t>; una posible explicación es que la interpolación sobre variables one-</w:t>
       </w:r>
       <w:proofErr w:type="spellStart"/>
       <w:r>
         <w:rPr>
           <w:rFonts w:asciiTheme="minorHAnsi" w:hAnsiTheme="minorHAnsi" w:cstheme="minorHAnsi"/>
         </w:rPr>
-        <w:t>XGBoost</w:t>
-      </w:r>
-      <w:proofErr w:type="spellEnd"/>
-      <w:r>
-        <w:rPr>
-          <w:rFonts w:asciiTheme="minorHAnsi" w:hAnsiTheme="minorHAnsi" w:cstheme="minorHAnsi"/>
-        </w:rPr>
-        <w:t xml:space="preserve">; una posible explicación es que la interpolación sobre variables </w:t>
-      </w:r>
-      <w:proofErr w:type="spellStart"/>
-      <w:r>
-        <w:rPr>
-          <w:rFonts w:asciiTheme="minorHAnsi" w:hAnsiTheme="minorHAnsi" w:cstheme="minorHAnsi"/>
-        </w:rPr>
-        <w:t>one-hot</w:t>
+        <w:t>hot</w:t>
       </w:r>
       <w:proofErr w:type="spellEnd"/>
       <w:r>
@@ -35944,21 +33375,7 @@
         <w:rPr>
           <w:rFonts w:asciiTheme="minorHAnsi" w:hAnsiTheme="minorHAnsi" w:cstheme="minorHAnsi"/>
         </w:rPr>
-        <w:t xml:space="preserve">ROS se seleccionó para los tres modelos. En </w:t>
-      </w:r>
-      <w:proofErr w:type="spellStart"/>
-      <w:r>
-        <w:rPr>
-          <w:rFonts w:asciiTheme="minorHAnsi" w:hAnsiTheme="minorHAnsi" w:cstheme="minorHAnsi"/>
-        </w:rPr>
-        <w:t>Random</w:t>
-      </w:r>
-      <w:proofErr w:type="spellEnd"/>
-      <w:r>
-        <w:rPr>
-          <w:rFonts w:asciiTheme="minorHAnsi" w:hAnsiTheme="minorHAnsi" w:cstheme="minorHAnsi"/>
-        </w:rPr>
-        <w:t xml:space="preserve"> Forest, los pesos obtuvieron F1 0,407 y ROS 0,406; al ser una diferencia marginal, se priorizó ROS por elevar el </w:t>
+        <w:t xml:space="preserve">ROS se seleccionó para los tres modelos. En Random Forest, los pesos obtuvieron F1 0,407 y ROS 0,406; al ser una diferencia marginal, se priorizó ROS por elevar el </w:t>
       </w:r>
       <w:proofErr w:type="spellStart"/>
       <w:r>
@@ -36126,7 +33543,7 @@
                     <pic:cNvPicPr/>
                   </pic:nvPicPr>
                   <pic:blipFill>
-                    <a:blip r:embed="rId46"/>
+                    <a:blip r:embed="rId47"/>
                     <a:stretch>
                       <a:fillRect/>
                     </a:stretch>
@@ -36233,7 +33650,7 @@
                     <pic:cNvPicPr/>
                   </pic:nvPicPr>
                   <pic:blipFill>
-                    <a:blip r:embed="rId47"/>
+                    <a:blip r:embed="rId48"/>
                     <a:stretch>
                       <a:fillRect/>
                     </a:stretch>
@@ -36344,14 +33761,14 @@
         <w:rPr>
           <w:rFonts w:asciiTheme="minorHAnsi" w:hAnsiTheme="minorHAnsi" w:cstheme="minorHAnsi"/>
         </w:rPr>
-        <w:t xml:space="preserve">Para facilitar la interpretación de los resultados, la aplicación complementa el gráfico técnico de SHAP con una explicación en lenguaje simple. Esta presenta por separado hasta tres factores que aumentan y tres que reducen el riesgo, incluyendo el valor real de cada variable. En las variables categóricas, las contribuciones generadas por el </w:t>
+        <w:t>Para facilitar la interpretación de los resultados, la aplicación complementa el gráfico técnico de SHAP con una explicación en lenguaje simple. Esta presenta por separado hasta tres factores que aumentan y tres que reducen el riesgo, incluyendo el valor real de cada variable. En las variables categóricas, las contribuciones generadas por el one-</w:t>
       </w:r>
       <w:proofErr w:type="spellStart"/>
       <w:r>
         <w:rPr>
           <w:rFonts w:asciiTheme="minorHAnsi" w:hAnsiTheme="minorHAnsi" w:cstheme="minorHAnsi"/>
         </w:rPr>
-        <w:t>one-hot</w:t>
+        <w:t>hot</w:t>
       </w:r>
       <w:proofErr w:type="spellEnd"/>
       <w:r>
@@ -36493,7 +33910,7 @@
                     <pic:cNvPicPr/>
                   </pic:nvPicPr>
                   <pic:blipFill rotWithShape="1">
-                    <a:blip r:embed="rId48"/>
+                    <a:blip r:embed="rId49"/>
                     <a:srcRect t="12222" b="19556"/>
                     <a:stretch/>
                   </pic:blipFill>
@@ -36592,7 +34009,7 @@
                     <pic:cNvPicPr/>
                   </pic:nvPicPr>
                   <pic:blipFill rotWithShape="1">
-                    <a:blip r:embed="rId49"/>
+                    <a:blip r:embed="rId50"/>
                     <a:srcRect t="10625" b="4583"/>
                     <a:stretch/>
                   </pic:blipFill>
@@ -36681,28 +34098,12 @@
     </w:p>
     <w:p>
       <w:pPr>
-        <w:pBdr>
-          <w:top w:val="single" w:sz="6" w:space="3" w:color="D6B656"/>
-          <w:left w:val="single" w:sz="6" w:space="3" w:color="D6B656"/>
-          <w:bottom w:val="single" w:sz="6" w:space="3" w:color="D6B656"/>
-          <w:right w:val="single" w:sz="6" w:space="3" w:color="D6B656"/>
-        </w:pBdr>
-        <w:shd w:val="clear" w:color="auto" w:fill="FFF2CC"/>
-        <w:spacing w:before="120" w:after="120" w:line="276" w:lineRule="auto"/>
-        <w:rPr>
-          <w:rFonts w:asciiTheme="minorHAnsi" w:hAnsiTheme="minorHAnsi" w:cstheme="minorHAnsi"/>
-        </w:rPr>
-      </w:pPr>
-      <w:r>
-        <w:rPr>
-          <w:rFonts w:asciiTheme="minorHAnsi" w:hAnsiTheme="minorHAnsi" w:cstheme="minorHAnsi"/>
-          <w:b/>
-          <w:i/>
-          <w:color w:val="7F6000"/>
-          <w:sz w:val="18"/>
-        </w:rPr>
-        <w:t>PENDIENTE DE INTEGRACIÓN: insertar antes de la leyenda la captura de la cartera priorizada con filtros.</w:t>
-      </w:r>
+        <w:spacing w:before="80" w:after="40" w:line="276" w:lineRule="auto"/>
+        <w:rPr>
+          <w:rFonts w:asciiTheme="minorHAnsi" w:hAnsiTheme="minorHAnsi" w:cstheme="minorHAnsi"/>
+          <w:sz w:val="20"/>
+        </w:rPr>
+      </w:pPr>
     </w:p>
     <w:p>
       <w:pPr>
@@ -36710,6 +34111,67 @@
         <w:jc w:val="center"/>
         <w:rPr>
           <w:rFonts w:asciiTheme="minorHAnsi" w:hAnsiTheme="minorHAnsi" w:cstheme="minorHAnsi"/>
+          <w:sz w:val="20"/>
+        </w:rPr>
+      </w:pPr>
+      <w:r>
+        <w:rPr>
+          <w:rFonts w:asciiTheme="minorHAnsi" w:hAnsiTheme="minorHAnsi" w:cstheme="minorHAnsi"/>
+          <w:sz w:val="20"/>
+        </w:rPr>
+        <w:drawing>
+          <wp:inline distT="0" distB="0" distL="0" distR="0" wp14:anchorId="365C0E8A" wp14:editId="7E6DE42C">
+            <wp:extent cx="4419600" cy="1890039"/>
+            <wp:effectExtent l="0" t="0" r="0" b="0"/>
+            <wp:docPr id="252499326" name="Imagen 1"/>
+            <wp:cNvGraphicFramePr>
+              <a:graphicFrameLocks xmlns:a="http://schemas.openxmlformats.org/drawingml/2006/main" noChangeAspect="1"/>
+            </wp:cNvGraphicFramePr>
+            <a:graphic xmlns:a="http://schemas.openxmlformats.org/drawingml/2006/main">
+              <a:graphicData uri="http://schemas.openxmlformats.org/drawingml/2006/picture">
+                <pic:pic xmlns:pic="http://schemas.openxmlformats.org/drawingml/2006/picture">
+                  <pic:nvPicPr>
+                    <pic:cNvPr id="252499326" name=""/>
+                    <pic:cNvPicPr/>
+                  </pic:nvPicPr>
+                  <pic:blipFill>
+                    <a:blip r:embed="rId51"/>
+                    <a:stretch>
+                      <a:fillRect/>
+                    </a:stretch>
+                  </pic:blipFill>
+                  <pic:spPr>
+                    <a:xfrm>
+                      <a:off x="0" y="0"/>
+                      <a:ext cx="4427636" cy="1893476"/>
+                    </a:xfrm>
+                    <a:prstGeom prst="rect">
+                      <a:avLst/>
+                    </a:prstGeom>
+                  </pic:spPr>
+                </pic:pic>
+              </a:graphicData>
+            </a:graphic>
+          </wp:inline>
+        </w:drawing>
+      </w:r>
+    </w:p>
+    <w:p>
+      <w:pPr>
+        <w:spacing w:before="80" w:after="40" w:line="276" w:lineRule="auto"/>
+        <w:jc w:val="center"/>
+        <w:rPr>
+          <w:rFonts w:asciiTheme="minorHAnsi" w:hAnsiTheme="minorHAnsi" w:cstheme="minorHAnsi"/>
+          <w:sz w:val="20"/>
+        </w:rPr>
+      </w:pPr>
+    </w:p>
+    <w:p>
+      <w:pPr>
+        <w:spacing w:before="80" w:after="40" w:line="276" w:lineRule="auto"/>
+        <w:jc w:val="center"/>
+        <w:rPr>
+          <w:rFonts w:asciiTheme="minorHAnsi" w:hAnsiTheme="minorHAnsi" w:cstheme="minorHAnsi"/>
         </w:rPr>
       </w:pPr>
       <w:r>
@@ -36726,40 +34188,67 @@
         <w:jc w:val="center"/>
         <w:rPr>
           <w:rFonts w:asciiTheme="minorHAnsi" w:hAnsiTheme="minorHAnsi" w:cstheme="minorHAnsi"/>
-        </w:rPr>
-      </w:pPr>
-      <w:r>
-        <w:rPr>
-          <w:rFonts w:asciiTheme="minorHAnsi" w:hAnsiTheme="minorHAnsi" w:cstheme="minorHAnsi"/>
           <w:i/>
           <w:sz w:val="16"/>
         </w:rPr>
+      </w:pPr>
+      <w:r>
+        <w:rPr>
+          <w:rFonts w:asciiTheme="minorHAnsi" w:hAnsiTheme="minorHAnsi" w:cstheme="minorHAnsi"/>
+          <w:i/>
+          <w:sz w:val="16"/>
+        </w:rPr>
         <w:t>Fuente: elaboración propia.</w:t>
       </w:r>
     </w:p>
     <w:p>
       <w:pPr>
-        <w:pBdr>
-          <w:top w:val="single" w:sz="6" w:space="3" w:color="D6B656"/>
-          <w:left w:val="single" w:sz="6" w:space="3" w:color="D6B656"/>
-          <w:bottom w:val="single" w:sz="6" w:space="3" w:color="D6B656"/>
-          <w:right w:val="single" w:sz="6" w:space="3" w:color="D6B656"/>
-        </w:pBdr>
-        <w:shd w:val="clear" w:color="auto" w:fill="FFF2CC"/>
-        <w:spacing w:before="120" w:after="120" w:line="276" w:lineRule="auto"/>
-        <w:rPr>
-          <w:rFonts w:asciiTheme="minorHAnsi" w:hAnsiTheme="minorHAnsi" w:cstheme="minorHAnsi"/>
-        </w:rPr>
-      </w:pPr>
-      <w:r>
-        <w:rPr>
-          <w:rFonts w:asciiTheme="minorHAnsi" w:hAnsiTheme="minorHAnsi" w:cstheme="minorHAnsi"/>
-          <w:b/>
-          <w:i/>
-          <w:color w:val="7F6000"/>
-          <w:sz w:val="18"/>
-        </w:rPr>
-        <w:t>PENDIENTE DE INTEGRACIÓN: insertar antes de la leyenda una captura de la ficha SHAP de un cliente de riesgo Alto.</w:t>
+        <w:spacing w:after="120" w:line="276" w:lineRule="auto"/>
+        <w:jc w:val="center"/>
+        <w:rPr>
+          <w:rFonts w:asciiTheme="minorHAnsi" w:hAnsiTheme="minorHAnsi" w:cstheme="minorHAnsi"/>
+        </w:rPr>
+      </w:pPr>
+      <w:r>
+        <w:rPr>
+          <w:rFonts w:asciiTheme="minorHAnsi" w:hAnsiTheme="minorHAnsi" w:cstheme="minorHAnsi"/>
+          <w:sz w:val="20"/>
+        </w:rPr>
+        <w:drawing>
+          <wp:inline distT="0" distB="0" distL="0" distR="0" wp14:anchorId="62211729" wp14:editId="75E22DE8">
+            <wp:extent cx="3988905" cy="1647825"/>
+            <wp:effectExtent l="0" t="0" r="0" b="0"/>
+            <wp:docPr id="661269652" name="Imagen 1"/>
+            <wp:cNvGraphicFramePr>
+              <a:graphicFrameLocks xmlns:a="http://schemas.openxmlformats.org/drawingml/2006/main" noChangeAspect="1"/>
+            </wp:cNvGraphicFramePr>
+            <a:graphic xmlns:a="http://schemas.openxmlformats.org/drawingml/2006/main">
+              <a:graphicData uri="http://schemas.openxmlformats.org/drawingml/2006/picture">
+                <pic:pic xmlns:pic="http://schemas.openxmlformats.org/drawingml/2006/picture">
+                  <pic:nvPicPr>
+                    <pic:cNvPr id="661269652" name=""/>
+                    <pic:cNvPicPr/>
+                  </pic:nvPicPr>
+                  <pic:blipFill>
+                    <a:blip r:embed="rId52"/>
+                    <a:stretch>
+                      <a:fillRect/>
+                    </a:stretch>
+                  </pic:blipFill>
+                  <pic:spPr>
+                    <a:xfrm>
+                      <a:off x="0" y="0"/>
+                      <a:ext cx="3992850" cy="1649455"/>
+                    </a:xfrm>
+                    <a:prstGeom prst="rect">
+                      <a:avLst/>
+                    </a:prstGeom>
+                  </pic:spPr>
+                </pic:pic>
+              </a:graphicData>
+            </a:graphic>
+          </wp:inline>
+        </w:drawing>
       </w:r>
     </w:p>
     <w:p>
@@ -36768,6 +34257,57 @@
         <w:jc w:val="center"/>
         <w:rPr>
           <w:rFonts w:asciiTheme="minorHAnsi" w:hAnsiTheme="minorHAnsi" w:cstheme="minorHAnsi"/>
+          <w:sz w:val="20"/>
+        </w:rPr>
+      </w:pPr>
+      <w:r>
+        <w:rPr>
+          <w:rFonts w:asciiTheme="minorHAnsi" w:hAnsiTheme="minorHAnsi" w:cstheme="minorHAnsi"/>
+          <w:sz w:val="20"/>
+        </w:rPr>
+        <w:drawing>
+          <wp:inline distT="0" distB="0" distL="0" distR="0" wp14:anchorId="199787D0" wp14:editId="4EF3B0C4">
+            <wp:extent cx="4160816" cy="3162300"/>
+            <wp:effectExtent l="0" t="0" r="0" b="0"/>
+            <wp:docPr id="1865421735" name="Imagen 1"/>
+            <wp:cNvGraphicFramePr>
+              <a:graphicFrameLocks xmlns:a="http://schemas.openxmlformats.org/drawingml/2006/main" noChangeAspect="1"/>
+            </wp:cNvGraphicFramePr>
+            <a:graphic xmlns:a="http://schemas.openxmlformats.org/drawingml/2006/main">
+              <a:graphicData uri="http://schemas.openxmlformats.org/drawingml/2006/picture">
+                <pic:pic xmlns:pic="http://schemas.openxmlformats.org/drawingml/2006/picture">
+                  <pic:nvPicPr>
+                    <pic:cNvPr id="119171371" name=""/>
+                    <pic:cNvPicPr/>
+                  </pic:nvPicPr>
+                  <pic:blipFill>
+                    <a:blip r:embed="rId53"/>
+                    <a:stretch>
+                      <a:fillRect/>
+                    </a:stretch>
+                  </pic:blipFill>
+                  <pic:spPr>
+                    <a:xfrm>
+                      <a:off x="0" y="0"/>
+                      <a:ext cx="4165721" cy="3166028"/>
+                    </a:xfrm>
+                    <a:prstGeom prst="rect">
+                      <a:avLst/>
+                    </a:prstGeom>
+                  </pic:spPr>
+                </pic:pic>
+              </a:graphicData>
+            </a:graphic>
+          </wp:inline>
+        </w:drawing>
+      </w:r>
+    </w:p>
+    <w:p>
+      <w:pPr>
+        <w:spacing w:before="80" w:after="40" w:line="276" w:lineRule="auto"/>
+        <w:jc w:val="center"/>
+        <w:rPr>
+          <w:rFonts w:asciiTheme="minorHAnsi" w:hAnsiTheme="minorHAnsi" w:cstheme="minorHAnsi"/>
         </w:rPr>
       </w:pPr>
       <w:r>
@@ -36784,40 +34324,812 @@
         <w:jc w:val="center"/>
         <w:rPr>
           <w:rFonts w:asciiTheme="minorHAnsi" w:hAnsiTheme="minorHAnsi" w:cstheme="minorHAnsi"/>
-        </w:rPr>
-      </w:pPr>
-      <w:r>
-        <w:rPr>
-          <w:rFonts w:asciiTheme="minorHAnsi" w:hAnsiTheme="minorHAnsi" w:cstheme="minorHAnsi"/>
           <w:i/>
           <w:sz w:val="16"/>
         </w:rPr>
+      </w:pPr>
+      <w:r>
+        <w:rPr>
+          <w:rFonts w:asciiTheme="minorHAnsi" w:hAnsiTheme="minorHAnsi" w:cstheme="minorHAnsi"/>
+          <w:i/>
+          <w:sz w:val="16"/>
+        </w:rPr>
         <w:t>Fuente: elaboración propia.</w:t>
       </w:r>
     </w:p>
     <w:p>
       <w:pPr>
-        <w:pBdr>
-          <w:top w:val="single" w:sz="6" w:space="3" w:color="D6B656"/>
-          <w:left w:val="single" w:sz="6" w:space="3" w:color="D6B656"/>
-          <w:bottom w:val="single" w:sz="6" w:space="3" w:color="D6B656"/>
-          <w:right w:val="single" w:sz="6" w:space="3" w:color="D6B656"/>
-        </w:pBdr>
-        <w:shd w:val="clear" w:color="auto" w:fill="FFF2CC"/>
-        <w:spacing w:before="120" w:after="120" w:line="276" w:lineRule="auto"/>
-        <w:rPr>
-          <w:rFonts w:asciiTheme="minorHAnsi" w:hAnsiTheme="minorHAnsi" w:cstheme="minorHAnsi"/>
-        </w:rPr>
-      </w:pPr>
-      <w:r>
+        <w:spacing w:after="120" w:line="276" w:lineRule="auto"/>
+        <w:jc w:val="center"/>
+        <w:rPr>
+          <w:rFonts w:asciiTheme="minorHAnsi" w:hAnsiTheme="minorHAnsi" w:cstheme="minorHAnsi"/>
+          <w:i/>
+          <w:sz w:val="16"/>
+        </w:rPr>
+      </w:pPr>
+    </w:p>
+    <w:p>
+      <w:pPr>
+        <w:spacing w:after="120" w:line="276" w:lineRule="auto"/>
+        <w:jc w:val="center"/>
+        <w:rPr>
+          <w:rFonts w:asciiTheme="minorHAnsi" w:hAnsiTheme="minorHAnsi" w:cstheme="minorHAnsi"/>
+          <w:i/>
+          <w:sz w:val="16"/>
+        </w:rPr>
+      </w:pPr>
+      <w:r>
+        <w:rPr>
+          <w:rFonts w:asciiTheme="minorHAnsi" w:hAnsiTheme="minorHAnsi" w:cstheme="minorHAnsi"/>
+        </w:rPr>
+        <w:drawing>
+          <wp:inline distT="0" distB="0" distL="0" distR="0" wp14:anchorId="069BF3BF" wp14:editId="27E29AC3">
+            <wp:extent cx="4514850" cy="2723264"/>
+            <wp:effectExtent l="0" t="0" r="0" b="1270"/>
+            <wp:docPr id="735352291" name="Imagen 1"/>
+            <wp:cNvGraphicFramePr>
+              <a:graphicFrameLocks xmlns:a="http://schemas.openxmlformats.org/drawingml/2006/main" noChangeAspect="1"/>
+            </wp:cNvGraphicFramePr>
+            <a:graphic xmlns:a="http://schemas.openxmlformats.org/drawingml/2006/main">
+              <a:graphicData uri="http://schemas.openxmlformats.org/drawingml/2006/picture">
+                <pic:pic xmlns:pic="http://schemas.openxmlformats.org/drawingml/2006/picture">
+                  <pic:nvPicPr>
+                    <pic:cNvPr id="735352291" name=""/>
+                    <pic:cNvPicPr/>
+                  </pic:nvPicPr>
+                  <pic:blipFill>
+                    <a:blip r:embed="rId54"/>
+                    <a:stretch>
+                      <a:fillRect/>
+                    </a:stretch>
+                  </pic:blipFill>
+                  <pic:spPr>
+                    <a:xfrm>
+                      <a:off x="0" y="0"/>
+                      <a:ext cx="4525008" cy="2729391"/>
+                    </a:xfrm>
+                    <a:prstGeom prst="rect">
+                      <a:avLst/>
+                    </a:prstGeom>
+                  </pic:spPr>
+                </pic:pic>
+              </a:graphicData>
+            </a:graphic>
+          </wp:inline>
+        </w:drawing>
+      </w:r>
+    </w:p>
+    <w:p>
+      <w:pPr>
+        <w:spacing w:after="120" w:line="276" w:lineRule="auto"/>
+        <w:rPr>
+          <w:rFonts w:asciiTheme="minorHAnsi" w:hAnsiTheme="minorHAnsi" w:cstheme="minorHAnsi"/>
+          <w:i/>
+          <w:sz w:val="16"/>
+        </w:rPr>
+      </w:pPr>
+    </w:p>
+    <w:p>
+      <w:pPr>
+        <w:spacing w:after="120" w:line="276" w:lineRule="auto"/>
         <w:rPr>
           <w:rFonts w:asciiTheme="minorHAnsi" w:hAnsiTheme="minorHAnsi" w:cstheme="minorHAnsi"/>
           <w:b/>
+          <w:bCs/>
+        </w:rPr>
+      </w:pPr>
+      <w:r>
+        <w:rPr>
+          <w:rFonts w:asciiTheme="minorHAnsi" w:hAnsiTheme="minorHAnsi" w:cstheme="minorHAnsi"/>
+          <w:b/>
+          <w:bCs/>
+        </w:rPr>
+        <w:t>Resumen Ejecutivo de Cartera</w:t>
+      </w:r>
+    </w:p>
+    <w:p>
+      <w:pPr>
+        <w:numPr>
+          <w:ilvl w:val="0"/>
+          <w:numId w:val="12"/>
+        </w:numPr>
+        <w:spacing w:after="120" w:line="276" w:lineRule="auto"/>
+        <w:rPr>
+          <w:rFonts w:asciiTheme="minorHAnsi" w:hAnsiTheme="minorHAnsi" w:cstheme="minorHAnsi"/>
+        </w:rPr>
+      </w:pPr>
+      <w:r>
+        <w:rPr>
+          <w:rFonts w:asciiTheme="minorHAnsi" w:hAnsiTheme="minorHAnsi" w:cstheme="minorHAnsi"/>
+        </w:rPr>
+        <w:t>Clientes en riesgo crítico (Riesgo Alto): 5 clientes (representan el 20.0% de la cartera analizada).</w:t>
+      </w:r>
+    </w:p>
+    <w:p>
+      <w:pPr>
+        <w:numPr>
+          <w:ilvl w:val="0"/>
+          <w:numId w:val="12"/>
+        </w:numPr>
+        <w:spacing w:after="120" w:line="276" w:lineRule="auto"/>
+        <w:rPr>
+          <w:rFonts w:asciiTheme="minorHAnsi" w:hAnsiTheme="minorHAnsi" w:cstheme="minorHAnsi"/>
+        </w:rPr>
+      </w:pPr>
+      <w:r>
+        <w:rPr>
+          <w:rFonts w:asciiTheme="minorHAnsi" w:hAnsiTheme="minorHAnsi" w:cstheme="minorHAnsi"/>
+        </w:rPr>
+        <w:t>Impacto financiero directo en riesgo: $170 mensuales correspondientes a la facturación recurrente de los clientes en riesgo alto.</w:t>
+      </w:r>
+    </w:p>
+    <w:p>
+      <w:pPr>
+        <w:numPr>
+          <w:ilvl w:val="0"/>
+          <w:numId w:val="12"/>
+        </w:numPr>
+        <w:spacing w:after="120" w:line="276" w:lineRule="auto"/>
+        <w:rPr>
+          <w:rFonts w:asciiTheme="minorHAnsi" w:hAnsiTheme="minorHAnsi" w:cstheme="minorHAnsi"/>
+        </w:rPr>
+      </w:pPr>
+      <w:r>
+        <w:rPr>
+          <w:rFonts w:asciiTheme="minorHAnsi" w:hAnsiTheme="minorHAnsi" w:cstheme="minorHAnsi"/>
+        </w:rPr>
+        <w:t xml:space="preserve">Clientes en observación preventiva (Riesgo Medio): 4 clientes </w:t>
+      </w:r>
+    </w:p>
+    <w:p>
+      <w:pPr>
+        <w:numPr>
+          <w:ilvl w:val="0"/>
+          <w:numId w:val="12"/>
+        </w:numPr>
+        <w:spacing w:after="120" w:line="276" w:lineRule="auto"/>
+        <w:rPr>
+          <w:rFonts w:asciiTheme="minorHAnsi" w:hAnsiTheme="minorHAnsi" w:cstheme="minorHAnsi"/>
+        </w:rPr>
+      </w:pPr>
+      <w:r>
+        <w:rPr>
+          <w:rFonts w:asciiTheme="minorHAnsi" w:hAnsiTheme="minorHAnsi" w:cstheme="minorHAnsi"/>
+        </w:rPr>
+        <w:t>(16.0% de la cartera), que presentan probabilidad moderada antes de cruzar el umbral crítico.</w:t>
+      </w:r>
+    </w:p>
+    <w:p>
+      <w:pPr>
+        <w:spacing w:after="120" w:line="276" w:lineRule="auto"/>
+        <w:rPr>
+          <w:rFonts w:asciiTheme="minorHAnsi" w:hAnsiTheme="minorHAnsi" w:cstheme="minorHAnsi"/>
+          <w:b/>
+          <w:bCs/>
+        </w:rPr>
+      </w:pPr>
+      <w:r>
+        <w:rPr>
+          <w:rFonts w:asciiTheme="minorHAnsi" w:hAnsiTheme="minorHAnsi" w:cstheme="minorHAnsi"/>
+          <w:b/>
+          <w:bCs/>
+        </w:rPr>
+        <w:t>Consolidado de Distribución de Cartera</w:t>
+      </w:r>
+    </w:p>
+    <w:p>
+      <w:pPr>
+        <w:spacing w:after="120" w:line="276" w:lineRule="auto"/>
+        <w:rPr>
+          <w:rFonts w:asciiTheme="minorHAnsi" w:hAnsiTheme="minorHAnsi" w:cstheme="minorHAnsi"/>
           <w:i/>
-          <w:color w:val="7F6000"/>
-          <w:sz w:val="18"/>
-        </w:rPr>
-        <w:t>PENDIENTE DE INTEGRACIÓN: reemplazar este recuadro por el total definitivo y la captura de pytest. La evidencia debe cubrir el contrato del lote, la consistencia entre predicción individual y por lote, el éxito parcial, los límites de tamaño y la ausencia de consultas al conjunto de prueba desde la interfaz operacional.</w:t>
+          <w:sz w:val="16"/>
+        </w:rPr>
+      </w:pPr>
+    </w:p>
+    <w:tbl>
+      <w:tblPr>
+        <w:tblStyle w:val="Tablaconcuadrculaclara"/>
+        <w:tblW w:w="0" w:type="auto"/>
+        <w:tblLook w:val="04A0" w:firstRow="1" w:lastRow="0" w:firstColumn="1" w:lastColumn="0" w:noHBand="0" w:noVBand="1"/>
+      </w:tblPr>
+      <w:tblGrid>
+        <w:gridCol w:w="1555"/>
+        <w:gridCol w:w="2126"/>
+        <w:gridCol w:w="1417"/>
+        <w:gridCol w:w="3969"/>
+      </w:tblGrid>
+      <w:tr>
+        <w:trPr>
+          <w:cantSplit/>
+          <w:tblHeader/>
+        </w:trPr>
+        <w:tc>
+          <w:tcPr>
+            <w:tcW w:w="1555" w:type="dxa"/>
+          </w:tcPr>
+          <w:p>
+            <w:pPr>
+              <w:spacing w:line="276" w:lineRule="auto"/>
+              <w:rPr>
+                <w:rFonts w:asciiTheme="minorHAnsi" w:hAnsiTheme="minorHAnsi" w:cstheme="minorHAnsi"/>
+                <w:b/>
+                <w:bCs/>
+              </w:rPr>
+            </w:pPr>
+            <w:r>
+              <w:rPr>
+                <w:rFonts w:asciiTheme="minorHAnsi" w:hAnsiTheme="minorHAnsi" w:cstheme="minorHAnsi"/>
+                <w:b/>
+                <w:bCs/>
+              </w:rPr>
+              <w:t>Nivel de Riesgo</w:t>
+            </w:r>
+          </w:p>
+        </w:tc>
+        <w:tc>
+          <w:tcPr>
+            <w:tcW w:w="2126" w:type="dxa"/>
+          </w:tcPr>
+          <w:p>
+            <w:pPr>
+              <w:spacing w:line="276" w:lineRule="auto"/>
+              <w:rPr>
+                <w:rFonts w:asciiTheme="minorHAnsi" w:hAnsiTheme="minorHAnsi" w:cstheme="minorHAnsi"/>
+                <w:b/>
+                <w:bCs/>
+              </w:rPr>
+            </w:pPr>
+            <w:r>
+              <w:rPr>
+                <w:rFonts w:asciiTheme="minorHAnsi" w:hAnsiTheme="minorHAnsi" w:cstheme="minorHAnsi"/>
+                <w:b/>
+                <w:bCs/>
+              </w:rPr>
+              <w:t>Cantidad de clientes</w:t>
+            </w:r>
+          </w:p>
+        </w:tc>
+        <w:tc>
+          <w:tcPr>
+            <w:tcW w:w="1417" w:type="dxa"/>
+          </w:tcPr>
+          <w:p>
+            <w:pPr>
+              <w:spacing w:line="276" w:lineRule="auto"/>
+              <w:rPr>
+                <w:rFonts w:asciiTheme="minorHAnsi" w:hAnsiTheme="minorHAnsi" w:cstheme="minorHAnsi"/>
+                <w:b/>
+                <w:bCs/>
+              </w:rPr>
+            </w:pPr>
+            <w:r>
+              <w:rPr>
+                <w:rFonts w:asciiTheme="minorHAnsi" w:hAnsiTheme="minorHAnsi" w:cstheme="minorHAnsi"/>
+                <w:b/>
+                <w:bCs/>
+              </w:rPr>
+              <w:t>% Cartera</w:t>
+            </w:r>
+          </w:p>
+        </w:tc>
+        <w:tc>
+          <w:tcPr>
+            <w:tcW w:w="3969" w:type="dxa"/>
+          </w:tcPr>
+          <w:p>
+            <w:pPr>
+              <w:spacing w:line="276" w:lineRule="auto"/>
+              <w:rPr>
+                <w:rFonts w:asciiTheme="minorHAnsi" w:hAnsiTheme="minorHAnsi" w:cstheme="minorHAnsi"/>
+                <w:b/>
+                <w:bCs/>
+              </w:rPr>
+            </w:pPr>
+            <w:r>
+              <w:rPr>
+                <w:rFonts w:asciiTheme="minorHAnsi" w:hAnsiTheme="minorHAnsi" w:cstheme="minorHAnsi"/>
+                <w:b/>
+                <w:bCs/>
+              </w:rPr>
+              <w:t>Estado Operacional</w:t>
+            </w:r>
+          </w:p>
+        </w:tc>
+      </w:tr>
+      <w:tr>
+        <w:trPr>
+          <w:cantSplit/>
+        </w:trPr>
+        <w:tc>
+          <w:tcPr>
+            <w:tcW w:w="1555" w:type="dxa"/>
+          </w:tcPr>
+          <w:p>
+            <w:pPr>
+              <w:spacing w:line="276" w:lineRule="auto"/>
+              <w:rPr>
+                <w:rFonts w:asciiTheme="minorHAnsi" w:hAnsiTheme="minorHAnsi" w:cstheme="minorHAnsi"/>
+              </w:rPr>
+            </w:pPr>
+            <w:r>
+              <w:rPr>
+                <w:rFonts w:asciiTheme="minorHAnsi" w:hAnsiTheme="minorHAnsi" w:cstheme="minorHAnsi"/>
+              </w:rPr>
+              <w:t>Alto (</w:t>
+            </w:r>
+            <m:oMath>
+              <m:r>
+                <m:rPr>
+                  <m:sty m:val="p"/>
+                </m:rPr>
+                <w:rPr>
+                  <w:rFonts w:ascii="Cambria Math" w:hAnsi="Cambria Math" w:cstheme="minorHAnsi"/>
+                </w:rPr>
+                <m:t>≥56%</m:t>
+              </m:r>
+            </m:oMath>
+            <w:r>
+              <w:rPr>
+                <w:rFonts w:asciiTheme="minorHAnsi" w:hAnsiTheme="minorHAnsi" w:cstheme="minorHAnsi"/>
+              </w:rPr>
+              <w:t>)</w:t>
+            </w:r>
+          </w:p>
+          <w:p>
+            <w:pPr>
+              <w:spacing w:line="276" w:lineRule="auto"/>
+              <w:rPr>
+                <w:rFonts w:asciiTheme="minorHAnsi" w:hAnsiTheme="minorHAnsi" w:cstheme="minorHAnsi"/>
+              </w:rPr>
+            </w:pPr>
+          </w:p>
+        </w:tc>
+        <w:tc>
+          <w:tcPr>
+            <w:tcW w:w="2126" w:type="dxa"/>
+          </w:tcPr>
+          <w:p>
+            <w:pPr>
+              <w:spacing w:line="276" w:lineRule="auto"/>
+              <w:rPr>
+                <w:rFonts w:asciiTheme="minorHAnsi" w:hAnsiTheme="minorHAnsi" w:cstheme="minorHAnsi"/>
+              </w:rPr>
+            </w:pPr>
+            <w:r>
+              <w:rPr>
+                <w:rFonts w:asciiTheme="minorHAnsi" w:hAnsiTheme="minorHAnsi" w:cstheme="minorHAnsi"/>
+              </w:rPr>
+              <w:t>5</w:t>
+            </w:r>
+          </w:p>
+        </w:tc>
+        <w:tc>
+          <w:tcPr>
+            <w:tcW w:w="1417" w:type="dxa"/>
+          </w:tcPr>
+          <w:p>
+            <w:pPr>
+              <w:spacing w:line="276" w:lineRule="auto"/>
+              <w:rPr>
+                <w:rFonts w:asciiTheme="minorHAnsi" w:hAnsiTheme="minorHAnsi" w:cstheme="minorHAnsi"/>
+              </w:rPr>
+            </w:pPr>
+            <w:r>
+              <w:rPr>
+                <w:rFonts w:asciiTheme="minorHAnsi" w:hAnsiTheme="minorHAnsi" w:cstheme="minorHAnsi"/>
+              </w:rPr>
+              <w:t>20 %</w:t>
+            </w:r>
+          </w:p>
+        </w:tc>
+        <w:tc>
+          <w:tcPr>
+            <w:tcW w:w="3969" w:type="dxa"/>
+          </w:tcPr>
+          <w:p>
+            <w:pPr>
+              <w:spacing w:line="276" w:lineRule="auto"/>
+              <w:rPr>
+                <w:rFonts w:asciiTheme="minorHAnsi" w:hAnsiTheme="minorHAnsi" w:cstheme="minorHAnsi"/>
+              </w:rPr>
+            </w:pPr>
+            <w:r>
+              <w:rPr>
+                <w:rFonts w:asciiTheme="minorHAnsi" w:hAnsiTheme="minorHAnsi" w:cstheme="minorHAnsi"/>
+              </w:rPr>
+              <w:t>Acción inmediata de retención (Impacto: $170/mes)</w:t>
+            </w:r>
+          </w:p>
+        </w:tc>
+      </w:tr>
+      <w:tr>
+        <w:trPr>
+          <w:cantSplit/>
+        </w:trPr>
+        <w:tc>
+          <w:tcPr>
+            <w:tcW w:w="1555" w:type="dxa"/>
+          </w:tcPr>
+          <w:p>
+            <w:pPr>
+              <w:spacing w:line="276" w:lineRule="auto"/>
+              <w:rPr>
+                <w:rFonts w:asciiTheme="minorHAnsi" w:hAnsiTheme="minorHAnsi" w:cstheme="minorHAnsi"/>
+              </w:rPr>
+            </w:pPr>
+            <w:r>
+              <w:rPr>
+                <w:rFonts w:asciiTheme="minorHAnsi" w:hAnsiTheme="minorHAnsi" w:cstheme="minorHAnsi"/>
+              </w:rPr>
+              <w:t>Medio</w:t>
+            </w:r>
+          </w:p>
+        </w:tc>
+        <w:tc>
+          <w:tcPr>
+            <w:tcW w:w="2126" w:type="dxa"/>
+          </w:tcPr>
+          <w:p>
+            <w:pPr>
+              <w:spacing w:line="276" w:lineRule="auto"/>
+              <w:rPr>
+                <w:rFonts w:asciiTheme="minorHAnsi" w:hAnsiTheme="minorHAnsi" w:cstheme="minorHAnsi"/>
+              </w:rPr>
+            </w:pPr>
+            <w:r>
+              <w:rPr>
+                <w:rFonts w:asciiTheme="minorHAnsi" w:hAnsiTheme="minorHAnsi" w:cstheme="minorHAnsi"/>
+              </w:rPr>
+              <w:t>4</w:t>
+            </w:r>
+          </w:p>
+        </w:tc>
+        <w:tc>
+          <w:tcPr>
+            <w:tcW w:w="1417" w:type="dxa"/>
+          </w:tcPr>
+          <w:p>
+            <w:pPr>
+              <w:spacing w:line="276" w:lineRule="auto"/>
+              <w:rPr>
+                <w:rFonts w:asciiTheme="minorHAnsi" w:hAnsiTheme="minorHAnsi" w:cstheme="minorHAnsi"/>
+              </w:rPr>
+            </w:pPr>
+            <w:r>
+              <w:rPr>
+                <w:rFonts w:asciiTheme="minorHAnsi" w:hAnsiTheme="minorHAnsi" w:cstheme="minorHAnsi"/>
+              </w:rPr>
+              <w:t>16 %</w:t>
+            </w:r>
+          </w:p>
+        </w:tc>
+        <w:tc>
+          <w:tcPr>
+            <w:tcW w:w="3969" w:type="dxa"/>
+          </w:tcPr>
+          <w:p>
+            <w:pPr>
+              <w:spacing w:line="276" w:lineRule="auto"/>
+              <w:rPr>
+                <w:rFonts w:asciiTheme="minorHAnsi" w:hAnsiTheme="minorHAnsi" w:cstheme="minorHAnsi"/>
+              </w:rPr>
+            </w:pPr>
+            <w:r>
+              <w:rPr>
+                <w:rFonts w:asciiTheme="minorHAnsi" w:hAnsiTheme="minorHAnsi" w:cstheme="minorHAnsi"/>
+              </w:rPr>
+              <w:t>Monitoreo preventivo y fidelización temprana</w:t>
+            </w:r>
+          </w:p>
+        </w:tc>
+      </w:tr>
+      <w:tr>
+        <w:trPr>
+          <w:cantSplit/>
+        </w:trPr>
+        <w:tc>
+          <w:tcPr>
+            <w:tcW w:w="1555" w:type="dxa"/>
+          </w:tcPr>
+          <w:p>
+            <w:pPr>
+              <w:spacing w:line="276" w:lineRule="auto"/>
+              <w:rPr>
+                <w:rFonts w:asciiTheme="minorHAnsi" w:hAnsiTheme="minorHAnsi" w:cstheme="minorHAnsi"/>
+              </w:rPr>
+            </w:pPr>
+            <w:r>
+              <w:rPr>
+                <w:rFonts w:asciiTheme="minorHAnsi" w:hAnsiTheme="minorHAnsi" w:cstheme="minorHAnsi"/>
+              </w:rPr>
+              <w:t>Bajo</w:t>
+            </w:r>
+          </w:p>
+        </w:tc>
+        <w:tc>
+          <w:tcPr>
+            <w:tcW w:w="2126" w:type="dxa"/>
+          </w:tcPr>
+          <w:p>
+            <w:pPr>
+              <w:spacing w:line="276" w:lineRule="auto"/>
+              <w:rPr>
+                <w:rFonts w:asciiTheme="minorHAnsi" w:hAnsiTheme="minorHAnsi" w:cstheme="minorHAnsi"/>
+              </w:rPr>
+            </w:pPr>
+            <w:r>
+              <w:rPr>
+                <w:rFonts w:asciiTheme="minorHAnsi" w:hAnsiTheme="minorHAnsi" w:cstheme="minorHAnsi"/>
+              </w:rPr>
+              <w:t>16</w:t>
+            </w:r>
+          </w:p>
+        </w:tc>
+        <w:tc>
+          <w:tcPr>
+            <w:tcW w:w="1417" w:type="dxa"/>
+          </w:tcPr>
+          <w:p>
+            <w:pPr>
+              <w:spacing w:line="276" w:lineRule="auto"/>
+              <w:rPr>
+                <w:rFonts w:asciiTheme="minorHAnsi" w:hAnsiTheme="minorHAnsi" w:cstheme="minorHAnsi"/>
+              </w:rPr>
+            </w:pPr>
+            <w:r>
+              <w:rPr>
+                <w:rFonts w:asciiTheme="minorHAnsi" w:hAnsiTheme="minorHAnsi" w:cstheme="minorHAnsi"/>
+              </w:rPr>
+              <w:t>64 %</w:t>
+            </w:r>
+          </w:p>
+        </w:tc>
+        <w:tc>
+          <w:tcPr>
+            <w:tcW w:w="3969" w:type="dxa"/>
+          </w:tcPr>
+          <w:p>
+            <w:pPr>
+              <w:spacing w:line="276" w:lineRule="auto"/>
+              <w:rPr>
+                <w:rFonts w:asciiTheme="minorHAnsi" w:hAnsiTheme="minorHAnsi" w:cstheme="minorHAnsi"/>
+              </w:rPr>
+            </w:pPr>
+            <w:r>
+              <w:rPr>
+                <w:rFonts w:asciiTheme="minorHAnsi" w:hAnsiTheme="minorHAnsi" w:cstheme="minorHAnsi"/>
+              </w:rPr>
+              <w:t>Cartera saludable y estable</w:t>
+            </w:r>
+          </w:p>
+        </w:tc>
+      </w:tr>
+      <w:tr>
+        <w:trPr>
+          <w:cantSplit/>
+        </w:trPr>
+        <w:tc>
+          <w:tcPr>
+            <w:tcW w:w="1555" w:type="dxa"/>
+          </w:tcPr>
+          <w:p>
+            <w:pPr>
+              <w:spacing w:line="276" w:lineRule="auto"/>
+              <w:rPr>
+                <w:rFonts w:asciiTheme="minorHAnsi" w:hAnsiTheme="minorHAnsi" w:cstheme="minorHAnsi"/>
+              </w:rPr>
+            </w:pPr>
+            <w:proofErr w:type="gramStart"/>
+            <w:r>
+              <w:rPr>
+                <w:rFonts w:asciiTheme="minorHAnsi" w:hAnsiTheme="minorHAnsi" w:cstheme="minorHAnsi"/>
+              </w:rPr>
+              <w:t>Total</w:t>
+            </w:r>
+            <w:proofErr w:type="gramEnd"/>
+            <w:r>
+              <w:rPr>
+                <w:rFonts w:asciiTheme="minorHAnsi" w:hAnsiTheme="minorHAnsi" w:cstheme="minorHAnsi"/>
+              </w:rPr>
+              <w:t xml:space="preserve"> Válido</w:t>
+            </w:r>
+          </w:p>
+        </w:tc>
+        <w:tc>
+          <w:tcPr>
+            <w:tcW w:w="2126" w:type="dxa"/>
+          </w:tcPr>
+          <w:p>
+            <w:pPr>
+              <w:spacing w:line="276" w:lineRule="auto"/>
+              <w:rPr>
+                <w:rFonts w:asciiTheme="minorHAnsi" w:hAnsiTheme="minorHAnsi" w:cstheme="minorHAnsi"/>
+              </w:rPr>
+            </w:pPr>
+            <w:r>
+              <w:rPr>
+                <w:rFonts w:asciiTheme="minorHAnsi" w:hAnsiTheme="minorHAnsi" w:cstheme="minorHAnsi"/>
+              </w:rPr>
+              <w:t>25</w:t>
+            </w:r>
+          </w:p>
+        </w:tc>
+        <w:tc>
+          <w:tcPr>
+            <w:tcW w:w="1417" w:type="dxa"/>
+          </w:tcPr>
+          <w:p>
+            <w:pPr>
+              <w:spacing w:line="276" w:lineRule="auto"/>
+              <w:rPr>
+                <w:rFonts w:asciiTheme="minorHAnsi" w:hAnsiTheme="minorHAnsi" w:cstheme="minorHAnsi"/>
+              </w:rPr>
+            </w:pPr>
+            <w:r>
+              <w:rPr>
+                <w:rFonts w:asciiTheme="minorHAnsi" w:hAnsiTheme="minorHAnsi" w:cstheme="minorHAnsi"/>
+              </w:rPr>
+              <w:t>100 %</w:t>
+            </w:r>
+          </w:p>
+        </w:tc>
+        <w:tc>
+          <w:tcPr>
+            <w:tcW w:w="3969" w:type="dxa"/>
+          </w:tcPr>
+          <w:p>
+            <w:pPr>
+              <w:spacing w:line="276" w:lineRule="auto"/>
+              <w:rPr>
+                <w:rFonts w:asciiTheme="minorHAnsi" w:hAnsiTheme="minorHAnsi" w:cstheme="minorHAnsi"/>
+              </w:rPr>
+            </w:pPr>
+            <w:r>
+              <w:rPr>
+                <w:rFonts w:asciiTheme="minorHAnsi" w:hAnsiTheme="minorHAnsi" w:cstheme="minorHAnsi"/>
+              </w:rPr>
+              <w:t>Procesamiento con 100% de éxito</w:t>
+            </w:r>
+          </w:p>
+        </w:tc>
+      </w:tr>
+    </w:tbl>
+    <w:p>
+      <w:pPr>
+        <w:spacing w:after="120" w:line="276" w:lineRule="auto"/>
+        <w:rPr>
+          <w:rFonts w:asciiTheme="minorHAnsi" w:hAnsiTheme="minorHAnsi" w:cstheme="minorHAnsi"/>
+        </w:rPr>
+      </w:pPr>
+    </w:p>
+    <w:p>
+      <w:pPr>
+        <w:spacing w:after="120" w:line="276" w:lineRule="auto"/>
+        <w:rPr>
+          <w:rFonts w:asciiTheme="minorHAnsi" w:hAnsiTheme="minorHAnsi" w:cstheme="minorHAnsi"/>
+          <w:i/>
+          <w:sz w:val="16"/>
+        </w:rPr>
+      </w:pPr>
+    </w:p>
+    <w:p>
+      <w:pPr>
+        <w:spacing w:after="120" w:line="276" w:lineRule="auto"/>
+        <w:rPr>
+          <w:rFonts w:asciiTheme="minorHAnsi" w:hAnsiTheme="minorHAnsi" w:cstheme="minorHAnsi"/>
+          <w:b/>
+          <w:bCs/>
+        </w:rPr>
+      </w:pPr>
+      <w:r>
+        <w:rPr>
+          <w:rFonts w:asciiTheme="minorHAnsi" w:hAnsiTheme="minorHAnsi" w:cstheme="minorHAnsi"/>
+          <w:b/>
+          <w:bCs/>
+        </w:rPr>
+        <w:t>Diagnóstico para Toma de Decisiones</w:t>
+      </w:r>
+    </w:p>
+    <w:p>
+      <w:pPr>
+        <w:numPr>
+          <w:ilvl w:val="0"/>
+          <w:numId w:val="12"/>
+        </w:numPr>
+        <w:spacing w:after="120" w:line="276" w:lineRule="auto"/>
+        <w:rPr>
+          <w:rFonts w:asciiTheme="minorHAnsi" w:hAnsiTheme="minorHAnsi" w:cstheme="minorHAnsi"/>
+        </w:rPr>
+      </w:pPr>
+      <w:r>
+        <w:rPr>
+          <w:rFonts w:asciiTheme="minorHAnsi" w:hAnsiTheme="minorHAnsi" w:cstheme="minorHAnsi"/>
+        </w:rPr>
+        <w:t>Foco prioritario: La alerta se concentra en el 20% de la base (5 cuentas) que supera el umbral de decisión del 56%, exponiendo un flujo mensual de $170 (equivalente a $2.040 anualizados si no se interviene).</w:t>
+      </w:r>
+    </w:p>
+    <w:p>
+      <w:pPr>
+        <w:numPr>
+          <w:ilvl w:val="0"/>
+          <w:numId w:val="12"/>
+        </w:numPr>
+        <w:spacing w:after="120" w:line="276" w:lineRule="auto"/>
+        <w:rPr>
+          <w:rFonts w:asciiTheme="minorHAnsi" w:hAnsiTheme="minorHAnsi" w:cstheme="minorHAnsi"/>
+        </w:rPr>
+      </w:pPr>
+      <w:r>
+        <w:rPr>
+          <w:rFonts w:asciiTheme="minorHAnsi" w:hAnsiTheme="minorHAnsi" w:cstheme="minorHAnsi"/>
+        </w:rPr>
+        <w:t xml:space="preserve">Oportunidad preventiva: Existe un bolsón de 4 clientes (16%) en riesgo medio que permite ejecutar </w:t>
+      </w:r>
+      <w:r>
+        <w:rPr>
+          <w:rFonts w:asciiTheme="minorHAnsi" w:hAnsiTheme="minorHAnsi" w:cstheme="minorHAnsi"/>
+        </w:rPr>
+        <w:lastRenderedPageBreak/>
+        <w:t>campañas de mitigación temprana antes de que escalen a riesgo alto de fuga.</w:t>
+      </w:r>
+    </w:p>
+    <w:p>
+      <w:pPr>
+        <w:spacing w:after="120" w:line="276" w:lineRule="auto"/>
+        <w:jc w:val="center"/>
+        <w:rPr>
+          <w:rFonts w:asciiTheme="minorHAnsi" w:hAnsiTheme="minorHAnsi" w:cstheme="minorHAnsi"/>
+        </w:rPr>
+      </w:pPr>
+    </w:p>
+    <w:p>
+      <w:pPr>
+        <w:spacing w:after="120" w:line="276" w:lineRule="auto"/>
+        <w:jc w:val="center"/>
+        <w:rPr>
+          <w:rFonts w:asciiTheme="minorHAnsi" w:hAnsiTheme="minorHAnsi" w:cstheme="minorHAnsi"/>
+        </w:rPr>
+      </w:pPr>
+      <w:r>
+        <w:rPr>
+          <w:rFonts w:asciiTheme="minorHAnsi" w:hAnsiTheme="minorHAnsi" w:cstheme="minorHAnsi"/>
+        </w:rPr>
+        <w:drawing>
+          <wp:inline distT="0" distB="0" distL="0" distR="0" wp14:anchorId="683D7AF9" wp14:editId="545B4D0B">
+            <wp:extent cx="4752975" cy="3738732"/>
+            <wp:effectExtent l="0" t="0" r="0" b="0"/>
+            <wp:docPr id="1835845023" name="Imagen 1"/>
+            <wp:cNvGraphicFramePr>
+              <a:graphicFrameLocks xmlns:a="http://schemas.openxmlformats.org/drawingml/2006/main" noChangeAspect="1"/>
+            </wp:cNvGraphicFramePr>
+            <a:graphic xmlns:a="http://schemas.openxmlformats.org/drawingml/2006/main">
+              <a:graphicData uri="http://schemas.openxmlformats.org/drawingml/2006/picture">
+                <pic:pic xmlns:pic="http://schemas.openxmlformats.org/drawingml/2006/picture">
+                  <pic:nvPicPr>
+                    <pic:cNvPr id="1835845023" name=""/>
+                    <pic:cNvPicPr/>
+                  </pic:nvPicPr>
+                  <pic:blipFill>
+                    <a:blip r:embed="rId55"/>
+                    <a:stretch>
+                      <a:fillRect/>
+                    </a:stretch>
+                  </pic:blipFill>
+                  <pic:spPr>
+                    <a:xfrm>
+                      <a:off x="0" y="0"/>
+                      <a:ext cx="4760548" cy="3744689"/>
+                    </a:xfrm>
+                    <a:prstGeom prst="rect">
+                      <a:avLst/>
+                    </a:prstGeom>
+                  </pic:spPr>
+                </pic:pic>
+              </a:graphicData>
+            </a:graphic>
+          </wp:inline>
+        </w:drawing>
       </w:r>
     </w:p>
     <w:p>
@@ -37637,21 +35949,12 @@
                 <w:rFonts w:asciiTheme="minorHAnsi" w:hAnsiTheme="minorHAnsi" w:cstheme="minorHAnsi"/>
               </w:rPr>
             </w:pPr>
-            <w:proofErr w:type="spellStart"/>
             <w:r>
               <w:rPr>
                 <w:rFonts w:asciiTheme="minorHAnsi" w:hAnsiTheme="minorHAnsi" w:cstheme="minorHAnsi"/>
                 <w:sz w:val="15"/>
               </w:rPr>
-              <w:t>Random</w:t>
-            </w:r>
-            <w:proofErr w:type="spellEnd"/>
-            <w:r>
-              <w:rPr>
-                <w:rFonts w:asciiTheme="minorHAnsi" w:hAnsiTheme="minorHAnsi" w:cstheme="minorHAnsi"/>
-                <w:sz w:val="15"/>
-              </w:rPr>
-              <w:t xml:space="preserve"> Forest + ROS</w:t>
+              <w:t>Random Forest + ROS</w:t>
             </w:r>
           </w:p>
         </w:tc>
@@ -38446,7 +36749,7 @@
                     <pic:cNvPicPr/>
                   </pic:nvPicPr>
                   <pic:blipFill>
-                    <a:blip r:embed="rId50"/>
+                    <a:blip r:embed="rId56"/>
                     <a:stretch>
                       <a:fillRect/>
                     </a:stretch>
@@ -38577,7 +36880,7 @@
                     <pic:cNvPicPr/>
                   </pic:nvPicPr>
                   <pic:blipFill>
-                    <a:blip r:embed="rId51"/>
+                    <a:blip r:embed="rId57"/>
                     <a:stretch>
                       <a:fillRect/>
                     </a:stretch>
@@ -38684,7 +36987,7 @@
                     <pic:cNvPicPr/>
                   </pic:nvPicPr>
                   <pic:blipFill>
-                    <a:blip r:embed="rId52"/>
+                    <a:blip r:embed="rId58"/>
                     <a:stretch>
                       <a:fillRect/>
                     </a:stretch>
@@ -38934,7 +37237,6 @@
         <w:tc>
           <w:tcPr>
             <w:tcW w:w="4106" w:type="dxa"/>
-            <w:shd w:val="clear" w:color="auto" w:fill="auto"/>
           </w:tcPr>
           <w:p>
             <w:pPr>
@@ -38959,7 +37261,6 @@
         <w:tc>
           <w:tcPr>
             <w:tcW w:w="4394" w:type="dxa"/>
-            <w:shd w:val="clear" w:color="auto" w:fill="auto"/>
           </w:tcPr>
           <w:p>
             <w:pPr>
@@ -38984,7 +37285,6 @@
         <w:tc>
           <w:tcPr>
             <w:tcW w:w="1870" w:type="dxa"/>
-            <w:shd w:val="clear" w:color="auto" w:fill="auto"/>
           </w:tcPr>
           <w:p>
             <w:pPr>
@@ -39014,7 +37314,6 @@
         <w:tc>
           <w:tcPr>
             <w:tcW w:w="4106" w:type="dxa"/>
-            <w:shd w:val="clear" w:color="auto" w:fill="auto"/>
           </w:tcPr>
           <w:p>
             <w:pPr>
@@ -39039,7 +37338,6 @@
         <w:tc>
           <w:tcPr>
             <w:tcW w:w="4394" w:type="dxa"/>
-            <w:shd w:val="clear" w:color="auto" w:fill="auto"/>
           </w:tcPr>
           <w:p>
             <w:pPr>
@@ -39064,7 +37362,6 @@
         <w:tc>
           <w:tcPr>
             <w:tcW w:w="1870" w:type="dxa"/>
-            <w:shd w:val="clear" w:color="auto" w:fill="auto"/>
           </w:tcPr>
           <w:p>
             <w:pPr>
@@ -39094,7 +37391,6 @@
         <w:tc>
           <w:tcPr>
             <w:tcW w:w="4106" w:type="dxa"/>
-            <w:shd w:val="clear" w:color="auto" w:fill="auto"/>
           </w:tcPr>
           <w:p>
             <w:pPr>
@@ -39137,7 +37433,6 @@
         <w:tc>
           <w:tcPr>
             <w:tcW w:w="4394" w:type="dxa"/>
-            <w:shd w:val="clear" w:color="auto" w:fill="auto"/>
           </w:tcPr>
           <w:p>
             <w:pPr>
@@ -39162,7 +37457,6 @@
         <w:tc>
           <w:tcPr>
             <w:tcW w:w="1870" w:type="dxa"/>
-            <w:shd w:val="clear" w:color="auto" w:fill="auto"/>
           </w:tcPr>
           <w:p>
             <w:pPr>
@@ -39192,7 +37486,6 @@
         <w:tc>
           <w:tcPr>
             <w:tcW w:w="4106" w:type="dxa"/>
-            <w:shd w:val="clear" w:color="auto" w:fill="auto"/>
           </w:tcPr>
           <w:p>
             <w:pPr>
@@ -39217,7 +37510,6 @@
         <w:tc>
           <w:tcPr>
             <w:tcW w:w="4394" w:type="dxa"/>
-            <w:shd w:val="clear" w:color="auto" w:fill="auto"/>
           </w:tcPr>
           <w:p>
             <w:pPr>
@@ -39242,7 +37534,6 @@
         <w:tc>
           <w:tcPr>
             <w:tcW w:w="1870" w:type="dxa"/>
-            <w:shd w:val="clear" w:color="auto" w:fill="auto"/>
           </w:tcPr>
           <w:p>
             <w:pPr>
@@ -39272,7 +37563,6 @@
         <w:tc>
           <w:tcPr>
             <w:tcW w:w="4106" w:type="dxa"/>
-            <w:shd w:val="clear" w:color="auto" w:fill="auto"/>
           </w:tcPr>
           <w:p>
             <w:pPr>
@@ -39297,7 +37587,6 @@
         <w:tc>
           <w:tcPr>
             <w:tcW w:w="4394" w:type="dxa"/>
-            <w:shd w:val="clear" w:color="auto" w:fill="auto"/>
           </w:tcPr>
           <w:p>
             <w:pPr>
@@ -39322,7 +37611,6 @@
         <w:tc>
           <w:tcPr>
             <w:tcW w:w="1870" w:type="dxa"/>
-            <w:shd w:val="clear" w:color="auto" w:fill="auto"/>
           </w:tcPr>
           <w:p>
             <w:pPr>
@@ -39352,7 +37640,6 @@
         <w:tc>
           <w:tcPr>
             <w:tcW w:w="4106" w:type="dxa"/>
-            <w:shd w:val="clear" w:color="auto" w:fill="auto"/>
           </w:tcPr>
           <w:p>
             <w:pPr>
@@ -39387,7 +37674,6 @@
         <w:tc>
           <w:tcPr>
             <w:tcW w:w="4394" w:type="dxa"/>
-            <w:shd w:val="clear" w:color="auto" w:fill="auto"/>
           </w:tcPr>
           <w:p>
             <w:pPr>
@@ -39412,7 +37698,6 @@
         <w:tc>
           <w:tcPr>
             <w:tcW w:w="1870" w:type="dxa"/>
-            <w:shd w:val="clear" w:color="auto" w:fill="auto"/>
           </w:tcPr>
           <w:p>
             <w:pPr>
@@ -39442,7 +37727,6 @@
         <w:tc>
           <w:tcPr>
             <w:tcW w:w="4106" w:type="dxa"/>
-            <w:shd w:val="clear" w:color="auto" w:fill="auto"/>
           </w:tcPr>
           <w:p>
             <w:pPr>
@@ -39467,7 +37751,6 @@
         <w:tc>
           <w:tcPr>
             <w:tcW w:w="4394" w:type="dxa"/>
-            <w:shd w:val="clear" w:color="auto" w:fill="auto"/>
           </w:tcPr>
           <w:p>
             <w:pPr>
@@ -39492,7 +37775,6 @@
         <w:tc>
           <w:tcPr>
             <w:tcW w:w="1870" w:type="dxa"/>
-            <w:shd w:val="clear" w:color="auto" w:fill="auto"/>
           </w:tcPr>
           <w:p>
             <w:pPr>
@@ -39522,7 +37804,6 @@
         <w:tc>
           <w:tcPr>
             <w:tcW w:w="4106" w:type="dxa"/>
-            <w:shd w:val="clear" w:color="auto" w:fill="auto"/>
           </w:tcPr>
           <w:p>
             <w:pPr>
@@ -39557,7 +37838,6 @@
         <w:tc>
           <w:tcPr>
             <w:tcW w:w="4394" w:type="dxa"/>
-            <w:shd w:val="clear" w:color="auto" w:fill="auto"/>
           </w:tcPr>
           <w:p>
             <w:pPr>
@@ -39582,7 +37862,6 @@
         <w:tc>
           <w:tcPr>
             <w:tcW w:w="1870" w:type="dxa"/>
-            <w:shd w:val="clear" w:color="auto" w:fill="auto"/>
           </w:tcPr>
           <w:p>
             <w:pPr>
@@ -39612,7 +37891,6 @@
         <w:tc>
           <w:tcPr>
             <w:tcW w:w="4106" w:type="dxa"/>
-            <w:shd w:val="clear" w:color="auto" w:fill="auto"/>
           </w:tcPr>
           <w:p>
             <w:pPr>
@@ -39637,7 +37915,6 @@
         <w:tc>
           <w:tcPr>
             <w:tcW w:w="4394" w:type="dxa"/>
-            <w:shd w:val="clear" w:color="auto" w:fill="auto"/>
           </w:tcPr>
           <w:p>
             <w:pPr>
@@ -39662,7 +37939,6 @@
         <w:tc>
           <w:tcPr>
             <w:tcW w:w="1870" w:type="dxa"/>
-            <w:shd w:val="clear" w:color="auto" w:fill="auto"/>
           </w:tcPr>
           <w:p>
             <w:pPr>
@@ -39692,7 +37968,6 @@
         <w:tc>
           <w:tcPr>
             <w:tcW w:w="4106" w:type="dxa"/>
-            <w:shd w:val="clear" w:color="auto" w:fill="auto"/>
           </w:tcPr>
           <w:p>
             <w:pPr>
@@ -39717,7 +37992,6 @@
         <w:tc>
           <w:tcPr>
             <w:tcW w:w="4394" w:type="dxa"/>
-            <w:shd w:val="clear" w:color="auto" w:fill="auto"/>
           </w:tcPr>
           <w:p>
             <w:pPr>
@@ -39742,7 +38016,6 @@
         <w:tc>
           <w:tcPr>
             <w:tcW w:w="1870" w:type="dxa"/>
-            <w:shd w:val="clear" w:color="auto" w:fill="auto"/>
           </w:tcPr>
           <w:p>
             <w:pPr>
@@ -39772,7 +38045,6 @@
         <w:tc>
           <w:tcPr>
             <w:tcW w:w="4106" w:type="dxa"/>
-            <w:shd w:val="clear" w:color="auto" w:fill="auto"/>
           </w:tcPr>
           <w:p>
             <w:pPr>
@@ -39797,7 +38069,6 @@
         <w:tc>
           <w:tcPr>
             <w:tcW w:w="4394" w:type="dxa"/>
-            <w:shd w:val="clear" w:color="auto" w:fill="auto"/>
           </w:tcPr>
           <w:p>
             <w:pPr>
@@ -39822,7 +38093,6 @@
         <w:tc>
           <w:tcPr>
             <w:tcW w:w="1870" w:type="dxa"/>
-            <w:shd w:val="clear" w:color="auto" w:fill="auto"/>
           </w:tcPr>
           <w:p>
             <w:pPr>
@@ -39852,7 +38122,6 @@
         <w:tc>
           <w:tcPr>
             <w:tcW w:w="4106" w:type="dxa"/>
-            <w:shd w:val="clear" w:color="auto" w:fill="auto"/>
           </w:tcPr>
           <w:p>
             <w:pPr>
@@ -39877,7 +38146,6 @@
         <w:tc>
           <w:tcPr>
             <w:tcW w:w="4394" w:type="dxa"/>
-            <w:shd w:val="clear" w:color="auto" w:fill="auto"/>
           </w:tcPr>
           <w:p>
             <w:pPr>
@@ -39902,7 +38170,6 @@
         <w:tc>
           <w:tcPr>
             <w:tcW w:w="1870" w:type="dxa"/>
-            <w:shd w:val="clear" w:color="auto" w:fill="auto"/>
           </w:tcPr>
           <w:p>
             <w:pPr>
@@ -39931,7 +38198,6 @@
         <w:tc>
           <w:tcPr>
             <w:tcW w:w="4106" w:type="dxa"/>
-            <w:shd w:val="clear" w:color="auto" w:fill="auto"/>
           </w:tcPr>
           <w:p>
             <w:pPr>
@@ -39956,7 +38222,6 @@
         <w:tc>
           <w:tcPr>
             <w:tcW w:w="4394" w:type="dxa"/>
-            <w:shd w:val="clear" w:color="auto" w:fill="auto"/>
           </w:tcPr>
           <w:p>
             <w:pPr>
@@ -39981,7 +38246,6 @@
         <w:tc>
           <w:tcPr>
             <w:tcW w:w="1870" w:type="dxa"/>
-            <w:shd w:val="clear" w:color="auto" w:fill="auto"/>
           </w:tcPr>
           <w:p>
             <w:pPr>
@@ -40059,8 +38323,8 @@
       </w:pPr>
     </w:p>
     <w:sectPr>
-      <w:headerReference w:type="default" r:id="rId53"/>
-      <w:footerReference w:type="default" r:id="rId54"/>
+      <w:headerReference w:type="default" r:id="rId59"/>
+      <w:footerReference w:type="default" r:id="rId60"/>
       <w:pgSz w:w="12240" w:h="15840"/>
       <w:pgMar w:top="1100" w:right="840" w:bottom="1340" w:left="1020" w:header="493" w:footer="1149" w:gutter="0"/>
       <w:cols w:space="720"/>
@@ -40070,7 +38334,7 @@
 </file>
 
 <file path=word/endnotes.xml><?xml version="1.0" encoding="utf-8"?>
-<w:endnotes xmlns:wpc="http://schemas.microsoft.com/office/word/2010/wordprocessingCanvas" xmlns:cx="http://schemas.microsoft.com/office/drawing/2014/chartex" xmlns:cx1="http://schemas.microsoft.com/office/drawing/2015/9/8/chartex" xmlns:cx2="http://schemas.microsoft.com/office/drawing/2015/10/21/chartex" xmlns:cx3="http://schemas.microsoft.com/office/drawing/2016/5/9/chartex" xmlns:cx4="http://schemas.microsoft.com/office/drawing/2016/5/10/chartex" xmlns:cx5="http://schemas.microsoft.com/office/drawing/2016/5/11/chartex" xmlns:cx6="http://schemas.microsoft.com/office/drawing/2016/5/12/chartex" xmlns:cx7="http://schemas.microsoft.com/office/drawing/2016/5/13/chartex" xmlns:cx8="http://schemas.microsoft.com/office/drawing/2016/5/14/chartex" xmlns:mc="http://schemas.openxmlformats.org/markup-compatibility/2006" xmlns:aink="http://schemas.microsoft.com/office/drawing/2016/ink" xmlns:am3d="http://schemas.microsoft.com/office/drawing/2017/model3d" xmlns:o="urn:schemas-microsoft-com:office:office" xmlns:r="http://schemas.openxmlformats.org/officeDocument/2006/relationships" xmlns:m="http://schemas.openxmlformats.org/officeDocument/2006/math" xmlns:v="urn:schemas-microsoft-com:vml" xmlns:wp14="http://schemas.microsoft.com/office/word/2010/wordprocessingDrawing" xmlns:wp="http://schemas.openxmlformats.org/drawingml/2006/wordprocessingDrawing" xmlns:w10="urn:schemas-microsoft-com:office:word" xmlns:w="http://schemas.openxmlformats.org/wordprocessingml/2006/main" xmlns:w14="http://schemas.microsoft.com/office/word/2010/wordml" xmlns:w15="http://schemas.microsoft.com/office/word/2012/wordml" xmlns:w16cex="http://schemas.microsoft.com/office/word/2018/wordml/cex" xmlns:w16cid="http://schemas.microsoft.com/office/word/2016/wordml/cid" xmlns:w16="http://schemas.microsoft.com/office/word/2018/wordml" xmlns:w16sdtdh="http://schemas.microsoft.com/office/word/2020/wordml/sdtdatahash" xmlns:w16se="http://schemas.microsoft.com/office/word/2015/wordml/symex" xmlns:wpg="http://schemas.microsoft.com/office/word/2010/wordprocessingGroup" xmlns:wpi="http://schemas.microsoft.com/office/word/2010/wordprocessingInk" xmlns:wne="http://schemas.microsoft.com/office/word/2006/wordml" xmlns:wps="http://schemas.microsoft.com/office/word/2010/wordprocessingShape" mc:Ignorable="w14 w15 w16se w16cid w16 w16cex w16sdtdh wp14">
+<w:endnotes xmlns:wpc="http://schemas.microsoft.com/office/word/2010/wordprocessingCanvas" xmlns:cx="http://schemas.microsoft.com/office/drawing/2014/chartex" xmlns:cx1="http://schemas.microsoft.com/office/drawing/2015/9/8/chartex" xmlns:cx2="http://schemas.microsoft.com/office/drawing/2015/10/21/chartex" xmlns:cx3="http://schemas.microsoft.com/office/drawing/2016/5/9/chartex" xmlns:cx4="http://schemas.microsoft.com/office/drawing/2016/5/10/chartex" xmlns:cx5="http://schemas.microsoft.com/office/drawing/2016/5/11/chartex" xmlns:cx6="http://schemas.microsoft.com/office/drawing/2016/5/12/chartex" xmlns:cx7="http://schemas.microsoft.com/office/drawing/2016/5/13/chartex" xmlns:cx8="http://schemas.microsoft.com/office/drawing/2016/5/14/chartex" xmlns:mc="http://schemas.openxmlformats.org/markup-compatibility/2006" xmlns:aink="http://schemas.microsoft.com/office/drawing/2016/ink" xmlns:am3d="http://schemas.microsoft.com/office/drawing/2017/model3d" xmlns:o="urn:schemas-microsoft-com:office:office" xmlns:oel="http://schemas.microsoft.com/office/2019/extlst" xmlns:r="http://schemas.openxmlformats.org/officeDocument/2006/relationships" xmlns:m="http://schemas.openxmlformats.org/officeDocument/2006/math" xmlns:v="urn:schemas-microsoft-com:vml" xmlns:wp14="http://schemas.microsoft.com/office/word/2010/wordprocessingDrawing" xmlns:wp="http://schemas.openxmlformats.org/drawingml/2006/wordprocessingDrawing" xmlns:w10="urn:schemas-microsoft-com:office:word" xmlns:w="http://schemas.openxmlformats.org/wordprocessingml/2006/main" xmlns:w14="http://schemas.microsoft.com/office/word/2010/wordml" xmlns:w15="http://schemas.microsoft.com/office/word/2012/wordml" xmlns:w16cei="http://schemas.microsoft.com/office/word/2026/wordml/cei" xmlns:w16cex="http://schemas.microsoft.com/office/word/2018/wordml/cex" xmlns:w16cid="http://schemas.microsoft.com/office/word/2016/wordml/cid" xmlns:w16="http://schemas.microsoft.com/office/word/2018/wordml" xmlns:w16du="http://schemas.microsoft.com/office/word/2023/wordml/word16du" xmlns:w16sdtdh="http://schemas.microsoft.com/office/word/2020/wordml/sdtdatahash" xmlns:w16sdtfl="http://schemas.microsoft.com/office/word/2024/wordml/sdtformatlock" xmlns:w16se="http://schemas.microsoft.com/office/word/2015/wordml/symex" xmlns:wpg="http://schemas.microsoft.com/office/word/2010/wordprocessingGroup" xmlns:wpi="http://schemas.microsoft.com/office/word/2010/wordprocessingInk" xmlns:wne="http://schemas.microsoft.com/office/word/2006/wordml" xmlns:wps="http://schemas.microsoft.com/office/word/2010/wordprocessingShape" mc:Ignorable="w14 w15 w16se w16cid w16 w16cex w16sdtdh w16sdtfl w16du wp14">
   <w:endnote w:type="separator" w:id="-1">
     <w:p>
       <w:r>
@@ -40089,7 +38353,7 @@
 </file>
 
 <file path=word/footer1.xml><?xml version="1.0" encoding="utf-8"?>
-<w:ftr xmlns:wpc="http://schemas.microsoft.com/office/word/2010/wordprocessingCanvas" xmlns:cx="http://schemas.microsoft.com/office/drawing/2014/chartex" xmlns:cx1="http://schemas.microsoft.com/office/drawing/2015/9/8/chartex" xmlns:cx2="http://schemas.microsoft.com/office/drawing/2015/10/21/chartex" xmlns:cx3="http://schemas.microsoft.com/office/drawing/2016/5/9/chartex" xmlns:cx4="http://schemas.microsoft.com/office/drawing/2016/5/10/chartex" xmlns:cx5="http://schemas.microsoft.com/office/drawing/2016/5/11/chartex" xmlns:cx6="http://schemas.microsoft.com/office/drawing/2016/5/12/chartex" xmlns:cx7="http://schemas.microsoft.com/office/drawing/2016/5/13/chartex" xmlns:cx8="http://schemas.microsoft.com/office/drawing/2016/5/14/chartex" xmlns:mc="http://schemas.openxmlformats.org/markup-compatibility/2006" xmlns:aink="http://schemas.microsoft.com/office/drawing/2016/ink" xmlns:am3d="http://schemas.microsoft.com/office/drawing/2017/model3d" xmlns:o="urn:schemas-microsoft-com:office:office" xmlns:r="http://schemas.openxmlformats.org/officeDocument/2006/relationships" xmlns:m="http://schemas.openxmlformats.org/officeDocument/2006/math" xmlns:v="urn:schemas-microsoft-com:vml" xmlns:wp14="http://schemas.microsoft.com/office/word/2010/wordprocessingDrawing" xmlns:wp="http://schemas.openxmlformats.org/drawingml/2006/wordprocessingDrawing" xmlns:w10="urn:schemas-microsoft-com:office:word" xmlns:w="http://schemas.openxmlformats.org/wordprocessingml/2006/main" xmlns:w14="http://schemas.microsoft.com/office/word/2010/wordml" xmlns:w15="http://schemas.microsoft.com/office/word/2012/wordml" xmlns:w16cex="http://schemas.microsoft.com/office/word/2018/wordml/cex" xmlns:w16cid="http://schemas.microsoft.com/office/word/2016/wordml/cid" xmlns:w16="http://schemas.microsoft.com/office/word/2018/wordml" xmlns:w16sdtdh="http://schemas.microsoft.com/office/word/2020/wordml/sdtdatahash" xmlns:w16se="http://schemas.microsoft.com/office/word/2015/wordml/symex" xmlns:wpg="http://schemas.microsoft.com/office/word/2010/wordprocessingGroup" xmlns:wpi="http://schemas.microsoft.com/office/word/2010/wordprocessingInk" xmlns:wne="http://schemas.microsoft.com/office/word/2006/wordml" xmlns:wps="http://schemas.microsoft.com/office/word/2010/wordprocessingShape" mc:Ignorable="w14 w15 w16se w16cid w16 w16cex w16sdtdh wp14">
+<w:ftr xmlns:wpc="http://schemas.microsoft.com/office/word/2010/wordprocessingCanvas" xmlns:cx="http://schemas.microsoft.com/office/drawing/2014/chartex" xmlns:cx1="http://schemas.microsoft.com/office/drawing/2015/9/8/chartex" xmlns:cx2="http://schemas.microsoft.com/office/drawing/2015/10/21/chartex" xmlns:cx3="http://schemas.microsoft.com/office/drawing/2016/5/9/chartex" xmlns:cx4="http://schemas.microsoft.com/office/drawing/2016/5/10/chartex" xmlns:cx5="http://schemas.microsoft.com/office/drawing/2016/5/11/chartex" xmlns:cx6="http://schemas.microsoft.com/office/drawing/2016/5/12/chartex" xmlns:cx7="http://schemas.microsoft.com/office/drawing/2016/5/13/chartex" xmlns:cx8="http://schemas.microsoft.com/office/drawing/2016/5/14/chartex" xmlns:mc="http://schemas.openxmlformats.org/markup-compatibility/2006" xmlns:aink="http://schemas.microsoft.com/office/drawing/2016/ink" xmlns:am3d="http://schemas.microsoft.com/office/drawing/2017/model3d" xmlns:o="urn:schemas-microsoft-com:office:office" xmlns:oel="http://schemas.microsoft.com/office/2019/extlst" xmlns:r="http://schemas.openxmlformats.org/officeDocument/2006/relationships" xmlns:m="http://schemas.openxmlformats.org/officeDocument/2006/math" xmlns:v="urn:schemas-microsoft-com:vml" xmlns:wp14="http://schemas.microsoft.com/office/word/2010/wordprocessingDrawing" xmlns:wp="http://schemas.openxmlformats.org/drawingml/2006/wordprocessingDrawing" xmlns:w10="urn:schemas-microsoft-com:office:word" xmlns:w="http://schemas.openxmlformats.org/wordprocessingml/2006/main" xmlns:w14="http://schemas.microsoft.com/office/word/2010/wordml" xmlns:w15="http://schemas.microsoft.com/office/word/2012/wordml" xmlns:w16cei="http://schemas.microsoft.com/office/word/2026/wordml/cei" xmlns:w16cex="http://schemas.microsoft.com/office/word/2018/wordml/cex" xmlns:w16cid="http://schemas.microsoft.com/office/word/2016/wordml/cid" xmlns:w16="http://schemas.microsoft.com/office/word/2018/wordml" xmlns:w16du="http://schemas.microsoft.com/office/word/2023/wordml/word16du" xmlns:w16sdtdh="http://schemas.microsoft.com/office/word/2020/wordml/sdtdatahash" xmlns:w16sdtfl="http://schemas.microsoft.com/office/word/2024/wordml/sdtformatlock" xmlns:w16se="http://schemas.microsoft.com/office/word/2015/wordml/symex" xmlns:wpg="http://schemas.microsoft.com/office/word/2010/wordprocessingGroup" xmlns:wpi="http://schemas.microsoft.com/office/word/2010/wordprocessingInk" xmlns:wne="http://schemas.microsoft.com/office/word/2006/wordml" xmlns:wps="http://schemas.microsoft.com/office/word/2010/wordprocessingShape" mc:Ignorable="w14 w15 w16se w16cid w16 w16cex w16sdtdh w16sdtfl w16du wp14">
   <w:p>
     <w:pPr>
       <w:pStyle w:val="Textoindependiente"/>
@@ -40309,7 +38573,7 @@
 </file>
 
 <file path=word/footnotes.xml><?xml version="1.0" encoding="utf-8"?>
-<w:footnotes xmlns:wpc="http://schemas.microsoft.com/office/word/2010/wordprocessingCanvas" xmlns:cx="http://schemas.microsoft.com/office/drawing/2014/chartex" xmlns:cx1="http://schemas.microsoft.com/office/drawing/2015/9/8/chartex" xmlns:cx2="http://schemas.microsoft.com/office/drawing/2015/10/21/chartex" xmlns:cx3="http://schemas.microsoft.com/office/drawing/2016/5/9/chartex" xmlns:cx4="http://schemas.microsoft.com/office/drawing/2016/5/10/chartex" xmlns:cx5="http://schemas.microsoft.com/office/drawing/2016/5/11/chartex" xmlns:cx6="http://schemas.microsoft.com/office/drawing/2016/5/12/chartex" xmlns:cx7="http://schemas.microsoft.com/office/drawing/2016/5/13/chartex" xmlns:cx8="http://schemas.microsoft.com/office/drawing/2016/5/14/chartex" xmlns:mc="http://schemas.openxmlformats.org/markup-compatibility/2006" xmlns:aink="http://schemas.microsoft.com/office/drawing/2016/ink" xmlns:am3d="http://schemas.microsoft.com/office/drawing/2017/model3d" xmlns:o="urn:schemas-microsoft-com:office:office" xmlns:r="http://schemas.openxmlformats.org/officeDocument/2006/relationships" xmlns:m="http://schemas.openxmlformats.org/officeDocument/2006/math" xmlns:v="urn:schemas-microsoft-com:vml" xmlns:wp14="http://schemas.microsoft.com/office/word/2010/wordprocessingDrawing" xmlns:wp="http://schemas.openxmlformats.org/drawingml/2006/wordprocessingDrawing" xmlns:w10="urn:schemas-microsoft-com:office:word" xmlns:w="http://schemas.openxmlformats.org/wordprocessingml/2006/main" xmlns:w14="http://schemas.microsoft.com/office/word/2010/wordml" xmlns:w15="http://schemas.microsoft.com/office/word/2012/wordml" xmlns:w16cex="http://schemas.microsoft.com/office/word/2018/wordml/cex" xmlns:w16cid="http://schemas.microsoft.com/office/word/2016/wordml/cid" xmlns:w16="http://schemas.microsoft.com/office/word/2018/wordml" xmlns:w16sdtdh="http://schemas.microsoft.com/office/word/2020/wordml/sdtdatahash" xmlns:w16se="http://schemas.microsoft.com/office/word/2015/wordml/symex" xmlns:wpg="http://schemas.microsoft.com/office/word/2010/wordprocessingGroup" xmlns:wpi="http://schemas.microsoft.com/office/word/2010/wordprocessingInk" xmlns:wne="http://schemas.microsoft.com/office/word/2006/wordml" xmlns:wps="http://schemas.microsoft.com/office/word/2010/wordprocessingShape" mc:Ignorable="w14 w15 w16se w16cid w16 w16cex w16sdtdh wp14">
+<w:footnotes xmlns:wpc="http://schemas.microsoft.com/office/word/2010/wordprocessingCanvas" xmlns:cx="http://schemas.microsoft.com/office/drawing/2014/chartex" xmlns:cx1="http://schemas.microsoft.com/office/drawing/2015/9/8/chartex" xmlns:cx2="http://schemas.microsoft.com/office/drawing/2015/10/21/chartex" xmlns:cx3="http://schemas.microsoft.com/office/drawing/2016/5/9/chartex" xmlns:cx4="http://schemas.microsoft.com/office/drawing/2016/5/10/chartex" xmlns:cx5="http://schemas.microsoft.com/office/drawing/2016/5/11/chartex" xmlns:cx6="http://schemas.microsoft.com/office/drawing/2016/5/12/chartex" xmlns:cx7="http://schemas.microsoft.com/office/drawing/2016/5/13/chartex" xmlns:cx8="http://schemas.microsoft.com/office/drawing/2016/5/14/chartex" xmlns:mc="http://schemas.openxmlformats.org/markup-compatibility/2006" xmlns:aink="http://schemas.microsoft.com/office/drawing/2016/ink" xmlns:am3d="http://schemas.microsoft.com/office/drawing/2017/model3d" xmlns:o="urn:schemas-microsoft-com:office:office" xmlns:oel="http://schemas.microsoft.com/office/2019/extlst" xmlns:r="http://schemas.openxmlformats.org/officeDocument/2006/relationships" xmlns:m="http://schemas.openxmlformats.org/officeDocument/2006/math" xmlns:v="urn:schemas-microsoft-com:vml" xmlns:wp14="http://schemas.microsoft.com/office/word/2010/wordprocessingDrawing" xmlns:wp="http://schemas.openxmlformats.org/drawingml/2006/wordprocessingDrawing" xmlns:w10="urn:schemas-microsoft-com:office:word" xmlns:w="http://schemas.openxmlformats.org/wordprocessingml/2006/main" xmlns:w14="http://schemas.microsoft.com/office/word/2010/wordml" xmlns:w15="http://schemas.microsoft.com/office/word/2012/wordml" xmlns:w16cei="http://schemas.microsoft.com/office/word/2026/wordml/cei" xmlns:w16cex="http://schemas.microsoft.com/office/word/2018/wordml/cex" xmlns:w16cid="http://schemas.microsoft.com/office/word/2016/wordml/cid" xmlns:w16="http://schemas.microsoft.com/office/word/2018/wordml" xmlns:w16du="http://schemas.microsoft.com/office/word/2023/wordml/word16du" xmlns:w16sdtdh="http://schemas.microsoft.com/office/word/2020/wordml/sdtdatahash" xmlns:w16sdtfl="http://schemas.microsoft.com/office/word/2024/wordml/sdtformatlock" xmlns:w16se="http://schemas.microsoft.com/office/word/2015/wordml/symex" xmlns:wpg="http://schemas.microsoft.com/office/word/2010/wordprocessingGroup" xmlns:wpi="http://schemas.microsoft.com/office/word/2010/wordprocessingInk" xmlns:wne="http://schemas.microsoft.com/office/word/2006/wordml" xmlns:wps="http://schemas.microsoft.com/office/word/2010/wordprocessingShape" mc:Ignorable="w14 w15 w16se w16cid w16 w16cex w16sdtdh w16sdtfl w16du wp14">
   <w:footnote w:type="separator" w:id="-1">
     <w:p>
       <w:r>
@@ -40328,7 +38592,7 @@
 </file>
 
 <file path=word/header1.xml><?xml version="1.0" encoding="utf-8"?>
-<w:hdr xmlns:wpc="http://schemas.microsoft.com/office/word/2010/wordprocessingCanvas" xmlns:cx="http://schemas.microsoft.com/office/drawing/2014/chartex" xmlns:cx1="http://schemas.microsoft.com/office/drawing/2015/9/8/chartex" xmlns:cx2="http://schemas.microsoft.com/office/drawing/2015/10/21/chartex" xmlns:cx3="http://schemas.microsoft.com/office/drawing/2016/5/9/chartex" xmlns:cx4="http://schemas.microsoft.com/office/drawing/2016/5/10/chartex" xmlns:cx5="http://schemas.microsoft.com/office/drawing/2016/5/11/chartex" xmlns:cx6="http://schemas.microsoft.com/office/drawing/2016/5/12/chartex" xmlns:cx7="http://schemas.microsoft.com/office/drawing/2016/5/13/chartex" xmlns:cx8="http://schemas.microsoft.com/office/drawing/2016/5/14/chartex" xmlns:mc="http://schemas.openxmlformats.org/markup-compatibility/2006" xmlns:aink="http://schemas.microsoft.com/office/drawing/2016/ink" xmlns:am3d="http://schemas.microsoft.com/office/drawing/2017/model3d" xmlns:o="urn:schemas-microsoft-com:office:office" xmlns:r="http://schemas.openxmlformats.org/officeDocument/2006/relationships" xmlns:m="http://schemas.openxmlformats.org/officeDocument/2006/math" xmlns:v="urn:schemas-microsoft-com:vml" xmlns:wp14="http://schemas.microsoft.com/office/word/2010/wordprocessingDrawing" xmlns:wp="http://schemas.openxmlformats.org/drawingml/2006/wordprocessingDrawing" xmlns:w10="urn:schemas-microsoft-com:office:word" xmlns:w="http://schemas.openxmlformats.org/wordprocessingml/2006/main" xmlns:w14="http://schemas.microsoft.com/office/word/2010/wordml" xmlns:w15="http://schemas.microsoft.com/office/word/2012/wordml" xmlns:w16cex="http://schemas.microsoft.com/office/word/2018/wordml/cex" xmlns:w16cid="http://schemas.microsoft.com/office/word/2016/wordml/cid" xmlns:w16="http://schemas.microsoft.com/office/word/2018/wordml" xmlns:w16sdtdh="http://schemas.microsoft.com/office/word/2020/wordml/sdtdatahash" xmlns:w16se="http://schemas.microsoft.com/office/word/2015/wordml/symex" xmlns:wpg="http://schemas.microsoft.com/office/word/2010/wordprocessingGroup" xmlns:wpi="http://schemas.microsoft.com/office/word/2010/wordprocessingInk" xmlns:wne="http://schemas.microsoft.com/office/word/2006/wordml" xmlns:wps="http://schemas.microsoft.com/office/word/2010/wordprocessingShape" mc:Ignorable="w14 w15 w16se w16cid w16 w16cex w16sdtdh wp14">
+<w:hdr xmlns:wpc="http://schemas.microsoft.com/office/word/2010/wordprocessingCanvas" xmlns:cx="http://schemas.microsoft.com/office/drawing/2014/chartex" xmlns:cx1="http://schemas.microsoft.com/office/drawing/2015/9/8/chartex" xmlns:cx2="http://schemas.microsoft.com/office/drawing/2015/10/21/chartex" xmlns:cx3="http://schemas.microsoft.com/office/drawing/2016/5/9/chartex" xmlns:cx4="http://schemas.microsoft.com/office/drawing/2016/5/10/chartex" xmlns:cx5="http://schemas.microsoft.com/office/drawing/2016/5/11/chartex" xmlns:cx6="http://schemas.microsoft.com/office/drawing/2016/5/12/chartex" xmlns:cx7="http://schemas.microsoft.com/office/drawing/2016/5/13/chartex" xmlns:cx8="http://schemas.microsoft.com/office/drawing/2016/5/14/chartex" xmlns:mc="http://schemas.openxmlformats.org/markup-compatibility/2006" xmlns:aink="http://schemas.microsoft.com/office/drawing/2016/ink" xmlns:am3d="http://schemas.microsoft.com/office/drawing/2017/model3d" xmlns:o="urn:schemas-microsoft-com:office:office" xmlns:oel="http://schemas.microsoft.com/office/2019/extlst" xmlns:r="http://schemas.openxmlformats.org/officeDocument/2006/relationships" xmlns:m="http://schemas.openxmlformats.org/officeDocument/2006/math" xmlns:v="urn:schemas-microsoft-com:vml" xmlns:wp14="http://schemas.microsoft.com/office/word/2010/wordprocessingDrawing" xmlns:wp="http://schemas.openxmlformats.org/drawingml/2006/wordprocessingDrawing" xmlns:w10="urn:schemas-microsoft-com:office:word" xmlns:w="http://schemas.openxmlformats.org/wordprocessingml/2006/main" xmlns:w14="http://schemas.microsoft.com/office/word/2010/wordml" xmlns:w15="http://schemas.microsoft.com/office/word/2012/wordml" xmlns:w16cei="http://schemas.microsoft.com/office/word/2026/wordml/cei" xmlns:w16cex="http://schemas.microsoft.com/office/word/2018/wordml/cex" xmlns:w16cid="http://schemas.microsoft.com/office/word/2016/wordml/cid" xmlns:w16="http://schemas.microsoft.com/office/word/2018/wordml" xmlns:w16du="http://schemas.microsoft.com/office/word/2023/wordml/word16du" xmlns:w16sdtdh="http://schemas.microsoft.com/office/word/2020/wordml/sdtdatahash" xmlns:w16sdtfl="http://schemas.microsoft.com/office/word/2024/wordml/sdtformatlock" xmlns:w16se="http://schemas.microsoft.com/office/word/2015/wordml/symex" xmlns:wpg="http://schemas.microsoft.com/office/word/2010/wordprocessingGroup" xmlns:wpi="http://schemas.microsoft.com/office/word/2010/wordprocessingInk" xmlns:wne="http://schemas.microsoft.com/office/word/2006/wordml" xmlns:wps="http://schemas.microsoft.com/office/word/2010/wordprocessingShape" mc:Ignorable="w14 w15 w16se w16cid w16 w16cex w16sdtdh w16sdtfl w16du wp14">
   <w:p>
     <w:pPr>
       <w:pStyle w:val="Textoindependiente"/>
@@ -40518,7 +38782,7 @@
 </file>
 
 <file path=word/numbering.xml><?xml version="1.0" encoding="utf-8"?>
-<w:numbering xmlns:wpc="http://schemas.microsoft.com/office/word/2010/wordprocessingCanvas" xmlns:cx="http://schemas.microsoft.com/office/drawing/2014/chartex" xmlns:cx1="http://schemas.microsoft.com/office/drawing/2015/9/8/chartex" xmlns:cx2="http://schemas.microsoft.com/office/drawing/2015/10/21/chartex" xmlns:cx3="http://schemas.microsoft.com/office/drawing/2016/5/9/chartex" xmlns:cx4="http://schemas.microsoft.com/office/drawing/2016/5/10/chartex" xmlns:cx5="http://schemas.microsoft.com/office/drawing/2016/5/11/chartex" xmlns:cx6="http://schemas.microsoft.com/office/drawing/2016/5/12/chartex" xmlns:cx7="http://schemas.microsoft.com/office/drawing/2016/5/13/chartex" xmlns:cx8="http://schemas.microsoft.com/office/drawing/2016/5/14/chartex" xmlns:mc="http://schemas.openxmlformats.org/markup-compatibility/2006" xmlns:aink="http://schemas.microsoft.com/office/drawing/2016/ink" xmlns:am3d="http://schemas.microsoft.com/office/drawing/2017/model3d" xmlns:o="urn:schemas-microsoft-com:office:office" xmlns:r="http://schemas.openxmlformats.org/officeDocument/2006/relationships" xmlns:m="http://schemas.openxmlformats.org/officeDocument/2006/math" xmlns:v="urn:schemas-microsoft-com:vml" xmlns:wp14="http://schemas.microsoft.com/office/word/2010/wordprocessingDrawing" xmlns:wp="http://schemas.openxmlformats.org/drawingml/2006/wordprocessingDrawing" xmlns:w10="urn:schemas-microsoft-com:office:word" xmlns:w="http://schemas.openxmlformats.org/wordprocessingml/2006/main" xmlns:w14="http://schemas.microsoft.com/office/word/2010/wordml" xmlns:w15="http://schemas.microsoft.com/office/word/2012/wordml" xmlns:w16cex="http://schemas.microsoft.com/office/word/2018/wordml/cex" xmlns:w16cid="http://schemas.microsoft.com/office/word/2016/wordml/cid" xmlns:w16="http://schemas.microsoft.com/office/word/2018/wordml" xmlns:w16sdtdh="http://schemas.microsoft.com/office/word/2020/wordml/sdtdatahash" xmlns:w16se="http://schemas.microsoft.com/office/word/2015/wordml/symex" xmlns:wpg="http://schemas.microsoft.com/office/word/2010/wordprocessingGroup" xmlns:wpi="http://schemas.microsoft.com/office/word/2010/wordprocessingInk" xmlns:wne="http://schemas.microsoft.com/office/word/2006/wordml" xmlns:wps="http://schemas.microsoft.com/office/word/2010/wordprocessingShape" mc:Ignorable="w14 w15 w16se w16cid w16 w16cex w16sdtdh wp14">
+<w:numbering xmlns:wpc="http://schemas.microsoft.com/office/word/2010/wordprocessingCanvas" xmlns:cx="http://schemas.microsoft.com/office/drawing/2014/chartex" xmlns:cx1="http://schemas.microsoft.com/office/drawing/2015/9/8/chartex" xmlns:cx2="http://schemas.microsoft.com/office/drawing/2015/10/21/chartex" xmlns:cx3="http://schemas.microsoft.com/office/drawing/2016/5/9/chartex" xmlns:cx4="http://schemas.microsoft.com/office/drawing/2016/5/10/chartex" xmlns:cx5="http://schemas.microsoft.com/office/drawing/2016/5/11/chartex" xmlns:cx6="http://schemas.microsoft.com/office/drawing/2016/5/12/chartex" xmlns:cx7="http://schemas.microsoft.com/office/drawing/2016/5/13/chartex" xmlns:cx8="http://schemas.microsoft.com/office/drawing/2016/5/14/chartex" xmlns:mc="http://schemas.openxmlformats.org/markup-compatibility/2006" xmlns:aink="http://schemas.microsoft.com/office/drawing/2016/ink" xmlns:am3d="http://schemas.microsoft.com/office/drawing/2017/model3d" xmlns:o="urn:schemas-microsoft-com:office:office" xmlns:oel="http://schemas.microsoft.com/office/2019/extlst" xmlns:r="http://schemas.openxmlformats.org/officeDocument/2006/relationships" xmlns:m="http://schemas.openxmlformats.org/officeDocument/2006/math" xmlns:v="urn:schemas-microsoft-com:vml" xmlns:wp14="http://schemas.microsoft.com/office/word/2010/wordprocessingDrawing" xmlns:wp="http://schemas.openxmlformats.org/drawingml/2006/wordprocessingDrawing" xmlns:w10="urn:schemas-microsoft-com:office:word" xmlns:w="http://schemas.openxmlformats.org/wordprocessingml/2006/main" xmlns:w14="http://schemas.microsoft.com/office/word/2010/wordml" xmlns:w15="http://schemas.microsoft.com/office/word/2012/wordml" xmlns:w16cei="http://schemas.microsoft.com/office/word/2026/wordml/cei" xmlns:w16cex="http://schemas.microsoft.com/office/word/2018/wordml/cex" xmlns:w16cid="http://schemas.microsoft.com/office/word/2016/wordml/cid" xmlns:w16="http://schemas.microsoft.com/office/word/2018/wordml" xmlns:w16du="http://schemas.microsoft.com/office/word/2023/wordml/word16du" xmlns:w16sdtdh="http://schemas.microsoft.com/office/word/2020/wordml/sdtdatahash" xmlns:w16sdtfl="http://schemas.microsoft.com/office/word/2024/wordml/sdtformatlock" xmlns:w16se="http://schemas.microsoft.com/office/word/2015/wordml/symex" xmlns:wpg="http://schemas.microsoft.com/office/word/2010/wordprocessingGroup" xmlns:wpi="http://schemas.microsoft.com/office/word/2010/wordprocessingInk" xmlns:wne="http://schemas.microsoft.com/office/word/2006/wordml" xmlns:wps="http://schemas.microsoft.com/office/word/2010/wordprocessingShape" mc:Ignorable="w14 w15 w16se w16cid w16 w16cex w16sdtdh w16sdtfl w16du wp14">
   <w:abstractNum w:abstractNumId="0" w15:restartNumberingAfterBreak="0">
     <w:nsid w:val="04572209"/>
     <w:multiLevelType w:val="multilevel"/>
@@ -41235,211 +39499,9 @@
     </w:lvl>
   </w:abstractNum>
   <w:abstractNum w:abstractNumId="5" w15:restartNumberingAfterBreak="0">
-    <w:nsid w:val="39A8105A"/>
-    <w:multiLevelType w:val="hybridMultilevel"/>
-    <w:tmpl w:val="537AF870"/>
-    <w:lvl w:ilvl="0" w:tplc="3F04073E">
-      <w:start w:val="3"/>
-      <w:numFmt w:val="bullet"/>
-      <w:lvlText w:val="-"/>
-      <w:lvlJc w:val="left"/>
-      <w:pPr>
-        <w:ind w:left="720" w:hanging="360"/>
-      </w:pPr>
-      <w:rPr>
-        <w:rFonts w:ascii="Arial" w:eastAsia="Times New Roman" w:hAnsi="Arial" w:cs="Arial" w:hint="default"/>
-      </w:rPr>
-    </w:lvl>
-    <w:lvl w:ilvl="1" w:tplc="580A0003" w:tentative="1">
-      <w:start w:val="1"/>
-      <w:numFmt w:val="bullet"/>
-      <w:lvlText w:val="o"/>
-      <w:lvlJc w:val="left"/>
-      <w:pPr>
-        <w:ind w:left="1440" w:hanging="360"/>
-      </w:pPr>
-      <w:rPr>
-        <w:rFonts w:ascii="Courier New" w:hAnsi="Courier New" w:cs="Courier New" w:hint="default"/>
-      </w:rPr>
-    </w:lvl>
-    <w:lvl w:ilvl="2" w:tplc="580A0005" w:tentative="1">
-      <w:start w:val="1"/>
-      <w:numFmt w:val="bullet"/>
-      <w:lvlText w:val=""/>
-      <w:lvlJc w:val="left"/>
-      <w:pPr>
-        <w:ind w:left="2160" w:hanging="360"/>
-      </w:pPr>
-      <w:rPr>
-        <w:rFonts w:ascii="Wingdings" w:hAnsi="Wingdings" w:hint="default"/>
-      </w:rPr>
-    </w:lvl>
-    <w:lvl w:ilvl="3" w:tplc="580A0001" w:tentative="1">
-      <w:start w:val="1"/>
-      <w:numFmt w:val="bullet"/>
-      <w:lvlText w:val=""/>
-      <w:lvlJc w:val="left"/>
-      <w:pPr>
-        <w:ind w:left="2880" w:hanging="360"/>
-      </w:pPr>
-      <w:rPr>
-        <w:rFonts w:ascii="Symbol" w:hAnsi="Symbol" w:hint="default"/>
-      </w:rPr>
-    </w:lvl>
-    <w:lvl w:ilvl="4" w:tplc="580A0003" w:tentative="1">
-      <w:start w:val="1"/>
-      <w:numFmt w:val="bullet"/>
-      <w:lvlText w:val="o"/>
-      <w:lvlJc w:val="left"/>
-      <w:pPr>
-        <w:ind w:left="3600" w:hanging="360"/>
-      </w:pPr>
-      <w:rPr>
-        <w:rFonts w:ascii="Courier New" w:hAnsi="Courier New" w:cs="Courier New" w:hint="default"/>
-      </w:rPr>
-    </w:lvl>
-    <w:lvl w:ilvl="5" w:tplc="580A0005" w:tentative="1">
-      <w:start w:val="1"/>
-      <w:numFmt w:val="bullet"/>
-      <w:lvlText w:val=""/>
-      <w:lvlJc w:val="left"/>
-      <w:pPr>
-        <w:ind w:left="4320" w:hanging="360"/>
-      </w:pPr>
-      <w:rPr>
-        <w:rFonts w:ascii="Wingdings" w:hAnsi="Wingdings" w:hint="default"/>
-      </w:rPr>
-    </w:lvl>
-    <w:lvl w:ilvl="6" w:tplc="580A0001" w:tentative="1">
-      <w:start w:val="1"/>
-      <w:numFmt w:val="bullet"/>
-      <w:lvlText w:val=""/>
-      <w:lvlJc w:val="left"/>
-      <w:pPr>
-        <w:ind w:left="5040" w:hanging="360"/>
-      </w:pPr>
-      <w:rPr>
-        <w:rFonts w:ascii="Symbol" w:hAnsi="Symbol" w:hint="default"/>
-      </w:rPr>
-    </w:lvl>
-    <w:lvl w:ilvl="7" w:tplc="580A0003" w:tentative="1">
-      <w:start w:val="1"/>
-      <w:numFmt w:val="bullet"/>
-      <w:lvlText w:val="o"/>
-      <w:lvlJc w:val="left"/>
-      <w:pPr>
-        <w:ind w:left="5760" w:hanging="360"/>
-      </w:pPr>
-      <w:rPr>
-        <w:rFonts w:ascii="Courier New" w:hAnsi="Courier New" w:cs="Courier New" w:hint="default"/>
-      </w:rPr>
-    </w:lvl>
-    <w:lvl w:ilvl="8" w:tplc="580A0005" w:tentative="1">
-      <w:start w:val="1"/>
-      <w:numFmt w:val="bullet"/>
-      <w:lvlText w:val=""/>
-      <w:lvlJc w:val="left"/>
-      <w:pPr>
-        <w:ind w:left="6480" w:hanging="360"/>
-      </w:pPr>
-      <w:rPr>
-        <w:rFonts w:ascii="Wingdings" w:hAnsi="Wingdings" w:hint="default"/>
-      </w:rPr>
-    </w:lvl>
-  </w:abstractNum>
-  <w:abstractNum w:abstractNumId="6" w15:restartNumberingAfterBreak="0">
-    <w:nsid w:val="41453059"/>
-    <w:multiLevelType w:val="hybridMultilevel"/>
-    <w:tmpl w:val="D80A9D54"/>
-    <w:lvl w:ilvl="0" w:tplc="580A000F">
-      <w:start w:val="1"/>
-      <w:numFmt w:val="decimal"/>
-      <w:lvlText w:val="%1."/>
-      <w:lvlJc w:val="left"/>
-      <w:pPr>
-        <w:ind w:left="720" w:hanging="360"/>
-      </w:pPr>
-      <w:rPr>
-        <w:rFonts w:hint="default"/>
-      </w:rPr>
-    </w:lvl>
-    <w:lvl w:ilvl="1" w:tplc="580A0019" w:tentative="1">
-      <w:start w:val="1"/>
-      <w:numFmt w:val="lowerLetter"/>
-      <w:lvlText w:val="%2."/>
-      <w:lvlJc w:val="left"/>
-      <w:pPr>
-        <w:ind w:left="1440" w:hanging="360"/>
-      </w:pPr>
-    </w:lvl>
-    <w:lvl w:ilvl="2" w:tplc="580A001B" w:tentative="1">
-      <w:start w:val="1"/>
-      <w:numFmt w:val="lowerRoman"/>
-      <w:lvlText w:val="%3."/>
-      <w:lvlJc w:val="right"/>
-      <w:pPr>
-        <w:ind w:left="2160" w:hanging="180"/>
-      </w:pPr>
-    </w:lvl>
-    <w:lvl w:ilvl="3" w:tplc="580A000F" w:tentative="1">
-      <w:start w:val="1"/>
-      <w:numFmt w:val="decimal"/>
-      <w:lvlText w:val="%4."/>
-      <w:lvlJc w:val="left"/>
-      <w:pPr>
-        <w:ind w:left="2880" w:hanging="360"/>
-      </w:pPr>
-    </w:lvl>
-    <w:lvl w:ilvl="4" w:tplc="580A0019" w:tentative="1">
-      <w:start w:val="1"/>
-      <w:numFmt w:val="lowerLetter"/>
-      <w:lvlText w:val="%5."/>
-      <w:lvlJc w:val="left"/>
-      <w:pPr>
-        <w:ind w:left="3600" w:hanging="360"/>
-      </w:pPr>
-    </w:lvl>
-    <w:lvl w:ilvl="5" w:tplc="580A001B" w:tentative="1">
-      <w:start w:val="1"/>
-      <w:numFmt w:val="lowerRoman"/>
-      <w:lvlText w:val="%6."/>
-      <w:lvlJc w:val="right"/>
-      <w:pPr>
-        <w:ind w:left="4320" w:hanging="180"/>
-      </w:pPr>
-    </w:lvl>
-    <w:lvl w:ilvl="6" w:tplc="580A000F" w:tentative="1">
-      <w:start w:val="1"/>
-      <w:numFmt w:val="decimal"/>
-      <w:lvlText w:val="%7."/>
-      <w:lvlJc w:val="left"/>
-      <w:pPr>
-        <w:ind w:left="5040" w:hanging="360"/>
-      </w:pPr>
-    </w:lvl>
-    <w:lvl w:ilvl="7" w:tplc="580A0019" w:tentative="1">
-      <w:start w:val="1"/>
-      <w:numFmt w:val="lowerLetter"/>
-      <w:lvlText w:val="%8."/>
-      <w:lvlJc w:val="left"/>
-      <w:pPr>
-        <w:ind w:left="5760" w:hanging="360"/>
-      </w:pPr>
-    </w:lvl>
-    <w:lvl w:ilvl="8" w:tplc="580A001B" w:tentative="1">
-      <w:start w:val="1"/>
-      <w:numFmt w:val="lowerRoman"/>
-      <w:lvlText w:val="%9."/>
-      <w:lvlJc w:val="right"/>
-      <w:pPr>
-        <w:ind w:left="6480" w:hanging="180"/>
-      </w:pPr>
-    </w:lvl>
-  </w:abstractNum>
-  <w:abstractNum w:abstractNumId="7" w15:restartNumberingAfterBreak="0">
-    <w:nsid w:val="43A30576"/>
+    <w:nsid w:val="2BEE022B"/>
     <w:multiLevelType w:val="multilevel"/>
-    <w:tmpl w:val="74E6179E"/>
+    <w:tmpl w:val="956A9D52"/>
     <w:lvl w:ilvl="0">
       <w:start w:val="1"/>
       <w:numFmt w:val="bullet"/>
@@ -41585,10 +39647,10 @@
       </w:rPr>
     </w:lvl>
   </w:abstractNum>
-  <w:abstractNum w:abstractNumId="8" w15:restartNumberingAfterBreak="0">
-    <w:nsid w:val="47374F85"/>
+  <w:abstractNum w:abstractNumId="6" w15:restartNumberingAfterBreak="0">
+    <w:nsid w:val="36BE5F94"/>
     <w:multiLevelType w:val="multilevel"/>
-    <w:tmpl w:val="EB024482"/>
+    <w:tmpl w:val="FDB8042E"/>
     <w:lvl w:ilvl="0">
       <w:start w:val="1"/>
       <w:numFmt w:val="bullet"/>
@@ -41734,7 +39796,507 @@
       </w:rPr>
     </w:lvl>
   </w:abstractNum>
+  <w:abstractNum w:abstractNumId="7" w15:restartNumberingAfterBreak="0">
+    <w:nsid w:val="39A8105A"/>
+    <w:multiLevelType w:val="hybridMultilevel"/>
+    <w:tmpl w:val="537AF870"/>
+    <w:lvl w:ilvl="0" w:tplc="3F04073E">
+      <w:start w:val="3"/>
+      <w:numFmt w:val="bullet"/>
+      <w:lvlText w:val="-"/>
+      <w:lvlJc w:val="left"/>
+      <w:pPr>
+        <w:ind w:left="720" w:hanging="360"/>
+      </w:pPr>
+      <w:rPr>
+        <w:rFonts w:ascii="Arial" w:eastAsia="Times New Roman" w:hAnsi="Arial" w:cs="Arial" w:hint="default"/>
+      </w:rPr>
+    </w:lvl>
+    <w:lvl w:ilvl="1" w:tplc="580A0003" w:tentative="1">
+      <w:start w:val="1"/>
+      <w:numFmt w:val="bullet"/>
+      <w:lvlText w:val="o"/>
+      <w:lvlJc w:val="left"/>
+      <w:pPr>
+        <w:ind w:left="1440" w:hanging="360"/>
+      </w:pPr>
+      <w:rPr>
+        <w:rFonts w:ascii="Courier New" w:hAnsi="Courier New" w:cs="Courier New" w:hint="default"/>
+      </w:rPr>
+    </w:lvl>
+    <w:lvl w:ilvl="2" w:tplc="580A0005" w:tentative="1">
+      <w:start w:val="1"/>
+      <w:numFmt w:val="bullet"/>
+      <w:lvlText w:val=""/>
+      <w:lvlJc w:val="left"/>
+      <w:pPr>
+        <w:ind w:left="2160" w:hanging="360"/>
+      </w:pPr>
+      <w:rPr>
+        <w:rFonts w:ascii="Wingdings" w:hAnsi="Wingdings" w:hint="default"/>
+      </w:rPr>
+    </w:lvl>
+    <w:lvl w:ilvl="3" w:tplc="580A0001" w:tentative="1">
+      <w:start w:val="1"/>
+      <w:numFmt w:val="bullet"/>
+      <w:lvlText w:val=""/>
+      <w:lvlJc w:val="left"/>
+      <w:pPr>
+        <w:ind w:left="2880" w:hanging="360"/>
+      </w:pPr>
+      <w:rPr>
+        <w:rFonts w:ascii="Symbol" w:hAnsi="Symbol" w:hint="default"/>
+      </w:rPr>
+    </w:lvl>
+    <w:lvl w:ilvl="4" w:tplc="580A0003" w:tentative="1">
+      <w:start w:val="1"/>
+      <w:numFmt w:val="bullet"/>
+      <w:lvlText w:val="o"/>
+      <w:lvlJc w:val="left"/>
+      <w:pPr>
+        <w:ind w:left="3600" w:hanging="360"/>
+      </w:pPr>
+      <w:rPr>
+        <w:rFonts w:ascii="Courier New" w:hAnsi="Courier New" w:cs="Courier New" w:hint="default"/>
+      </w:rPr>
+    </w:lvl>
+    <w:lvl w:ilvl="5" w:tplc="580A0005" w:tentative="1">
+      <w:start w:val="1"/>
+      <w:numFmt w:val="bullet"/>
+      <w:lvlText w:val=""/>
+      <w:lvlJc w:val="left"/>
+      <w:pPr>
+        <w:ind w:left="4320" w:hanging="360"/>
+      </w:pPr>
+      <w:rPr>
+        <w:rFonts w:ascii="Wingdings" w:hAnsi="Wingdings" w:hint="default"/>
+      </w:rPr>
+    </w:lvl>
+    <w:lvl w:ilvl="6" w:tplc="580A0001" w:tentative="1">
+      <w:start w:val="1"/>
+      <w:numFmt w:val="bullet"/>
+      <w:lvlText w:val=""/>
+      <w:lvlJc w:val="left"/>
+      <w:pPr>
+        <w:ind w:left="5040" w:hanging="360"/>
+      </w:pPr>
+      <w:rPr>
+        <w:rFonts w:ascii="Symbol" w:hAnsi="Symbol" w:hint="default"/>
+      </w:rPr>
+    </w:lvl>
+    <w:lvl w:ilvl="7" w:tplc="580A0003" w:tentative="1">
+      <w:start w:val="1"/>
+      <w:numFmt w:val="bullet"/>
+      <w:lvlText w:val="o"/>
+      <w:lvlJc w:val="left"/>
+      <w:pPr>
+        <w:ind w:left="5760" w:hanging="360"/>
+      </w:pPr>
+      <w:rPr>
+        <w:rFonts w:ascii="Courier New" w:hAnsi="Courier New" w:cs="Courier New" w:hint="default"/>
+      </w:rPr>
+    </w:lvl>
+    <w:lvl w:ilvl="8" w:tplc="580A0005" w:tentative="1">
+      <w:start w:val="1"/>
+      <w:numFmt w:val="bullet"/>
+      <w:lvlText w:val=""/>
+      <w:lvlJc w:val="left"/>
+      <w:pPr>
+        <w:ind w:left="6480" w:hanging="360"/>
+      </w:pPr>
+      <w:rPr>
+        <w:rFonts w:ascii="Wingdings" w:hAnsi="Wingdings" w:hint="default"/>
+      </w:rPr>
+    </w:lvl>
+  </w:abstractNum>
+  <w:abstractNum w:abstractNumId="8" w15:restartNumberingAfterBreak="0">
+    <w:nsid w:val="41453059"/>
+    <w:multiLevelType w:val="hybridMultilevel"/>
+    <w:tmpl w:val="D80A9D54"/>
+    <w:lvl w:ilvl="0" w:tplc="580A000F">
+      <w:start w:val="1"/>
+      <w:numFmt w:val="decimal"/>
+      <w:lvlText w:val="%1."/>
+      <w:lvlJc w:val="left"/>
+      <w:pPr>
+        <w:ind w:left="720" w:hanging="360"/>
+      </w:pPr>
+      <w:rPr>
+        <w:rFonts w:hint="default"/>
+      </w:rPr>
+    </w:lvl>
+    <w:lvl w:ilvl="1" w:tplc="580A0019" w:tentative="1">
+      <w:start w:val="1"/>
+      <w:numFmt w:val="lowerLetter"/>
+      <w:lvlText w:val="%2."/>
+      <w:lvlJc w:val="left"/>
+      <w:pPr>
+        <w:ind w:left="1440" w:hanging="360"/>
+      </w:pPr>
+    </w:lvl>
+    <w:lvl w:ilvl="2" w:tplc="580A001B" w:tentative="1">
+      <w:start w:val="1"/>
+      <w:numFmt w:val="lowerRoman"/>
+      <w:lvlText w:val="%3."/>
+      <w:lvlJc w:val="right"/>
+      <w:pPr>
+        <w:ind w:left="2160" w:hanging="180"/>
+      </w:pPr>
+    </w:lvl>
+    <w:lvl w:ilvl="3" w:tplc="580A000F" w:tentative="1">
+      <w:start w:val="1"/>
+      <w:numFmt w:val="decimal"/>
+      <w:lvlText w:val="%4."/>
+      <w:lvlJc w:val="left"/>
+      <w:pPr>
+        <w:ind w:left="2880" w:hanging="360"/>
+      </w:pPr>
+    </w:lvl>
+    <w:lvl w:ilvl="4" w:tplc="580A0019" w:tentative="1">
+      <w:start w:val="1"/>
+      <w:numFmt w:val="lowerLetter"/>
+      <w:lvlText w:val="%5."/>
+      <w:lvlJc w:val="left"/>
+      <w:pPr>
+        <w:ind w:left="3600" w:hanging="360"/>
+      </w:pPr>
+    </w:lvl>
+    <w:lvl w:ilvl="5" w:tplc="580A001B" w:tentative="1">
+      <w:start w:val="1"/>
+      <w:numFmt w:val="lowerRoman"/>
+      <w:lvlText w:val="%6."/>
+      <w:lvlJc w:val="right"/>
+      <w:pPr>
+        <w:ind w:left="4320" w:hanging="180"/>
+      </w:pPr>
+    </w:lvl>
+    <w:lvl w:ilvl="6" w:tplc="580A000F" w:tentative="1">
+      <w:start w:val="1"/>
+      <w:numFmt w:val="decimal"/>
+      <w:lvlText w:val="%7."/>
+      <w:lvlJc w:val="left"/>
+      <w:pPr>
+        <w:ind w:left="5040" w:hanging="360"/>
+      </w:pPr>
+    </w:lvl>
+    <w:lvl w:ilvl="7" w:tplc="580A0019" w:tentative="1">
+      <w:start w:val="1"/>
+      <w:numFmt w:val="lowerLetter"/>
+      <w:lvlText w:val="%8."/>
+      <w:lvlJc w:val="left"/>
+      <w:pPr>
+        <w:ind w:left="5760" w:hanging="360"/>
+      </w:pPr>
+    </w:lvl>
+    <w:lvl w:ilvl="8" w:tplc="580A001B" w:tentative="1">
+      <w:start w:val="1"/>
+      <w:numFmt w:val="lowerRoman"/>
+      <w:lvlText w:val="%9."/>
+      <w:lvlJc w:val="right"/>
+      <w:pPr>
+        <w:ind w:left="6480" w:hanging="180"/>
+      </w:pPr>
+    </w:lvl>
+  </w:abstractNum>
   <w:abstractNum w:abstractNumId="9" w15:restartNumberingAfterBreak="0">
+    <w:nsid w:val="43A30576"/>
+    <w:multiLevelType w:val="multilevel"/>
+    <w:tmpl w:val="74E6179E"/>
+    <w:lvl w:ilvl="0">
+      <w:start w:val="1"/>
+      <w:numFmt w:val="bullet"/>
+      <w:lvlText w:val=""/>
+      <w:lvlJc w:val="left"/>
+      <w:pPr>
+        <w:tabs>
+          <w:tab w:val="num" w:pos="720"/>
+        </w:tabs>
+        <w:ind w:left="720" w:hanging="360"/>
+      </w:pPr>
+      <w:rPr>
+        <w:rFonts w:ascii="Symbol" w:hAnsi="Symbol" w:hint="default"/>
+        <w:sz w:val="20"/>
+      </w:rPr>
+    </w:lvl>
+    <w:lvl w:ilvl="1" w:tentative="1">
+      <w:start w:val="1"/>
+      <w:numFmt w:val="bullet"/>
+      <w:lvlText w:val="o"/>
+      <w:lvlJc w:val="left"/>
+      <w:pPr>
+        <w:tabs>
+          <w:tab w:val="num" w:pos="1440"/>
+        </w:tabs>
+        <w:ind w:left="1440" w:hanging="360"/>
+      </w:pPr>
+      <w:rPr>
+        <w:rFonts w:ascii="Courier New" w:hAnsi="Courier New" w:hint="default"/>
+        <w:sz w:val="20"/>
+      </w:rPr>
+    </w:lvl>
+    <w:lvl w:ilvl="2" w:tentative="1">
+      <w:start w:val="1"/>
+      <w:numFmt w:val="bullet"/>
+      <w:lvlText w:val=""/>
+      <w:lvlJc w:val="left"/>
+      <w:pPr>
+        <w:tabs>
+          <w:tab w:val="num" w:pos="2160"/>
+        </w:tabs>
+        <w:ind w:left="2160" w:hanging="360"/>
+      </w:pPr>
+      <w:rPr>
+        <w:rFonts w:ascii="Wingdings" w:hAnsi="Wingdings" w:hint="default"/>
+        <w:sz w:val="20"/>
+      </w:rPr>
+    </w:lvl>
+    <w:lvl w:ilvl="3" w:tentative="1">
+      <w:start w:val="1"/>
+      <w:numFmt w:val="bullet"/>
+      <w:lvlText w:val=""/>
+      <w:lvlJc w:val="left"/>
+      <w:pPr>
+        <w:tabs>
+          <w:tab w:val="num" w:pos="2880"/>
+        </w:tabs>
+        <w:ind w:left="2880" w:hanging="360"/>
+      </w:pPr>
+      <w:rPr>
+        <w:rFonts w:ascii="Wingdings" w:hAnsi="Wingdings" w:hint="default"/>
+        <w:sz w:val="20"/>
+      </w:rPr>
+    </w:lvl>
+    <w:lvl w:ilvl="4" w:tentative="1">
+      <w:start w:val="1"/>
+      <w:numFmt w:val="bullet"/>
+      <w:lvlText w:val=""/>
+      <w:lvlJc w:val="left"/>
+      <w:pPr>
+        <w:tabs>
+          <w:tab w:val="num" w:pos="3600"/>
+        </w:tabs>
+        <w:ind w:left="3600" w:hanging="360"/>
+      </w:pPr>
+      <w:rPr>
+        <w:rFonts w:ascii="Wingdings" w:hAnsi="Wingdings" w:hint="default"/>
+        <w:sz w:val="20"/>
+      </w:rPr>
+    </w:lvl>
+    <w:lvl w:ilvl="5" w:tentative="1">
+      <w:start w:val="1"/>
+      <w:numFmt w:val="bullet"/>
+      <w:lvlText w:val=""/>
+      <w:lvlJc w:val="left"/>
+      <w:pPr>
+        <w:tabs>
+          <w:tab w:val="num" w:pos="4320"/>
+        </w:tabs>
+        <w:ind w:left="4320" w:hanging="360"/>
+      </w:pPr>
+      <w:rPr>
+        <w:rFonts w:ascii="Wingdings" w:hAnsi="Wingdings" w:hint="default"/>
+        <w:sz w:val="20"/>
+      </w:rPr>
+    </w:lvl>
+    <w:lvl w:ilvl="6" w:tentative="1">
+      <w:start w:val="1"/>
+      <w:numFmt w:val="bullet"/>
+      <w:lvlText w:val=""/>
+      <w:lvlJc w:val="left"/>
+      <w:pPr>
+        <w:tabs>
+          <w:tab w:val="num" w:pos="5040"/>
+        </w:tabs>
+        <w:ind w:left="5040" w:hanging="360"/>
+      </w:pPr>
+      <w:rPr>
+        <w:rFonts w:ascii="Wingdings" w:hAnsi="Wingdings" w:hint="default"/>
+        <w:sz w:val="20"/>
+      </w:rPr>
+    </w:lvl>
+    <w:lvl w:ilvl="7" w:tentative="1">
+      <w:start w:val="1"/>
+      <w:numFmt w:val="bullet"/>
+      <w:lvlText w:val=""/>
+      <w:lvlJc w:val="left"/>
+      <w:pPr>
+        <w:tabs>
+          <w:tab w:val="num" w:pos="5760"/>
+        </w:tabs>
+        <w:ind w:left="5760" w:hanging="360"/>
+      </w:pPr>
+      <w:rPr>
+        <w:rFonts w:ascii="Wingdings" w:hAnsi="Wingdings" w:hint="default"/>
+        <w:sz w:val="20"/>
+      </w:rPr>
+    </w:lvl>
+    <w:lvl w:ilvl="8" w:tentative="1">
+      <w:start w:val="1"/>
+      <w:numFmt w:val="bullet"/>
+      <w:lvlText w:val=""/>
+      <w:lvlJc w:val="left"/>
+      <w:pPr>
+        <w:tabs>
+          <w:tab w:val="num" w:pos="6480"/>
+        </w:tabs>
+        <w:ind w:left="6480" w:hanging="360"/>
+      </w:pPr>
+      <w:rPr>
+        <w:rFonts w:ascii="Wingdings" w:hAnsi="Wingdings" w:hint="default"/>
+        <w:sz w:val="20"/>
+      </w:rPr>
+    </w:lvl>
+  </w:abstractNum>
+  <w:abstractNum w:abstractNumId="10" w15:restartNumberingAfterBreak="0">
+    <w:nsid w:val="47374F85"/>
+    <w:multiLevelType w:val="multilevel"/>
+    <w:tmpl w:val="EB024482"/>
+    <w:lvl w:ilvl="0">
+      <w:start w:val="1"/>
+      <w:numFmt w:val="bullet"/>
+      <w:lvlText w:val=""/>
+      <w:lvlJc w:val="left"/>
+      <w:pPr>
+        <w:tabs>
+          <w:tab w:val="num" w:pos="720"/>
+        </w:tabs>
+        <w:ind w:left="720" w:hanging="360"/>
+      </w:pPr>
+      <w:rPr>
+        <w:rFonts w:ascii="Symbol" w:hAnsi="Symbol" w:hint="default"/>
+        <w:sz w:val="20"/>
+      </w:rPr>
+    </w:lvl>
+    <w:lvl w:ilvl="1" w:tentative="1">
+      <w:start w:val="1"/>
+      <w:numFmt w:val="bullet"/>
+      <w:lvlText w:val="o"/>
+      <w:lvlJc w:val="left"/>
+      <w:pPr>
+        <w:tabs>
+          <w:tab w:val="num" w:pos="1440"/>
+        </w:tabs>
+        <w:ind w:left="1440" w:hanging="360"/>
+      </w:pPr>
+      <w:rPr>
+        <w:rFonts w:ascii="Courier New" w:hAnsi="Courier New" w:hint="default"/>
+        <w:sz w:val="20"/>
+      </w:rPr>
+    </w:lvl>
+    <w:lvl w:ilvl="2" w:tentative="1">
+      <w:start w:val="1"/>
+      <w:numFmt w:val="bullet"/>
+      <w:lvlText w:val=""/>
+      <w:lvlJc w:val="left"/>
+      <w:pPr>
+        <w:tabs>
+          <w:tab w:val="num" w:pos="2160"/>
+        </w:tabs>
+        <w:ind w:left="2160" w:hanging="360"/>
+      </w:pPr>
+      <w:rPr>
+        <w:rFonts w:ascii="Wingdings" w:hAnsi="Wingdings" w:hint="default"/>
+        <w:sz w:val="20"/>
+      </w:rPr>
+    </w:lvl>
+    <w:lvl w:ilvl="3" w:tentative="1">
+      <w:start w:val="1"/>
+      <w:numFmt w:val="bullet"/>
+      <w:lvlText w:val=""/>
+      <w:lvlJc w:val="left"/>
+      <w:pPr>
+        <w:tabs>
+          <w:tab w:val="num" w:pos="2880"/>
+        </w:tabs>
+        <w:ind w:left="2880" w:hanging="360"/>
+      </w:pPr>
+      <w:rPr>
+        <w:rFonts w:ascii="Wingdings" w:hAnsi="Wingdings" w:hint="default"/>
+        <w:sz w:val="20"/>
+      </w:rPr>
+    </w:lvl>
+    <w:lvl w:ilvl="4" w:tentative="1">
+      <w:start w:val="1"/>
+      <w:numFmt w:val="bullet"/>
+      <w:lvlText w:val=""/>
+      <w:lvlJc w:val="left"/>
+      <w:pPr>
+        <w:tabs>
+          <w:tab w:val="num" w:pos="3600"/>
+        </w:tabs>
+        <w:ind w:left="3600" w:hanging="360"/>
+      </w:pPr>
+      <w:rPr>
+        <w:rFonts w:ascii="Wingdings" w:hAnsi="Wingdings" w:hint="default"/>
+        <w:sz w:val="20"/>
+      </w:rPr>
+    </w:lvl>
+    <w:lvl w:ilvl="5" w:tentative="1">
+      <w:start w:val="1"/>
+      <w:numFmt w:val="bullet"/>
+      <w:lvlText w:val=""/>
+      <w:lvlJc w:val="left"/>
+      <w:pPr>
+        <w:tabs>
+          <w:tab w:val="num" w:pos="4320"/>
+        </w:tabs>
+        <w:ind w:left="4320" w:hanging="360"/>
+      </w:pPr>
+      <w:rPr>
+        <w:rFonts w:ascii="Wingdings" w:hAnsi="Wingdings" w:hint="default"/>
+        <w:sz w:val="20"/>
+      </w:rPr>
+    </w:lvl>
+    <w:lvl w:ilvl="6" w:tentative="1">
+      <w:start w:val="1"/>
+      <w:numFmt w:val="bullet"/>
+      <w:lvlText w:val=""/>
+      <w:lvlJc w:val="left"/>
+      <w:pPr>
+        <w:tabs>
+          <w:tab w:val="num" w:pos="5040"/>
+        </w:tabs>
+        <w:ind w:left="5040" w:hanging="360"/>
+      </w:pPr>
+      <w:rPr>
+        <w:rFonts w:ascii="Wingdings" w:hAnsi="Wingdings" w:hint="default"/>
+        <w:sz w:val="20"/>
+      </w:rPr>
+    </w:lvl>
+    <w:lvl w:ilvl="7" w:tentative="1">
+      <w:start w:val="1"/>
+      <w:numFmt w:val="bullet"/>
+      <w:lvlText w:val=""/>
+      <w:lvlJc w:val="left"/>
+      <w:pPr>
+        <w:tabs>
+          <w:tab w:val="num" w:pos="5760"/>
+        </w:tabs>
+        <w:ind w:left="5760" w:hanging="360"/>
+      </w:pPr>
+      <w:rPr>
+        <w:rFonts w:ascii="Wingdings" w:hAnsi="Wingdings" w:hint="default"/>
+        <w:sz w:val="20"/>
+      </w:rPr>
+    </w:lvl>
+    <w:lvl w:ilvl="8" w:tentative="1">
+      <w:start w:val="1"/>
+      <w:numFmt w:val="bullet"/>
+      <w:lvlText w:val=""/>
+      <w:lvlJc w:val="left"/>
+      <w:pPr>
+        <w:tabs>
+          <w:tab w:val="num" w:pos="6480"/>
+        </w:tabs>
+        <w:ind w:left="6480" w:hanging="360"/>
+      </w:pPr>
+      <w:rPr>
+        <w:rFonts w:ascii="Wingdings" w:hAnsi="Wingdings" w:hint="default"/>
+        <w:sz w:val="20"/>
+      </w:rPr>
+    </w:lvl>
+  </w:abstractNum>
+  <w:abstractNum w:abstractNumId="11" w15:restartNumberingAfterBreak="0">
     <w:nsid w:val="4CE53233"/>
     <w:multiLevelType w:val="hybridMultilevel"/>
     <w:tmpl w:val="78A4D17C"/>
@@ -41824,7 +40386,7 @@
       </w:pPr>
     </w:lvl>
   </w:abstractNum>
-  <w:abstractNum w:abstractNumId="10" w15:restartNumberingAfterBreak="0">
+  <w:abstractNum w:abstractNumId="12" w15:restartNumberingAfterBreak="0">
     <w:nsid w:val="6EA1535E"/>
     <w:multiLevelType w:val="hybridMultilevel"/>
     <w:tmpl w:val="43E0431E"/>
@@ -41913,14 +40475,14 @@
       </w:pPr>
     </w:lvl>
   </w:abstractNum>
-  <w:num w:numId="1">
+  <w:num w:numId="1" w16cid:durableId="24598284">
     <w:abstractNumId w:val="4"/>
   </w:num>
-  <w:num w:numId="2">
+  <w:num w:numId="2" w16cid:durableId="811092811">
     <w:abstractNumId w:val="1"/>
   </w:num>
-  <w:num w:numId="3">
-    <w:abstractNumId w:val="9"/>
+  <w:num w:numId="3" w16cid:durableId="1498769880">
+    <w:abstractNumId w:val="11"/>
     <w:lvlOverride w:ilvl="0">
       <w:startOverride w:val="1"/>
     </w:lvlOverride>
@@ -41949,35 +40511,41 @@
       <w:startOverride w:val="1"/>
     </w:lvlOverride>
   </w:num>
-  <w:num w:numId="4">
+  <w:num w:numId="4" w16cid:durableId="1807430067">
+    <w:abstractNumId w:val="9"/>
+  </w:num>
+  <w:num w:numId="5" w16cid:durableId="1665546228">
+    <w:abstractNumId w:val="12"/>
+  </w:num>
+  <w:num w:numId="6" w16cid:durableId="1816603970">
+    <w:abstractNumId w:val="3"/>
+  </w:num>
+  <w:num w:numId="7" w16cid:durableId="831063559">
     <w:abstractNumId w:val="7"/>
   </w:num>
-  <w:num w:numId="5">
+  <w:num w:numId="8" w16cid:durableId="1479609733">
+    <w:abstractNumId w:val="0"/>
+  </w:num>
+  <w:num w:numId="9" w16cid:durableId="751850903">
+    <w:abstractNumId w:val="2"/>
+  </w:num>
+  <w:num w:numId="10" w16cid:durableId="1265304550">
     <w:abstractNumId w:val="10"/>
   </w:num>
-  <w:num w:numId="6">
-    <w:abstractNumId w:val="3"/>
-  </w:num>
-  <w:num w:numId="7">
-    <w:abstractNumId w:val="5"/>
-  </w:num>
-  <w:num w:numId="8">
-    <w:abstractNumId w:val="0"/>
-  </w:num>
-  <w:num w:numId="9">
-    <w:abstractNumId w:val="2"/>
-  </w:num>
-  <w:num w:numId="10">
+  <w:num w:numId="11" w16cid:durableId="450631263">
     <w:abstractNumId w:val="8"/>
   </w:num>
-  <w:num w:numId="11">
+  <w:num w:numId="12" w16cid:durableId="1315182457">
     <w:abstractNumId w:val="6"/>
+  </w:num>
+  <w:num w:numId="13" w16cid:durableId="1899048283">
+    <w:abstractNumId w:val="5"/>
   </w:num>
 </w:numbering>
 </file>
 
 <file path=word/styles.xml><?xml version="1.0" encoding="utf-8"?>
-<w:styles xmlns:mc="http://schemas.openxmlformats.org/markup-compatibility/2006" xmlns:r="http://schemas.openxmlformats.org/officeDocument/2006/relationships" xmlns:w="http://schemas.openxmlformats.org/wordprocessingml/2006/main" xmlns:w14="http://schemas.microsoft.com/office/word/2010/wordml" xmlns:w15="http://schemas.microsoft.com/office/word/2012/wordml" xmlns:w16cex="http://schemas.microsoft.com/office/word/2018/wordml/cex" xmlns:w16cid="http://schemas.microsoft.com/office/word/2016/wordml/cid" xmlns:w16="http://schemas.microsoft.com/office/word/2018/wordml" xmlns:w16sdtdh="http://schemas.microsoft.com/office/word/2020/wordml/sdtdatahash" xmlns:w16se="http://schemas.microsoft.com/office/word/2015/wordml/symex" mc:Ignorable="w14 w15 w16se w16cid w16 w16cex w16sdtdh">
+<w:styles xmlns:mc="http://schemas.openxmlformats.org/markup-compatibility/2006" xmlns:r="http://schemas.openxmlformats.org/officeDocument/2006/relationships" xmlns:w="http://schemas.openxmlformats.org/wordprocessingml/2006/main" xmlns:w14="http://schemas.microsoft.com/office/word/2010/wordml" xmlns:w15="http://schemas.microsoft.com/office/word/2012/wordml" xmlns:w16cex="http://schemas.microsoft.com/office/word/2018/wordml/cex" xmlns:w16cid="http://schemas.microsoft.com/office/word/2016/wordml/cid" xmlns:w16="http://schemas.microsoft.com/office/word/2018/wordml" xmlns:w16du="http://schemas.microsoft.com/office/word/2023/wordml/word16du" xmlns:w16sdtdh="http://schemas.microsoft.com/office/word/2020/wordml/sdtdatahash" xmlns:w16sdtfl="http://schemas.microsoft.com/office/word/2024/wordml/sdtformatlock" xmlns:w16se="http://schemas.microsoft.com/office/word/2015/wordml/symex" mc:Ignorable="w14 w15 w16se w16cid w16 w16cex w16sdtdh w16sdtfl w16du">
   <w:docDefaults>
     <w:rPrDefault>
       <w:rPr>
@@ -42385,7 +40953,6 @@
   <w:style w:type="character" w:default="1" w:styleId="Fuentedeprrafopredeter">
     <w:name w:val="Default Paragraph Font"/>
     <w:uiPriority w:val="1"/>
-    <w:semiHidden/>
     <w:unhideWhenUsed/>
   </w:style>
   <w:style w:type="table" w:default="1" w:styleId="Tablanormal">
@@ -42538,7 +41105,7 @@
       </w:tblBorders>
     </w:tblPr>
   </w:style>
-  <w:style w:type="character" w:styleId="Textoennegrita">
+  <w:style w:type="character" w:styleId="Fuerte">
     <w:name w:val="Strong"/>
     <w:basedOn w:val="Fuentedeprrafopredeter"/>
     <w:uiPriority w:val="22"/>
@@ -42986,6 +41553,30 @@
 </file>
 
 <file path=customXml/item1.xml><?xml version="1.0" encoding="utf-8"?>
+<b:Sources xmlns:b="http://schemas.openxmlformats.org/officeDocument/2006/bibliography" xmlns="http://schemas.openxmlformats.org/officeDocument/2006/bibliography" SelectedStyle="\APASixthEditionOfficeOnline.xsl" StyleName="APA" Version="6"/>
+</file>
+
+<file path=customXml/item2.xml><?xml version="1.0" encoding="utf-8"?>
+<p:properties xmlns:p="http://schemas.microsoft.com/office/2006/metadata/properties" xmlns:xsi="http://www.w3.org/2001/XMLSchema-instance" xmlns:pc="http://schemas.microsoft.com/office/infopath/2007/PartnerControls">
+  <documentManagement>
+    <TaxCatchAll xmlns="34e9bb24-f277-4b2e-b702-727ad1819a53" xsi:nil="true"/>
+    <lcf76f155ced4ddcb4097134ff3c332f xmlns="4653439a-09b5-4ebc-9f65-223c4545ca76">
+      <Terms xmlns="http://schemas.microsoft.com/office/infopath/2007/PartnerControls"/>
+    </lcf76f155ced4ddcb4097134ff3c332f>
+  </documentManagement>
+</p:properties>
+</file>
+
+<file path=customXml/item3.xml><?xml version="1.0" encoding="utf-8"?>
+<?mso-contentType ?>
+<FormTemplates xmlns="http://schemas.microsoft.com/sharepoint/v3/contenttype/forms">
+  <Display>DocumentLibraryForm</Display>
+  <Edit>DocumentLibraryForm</Edit>
+  <New>DocumentLibraryForm</New>
+</FormTemplates>
+</file>
+
+<file path=customXml/item4.xml><?xml version="1.0" encoding="utf-8"?>
 <ct:contentTypeSchema xmlns:ct="http://schemas.microsoft.com/office/2006/metadata/contentType" xmlns:ma="http://schemas.microsoft.com/office/2006/metadata/properties/metaAttributes" ct:_="" ma:_="" ma:contentTypeName="Documento" ma:contentTypeID="0x010100FDC725C2DD014A49B6A1BC5C38E9DEF8" ma:contentTypeVersion="11" ma:contentTypeDescription="Crear nuevo documento." ma:contentTypeScope="" ma:versionID="540f54ba834775d8c32a0fe586c0d5fa">
   <xsd:schema xmlns:xsd="http://www.w3.org/2001/XMLSchema" xmlns:xs="http://www.w3.org/2001/XMLSchema" xmlns:p="http://schemas.microsoft.com/office/2006/metadata/properties" xmlns:ns2="4653439a-09b5-4ebc-9f65-223c4545ca76" xmlns:ns3="34e9bb24-f277-4b2e-b702-727ad1819a53" targetNamespace="http://schemas.microsoft.com/office/2006/metadata/properties" ma:root="true" ma:fieldsID="f640ef9c4f255f623d39da676dfb3fd0" ns2:_="" ns3:_="">
     <xsd:import namespace="4653439a-09b5-4ebc-9f65-223c4545ca76"/>
@@ -43180,31 +41771,34 @@
 </ct:contentTypeSchema>
 </file>
 
-<file path=customXml/item2.xml><?xml version="1.0" encoding="utf-8"?>
-<b:Sources xmlns:b="http://schemas.openxmlformats.org/officeDocument/2006/bibliography" xmlns="http://schemas.openxmlformats.org/officeDocument/2006/bibliography" SelectedStyle="\APASixthEditionOfficeOnline.xsl" StyleName="APA" Version="6"/>
+<file path=customXml/itemProps1.xml><?xml version="1.0" encoding="utf-8"?>
+<ds:datastoreItem xmlns:ds="http://schemas.openxmlformats.org/officeDocument/2006/customXml" ds:itemID="{FACB83BB-458E-4CCB-91D7-35CFBA93934D}">
+  <ds:schemaRefs>
+    <ds:schemaRef ds:uri="http://schemas.openxmlformats.org/officeDocument/2006/bibliography"/>
+  </ds:schemaRefs>
+</ds:datastoreItem>
 </file>
 
-<file path=customXml/item3.xml><?xml version="1.0" encoding="utf-8"?>
-<?mso-contentType ?>
-<FormTemplates xmlns="http://schemas.microsoft.com/sharepoint/v3/contenttype/forms">
-  <Display>DocumentLibraryForm</Display>
-  <Edit>DocumentLibraryForm</Edit>
-  <New>DocumentLibraryForm</New>
-</FormTemplates>
+<file path=customXml/itemProps2.xml><?xml version="1.0" encoding="utf-8"?>
+<ds:datastoreItem xmlns:ds="http://schemas.openxmlformats.org/officeDocument/2006/customXml" ds:itemID="{662F60C8-4BC5-4139-BE63-6954D22D77BD}">
+  <ds:schemaRefs>
+    <ds:schemaRef ds:uri="http://schemas.microsoft.com/office/2006/metadata/properties"/>
+    <ds:schemaRef ds:uri="http://schemas.microsoft.com/office/infopath/2007/PartnerControls"/>
+    <ds:schemaRef ds:uri="34e9bb24-f277-4b2e-b702-727ad1819a53"/>
+    <ds:schemaRef ds:uri="4653439a-09b5-4ebc-9f65-223c4545ca76"/>
+  </ds:schemaRefs>
+</ds:datastoreItem>
 </file>
 
-<file path=customXml/item4.xml><?xml version="1.0" encoding="utf-8"?>
-<p:properties xmlns:p="http://schemas.microsoft.com/office/2006/metadata/properties" xmlns:xsi="http://www.w3.org/2001/XMLSchema-instance" xmlns:pc="http://schemas.microsoft.com/office/infopath/2007/PartnerControls">
-  <documentManagement>
-    <TaxCatchAll xmlns="34e9bb24-f277-4b2e-b702-727ad1819a53" xsi:nil="true"/>
-    <lcf76f155ced4ddcb4097134ff3c332f xmlns="4653439a-09b5-4ebc-9f65-223c4545ca76">
-      <Terms xmlns="http://schemas.microsoft.com/office/infopath/2007/PartnerControls"/>
-    </lcf76f155ced4ddcb4097134ff3c332f>
-  </documentManagement>
-</p:properties>
+<file path=customXml/itemProps3.xml><?xml version="1.0" encoding="utf-8"?>
+<ds:datastoreItem xmlns:ds="http://schemas.openxmlformats.org/officeDocument/2006/customXml" ds:itemID="{084C26D9-49C9-4ADB-A387-DA6079798921}">
+  <ds:schemaRefs>
+    <ds:schemaRef ds:uri="http://schemas.microsoft.com/sharepoint/v3/contenttype/forms"/>
+  </ds:schemaRefs>
+</ds:datastoreItem>
 </file>
 
-<file path=customXml/itemProps1.xml><?xml version="1.0" encoding="utf-8"?>
+<file path=customXml/itemProps4.xml><?xml version="1.0" encoding="utf-8"?>
 <ds:datastoreItem xmlns:ds="http://schemas.openxmlformats.org/officeDocument/2006/customXml" ds:itemID="{76C6DFDF-540E-4966-923B-D1DB2EE7B5D2}">
   <ds:schemaRefs>
     <ds:schemaRef ds:uri="http://schemas.microsoft.com/office/2006/metadata/contentType"/>
@@ -43221,31 +41815,4 @@
     <ds:schemaRef ds:uri="http://schemas.microsoft.com/internal/obd"/>
   </ds:schemaRefs>
 </ds:datastoreItem>
-</file>
-
-<file path=customXml/itemProps2.xml><?xml version="1.0" encoding="utf-8"?>
-<ds:datastoreItem xmlns:ds="http://schemas.openxmlformats.org/officeDocument/2006/customXml" ds:itemID="{FACB83BB-458E-4CCB-91D7-35CFBA93934D}">
-  <ds:schemaRefs>
-    <ds:schemaRef ds:uri="http://schemas.openxmlformats.org/officeDocument/2006/bibliography"/>
-  </ds:schemaRefs>
-</ds:datastoreItem>
-</file>
-
-<file path=customXml/itemProps3.xml><?xml version="1.0" encoding="utf-8"?>
-<ds:datastoreItem xmlns:ds="http://schemas.openxmlformats.org/officeDocument/2006/customXml" ds:itemID="{084C26D9-49C9-4ADB-A387-DA6079798921}">
-  <ds:schemaRefs>
-    <ds:schemaRef ds:uri="http://schemas.microsoft.com/sharepoint/v3/contenttype/forms"/>
-  </ds:schemaRefs>
-</ds:datastoreItem>
-</file>
-
-<file path=customXml/itemProps4.xml><?xml version="1.0" encoding="utf-8"?>
-<ds:datastoreItem xmlns:ds="http://schemas.openxmlformats.org/officeDocument/2006/customXml" ds:itemID="{662F60C8-4BC5-4139-BE63-6954D22D77BD}">
-  <ds:schemaRefs>
-    <ds:schemaRef ds:uri="http://schemas.microsoft.com/office/2006/metadata/properties"/>
-    <ds:schemaRef ds:uri="http://schemas.microsoft.com/office/infopath/2007/PartnerControls"/>
-    <ds:schemaRef ds:uri="34e9bb24-f277-4b2e-b702-727ad1819a53"/>
-    <ds:schemaRef ds:uri="4653439a-09b5-4ebc-9f65-223c4545ca76"/>
-  </ds:schemaRefs>
-</ds:datastoreItem>
 </file>
--- a/reports/acif104_s9_grupo3.docx
+++ b/reports/acif104_s9_grupo3.docx
@@ -1,6 +1,6 @@
 
 <file path=word/document.xml><?xml version="1.0" encoding="utf-8"?>
-<w:document xmlns:wpc="http://schemas.microsoft.com/office/word/2010/wordprocessingCanvas" xmlns:cx="http://schemas.microsoft.com/office/drawing/2014/chartex" xmlns:cx1="http://schemas.microsoft.com/office/drawing/2015/9/8/chartex" xmlns:cx2="http://schemas.microsoft.com/office/drawing/2015/10/21/chartex" xmlns:cx3="http://schemas.microsoft.com/office/drawing/2016/5/9/chartex" xmlns:cx4="http://schemas.microsoft.com/office/drawing/2016/5/10/chartex" xmlns:cx5="http://schemas.microsoft.com/office/drawing/2016/5/11/chartex" xmlns:cx6="http://schemas.microsoft.com/office/drawing/2016/5/12/chartex" xmlns:cx7="http://schemas.microsoft.com/office/drawing/2016/5/13/chartex" xmlns:cx8="http://schemas.microsoft.com/office/drawing/2016/5/14/chartex" xmlns:mc="http://schemas.openxmlformats.org/markup-compatibility/2006" xmlns:aink="http://schemas.microsoft.com/office/drawing/2016/ink" xmlns:am3d="http://schemas.microsoft.com/office/drawing/2017/model3d" xmlns:o="urn:schemas-microsoft-com:office:office" xmlns:oel="http://schemas.microsoft.com/office/2019/extlst" xmlns:r="http://schemas.openxmlformats.org/officeDocument/2006/relationships" xmlns:m="http://schemas.openxmlformats.org/officeDocument/2006/math" xmlns:v="urn:schemas-microsoft-com:vml" xmlns:wp14="http://schemas.microsoft.com/office/word/2010/wordprocessingDrawing" xmlns:wp="http://schemas.openxmlformats.org/drawingml/2006/wordprocessingDrawing" xmlns:w10="urn:schemas-microsoft-com:office:word" xmlns:w="http://schemas.openxmlformats.org/wordprocessingml/2006/main" xmlns:w14="http://schemas.microsoft.com/office/word/2010/wordml" xmlns:w15="http://schemas.microsoft.com/office/word/2012/wordml" xmlns:w16cei="http://schemas.microsoft.com/office/word/2026/wordml/cei" xmlns:w16cex="http://schemas.microsoft.com/office/word/2018/wordml/cex" xmlns:w16cid="http://schemas.microsoft.com/office/word/2016/wordml/cid" xmlns:w16="http://schemas.microsoft.com/office/word/2018/wordml" xmlns:w16du="http://schemas.microsoft.com/office/word/2023/wordml/word16du" xmlns:w16sdtdh="http://schemas.microsoft.com/office/word/2020/wordml/sdtdatahash" xmlns:w16sdtfl="http://schemas.microsoft.com/office/word/2024/wordml/sdtformatlock" xmlns:w16se="http://schemas.microsoft.com/office/word/2015/wordml/symex" xmlns:wpg="http://schemas.microsoft.com/office/word/2010/wordprocessingGroup" xmlns:wpi="http://schemas.microsoft.com/office/word/2010/wordprocessingInk" xmlns:wne="http://schemas.microsoft.com/office/word/2006/wordml" xmlns:wps="http://schemas.microsoft.com/office/word/2010/wordprocessingShape" mc:Ignorable="w14 w15 w16se w16cid w16 w16cex w16sdtdh w16sdtfl w16du wp14">
+<w:document xmlns:wpc="http://schemas.microsoft.com/office/word/2010/wordprocessingCanvas" xmlns:cx="http://schemas.microsoft.com/office/drawing/2014/chartex" xmlns:cx1="http://schemas.microsoft.com/office/drawing/2015/9/8/chartex" xmlns:cx2="http://schemas.microsoft.com/office/drawing/2015/10/21/chartex" xmlns:cx3="http://schemas.microsoft.com/office/drawing/2016/5/9/chartex" xmlns:cx4="http://schemas.microsoft.com/office/drawing/2016/5/10/chartex" xmlns:cx5="http://schemas.microsoft.com/office/drawing/2016/5/11/chartex" xmlns:cx6="http://schemas.microsoft.com/office/drawing/2016/5/12/chartex" xmlns:cx7="http://schemas.microsoft.com/office/drawing/2016/5/13/chartex" xmlns:cx8="http://schemas.microsoft.com/office/drawing/2016/5/14/chartex" xmlns:mc="http://schemas.openxmlformats.org/markup-compatibility/2006" xmlns:aink="http://schemas.microsoft.com/office/drawing/2016/ink" xmlns:am3d="http://schemas.microsoft.com/office/drawing/2017/model3d" xmlns:o="urn:schemas-microsoft-com:office:office" xmlns:r="http://schemas.openxmlformats.org/officeDocument/2006/relationships" xmlns:m="http://schemas.openxmlformats.org/officeDocument/2006/math" xmlns:v="urn:schemas-microsoft-com:vml" xmlns:wp14="http://schemas.microsoft.com/office/word/2010/wordprocessingDrawing" xmlns:wp="http://schemas.openxmlformats.org/drawingml/2006/wordprocessingDrawing" xmlns:w10="urn:schemas-microsoft-com:office:word" xmlns:w="http://schemas.openxmlformats.org/wordprocessingml/2006/main" xmlns:w14="http://schemas.microsoft.com/office/word/2010/wordml" xmlns:w15="http://schemas.microsoft.com/office/word/2012/wordml" xmlns:w16cex="http://schemas.microsoft.com/office/word/2018/wordml/cex" xmlns:w16cid="http://schemas.microsoft.com/office/word/2016/wordml/cid" xmlns:w16="http://schemas.microsoft.com/office/word/2018/wordml" xmlns:w16sdtdh="http://schemas.microsoft.com/office/word/2020/wordml/sdtdatahash" xmlns:w16se="http://schemas.microsoft.com/office/word/2015/wordml/symex" xmlns:wpg="http://schemas.microsoft.com/office/word/2010/wordprocessingGroup" xmlns:wpi="http://schemas.microsoft.com/office/word/2010/wordprocessingInk" xmlns:wne="http://schemas.microsoft.com/office/word/2006/wordml" xmlns:wps="http://schemas.microsoft.com/office/word/2010/wordprocessingShape" mc:Ignorable="w14 w15 w16se w16cid w16 w16cex w16sdtdh wp14">
   <w:body>
     <w:p>
       <w:pPr>
@@ -810,7 +810,7 @@
               </wp:inline>
             </w:drawing>
           </mc:Choice>
-          <mc:Fallback>
+          <mc:Fallback xmlns:w16sdtfl="http://schemas.microsoft.com/office/word/2024/wordml/sdtformatlock" xmlns:w16du="http://schemas.microsoft.com/office/word/2023/wordml/word16du" xmlns:w16cei="http://schemas.microsoft.com/office/word/2026/wordml/cei" xmlns:oel="http://schemas.microsoft.com/office/2019/extlst">
             <w:pict>
               <v:group w14:anchorId="68F10E85" id="Group 2" o:spid="_x0000_s1026" style="width:85.45pt;height:51.55pt;mso-position-horizontal-relative:char;mso-position-vertical-relative:line" coordsize="10852,6546" o:gfxdata="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">
                 <v:shape id="Graphic 3" o:spid="_x0000_s1027" style="position:absolute;left:122;top:167;width:2101;height:3099;visibility:visible;mso-wrap-style:square;v-text-anchor:top" coordsize="210185,309880" o:gfxdata="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" path="m209791,l188086,r,184061l181850,232548r-17516,33480l137327,285432r-34712,6261l71098,285811,45396,267038,28085,233684,21742,184061,21742,,,,,185381r8392,58937l30862,282681r32483,20806l101777,309753r41068,-6762l177287,281095r23690,-39451l209791,182219,209791,xe" fillcolor="#c6c4c4" stroked="f">
@@ -1584,7 +1584,25 @@
           <w:szCs w:val="24"/>
           <w:lang w:val="es-419" w:eastAsia="es-419"/>
         </w:rPr>
-        <w:t xml:space="preserve">Desde el punto de vista social y ético, una solución de este tipo debe ser cuidadosamente diseñada, ya que trabaja con datos de comportamiento de usuarios. Por ello, resulta necesario considerar requisitos de privacidad, anonimización, seguridad, </w:t>
+        <w:t xml:space="preserve">Desde el punto de vista social y ético, una solución de este tipo debe ser cuidadosamente diseñada, ya que trabaja con datos de comportamiento de usuarios. Por ello, resulta necesario considerar requisitos de privacidad, </w:t>
+      </w:r>
+      <w:proofErr w:type="spellStart"/>
+      <w:r>
+        <w:rPr>
+          <w:rFonts w:asciiTheme="minorHAnsi" w:eastAsia="Times New Roman" w:hAnsiTheme="minorHAnsi" w:cstheme="minorHAnsi"/>
+          <w:szCs w:val="24"/>
+          <w:lang w:val="es-419" w:eastAsia="es-419"/>
+        </w:rPr>
+        <w:t>anonimización</w:t>
+      </w:r>
+      <w:proofErr w:type="spellEnd"/>
+      <w:r>
+        <w:rPr>
+          <w:rFonts w:asciiTheme="minorHAnsi" w:eastAsia="Times New Roman" w:hAnsiTheme="minorHAnsi" w:cstheme="minorHAnsi"/>
+          <w:szCs w:val="24"/>
+          <w:lang w:val="es-419" w:eastAsia="es-419"/>
+        </w:rPr>
+        <w:t xml:space="preserve">, seguridad, </w:t>
       </w:r>
       <w:proofErr w:type="spellStart"/>
       <w:r>
@@ -2420,6 +2438,24 @@
     </w:p>
     <w:p>
       <w:pPr>
+        <w:spacing w:after="60" w:line="276" w:lineRule="auto"/>
+        <w:ind w:left="360"/>
+        <w:rPr>
+          <w:rFonts w:asciiTheme="minorHAnsi" w:hAnsiTheme="minorHAnsi" w:cstheme="minorHAnsi"/>
+        </w:rPr>
+      </w:pPr>
+    </w:p>
+    <w:p>
+      <w:pPr>
+        <w:spacing w:after="60" w:line="276" w:lineRule="auto"/>
+        <w:ind w:left="360"/>
+        <w:rPr>
+          <w:rFonts w:asciiTheme="minorHAnsi" w:hAnsiTheme="minorHAnsi" w:cstheme="minorHAnsi"/>
+        </w:rPr>
+      </w:pPr>
+    </w:p>
+    <w:p>
+      <w:pPr>
         <w:widowControl/>
         <w:autoSpaceDE/>
         <w:autoSpaceDN/>
@@ -2442,6 +2478,7 @@
           <w:szCs w:val="28"/>
           <w:lang w:val="es-419" w:eastAsia="es-419"/>
         </w:rPr>
+        <w:lastRenderedPageBreak/>
         <w:t>3.2 Fases metodológicas</w:t>
       </w:r>
     </w:p>
@@ -2457,14 +2494,7 @@
         <w:rPr>
           <w:rFonts w:asciiTheme="minorHAnsi" w:hAnsiTheme="minorHAnsi" w:cstheme="minorHAnsi"/>
         </w:rPr>
-        <w:t xml:space="preserve">Análisis exploratorio y preparación. Se revisaron las 32 variables, la completitud, los duplicados, la consistencia </w:t>
-      </w:r>
-      <w:r>
-        <w:rPr>
-          <w:rFonts w:asciiTheme="minorHAnsi" w:hAnsiTheme="minorHAnsi" w:cstheme="minorHAnsi"/>
-        </w:rPr>
-        <w:lastRenderedPageBreak/>
-        <w:t>categórica, la correctitud numérica y los valores atípicos. Luego se separaron entrenamiento, validación y prueba de forma estratificada, y el preprocesador se ajustó solo con entrenamiento.</w:t>
+        <w:t>Análisis exploratorio y preparación. Se revisaron las 32 variables, la completitud, los duplicados, la consistencia categórica, la correctitud numérica y los valores atípicos. Luego se separaron entrenamiento, validación y prueba de forma estratificada, y el preprocesador se ajustó solo con entrenamiento.</w:t>
       </w:r>
     </w:p>
     <w:p>
@@ -2479,13 +2509,27 @@
         <w:rPr>
           <w:rFonts w:asciiTheme="minorHAnsi" w:hAnsiTheme="minorHAnsi" w:cstheme="minorHAnsi"/>
         </w:rPr>
-        <w:t xml:space="preserve">Selección de técnicas. Se escogieron regresión logística, Random Forest y </w:t>
+        <w:t xml:space="preserve">Selección de técnicas. Se escogieron regresión logística, </w:t>
       </w:r>
       <w:proofErr w:type="spellStart"/>
       <w:r>
         <w:rPr>
           <w:rFonts w:asciiTheme="minorHAnsi" w:hAnsiTheme="minorHAnsi" w:cstheme="minorHAnsi"/>
         </w:rPr>
+        <w:t>Random</w:t>
+      </w:r>
+      <w:proofErr w:type="spellEnd"/>
+      <w:r>
+        <w:rPr>
+          <w:rFonts w:asciiTheme="minorHAnsi" w:hAnsiTheme="minorHAnsi" w:cstheme="minorHAnsi"/>
+        </w:rPr>
+        <w:t xml:space="preserve"> Forest y </w:t>
+      </w:r>
+      <w:proofErr w:type="spellStart"/>
+      <w:r>
+        <w:rPr>
+          <w:rFonts w:asciiTheme="minorHAnsi" w:hAnsiTheme="minorHAnsi" w:cstheme="minorHAnsi"/>
+        </w:rPr>
         <w:t>XGBoost</w:t>
       </w:r>
       <w:proofErr w:type="spellEnd"/>
@@ -2507,7 +2551,21 @@
         <w:rPr>
           <w:rFonts w:asciiTheme="minorHAnsi" w:hAnsiTheme="minorHAnsi" w:cstheme="minorHAnsi"/>
         </w:rPr>
-        <w:t xml:space="preserve"> del error (Rumelhart et al., 1986), y su comparación frente a modelos de árboles responde a evidencia reciente de que las redes neuronales no siempre superan a los métodos basados en árboles en datos tabulares (Borisov et al., 2024).</w:t>
+        <w:t xml:space="preserve"> del error (</w:t>
+      </w:r>
+      <w:proofErr w:type="spellStart"/>
+      <w:r>
+        <w:rPr>
+          <w:rFonts w:asciiTheme="minorHAnsi" w:hAnsiTheme="minorHAnsi" w:cstheme="minorHAnsi"/>
+        </w:rPr>
+        <w:t>Rumelhart</w:t>
+      </w:r>
+      <w:proofErr w:type="spellEnd"/>
+      <w:r>
+        <w:rPr>
+          <w:rFonts w:asciiTheme="minorHAnsi" w:hAnsiTheme="minorHAnsi" w:cstheme="minorHAnsi"/>
+        </w:rPr>
+        <w:t xml:space="preserve"> et al., 1986), y su comparación frente a modelos de árboles responde a evidencia reciente de que las redes neuronales no siempre superan a los métodos basados en árboles en datos tabulares (Borisov et al., 2024).</w:t>
       </w:r>
     </w:p>
     <w:p>
@@ -3516,7 +3574,6 @@
         <w:rPr>
           <w:rFonts w:asciiTheme="minorHAnsi" w:hAnsiTheme="minorHAnsi" w:cstheme="minorHAnsi"/>
           <w:i/>
-          <w:iCs/>
           <w:sz w:val="18"/>
           <w:szCs w:val="18"/>
         </w:rPr>
@@ -3525,6 +3582,8 @@
         <w:rPr>
           <w:rFonts w:asciiTheme="minorHAnsi" w:hAnsiTheme="minorHAnsi" w:cstheme="minorHAnsi"/>
           <w:i/>
+          <w:sz w:val="18"/>
+          <w:szCs w:val="18"/>
         </w:rPr>
         <w:t>Fuente: elaboración propia.</w:t>
       </w:r>
@@ -3546,7 +3605,15 @@
           <w:lang w:val="es-419" w:eastAsia="es-419"/>
         </w:rPr>
       </w:pPr>
-      <w:r>
+    </w:p>
+    <w:p>
+      <w:pPr>
+        <w:widowControl/>
+        <w:autoSpaceDE/>
+        <w:autoSpaceDN/>
+        <w:spacing w:before="100" w:beforeAutospacing="1" w:after="100" w:afterAutospacing="1" w:line="276" w:lineRule="auto"/>
+        <w:jc w:val="both"/>
+        <w:outlineLvl w:val="1"/>
         <w:rPr>
           <w:rFonts w:asciiTheme="minorHAnsi" w:eastAsia="Times New Roman" w:hAnsiTheme="minorHAnsi" w:cstheme="minorHAnsi"/>
           <w:b/>
@@ -3555,6 +3622,53 @@
           <w:szCs w:val="44"/>
           <w:lang w:val="es-419" w:eastAsia="es-419"/>
         </w:rPr>
+      </w:pPr>
+    </w:p>
+    <w:p>
+      <w:pPr>
+        <w:widowControl/>
+        <w:autoSpaceDE/>
+        <w:autoSpaceDN/>
+        <w:spacing w:before="100" w:beforeAutospacing="1" w:after="100" w:afterAutospacing="1" w:line="276" w:lineRule="auto"/>
+        <w:jc w:val="both"/>
+        <w:outlineLvl w:val="1"/>
+        <w:rPr>
+          <w:rFonts w:asciiTheme="minorHAnsi" w:eastAsia="Times New Roman" w:hAnsiTheme="minorHAnsi" w:cstheme="minorHAnsi"/>
+          <w:b/>
+          <w:bCs/>
+          <w:sz w:val="28"/>
+          <w:szCs w:val="44"/>
+          <w:lang w:val="es-419" w:eastAsia="es-419"/>
+        </w:rPr>
+      </w:pPr>
+    </w:p>
+    <w:p>
+      <w:pPr>
+        <w:widowControl/>
+        <w:autoSpaceDE/>
+        <w:autoSpaceDN/>
+        <w:spacing w:before="100" w:beforeAutospacing="1" w:after="100" w:afterAutospacing="1" w:line="276" w:lineRule="auto"/>
+        <w:jc w:val="both"/>
+        <w:outlineLvl w:val="1"/>
+        <w:rPr>
+          <w:rFonts w:asciiTheme="minorHAnsi" w:eastAsia="Times New Roman" w:hAnsiTheme="minorHAnsi" w:cstheme="minorHAnsi"/>
+          <w:b/>
+          <w:bCs/>
+          <w:sz w:val="28"/>
+          <w:szCs w:val="44"/>
+          <w:lang w:val="es-419" w:eastAsia="es-419"/>
+        </w:rPr>
+      </w:pPr>
+      <w:r>
+        <w:rPr>
+          <w:rFonts w:asciiTheme="minorHAnsi" w:eastAsia="Times New Roman" w:hAnsiTheme="minorHAnsi" w:cstheme="minorHAnsi"/>
+          <w:b/>
+          <w:bCs/>
+          <w:sz w:val="28"/>
+          <w:szCs w:val="44"/>
+          <w:lang w:val="es-419" w:eastAsia="es-419"/>
+        </w:rPr>
+        <w:lastRenderedPageBreak/>
         <w:t>IV. Desarrollo del proyecto</w:t>
       </w:r>
     </w:p>
@@ -3613,14 +3727,7 @@
         <w:rPr>
           <w:rFonts w:asciiTheme="minorHAnsi" w:hAnsiTheme="minorHAnsi" w:cstheme="minorHAnsi"/>
         </w:rPr>
-        <w:t xml:space="preserve">Se utilizó Customer Churn Prediction Business Dataset (Miah, 2025), un conjunto sintético de 10.000 clientes, 30 variables predictoras, customer_id y la etiqueta churn. La revisión confirmó completitud y ausencia de duplicados; corrigió la interpretación de complaint_type y conservó valores extremos plausibles. La clase positiva representa </w:t>
-      </w:r>
-      <w:r>
-        <w:rPr>
-          <w:rFonts w:asciiTheme="minorHAnsi" w:hAnsiTheme="minorHAnsi" w:cstheme="minorHAnsi"/>
-        </w:rPr>
-        <w:lastRenderedPageBreak/>
-        <w:t>cerca del 10 %, por lo que accuracy no es suficiente para seleccionar el modelo.</w:t>
+        <w:t>Se utilizó Customer Churn Prediction Business Dataset (Miah, 2025), un conjunto sintético de 10.000 clientes, 30 variables predictoras, customer_id y la etiqueta churn. La revisión confirmó completitud y ausencia de duplicados; corrigió la interpretación de complaint_type y conservó valores extremos plausibles. La clase positiva representa cerca del 10 %, por lo que accuracy no es suficiente para seleccionar el modelo.</w:t>
       </w:r>
     </w:p>
     <w:p>
@@ -4807,19 +4914,20 @@
       <w:pPr>
         <w:keepNext/>
         <w:spacing w:after="120" w:line="276" w:lineRule="auto"/>
-        <w:jc w:val="center"/>
         <w:rPr>
           <w:rFonts w:asciiTheme="minorHAnsi" w:hAnsiTheme="minorHAnsi" w:cstheme="minorHAnsi"/>
           <w:i/>
           <w:iCs/>
+          <w:sz w:val="14"/>
+          <w:szCs w:val="14"/>
+        </w:rPr>
+      </w:pPr>
+      <w:r>
+        <w:rPr>
+          <w:rFonts w:asciiTheme="minorHAnsi" w:hAnsiTheme="minorHAnsi" w:cstheme="minorHAnsi"/>
+          <w:i/>
           <w:sz w:val="18"/>
           <w:szCs w:val="18"/>
-        </w:rPr>
-      </w:pPr>
-      <w:r>
-        <w:rPr>
-          <w:rFonts w:asciiTheme="minorHAnsi" w:hAnsiTheme="minorHAnsi" w:cstheme="minorHAnsi"/>
-          <w:i/>
         </w:rPr>
         <w:t>Fuente: elaboración propia.</w:t>
       </w:r>
@@ -4883,6 +4991,15 @@
     </w:p>
     <w:p>
       <w:pPr>
+        <w:spacing w:after="120" w:line="276" w:lineRule="auto"/>
+        <w:jc w:val="both"/>
+        <w:rPr>
+          <w:rFonts w:asciiTheme="minorHAnsi" w:hAnsiTheme="minorHAnsi" w:cstheme="minorHAnsi"/>
+        </w:rPr>
+      </w:pPr>
+    </w:p>
+    <w:p>
+      <w:pPr>
         <w:keepNext/>
         <w:spacing w:line="276" w:lineRule="auto"/>
         <w:rPr>
@@ -4894,6 +5011,7 @@
           <w:rFonts w:asciiTheme="minorHAnsi" w:hAnsiTheme="minorHAnsi" w:cstheme="minorHAnsi"/>
           <w:i/>
         </w:rPr>
+        <w:lastRenderedPageBreak/>
         <w:t>Tabla 3. Matriz resumida de requisitos y trazabilidad</w:t>
       </w:r>
     </w:p>
@@ -5673,16 +5791,17 @@
           <w:rFonts w:asciiTheme="minorHAnsi" w:hAnsiTheme="minorHAnsi" w:cstheme="minorHAnsi"/>
           <w:i/>
           <w:iCs/>
+          <w:sz w:val="14"/>
+          <w:szCs w:val="14"/>
+        </w:rPr>
+      </w:pPr>
+      <w:r>
+        <w:rPr>
+          <w:rFonts w:asciiTheme="minorHAnsi" w:hAnsiTheme="minorHAnsi" w:cstheme="minorHAnsi"/>
+          <w:i/>
           <w:sz w:val="18"/>
           <w:szCs w:val="18"/>
         </w:rPr>
-      </w:pPr>
-      <w:r>
-        <w:rPr>
-          <w:rFonts w:asciiTheme="minorHAnsi" w:hAnsiTheme="minorHAnsi" w:cstheme="minorHAnsi"/>
-          <w:i/>
-        </w:rPr>
-        <w:lastRenderedPageBreak/>
         <w:t>Fuente: elaboración propia.</w:t>
       </w:r>
     </w:p>
@@ -5803,6 +5922,7 @@
       <w:pPr>
         <w:keepNext/>
         <w:spacing w:line="276" w:lineRule="auto"/>
+        <w:jc w:val="center"/>
         <w:rPr>
           <w:rFonts w:asciiTheme="minorHAnsi" w:hAnsiTheme="minorHAnsi" w:cstheme="minorHAnsi"/>
         </w:rPr>
@@ -5850,6 +5970,15 @@
         </w:rPr>
         <w:t>Como modelo global se seleccionó XGBoost + ROS por recall 0,843, ROC-AUC 0,826 y PR-AUC 0,333. Luego se ejecutó RandomizedSearchCV con 35 combinaciones y 5 pliegues solo dentro de entrenamiento, optimizando PR-AUC. La configuración refinada usó profundidad 2, learning rate 0,02, 250 árboles, subsample 0,7 y colsample_bytree 0,7. Con los hiperparámetros congelados, el umbral 0,56 se eligió en validación bajo la restricción recall &gt;= 0,80; maximizar F1 sin esa restricción habría reducido el recall a 0,569. El modelo y el umbral quedaron registrados mediante hashes antes de abrir prueba. Las curvas y tablas de refinamiento completas están en los Anexos C e I.</w:t>
       </w:r>
+    </w:p>
+    <w:p>
+      <w:pPr>
+        <w:spacing w:after="120" w:line="276" w:lineRule="auto"/>
+        <w:jc w:val="both"/>
+        <w:rPr>
+          <w:rFonts w:asciiTheme="minorHAnsi" w:hAnsiTheme="minorHAnsi" w:cstheme="minorHAnsi"/>
+        </w:rPr>
+      </w:pPr>
     </w:p>
     <w:p>
       <w:pPr>
@@ -5872,6 +6001,7 @@
           <w:rFonts w:asciiTheme="minorHAnsi" w:hAnsiTheme="minorHAnsi" w:cstheme="minorHAnsi"/>
           <w:b/>
         </w:rPr>
+        <w:lastRenderedPageBreak/>
         <w:t>4.4 Elaboración de modelos</w:t>
       </w:r>
     </w:p>
@@ -5919,7 +6049,6 @@
           <w:rFonts w:asciiTheme="minorHAnsi" w:hAnsiTheme="minorHAnsi" w:cstheme="minorHAnsi"/>
           <w:i/>
         </w:rPr>
-        <w:lastRenderedPageBreak/>
         <w:t>Tabla 4. Mejor estrategia de balanceo por modelo en validación</w:t>
       </w:r>
     </w:p>
@@ -6476,20 +6605,21 @@
       <w:pPr>
         <w:keepNext/>
         <w:spacing w:after="120" w:line="276" w:lineRule="auto"/>
-        <w:jc w:val="center"/>
         <w:rPr>
           <w:rFonts w:asciiTheme="minorHAnsi" w:hAnsiTheme="minorHAnsi" w:cstheme="minorHAnsi"/>
           <w:i/>
           <w:iCs/>
+          <w:sz w:val="14"/>
+          <w:szCs w:val="14"/>
+        </w:rPr>
+      </w:pPr>
+      <w:r>
+        <w:rPr>
+          <w:rFonts w:asciiTheme="minorHAnsi" w:hAnsiTheme="minorHAnsi" w:cstheme="minorHAnsi"/>
+          <w:i/>
           <w:sz w:val="18"/>
           <w:szCs w:val="18"/>
         </w:rPr>
-      </w:pPr>
-      <w:r>
-        <w:rPr>
-          <w:rFonts w:asciiTheme="minorHAnsi" w:hAnsiTheme="minorHAnsi" w:cstheme="minorHAnsi"/>
-          <w:i/>
-        </w:rPr>
         <w:t>Fuente: elaboración propia.</w:t>
       </w:r>
     </w:p>
@@ -6505,8 +6635,31 @@
         <w:rPr>
           <w:rFonts w:asciiTheme="minorHAnsi" w:hAnsiTheme="minorHAnsi" w:cstheme="minorHAnsi"/>
         </w:rPr>
-        <w:t>ROS se eligió para los tres modelos. En Random Forest, pesos alcanzó F1 0,407 y ROS 0,406; se prefirió ROS porque elevó el recall de 0,614 a 0,752. Los doce escenarios completos y su gráfico comparativo se presentan en los Anexos D e I.</w:t>
-      </w:r>
+        <w:t xml:space="preserve">ROS se eligió para los tres modelos. En Random Forest, pesos alcanzó F1 0,407 y ROS 0,406; se prefirió ROS porque elevó el recall de 0,614 a 0,752. Los doce escenarios completos y su gráfico comparativo se presentan en los Anexos </w:t>
+      </w:r>
+      <w:proofErr w:type="spellStart"/>
+      <w:r>
+        <w:rPr>
+          <w:rFonts w:asciiTheme="minorHAnsi" w:hAnsiTheme="minorHAnsi" w:cstheme="minorHAnsi"/>
+        </w:rPr>
+        <w:t>D e</w:t>
+      </w:r>
+      <w:proofErr w:type="spellEnd"/>
+      <w:r>
+        <w:rPr>
+          <w:rFonts w:asciiTheme="minorHAnsi" w:hAnsiTheme="minorHAnsi" w:cstheme="minorHAnsi"/>
+        </w:rPr>
+        <w:t xml:space="preserve"> I.</w:t>
+      </w:r>
+    </w:p>
+    <w:p>
+      <w:pPr>
+        <w:spacing w:after="120" w:line="276" w:lineRule="auto"/>
+        <w:jc w:val="both"/>
+        <w:rPr>
+          <w:rFonts w:asciiTheme="minorHAnsi" w:hAnsiTheme="minorHAnsi" w:cstheme="minorHAnsi"/>
+        </w:rPr>
+      </w:pPr>
     </w:p>
     <w:p>
       <w:pPr>
@@ -6622,12 +6775,21 @@
         </w:rPr>
         <w:t xml:space="preserve">En la versión base, el backend se divide en módulos responsables de validar las 30 variables de entrada, cargar los artefactos entrenados, ejecutar predicciones individuales, consultar clientes del conjunto de validación y registrar el monitoreo. </w:t>
       </w:r>
+      <w:proofErr w:type="spellStart"/>
       <w:r>
         <w:rPr>
           <w:rFonts w:asciiTheme="minorHAnsi" w:hAnsiTheme="minorHAnsi" w:cstheme="minorHAnsi"/>
           <w:lang w:val="en-US"/>
         </w:rPr>
-        <w:t xml:space="preserve">Esa </w:t>
+        <w:t>Esa</w:t>
+      </w:r>
+      <w:proofErr w:type="spellEnd"/>
+      <w:r>
+        <w:rPr>
+          <w:rFonts w:asciiTheme="minorHAnsi" w:hAnsiTheme="minorHAnsi" w:cstheme="minorHAnsi"/>
+          <w:lang w:val="en-US"/>
+        </w:rPr>
+        <w:t xml:space="preserve"> </w:t>
       </w:r>
       <w:proofErr w:type="spellStart"/>
       <w:r>
@@ -6729,6 +6891,7 @@
           <w:rFonts w:asciiTheme="minorHAnsi" w:hAnsiTheme="minorHAnsi" w:cstheme="minorHAnsi"/>
           <w:noProof/>
         </w:rPr>
+        <w:lastRenderedPageBreak/>
         <w:drawing>
           <wp:inline distT="0" distB="0" distL="0" distR="0" wp14:anchorId="22A567F8" wp14:editId="23103595">
             <wp:extent cx="3219450" cy="2146300"/>
@@ -6914,14 +7077,7 @@
         <w:rPr>
           <w:rFonts w:asciiTheme="minorHAnsi" w:hAnsiTheme="minorHAnsi" w:cstheme="minorHAnsi"/>
         </w:rPr>
-        <w:t xml:space="preserve">, la configuración </w:t>
-      </w:r>
-      <w:r>
-        <w:rPr>
-          <w:rFonts w:asciiTheme="minorHAnsi" w:hAnsiTheme="minorHAnsi" w:cstheme="minorHAnsi"/>
-        </w:rPr>
-        <w:lastRenderedPageBreak/>
-        <w:t>de umbrales y el explicador SHAP. De esta manera, los artefactos no se vuelven a cargar en cada solicitud.</w:t>
+        <w:t>, la configuración de umbrales y el explicador SHAP. De esta manera, los artefactos no se vuelven a cargar en cada solicitud.</w:t>
       </w:r>
     </w:p>
     <w:p>
@@ -6971,28 +7127,14 @@
         <w:rPr>
           <w:rFonts w:asciiTheme="minorHAnsi" w:hAnsiTheme="minorHAnsi" w:cstheme="minorHAnsi"/>
         </w:rPr>
-        <w:t>predict_</w:t>
-      </w:r>
-      <w:proofErr w:type="gramStart"/>
-      <w:r>
-        <w:rPr>
-          <w:rFonts w:asciiTheme="minorHAnsi" w:hAnsiTheme="minorHAnsi" w:cstheme="minorHAnsi"/>
-        </w:rPr>
-        <w:t>proba</w:t>
+        <w:t>predict_proba</w:t>
       </w:r>
       <w:proofErr w:type="spellEnd"/>
       <w:r>
         <w:rPr>
           <w:rFonts w:asciiTheme="minorHAnsi" w:hAnsiTheme="minorHAnsi" w:cstheme="minorHAnsi"/>
         </w:rPr>
-        <w:t>(</w:t>
-      </w:r>
-      <w:proofErr w:type="gramEnd"/>
-      <w:r>
-        <w:rPr>
-          <w:rFonts w:asciiTheme="minorHAnsi" w:hAnsiTheme="minorHAnsi" w:cstheme="minorHAnsi"/>
-        </w:rPr>
-        <w:t>).</w:t>
+        <w:t>().</w:t>
       </w:r>
     </w:p>
     <w:p>
@@ -7115,6 +7257,7 @@
         <w:rPr>
           <w:rFonts w:asciiTheme="minorHAnsi" w:hAnsiTheme="minorHAnsi" w:cstheme="minorHAnsi"/>
         </w:rPr>
+        <w:lastRenderedPageBreak/>
         <w:t>Este cambio busca responder a la pregunta operativa de una empresa: cuántos clientes están en riesgo, quiénes deben atenderse primero y qué factores explican cada alerta. El contrato definido para POST /predict/batch admite entre 1 y 100 clientes por solicitud, valida cada fila de forma independiente y permite informar éxitos y errores parciales sin descartar una cartera completa por un único registro inválido.</w:t>
       </w:r>
     </w:p>
@@ -7146,8 +7289,8 @@
       <w:r>
         <w:rPr>
           <w:rFonts w:asciiTheme="minorHAnsi" w:hAnsiTheme="minorHAnsi" w:cstheme="minorHAnsi"/>
-        </w:rPr>
-        <w:lastRenderedPageBreak/>
+          <w:noProof/>
+        </w:rPr>
         <w:drawing>
           <wp:inline distT="0" distB="0" distL="0" distR="0" wp14:anchorId="69C2F0C6" wp14:editId="5C3F9DE5">
             <wp:extent cx="3619500" cy="3150499"/>
@@ -7187,22 +7330,6 @@
     </w:p>
     <w:p>
       <w:pPr>
-        <w:spacing w:line="276" w:lineRule="auto"/>
-        <w:rPr>
-          <w:rFonts w:asciiTheme="minorHAnsi" w:hAnsiTheme="minorHAnsi" w:cstheme="minorHAnsi"/>
-        </w:rPr>
-      </w:pPr>
-    </w:p>
-    <w:p>
-      <w:pPr>
-        <w:spacing w:line="276" w:lineRule="auto"/>
-        <w:rPr>
-          <w:rFonts w:asciiTheme="minorHAnsi" w:hAnsiTheme="minorHAnsi" w:cstheme="minorHAnsi"/>
-        </w:rPr>
-      </w:pPr>
-    </w:p>
-    <w:p>
-      <w:pPr>
         <w:spacing w:before="80" w:after="40" w:line="276" w:lineRule="auto"/>
         <w:jc w:val="center"/>
         <w:rPr>
@@ -7248,6 +7375,15 @@
         </w:rPr>
         <w:t>La tabla priorizada, la ficha SHAP y la evidencia definitiva de las pruebas automatizadas se presentan en el Anexo K.</w:t>
       </w:r>
+    </w:p>
+    <w:p>
+      <w:pPr>
+        <w:spacing w:after="120" w:line="276" w:lineRule="auto"/>
+        <w:jc w:val="both"/>
+        <w:rPr>
+          <w:rFonts w:asciiTheme="minorHAnsi" w:hAnsiTheme="minorHAnsi" w:cstheme="minorHAnsi"/>
+        </w:rPr>
+      </w:pPr>
     </w:p>
     <w:p>
       <w:pPr>
@@ -7350,6 +7486,7 @@
           <w:szCs w:val="44"/>
           <w:lang w:val="es-419" w:eastAsia="es-419"/>
         </w:rPr>
+        <w:lastRenderedPageBreak/>
         <w:t>V. Resultados</w:t>
       </w:r>
     </w:p>
@@ -7915,7 +8052,14 @@
         <w:rPr>
           <w:rFonts w:asciiTheme="minorHAnsi" w:hAnsiTheme="minorHAnsi" w:cstheme="minorHAnsi"/>
         </w:rPr>
-        <w:t>En validación, la mejora fue moderada pero consistente y no comprometió el recall. El hallazgo metodológico más relevante fue comprobar que optimizar F1 sin una restricción de negocio reducía demasiado la detección de abandonos. Por ello, el umbral definitivo se fijó antes de abrir prueba, manteniendo recall ≥ 0,80 en validación (sección 4.3 y Anexo I). La evaluación de prueba se utilizó una sola vez para estimar el desempeño final, no para modificar decisiones.</w:t>
+        <w:t xml:space="preserve">En validación, la mejora fue moderada pero consistente y no comprometió el recall. El hallazgo metodológico más relevante fue comprobar que optimizar F1 sin una restricción de negocio reducía demasiado la detección de </w:t>
+      </w:r>
+      <w:r>
+        <w:rPr>
+          <w:rFonts w:asciiTheme="minorHAnsi" w:hAnsiTheme="minorHAnsi" w:cstheme="minorHAnsi"/>
+        </w:rPr>
+        <w:lastRenderedPageBreak/>
+        <w:t>abandonos. Por ello, el umbral definitivo se fijó antes de abrir prueba, manteniendo recall ≥ 0,80 en validación (sección 4.3 y Anexo I). La evaluación de prueba se utilizó una sola vez para estimar el desempeño final, no para modificar decisiones.</w:t>
       </w:r>
     </w:p>
     <w:p>
@@ -7942,7 +8086,6 @@
           <w:b/>
           <w:sz w:val="23"/>
         </w:rPr>
-        <w:lastRenderedPageBreak/>
         <w:t>5.2 Interpretación de resultados con SHAP</w:t>
       </w:r>
     </w:p>
@@ -8656,9 +8799,9 @@
         </w:rPr>
         <w:lastRenderedPageBreak/>
         <w:drawing>
-          <wp:inline distT="0" distB="0" distL="0" distR="0" wp14:anchorId="28B9B00A" wp14:editId="76A338AF">
-            <wp:extent cx="2913194" cy="3238500"/>
-            <wp:effectExtent l="0" t="0" r="1905" b="0"/>
+          <wp:inline distT="0" distB="0" distL="0" distR="0" wp14:anchorId="28B9B00A" wp14:editId="296C76E1">
+            <wp:extent cx="2655736" cy="2952292"/>
+            <wp:effectExtent l="0" t="0" r="0" b="635"/>
             <wp:docPr id="1950181908" name="Picture 1950181908"/>
             <wp:cNvGraphicFramePr>
               <a:graphicFrameLocks xmlns:a="http://schemas.openxmlformats.org/drawingml/2006/main" noChangeAspect="1"/>
@@ -8679,7 +8822,7 @@
                   <pic:spPr>
                     <a:xfrm>
                       <a:off x="0" y="0"/>
-                      <a:ext cx="2922746" cy="3249118"/>
+                      <a:ext cx="2670210" cy="2968382"/>
                     </a:xfrm>
                     <a:prstGeom prst="rect">
                       <a:avLst/>
@@ -8923,18 +9066,8 @@
         <w:rPr>
           <w:rFonts w:asciiTheme="minorHAnsi" w:hAnsiTheme="minorHAnsi" w:cstheme="minorHAnsi"/>
         </w:rPr>
-        <w:lastRenderedPageBreak/>
         <w:t>El cumplimiento detallado de los requisitos del prototipo y del proyecto se presenta en el Anexo O.</w:t>
       </w:r>
-    </w:p>
-    <w:p>
-      <w:pPr>
-        <w:spacing w:after="120" w:line="276" w:lineRule="auto"/>
-        <w:jc w:val="both"/>
-        <w:rPr>
-          <w:rFonts w:asciiTheme="minorHAnsi" w:hAnsiTheme="minorHAnsi" w:cstheme="minorHAnsi"/>
-        </w:rPr>
-      </w:pPr>
     </w:p>
     <w:p>
       <w:pPr>
@@ -8962,6 +9095,7 @@
           <w:szCs w:val="44"/>
           <w:lang w:val="es-419" w:eastAsia="es-419"/>
         </w:rPr>
+        <w:lastRenderedPageBreak/>
         <w:t>VI. Propuesta de mejoras</w:t>
       </w:r>
     </w:p>
@@ -9023,7 +9157,7 @@
       </w:pPr>
       <w:r>
         <w:rPr>
-          <w:rStyle w:val="Fuerte"/>
+          <w:rStyle w:val="Textoennegrita"/>
           <w:rFonts w:asciiTheme="minorHAnsi" w:hAnsiTheme="minorHAnsi" w:cstheme="minorHAnsi"/>
           <w:b w:val="0"/>
           <w:bCs w:val="0"/>
@@ -9032,7 +9166,7 @@
       </w:r>
       <w:r>
         <w:rPr>
-          <w:rStyle w:val="Fuerte"/>
+          <w:rStyle w:val="Textoennegrita"/>
           <w:rFonts w:asciiTheme="minorHAnsi" w:hAnsiTheme="minorHAnsi" w:cstheme="minorHAnsi"/>
           <w:b w:val="0"/>
           <w:bCs w:val="0"/>
@@ -10262,8 +10396,9 @@
           <w:rPr>
             <w:rStyle w:val="Hipervnculo"/>
             <w:rFonts w:asciiTheme="minorHAnsi" w:hAnsiTheme="minorHAnsi" w:cstheme="minorHAnsi"/>
+            <w:lang w:val="en-US"/>
           </w:rPr>
-          <w:t>https://github.com/gveraprado-wited/acif104-churn-grupo3</w:t>
+          <w:t>https://github.com/gveraprado-wited/acif104_s9_equipo3</w:t>
         </w:r>
       </w:hyperlink>
     </w:p>
@@ -10392,7 +10527,21 @@
         <w:rPr>
           <w:rFonts w:asciiTheme="minorHAnsi" w:eastAsia="Calibri" w:hAnsiTheme="minorHAnsi" w:cstheme="minorHAnsi"/>
         </w:rPr>
-        <w:t xml:space="preserve"> Churn </w:t>
+        <w:t xml:space="preserve"> </w:t>
+      </w:r>
+      <w:proofErr w:type="spellStart"/>
+      <w:r>
+        <w:rPr>
+          <w:rFonts w:asciiTheme="minorHAnsi" w:eastAsia="Calibri" w:hAnsiTheme="minorHAnsi" w:cstheme="minorHAnsi"/>
+        </w:rPr>
+        <w:t>Churn</w:t>
+      </w:r>
+      <w:proofErr w:type="spellEnd"/>
+      <w:r>
+        <w:rPr>
+          <w:rFonts w:asciiTheme="minorHAnsi" w:eastAsia="Calibri" w:hAnsiTheme="minorHAnsi" w:cstheme="minorHAnsi"/>
+        </w:rPr>
+        <w:t xml:space="preserve"> </w:t>
       </w:r>
       <w:proofErr w:type="spellStart"/>
       <w:r>
@@ -11101,7 +11250,23 @@
                 <w:rFonts w:asciiTheme="minorHAnsi" w:eastAsia="Calibri" w:hAnsiTheme="minorHAnsi" w:cstheme="minorHAnsi"/>
                 <w:sz w:val="14"/>
               </w:rPr>
-              <w:t>, Germany, India, UK, USA</w:t>
+              <w:t xml:space="preserve">, </w:t>
+            </w:r>
+            <w:proofErr w:type="spellStart"/>
+            <w:r>
+              <w:rPr>
+                <w:rFonts w:asciiTheme="minorHAnsi" w:eastAsia="Calibri" w:hAnsiTheme="minorHAnsi" w:cstheme="minorHAnsi"/>
+                <w:sz w:val="14"/>
+              </w:rPr>
+              <w:t>Germany</w:t>
+            </w:r>
+            <w:proofErr w:type="spellEnd"/>
+            <w:r>
+              <w:rPr>
+                <w:rFonts w:asciiTheme="minorHAnsi" w:eastAsia="Calibri" w:hAnsiTheme="minorHAnsi" w:cstheme="minorHAnsi"/>
+                <w:sz w:val="14"/>
+              </w:rPr>
+              <w:t>, India, UK, USA</w:t>
             </w:r>
           </w:p>
         </w:tc>
@@ -13680,7 +13845,6 @@
                 <w:rFonts w:asciiTheme="minorHAnsi" w:hAnsiTheme="minorHAnsi" w:cstheme="minorHAnsi"/>
               </w:rPr>
             </w:pPr>
-            <w:proofErr w:type="gramStart"/>
             <w:r>
               <w:rPr>
                 <w:rFonts w:asciiTheme="minorHAnsi" w:eastAsia="Calibri" w:hAnsiTheme="minorHAnsi" w:cstheme="minorHAnsi"/>
@@ -13688,7 +13852,6 @@
               </w:rPr>
               <w:t>Binaria objetivo</w:t>
             </w:r>
-            <w:proofErr w:type="gramEnd"/>
           </w:p>
         </w:tc>
         <w:tc>
@@ -23483,7 +23646,25 @@
           <w:szCs w:val="24"/>
           <w:lang w:val="es-419" w:eastAsia="es-419"/>
         </w:rPr>
-        <w:t xml:space="preserve">Alotaibi y Haq (2024) compararon distintos clasificadores para predecir abandono de clientes en telecomunicaciones, incluyendo Random Forest, </w:t>
+        <w:t xml:space="preserve">Alotaibi y Haq (2024) compararon distintos clasificadores para predecir abandono de clientes en telecomunicaciones, incluyendo </w:t>
+      </w:r>
+      <w:proofErr w:type="spellStart"/>
+      <w:r>
+        <w:rPr>
+          <w:rFonts w:asciiTheme="minorHAnsi" w:eastAsia="Times New Roman" w:hAnsiTheme="minorHAnsi" w:cstheme="minorHAnsi"/>
+          <w:szCs w:val="24"/>
+          <w:lang w:val="es-419" w:eastAsia="es-419"/>
+        </w:rPr>
+        <w:t>Random</w:t>
+      </w:r>
+      <w:proofErr w:type="spellEnd"/>
+      <w:r>
+        <w:rPr>
+          <w:rFonts w:asciiTheme="minorHAnsi" w:eastAsia="Times New Roman" w:hAnsiTheme="minorHAnsi" w:cstheme="minorHAnsi"/>
+          <w:szCs w:val="24"/>
+          <w:lang w:val="es-419" w:eastAsia="es-419"/>
+        </w:rPr>
+        <w:t xml:space="preserve"> Forest, </w:t>
       </w:r>
       <w:proofErr w:type="spellStart"/>
       <w:r>
@@ -26227,6 +26408,7 @@
         <w:tc>
           <w:tcPr>
             <w:tcW w:w="1152" w:type="dxa"/>
+            <w:shd w:val="clear" w:color="auto" w:fill="EAF1DD" w:themeFill="accent3" w:themeFillTint="33"/>
           </w:tcPr>
           <w:p>
             <w:pPr>
@@ -26400,6 +26582,7 @@
         <w:tc>
           <w:tcPr>
             <w:tcW w:w="1152" w:type="dxa"/>
+            <w:shd w:val="clear" w:color="auto" w:fill="EAF1DD" w:themeFill="accent3" w:themeFillTint="33"/>
           </w:tcPr>
           <w:p>
             <w:pPr>
@@ -26532,6 +26715,7 @@
         <w:tc>
           <w:tcPr>
             <w:tcW w:w="1152" w:type="dxa"/>
+            <w:shd w:val="clear" w:color="auto" w:fill="EAF1DD" w:themeFill="accent3" w:themeFillTint="33"/>
           </w:tcPr>
           <w:p>
             <w:pPr>
@@ -26546,7 +26730,7 @@
                 <w:rFonts w:asciiTheme="minorHAnsi" w:hAnsiTheme="minorHAnsi" w:cstheme="minorHAnsi"/>
                 <w:sz w:val="14"/>
               </w:rPr>
-              <w:t>En curso</w:t>
+              <w:t>Completado</w:t>
             </w:r>
           </w:p>
         </w:tc>
@@ -33332,13 +33516,27 @@
           <w:rFonts w:asciiTheme="minorHAnsi" w:hAnsiTheme="minorHAnsi" w:cstheme="minorHAnsi"/>
         </w:rPr>
         <w:lastRenderedPageBreak/>
-        <w:t xml:space="preserve">la sensibilidad de forma consistente. SMOTE presentó resultados inferiores en Random Forest y </w:t>
+        <w:t xml:space="preserve">la sensibilidad de forma consistente. SMOTE presentó resultados inferiores en </w:t>
       </w:r>
       <w:proofErr w:type="spellStart"/>
       <w:r>
         <w:rPr>
           <w:rFonts w:asciiTheme="minorHAnsi" w:hAnsiTheme="minorHAnsi" w:cstheme="minorHAnsi"/>
         </w:rPr>
+        <w:t>Random</w:t>
+      </w:r>
+      <w:proofErr w:type="spellEnd"/>
+      <w:r>
+        <w:rPr>
+          <w:rFonts w:asciiTheme="minorHAnsi" w:hAnsiTheme="minorHAnsi" w:cstheme="minorHAnsi"/>
+        </w:rPr>
+        <w:t xml:space="preserve"> Forest y </w:t>
+      </w:r>
+      <w:proofErr w:type="spellStart"/>
+      <w:r>
+        <w:rPr>
+          <w:rFonts w:asciiTheme="minorHAnsi" w:hAnsiTheme="minorHAnsi" w:cstheme="minorHAnsi"/>
+        </w:rPr>
         <w:t>XGBoost</w:t>
       </w:r>
       <w:proofErr w:type="spellEnd"/>
@@ -33346,14 +33544,14 @@
         <w:rPr>
           <w:rFonts w:asciiTheme="minorHAnsi" w:hAnsiTheme="minorHAnsi" w:cstheme="minorHAnsi"/>
         </w:rPr>
-        <w:t>; una posible explicación es que la interpolación sobre variables one-</w:t>
+        <w:t xml:space="preserve">; una posible explicación es que la interpolación sobre variables </w:t>
       </w:r>
       <w:proofErr w:type="spellStart"/>
       <w:r>
         <w:rPr>
           <w:rFonts w:asciiTheme="minorHAnsi" w:hAnsiTheme="minorHAnsi" w:cstheme="minorHAnsi"/>
         </w:rPr>
-        <w:t>hot</w:t>
+        <w:t>one-hot</w:t>
       </w:r>
       <w:proofErr w:type="spellEnd"/>
       <w:r>
@@ -33761,14 +33959,14 @@
         <w:rPr>
           <w:rFonts w:asciiTheme="minorHAnsi" w:hAnsiTheme="minorHAnsi" w:cstheme="minorHAnsi"/>
         </w:rPr>
-        <w:t>Para facilitar la interpretación de los resultados, la aplicación complementa el gráfico técnico de SHAP con una explicación en lenguaje simple. Esta presenta por separado hasta tres factores que aumentan y tres que reducen el riesgo, incluyendo el valor real de cada variable. En las variables categóricas, las contribuciones generadas por el one-</w:t>
+        <w:t xml:space="preserve">Para facilitar la interpretación de los resultados, la aplicación complementa el gráfico técnico de SHAP con una explicación en lenguaje simple. Esta presenta por separado hasta tres factores que aumentan y tres que reducen el riesgo, incluyendo el valor real de cada variable. En las variables categóricas, las contribuciones generadas por el </w:t>
       </w:r>
       <w:proofErr w:type="spellStart"/>
       <w:r>
         <w:rPr>
           <w:rFonts w:asciiTheme="minorHAnsi" w:hAnsiTheme="minorHAnsi" w:cstheme="minorHAnsi"/>
         </w:rPr>
-        <w:t>hot</w:t>
+        <w:t>one-hot</w:t>
       </w:r>
       <w:proofErr w:type="spellEnd"/>
       <w:r>
@@ -34117,6 +34315,7 @@
       <w:r>
         <w:rPr>
           <w:rFonts w:asciiTheme="minorHAnsi" w:hAnsiTheme="minorHAnsi" w:cstheme="minorHAnsi"/>
+          <w:noProof/>
           <w:sz w:val="20"/>
         </w:rPr>
         <w:drawing>
@@ -34162,16 +34361,6 @@
         <w:jc w:val="center"/>
         <w:rPr>
           <w:rFonts w:asciiTheme="minorHAnsi" w:hAnsiTheme="minorHAnsi" w:cstheme="minorHAnsi"/>
-          <w:sz w:val="20"/>
-        </w:rPr>
-      </w:pPr>
-    </w:p>
-    <w:p>
-      <w:pPr>
-        <w:spacing w:before="80" w:after="40" w:line="276" w:lineRule="auto"/>
-        <w:jc w:val="center"/>
-        <w:rPr>
-          <w:rFonts w:asciiTheme="minorHAnsi" w:hAnsiTheme="minorHAnsi" w:cstheme="minorHAnsi"/>
         </w:rPr>
       </w:pPr>
       <w:r>
@@ -34212,6 +34401,7 @@
       <w:r>
         <w:rPr>
           <w:rFonts w:asciiTheme="minorHAnsi" w:hAnsiTheme="minorHAnsi" w:cstheme="minorHAnsi"/>
+          <w:noProof/>
           <w:sz w:val="20"/>
         </w:rPr>
         <w:drawing>
@@ -34263,6 +34453,7 @@
       <w:r>
         <w:rPr>
           <w:rFonts w:asciiTheme="minorHAnsi" w:hAnsiTheme="minorHAnsi" w:cstheme="minorHAnsi"/>
+          <w:noProof/>
           <w:sz w:val="20"/>
         </w:rPr>
         <w:drawing>
@@ -34361,7 +34552,9 @@
       <w:r>
         <w:rPr>
           <w:rFonts w:asciiTheme="minorHAnsi" w:hAnsiTheme="minorHAnsi" w:cstheme="minorHAnsi"/>
-        </w:rPr>
+          <w:noProof/>
+        </w:rPr>
+        <w:lastRenderedPageBreak/>
         <w:drawing>
           <wp:inline distT="0" distB="0" distL="0" distR="0" wp14:anchorId="069BF3BF" wp14:editId="27E29AC3">
             <wp:extent cx="4514850" cy="2723264"/>
@@ -34920,19 +35113,11 @@
                 <w:rFonts w:asciiTheme="minorHAnsi" w:hAnsiTheme="minorHAnsi" w:cstheme="minorHAnsi"/>
               </w:rPr>
             </w:pPr>
-            <w:proofErr w:type="gramStart"/>
-            <w:r>
-              <w:rPr>
-                <w:rFonts w:asciiTheme="minorHAnsi" w:hAnsiTheme="minorHAnsi" w:cstheme="minorHAnsi"/>
-              </w:rPr>
-              <w:t>Total</w:t>
-            </w:r>
-            <w:proofErr w:type="gramEnd"/>
-            <w:r>
-              <w:rPr>
-                <w:rFonts w:asciiTheme="minorHAnsi" w:hAnsiTheme="minorHAnsi" w:cstheme="minorHAnsi"/>
-              </w:rPr>
-              <w:t xml:space="preserve"> Válido</w:t>
+            <w:r>
+              <w:rPr>
+                <w:rFonts w:asciiTheme="minorHAnsi" w:hAnsiTheme="minorHAnsi" w:cstheme="minorHAnsi"/>
+              </w:rPr>
+              <w:t>Total Válido</w:t>
             </w:r>
           </w:p>
         </w:tc>
@@ -35064,14 +35249,7 @@
         <w:rPr>
           <w:rFonts w:asciiTheme="minorHAnsi" w:hAnsiTheme="minorHAnsi" w:cstheme="minorHAnsi"/>
         </w:rPr>
-        <w:t xml:space="preserve">Oportunidad preventiva: Existe un bolsón de 4 clientes (16%) en riesgo medio que permite ejecutar </w:t>
-      </w:r>
-      <w:r>
-        <w:rPr>
-          <w:rFonts w:asciiTheme="minorHAnsi" w:hAnsiTheme="minorHAnsi" w:cstheme="minorHAnsi"/>
-        </w:rPr>
-        <w:lastRenderedPageBreak/>
-        <w:t>campañas de mitigación temprana antes de que escalen a riesgo alto de fuga.</w:t>
+        <w:t>Oportunidad preventiva: Existe un bolsón de 4 clientes (16%) en riesgo medio que permite ejecutar campañas de mitigación temprana antes de que escalen a riesgo alto de fuga.</w:t>
       </w:r>
     </w:p>
     <w:p>
@@ -35094,6 +35272,7 @@
       <w:r>
         <w:rPr>
           <w:rFonts w:asciiTheme="minorHAnsi" w:hAnsiTheme="minorHAnsi" w:cstheme="minorHAnsi"/>
+          <w:noProof/>
         </w:rPr>
         <w:drawing>
           <wp:inline distT="0" distB="0" distL="0" distR="0" wp14:anchorId="683D7AF9" wp14:editId="545B4D0B">
@@ -35526,6 +35705,14 @@
           <w:rFonts w:asciiTheme="minorHAnsi" w:hAnsiTheme="minorHAnsi" w:cstheme="minorHAnsi"/>
         </w:rPr>
       </w:pPr>
+    </w:p>
+    <w:p>
+      <w:pPr>
+        <w:spacing w:line="276" w:lineRule="auto"/>
+        <w:rPr>
+          <w:rFonts w:asciiTheme="minorHAnsi" w:hAnsiTheme="minorHAnsi" w:cstheme="minorHAnsi"/>
+        </w:rPr>
+      </w:pPr>
       <w:r>
         <w:rPr>
           <w:rFonts w:asciiTheme="minorHAnsi" w:hAnsiTheme="minorHAnsi" w:cstheme="minorHAnsi"/>
@@ -38186,7 +38373,7 @@
                 <w:sz w:val="20"/>
                 <w:szCs w:val="20"/>
               </w:rPr>
-              <w:t>Pendiente de verificación</w:t>
+              <w:t>Completado</w:t>
             </w:r>
           </w:p>
         </w:tc>
@@ -38215,41 +38402,36 @@
                 <w:sz w:val="20"/>
                 <w:szCs w:val="20"/>
               </w:rPr>
-              <w:t>RF-14: dashboard y cartera priorizada.</w:t>
-            </w:r>
-          </w:p>
-        </w:tc>
-        <w:tc>
-          <w:tcPr>
-            <w:tcW w:w="4394" w:type="dxa"/>
-          </w:tcPr>
-          <w:p>
-            <w:pPr>
-              <w:spacing w:line="276" w:lineRule="auto"/>
-              <w:jc w:val="both"/>
+              <w:t xml:space="preserve">RF-14: </w:t>
+            </w:r>
+            <w:proofErr w:type="spellStart"/>
+            <w:r>
               <w:rPr>
                 <w:rFonts w:asciiTheme="minorHAnsi" w:hAnsiTheme="minorHAnsi" w:cstheme="minorHAnsi"/>
                 <w:sz w:val="20"/>
                 <w:szCs w:val="20"/>
               </w:rPr>
-            </w:pPr>
+              <w:t>dashboard</w:t>
+            </w:r>
+            <w:proofErr w:type="spellEnd"/>
             <w:r>
               <w:rPr>
                 <w:rFonts w:asciiTheme="minorHAnsi" w:hAnsiTheme="minorHAnsi" w:cstheme="minorHAnsi"/>
                 <w:sz w:val="20"/>
                 <w:szCs w:val="20"/>
               </w:rPr>
-              <w:t>Indicadores, filtros y ficha individual (Figuras 9 a 11).</w:t>
-            </w:r>
-          </w:p>
-        </w:tc>
-        <w:tc>
-          <w:tcPr>
-            <w:tcW w:w="1870" w:type="dxa"/>
-          </w:tcPr>
-          <w:p>
-            <w:pPr>
-              <w:spacing w:line="276" w:lineRule="auto"/>
+              <w:t xml:space="preserve"> y cartera priorizada.</w:t>
+            </w:r>
+          </w:p>
+        </w:tc>
+        <w:tc>
+          <w:tcPr>
+            <w:tcW w:w="4394" w:type="dxa"/>
+          </w:tcPr>
+          <w:p>
+            <w:pPr>
+              <w:spacing w:line="276" w:lineRule="auto"/>
+              <w:jc w:val="both"/>
               <w:rPr>
                 <w:rFonts w:asciiTheme="minorHAnsi" w:hAnsiTheme="minorHAnsi" w:cstheme="minorHAnsi"/>
                 <w:sz w:val="20"/>
@@ -38262,7 +38444,30 @@
                 <w:sz w:val="20"/>
                 <w:szCs w:val="20"/>
               </w:rPr>
-              <w:t>Pendiente de verificación</w:t>
+              <w:t>Indicadores, filtros y ficha individual (Figuras 9 a 11).</w:t>
+            </w:r>
+          </w:p>
+        </w:tc>
+        <w:tc>
+          <w:tcPr>
+            <w:tcW w:w="1870" w:type="dxa"/>
+          </w:tcPr>
+          <w:p>
+            <w:pPr>
+              <w:spacing w:line="276" w:lineRule="auto"/>
+              <w:rPr>
+                <w:rFonts w:asciiTheme="minorHAnsi" w:hAnsiTheme="minorHAnsi" w:cstheme="minorHAnsi"/>
+                <w:sz w:val="20"/>
+                <w:szCs w:val="20"/>
+              </w:rPr>
+            </w:pPr>
+            <w:r>
+              <w:rPr>
+                <w:rFonts w:asciiTheme="minorHAnsi" w:hAnsiTheme="minorHAnsi" w:cstheme="minorHAnsi"/>
+                <w:sz w:val="20"/>
+                <w:szCs w:val="20"/>
+              </w:rPr>
+              <w:t>Completado</w:t>
             </w:r>
           </w:p>
         </w:tc>
@@ -38334,7 +38539,7 @@
 </file>
 
 <file path=word/endnotes.xml><?xml version="1.0" encoding="utf-8"?>
-<w:endnotes xmlns:wpc="http://schemas.microsoft.com/office/word/2010/wordprocessingCanvas" xmlns:cx="http://schemas.microsoft.com/office/drawing/2014/chartex" xmlns:cx1="http://schemas.microsoft.com/office/drawing/2015/9/8/chartex" xmlns:cx2="http://schemas.microsoft.com/office/drawing/2015/10/21/chartex" xmlns:cx3="http://schemas.microsoft.com/office/drawing/2016/5/9/chartex" xmlns:cx4="http://schemas.microsoft.com/office/drawing/2016/5/10/chartex" xmlns:cx5="http://schemas.microsoft.com/office/drawing/2016/5/11/chartex" xmlns:cx6="http://schemas.microsoft.com/office/drawing/2016/5/12/chartex" xmlns:cx7="http://schemas.microsoft.com/office/drawing/2016/5/13/chartex" xmlns:cx8="http://schemas.microsoft.com/office/drawing/2016/5/14/chartex" xmlns:mc="http://schemas.openxmlformats.org/markup-compatibility/2006" xmlns:aink="http://schemas.microsoft.com/office/drawing/2016/ink" xmlns:am3d="http://schemas.microsoft.com/office/drawing/2017/model3d" xmlns:o="urn:schemas-microsoft-com:office:office" xmlns:oel="http://schemas.microsoft.com/office/2019/extlst" xmlns:r="http://schemas.openxmlformats.org/officeDocument/2006/relationships" xmlns:m="http://schemas.openxmlformats.org/officeDocument/2006/math" xmlns:v="urn:schemas-microsoft-com:vml" xmlns:wp14="http://schemas.microsoft.com/office/word/2010/wordprocessingDrawing" xmlns:wp="http://schemas.openxmlformats.org/drawingml/2006/wordprocessingDrawing" xmlns:w10="urn:schemas-microsoft-com:office:word" xmlns:w="http://schemas.openxmlformats.org/wordprocessingml/2006/main" xmlns:w14="http://schemas.microsoft.com/office/word/2010/wordml" xmlns:w15="http://schemas.microsoft.com/office/word/2012/wordml" xmlns:w16cei="http://schemas.microsoft.com/office/word/2026/wordml/cei" xmlns:w16cex="http://schemas.microsoft.com/office/word/2018/wordml/cex" xmlns:w16cid="http://schemas.microsoft.com/office/word/2016/wordml/cid" xmlns:w16="http://schemas.microsoft.com/office/word/2018/wordml" xmlns:w16du="http://schemas.microsoft.com/office/word/2023/wordml/word16du" xmlns:w16sdtdh="http://schemas.microsoft.com/office/word/2020/wordml/sdtdatahash" xmlns:w16sdtfl="http://schemas.microsoft.com/office/word/2024/wordml/sdtformatlock" xmlns:w16se="http://schemas.microsoft.com/office/word/2015/wordml/symex" xmlns:wpg="http://schemas.microsoft.com/office/word/2010/wordprocessingGroup" xmlns:wpi="http://schemas.microsoft.com/office/word/2010/wordprocessingInk" xmlns:wne="http://schemas.microsoft.com/office/word/2006/wordml" xmlns:wps="http://schemas.microsoft.com/office/word/2010/wordprocessingShape" mc:Ignorable="w14 w15 w16se w16cid w16 w16cex w16sdtdh w16sdtfl w16du wp14">
+<w:endnotes xmlns:wpc="http://schemas.microsoft.com/office/word/2010/wordprocessingCanvas" xmlns:cx="http://schemas.microsoft.com/office/drawing/2014/chartex" xmlns:cx1="http://schemas.microsoft.com/office/drawing/2015/9/8/chartex" xmlns:cx2="http://schemas.microsoft.com/office/drawing/2015/10/21/chartex" xmlns:cx3="http://schemas.microsoft.com/office/drawing/2016/5/9/chartex" xmlns:cx4="http://schemas.microsoft.com/office/drawing/2016/5/10/chartex" xmlns:cx5="http://schemas.microsoft.com/office/drawing/2016/5/11/chartex" xmlns:cx6="http://schemas.microsoft.com/office/drawing/2016/5/12/chartex" xmlns:cx7="http://schemas.microsoft.com/office/drawing/2016/5/13/chartex" xmlns:cx8="http://schemas.microsoft.com/office/drawing/2016/5/14/chartex" xmlns:mc="http://schemas.openxmlformats.org/markup-compatibility/2006" xmlns:aink="http://schemas.microsoft.com/office/drawing/2016/ink" xmlns:am3d="http://schemas.microsoft.com/office/drawing/2017/model3d" xmlns:o="urn:schemas-microsoft-com:office:office" xmlns:r="http://schemas.openxmlformats.org/officeDocument/2006/relationships" xmlns:m="http://schemas.openxmlformats.org/officeDocument/2006/math" xmlns:v="urn:schemas-microsoft-com:vml" xmlns:wp14="http://schemas.microsoft.com/office/word/2010/wordprocessingDrawing" xmlns:wp="http://schemas.openxmlformats.org/drawingml/2006/wordprocessingDrawing" xmlns:w10="urn:schemas-microsoft-com:office:word" xmlns:w="http://schemas.openxmlformats.org/wordprocessingml/2006/main" xmlns:w14="http://schemas.microsoft.com/office/word/2010/wordml" xmlns:w15="http://schemas.microsoft.com/office/word/2012/wordml" xmlns:w16cex="http://schemas.microsoft.com/office/word/2018/wordml/cex" xmlns:w16cid="http://schemas.microsoft.com/office/word/2016/wordml/cid" xmlns:w16="http://schemas.microsoft.com/office/word/2018/wordml" xmlns:w16sdtdh="http://schemas.microsoft.com/office/word/2020/wordml/sdtdatahash" xmlns:w16se="http://schemas.microsoft.com/office/word/2015/wordml/symex" xmlns:wpg="http://schemas.microsoft.com/office/word/2010/wordprocessingGroup" xmlns:wpi="http://schemas.microsoft.com/office/word/2010/wordprocessingInk" xmlns:wne="http://schemas.microsoft.com/office/word/2006/wordml" xmlns:wps="http://schemas.microsoft.com/office/word/2010/wordprocessingShape" mc:Ignorable="w14 w15 w16se w16cid w16 w16cex w16sdtdh wp14">
   <w:endnote w:type="separator" w:id="-1">
     <w:p>
       <w:r>
@@ -38353,7 +38558,7 @@
 </file>
 
 <file path=word/footer1.xml><?xml version="1.0" encoding="utf-8"?>
-<w:ftr xmlns:wpc="http://schemas.microsoft.com/office/word/2010/wordprocessingCanvas" xmlns:cx="http://schemas.microsoft.com/office/drawing/2014/chartex" xmlns:cx1="http://schemas.microsoft.com/office/drawing/2015/9/8/chartex" xmlns:cx2="http://schemas.microsoft.com/office/drawing/2015/10/21/chartex" xmlns:cx3="http://schemas.microsoft.com/office/drawing/2016/5/9/chartex" xmlns:cx4="http://schemas.microsoft.com/office/drawing/2016/5/10/chartex" xmlns:cx5="http://schemas.microsoft.com/office/drawing/2016/5/11/chartex" xmlns:cx6="http://schemas.microsoft.com/office/drawing/2016/5/12/chartex" xmlns:cx7="http://schemas.microsoft.com/office/drawing/2016/5/13/chartex" xmlns:cx8="http://schemas.microsoft.com/office/drawing/2016/5/14/chartex" xmlns:mc="http://schemas.openxmlformats.org/markup-compatibility/2006" xmlns:aink="http://schemas.microsoft.com/office/drawing/2016/ink" xmlns:am3d="http://schemas.microsoft.com/office/drawing/2017/model3d" xmlns:o="urn:schemas-microsoft-com:office:office" xmlns:oel="http://schemas.microsoft.com/office/2019/extlst" xmlns:r="http://schemas.openxmlformats.org/officeDocument/2006/relationships" xmlns:m="http://schemas.openxmlformats.org/officeDocument/2006/math" xmlns:v="urn:schemas-microsoft-com:vml" xmlns:wp14="http://schemas.microsoft.com/office/word/2010/wordprocessingDrawing" xmlns:wp="http://schemas.openxmlformats.org/drawingml/2006/wordprocessingDrawing" xmlns:w10="urn:schemas-microsoft-com:office:word" xmlns:w="http://schemas.openxmlformats.org/wordprocessingml/2006/main" xmlns:w14="http://schemas.microsoft.com/office/word/2010/wordml" xmlns:w15="http://schemas.microsoft.com/office/word/2012/wordml" xmlns:w16cei="http://schemas.microsoft.com/office/word/2026/wordml/cei" xmlns:w16cex="http://schemas.microsoft.com/office/word/2018/wordml/cex" xmlns:w16cid="http://schemas.microsoft.com/office/word/2016/wordml/cid" xmlns:w16="http://schemas.microsoft.com/office/word/2018/wordml" xmlns:w16du="http://schemas.microsoft.com/office/word/2023/wordml/word16du" xmlns:w16sdtdh="http://schemas.microsoft.com/office/word/2020/wordml/sdtdatahash" xmlns:w16sdtfl="http://schemas.microsoft.com/office/word/2024/wordml/sdtformatlock" xmlns:w16se="http://schemas.microsoft.com/office/word/2015/wordml/symex" xmlns:wpg="http://schemas.microsoft.com/office/word/2010/wordprocessingGroup" xmlns:wpi="http://schemas.microsoft.com/office/word/2010/wordprocessingInk" xmlns:wne="http://schemas.microsoft.com/office/word/2006/wordml" xmlns:wps="http://schemas.microsoft.com/office/word/2010/wordprocessingShape" mc:Ignorable="w14 w15 w16se w16cid w16 w16cex w16sdtdh w16sdtfl w16du wp14">
+<w:ftr xmlns:wpc="http://schemas.microsoft.com/office/word/2010/wordprocessingCanvas" xmlns:cx="http://schemas.microsoft.com/office/drawing/2014/chartex" xmlns:cx1="http://schemas.microsoft.com/office/drawing/2015/9/8/chartex" xmlns:cx2="http://schemas.microsoft.com/office/drawing/2015/10/21/chartex" xmlns:cx3="http://schemas.microsoft.com/office/drawing/2016/5/9/chartex" xmlns:cx4="http://schemas.microsoft.com/office/drawing/2016/5/10/chartex" xmlns:cx5="http://schemas.microsoft.com/office/drawing/2016/5/11/chartex" xmlns:cx6="http://schemas.microsoft.com/office/drawing/2016/5/12/chartex" xmlns:cx7="http://schemas.microsoft.com/office/drawing/2016/5/13/chartex" xmlns:cx8="http://schemas.microsoft.com/office/drawing/2016/5/14/chartex" xmlns:mc="http://schemas.openxmlformats.org/markup-compatibility/2006" xmlns:aink="http://schemas.microsoft.com/office/drawing/2016/ink" xmlns:am3d="http://schemas.microsoft.com/office/drawing/2017/model3d" xmlns:o="urn:schemas-microsoft-com:office:office" xmlns:r="http://schemas.openxmlformats.org/officeDocument/2006/relationships" xmlns:m="http://schemas.openxmlformats.org/officeDocument/2006/math" xmlns:v="urn:schemas-microsoft-com:vml" xmlns:wp14="http://schemas.microsoft.com/office/word/2010/wordprocessingDrawing" xmlns:wp="http://schemas.openxmlformats.org/drawingml/2006/wordprocessingDrawing" xmlns:w10="urn:schemas-microsoft-com:office:word" xmlns:w="http://schemas.openxmlformats.org/wordprocessingml/2006/main" xmlns:w14="http://schemas.microsoft.com/office/word/2010/wordml" xmlns:w15="http://schemas.microsoft.com/office/word/2012/wordml" xmlns:w16cex="http://schemas.microsoft.com/office/word/2018/wordml/cex" xmlns:w16cid="http://schemas.microsoft.com/office/word/2016/wordml/cid" xmlns:w16="http://schemas.microsoft.com/office/word/2018/wordml" xmlns:w16sdtdh="http://schemas.microsoft.com/office/word/2020/wordml/sdtdatahash" xmlns:w16se="http://schemas.microsoft.com/office/word/2015/wordml/symex" xmlns:wpg="http://schemas.microsoft.com/office/word/2010/wordprocessingGroup" xmlns:wpi="http://schemas.microsoft.com/office/word/2010/wordprocessingInk" xmlns:wne="http://schemas.microsoft.com/office/word/2006/wordml" xmlns:wps="http://schemas.microsoft.com/office/word/2010/wordprocessingShape" mc:Ignorable="w14 w15 w16se w16cid w16 w16cex w16sdtdh wp14">
   <w:p>
     <w:pPr>
       <w:pStyle w:val="Textoindependiente"/>
@@ -38479,7 +38684,7 @@
             </wp:anchor>
           </w:drawing>
         </mc:Choice>
-        <mc:Fallback>
+        <mc:Fallback xmlns:w16sdtfl="http://schemas.microsoft.com/office/word/2024/wordml/sdtformatlock" xmlns:w16du="http://schemas.microsoft.com/office/word/2023/wordml/word16du" xmlns:w16cei="http://schemas.microsoft.com/office/word/2026/wordml/cei" xmlns:oel="http://schemas.microsoft.com/office/2019/extlst">
           <w:pict>
             <v:shape w14:anchorId="7CC05376" id="Graphic 17" o:spid="_x0000_s1026" style="position:absolute;margin-left:42.5pt;margin-top:739.9pt;width:218.15pt;height:.1pt;z-index:-15813632;visibility:visible;mso-wrap-style:square;mso-wrap-distance-left:0;mso-wrap-distance-top:0;mso-wrap-distance-right:0;mso-wrap-distance-bottom:0;mso-position-horizontal:absolute;mso-position-horizontal-relative:page;mso-position-vertical:absolute;mso-position-vertical-relative:page;v-text-anchor:top" coordsize="2770505,1270" o:gfxdata="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" path="m,l2770204,e" filled="f" strokecolor="#1d4b63">
               <v:path arrowok="t"/>
@@ -38558,7 +38763,7 @@
             </wp:anchor>
           </w:drawing>
         </mc:Choice>
-        <mc:Fallback>
+        <mc:Fallback xmlns:w16sdtfl="http://schemas.microsoft.com/office/word/2024/wordml/sdtformatlock" xmlns:w16du="http://schemas.microsoft.com/office/word/2023/wordml/word16du" xmlns:w16cei="http://schemas.microsoft.com/office/word/2026/wordml/cei" xmlns:oel="http://schemas.microsoft.com/office/2019/extlst">
           <w:pict>
             <v:shape w14:anchorId="4814CA64" id="Graphic 18" o:spid="_x0000_s1026" style="position:absolute;margin-left:371.35pt;margin-top:739.9pt;width:198.15pt;height:.1pt;z-index:-15813120;visibility:visible;mso-wrap-style:square;mso-wrap-distance-left:0;mso-wrap-distance-top:0;mso-wrap-distance-right:0;mso-wrap-distance-bottom:0;mso-position-horizontal:absolute;mso-position-horizontal-relative:page;mso-position-vertical:absolute;mso-position-vertical-relative:page;v-text-anchor:top" coordsize="2516505,1270" o:gfxdata="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" path="m,l2516399,e" filled="f" strokecolor="#1d4b63">
               <v:path arrowok="t"/>
@@ -38573,7 +38778,7 @@
 </file>
 
 <file path=word/footnotes.xml><?xml version="1.0" encoding="utf-8"?>
-<w:footnotes xmlns:wpc="http://schemas.microsoft.com/office/word/2010/wordprocessingCanvas" xmlns:cx="http://schemas.microsoft.com/office/drawing/2014/chartex" xmlns:cx1="http://schemas.microsoft.com/office/drawing/2015/9/8/chartex" xmlns:cx2="http://schemas.microsoft.com/office/drawing/2015/10/21/chartex" xmlns:cx3="http://schemas.microsoft.com/office/drawing/2016/5/9/chartex" xmlns:cx4="http://schemas.microsoft.com/office/drawing/2016/5/10/chartex" xmlns:cx5="http://schemas.microsoft.com/office/drawing/2016/5/11/chartex" xmlns:cx6="http://schemas.microsoft.com/office/drawing/2016/5/12/chartex" xmlns:cx7="http://schemas.microsoft.com/office/drawing/2016/5/13/chartex" xmlns:cx8="http://schemas.microsoft.com/office/drawing/2016/5/14/chartex" xmlns:mc="http://schemas.openxmlformats.org/markup-compatibility/2006" xmlns:aink="http://schemas.microsoft.com/office/drawing/2016/ink" xmlns:am3d="http://schemas.microsoft.com/office/drawing/2017/model3d" xmlns:o="urn:schemas-microsoft-com:office:office" xmlns:oel="http://schemas.microsoft.com/office/2019/extlst" xmlns:r="http://schemas.openxmlformats.org/officeDocument/2006/relationships" xmlns:m="http://schemas.openxmlformats.org/officeDocument/2006/math" xmlns:v="urn:schemas-microsoft-com:vml" xmlns:wp14="http://schemas.microsoft.com/office/word/2010/wordprocessingDrawing" xmlns:wp="http://schemas.openxmlformats.org/drawingml/2006/wordprocessingDrawing" xmlns:w10="urn:schemas-microsoft-com:office:word" xmlns:w="http://schemas.openxmlformats.org/wordprocessingml/2006/main" xmlns:w14="http://schemas.microsoft.com/office/word/2010/wordml" xmlns:w15="http://schemas.microsoft.com/office/word/2012/wordml" xmlns:w16cei="http://schemas.microsoft.com/office/word/2026/wordml/cei" xmlns:w16cex="http://schemas.microsoft.com/office/word/2018/wordml/cex" xmlns:w16cid="http://schemas.microsoft.com/office/word/2016/wordml/cid" xmlns:w16="http://schemas.microsoft.com/office/word/2018/wordml" xmlns:w16du="http://schemas.microsoft.com/office/word/2023/wordml/word16du" xmlns:w16sdtdh="http://schemas.microsoft.com/office/word/2020/wordml/sdtdatahash" xmlns:w16sdtfl="http://schemas.microsoft.com/office/word/2024/wordml/sdtformatlock" xmlns:w16se="http://schemas.microsoft.com/office/word/2015/wordml/symex" xmlns:wpg="http://schemas.microsoft.com/office/word/2010/wordprocessingGroup" xmlns:wpi="http://schemas.microsoft.com/office/word/2010/wordprocessingInk" xmlns:wne="http://schemas.microsoft.com/office/word/2006/wordml" xmlns:wps="http://schemas.microsoft.com/office/word/2010/wordprocessingShape" mc:Ignorable="w14 w15 w16se w16cid w16 w16cex w16sdtdh w16sdtfl w16du wp14">
+<w:footnotes xmlns:wpc="http://schemas.microsoft.com/office/word/2010/wordprocessingCanvas" xmlns:cx="http://schemas.microsoft.com/office/drawing/2014/chartex" xmlns:cx1="http://schemas.microsoft.com/office/drawing/2015/9/8/chartex" xmlns:cx2="http://schemas.microsoft.com/office/drawing/2015/10/21/chartex" xmlns:cx3="http://schemas.microsoft.com/office/drawing/2016/5/9/chartex" xmlns:cx4="http://schemas.microsoft.com/office/drawing/2016/5/10/chartex" xmlns:cx5="http://schemas.microsoft.com/office/drawing/2016/5/11/chartex" xmlns:cx6="http://schemas.microsoft.com/office/drawing/2016/5/12/chartex" xmlns:cx7="http://schemas.microsoft.com/office/drawing/2016/5/13/chartex" xmlns:cx8="http://schemas.microsoft.com/office/drawing/2016/5/14/chartex" xmlns:mc="http://schemas.openxmlformats.org/markup-compatibility/2006" xmlns:aink="http://schemas.microsoft.com/office/drawing/2016/ink" xmlns:am3d="http://schemas.microsoft.com/office/drawing/2017/model3d" xmlns:o="urn:schemas-microsoft-com:office:office" xmlns:r="http://schemas.openxmlformats.org/officeDocument/2006/relationships" xmlns:m="http://schemas.openxmlformats.org/officeDocument/2006/math" xmlns:v="urn:schemas-microsoft-com:vml" xmlns:wp14="http://schemas.microsoft.com/office/word/2010/wordprocessingDrawing" xmlns:wp="http://schemas.openxmlformats.org/drawingml/2006/wordprocessingDrawing" xmlns:w10="urn:schemas-microsoft-com:office:word" xmlns:w="http://schemas.openxmlformats.org/wordprocessingml/2006/main" xmlns:w14="http://schemas.microsoft.com/office/word/2010/wordml" xmlns:w15="http://schemas.microsoft.com/office/word/2012/wordml" xmlns:w16cex="http://schemas.microsoft.com/office/word/2018/wordml/cex" xmlns:w16cid="http://schemas.microsoft.com/office/word/2016/wordml/cid" xmlns:w16="http://schemas.microsoft.com/office/word/2018/wordml" xmlns:w16sdtdh="http://schemas.microsoft.com/office/word/2020/wordml/sdtdatahash" xmlns:w16se="http://schemas.microsoft.com/office/word/2015/wordml/symex" xmlns:wpg="http://schemas.microsoft.com/office/word/2010/wordprocessingGroup" xmlns:wpi="http://schemas.microsoft.com/office/word/2010/wordprocessingInk" xmlns:wne="http://schemas.microsoft.com/office/word/2006/wordml" xmlns:wps="http://schemas.microsoft.com/office/word/2010/wordprocessingShape" mc:Ignorable="w14 w15 w16se w16cid w16 w16cex w16sdtdh wp14">
   <w:footnote w:type="separator" w:id="-1">
     <w:p>
       <w:r>
@@ -38592,7 +38797,7 @@
 </file>
 
 <file path=word/header1.xml><?xml version="1.0" encoding="utf-8"?>
-<w:hdr xmlns:wpc="http://schemas.microsoft.com/office/word/2010/wordprocessingCanvas" xmlns:cx="http://schemas.microsoft.com/office/drawing/2014/chartex" xmlns:cx1="http://schemas.microsoft.com/office/drawing/2015/9/8/chartex" xmlns:cx2="http://schemas.microsoft.com/office/drawing/2015/10/21/chartex" xmlns:cx3="http://schemas.microsoft.com/office/drawing/2016/5/9/chartex" xmlns:cx4="http://schemas.microsoft.com/office/drawing/2016/5/10/chartex" xmlns:cx5="http://schemas.microsoft.com/office/drawing/2016/5/11/chartex" xmlns:cx6="http://schemas.microsoft.com/office/drawing/2016/5/12/chartex" xmlns:cx7="http://schemas.microsoft.com/office/drawing/2016/5/13/chartex" xmlns:cx8="http://schemas.microsoft.com/office/drawing/2016/5/14/chartex" xmlns:mc="http://schemas.openxmlformats.org/markup-compatibility/2006" xmlns:aink="http://schemas.microsoft.com/office/drawing/2016/ink" xmlns:am3d="http://schemas.microsoft.com/office/drawing/2017/model3d" xmlns:o="urn:schemas-microsoft-com:office:office" xmlns:oel="http://schemas.microsoft.com/office/2019/extlst" xmlns:r="http://schemas.openxmlformats.org/officeDocument/2006/relationships" xmlns:m="http://schemas.openxmlformats.org/officeDocument/2006/math" xmlns:v="urn:schemas-microsoft-com:vml" xmlns:wp14="http://schemas.microsoft.com/office/word/2010/wordprocessingDrawing" xmlns:wp="http://schemas.openxmlformats.org/drawingml/2006/wordprocessingDrawing" xmlns:w10="urn:schemas-microsoft-com:office:word" xmlns:w="http://schemas.openxmlformats.org/wordprocessingml/2006/main" xmlns:w14="http://schemas.microsoft.com/office/word/2010/wordml" xmlns:w15="http://schemas.microsoft.com/office/word/2012/wordml" xmlns:w16cei="http://schemas.microsoft.com/office/word/2026/wordml/cei" xmlns:w16cex="http://schemas.microsoft.com/office/word/2018/wordml/cex" xmlns:w16cid="http://schemas.microsoft.com/office/word/2016/wordml/cid" xmlns:w16="http://schemas.microsoft.com/office/word/2018/wordml" xmlns:w16du="http://schemas.microsoft.com/office/word/2023/wordml/word16du" xmlns:w16sdtdh="http://schemas.microsoft.com/office/word/2020/wordml/sdtdatahash" xmlns:w16sdtfl="http://schemas.microsoft.com/office/word/2024/wordml/sdtformatlock" xmlns:w16se="http://schemas.microsoft.com/office/word/2015/wordml/symex" xmlns:wpg="http://schemas.microsoft.com/office/word/2010/wordprocessingGroup" xmlns:wpi="http://schemas.microsoft.com/office/word/2010/wordprocessingInk" xmlns:wne="http://schemas.microsoft.com/office/word/2006/wordml" xmlns:wps="http://schemas.microsoft.com/office/word/2010/wordprocessingShape" mc:Ignorable="w14 w15 w16se w16cid w16 w16cex w16sdtdh w16sdtfl w16du wp14">
+<w:hdr xmlns:wpc="http://schemas.microsoft.com/office/word/2010/wordprocessingCanvas" xmlns:cx="http://schemas.microsoft.com/office/drawing/2014/chartex" xmlns:cx1="http://schemas.microsoft.com/office/drawing/2015/9/8/chartex" xmlns:cx2="http://schemas.microsoft.com/office/drawing/2015/10/21/chartex" xmlns:cx3="http://schemas.microsoft.com/office/drawing/2016/5/9/chartex" xmlns:cx4="http://schemas.microsoft.com/office/drawing/2016/5/10/chartex" xmlns:cx5="http://schemas.microsoft.com/office/drawing/2016/5/11/chartex" xmlns:cx6="http://schemas.microsoft.com/office/drawing/2016/5/12/chartex" xmlns:cx7="http://schemas.microsoft.com/office/drawing/2016/5/13/chartex" xmlns:cx8="http://schemas.microsoft.com/office/drawing/2016/5/14/chartex" xmlns:mc="http://schemas.openxmlformats.org/markup-compatibility/2006" xmlns:aink="http://schemas.microsoft.com/office/drawing/2016/ink" xmlns:am3d="http://schemas.microsoft.com/office/drawing/2017/model3d" xmlns:o="urn:schemas-microsoft-com:office:office" xmlns:r="http://schemas.openxmlformats.org/officeDocument/2006/relationships" xmlns:m="http://schemas.openxmlformats.org/officeDocument/2006/math" xmlns:v="urn:schemas-microsoft-com:vml" xmlns:wp14="http://schemas.microsoft.com/office/word/2010/wordprocessingDrawing" xmlns:wp="http://schemas.openxmlformats.org/drawingml/2006/wordprocessingDrawing" xmlns:w10="urn:schemas-microsoft-com:office:word" xmlns:w="http://schemas.openxmlformats.org/wordprocessingml/2006/main" xmlns:w14="http://schemas.microsoft.com/office/word/2010/wordml" xmlns:w15="http://schemas.microsoft.com/office/word/2012/wordml" xmlns:w16cex="http://schemas.microsoft.com/office/word/2018/wordml/cex" xmlns:w16cid="http://schemas.microsoft.com/office/word/2016/wordml/cid" xmlns:w16="http://schemas.microsoft.com/office/word/2018/wordml" xmlns:w16sdtdh="http://schemas.microsoft.com/office/word/2020/wordml/sdtdatahash" xmlns:w16se="http://schemas.microsoft.com/office/word/2015/wordml/symex" xmlns:wpg="http://schemas.microsoft.com/office/word/2010/wordprocessingGroup" xmlns:wpi="http://schemas.microsoft.com/office/word/2010/wordprocessingInk" xmlns:wne="http://schemas.microsoft.com/office/word/2006/wordml" xmlns:wps="http://schemas.microsoft.com/office/word/2010/wordprocessingShape" mc:Ignorable="w14 w15 w16se w16cid w16 w16cex w16sdtdh wp14">
   <w:p>
     <w:pPr>
       <w:pStyle w:val="Textoindependiente"/>
@@ -38703,7 +38908,7 @@
             </wp:anchor>
           </w:drawing>
         </mc:Choice>
-        <mc:Fallback>
+        <mc:Fallback xmlns:w16sdtfl="http://schemas.microsoft.com/office/word/2024/wordml/sdtformatlock" xmlns:w16du="http://schemas.microsoft.com/office/word/2023/wordml/word16du" xmlns:w16cei="http://schemas.microsoft.com/office/word/2026/wordml/cei" xmlns:oel="http://schemas.microsoft.com/office/2019/extlst">
           <w:pict>
             <v:group w14:anchorId="76941FC7" id="Group 12" o:spid="_x0000_s1026" style="position:absolute;margin-left:42.5pt;margin-top:37.85pt;width:527pt;height:9.1pt;z-index:-15815168;mso-wrap-distance-left:0;mso-wrap-distance-right:0;mso-position-horizontal-relative:page;mso-position-vertical-relative:page" coordsize="66929,1155" o:gfxdata="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">
               <v:shape id="Graphic 13" o:spid="_x0000_s1027" style="position:absolute;left:539;top:551;width:66390;height:13;visibility:visible;mso-wrap-style:square;v-text-anchor:top" coordsize="6638925,1270" o:gfxdata="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" path="m,l6638404,e" filled="f" strokecolor="#1d4b63">
@@ -38782,7 +38987,7 @@
 </file>
 
 <file path=word/numbering.xml><?xml version="1.0" encoding="utf-8"?>
-<w:numbering xmlns:wpc="http://schemas.microsoft.com/office/word/2010/wordprocessingCanvas" xmlns:cx="http://schemas.microsoft.com/office/drawing/2014/chartex" xmlns:cx1="http://schemas.microsoft.com/office/drawing/2015/9/8/chartex" xmlns:cx2="http://schemas.microsoft.com/office/drawing/2015/10/21/chartex" xmlns:cx3="http://schemas.microsoft.com/office/drawing/2016/5/9/chartex" xmlns:cx4="http://schemas.microsoft.com/office/drawing/2016/5/10/chartex" xmlns:cx5="http://schemas.microsoft.com/office/drawing/2016/5/11/chartex" xmlns:cx6="http://schemas.microsoft.com/office/drawing/2016/5/12/chartex" xmlns:cx7="http://schemas.microsoft.com/office/drawing/2016/5/13/chartex" xmlns:cx8="http://schemas.microsoft.com/office/drawing/2016/5/14/chartex" xmlns:mc="http://schemas.openxmlformats.org/markup-compatibility/2006" xmlns:aink="http://schemas.microsoft.com/office/drawing/2016/ink" xmlns:am3d="http://schemas.microsoft.com/office/drawing/2017/model3d" xmlns:o="urn:schemas-microsoft-com:office:office" xmlns:oel="http://schemas.microsoft.com/office/2019/extlst" xmlns:r="http://schemas.openxmlformats.org/officeDocument/2006/relationships" xmlns:m="http://schemas.openxmlformats.org/officeDocument/2006/math" xmlns:v="urn:schemas-microsoft-com:vml" xmlns:wp14="http://schemas.microsoft.com/office/word/2010/wordprocessingDrawing" xmlns:wp="http://schemas.openxmlformats.org/drawingml/2006/wordprocessingDrawing" xmlns:w10="urn:schemas-microsoft-com:office:word" xmlns:w="http://schemas.openxmlformats.org/wordprocessingml/2006/main" xmlns:w14="http://schemas.microsoft.com/office/word/2010/wordml" xmlns:w15="http://schemas.microsoft.com/office/word/2012/wordml" xmlns:w16cei="http://schemas.microsoft.com/office/word/2026/wordml/cei" xmlns:w16cex="http://schemas.microsoft.com/office/word/2018/wordml/cex" xmlns:w16cid="http://schemas.microsoft.com/office/word/2016/wordml/cid" xmlns:w16="http://schemas.microsoft.com/office/word/2018/wordml" xmlns:w16du="http://schemas.microsoft.com/office/word/2023/wordml/word16du" xmlns:w16sdtdh="http://schemas.microsoft.com/office/word/2020/wordml/sdtdatahash" xmlns:w16sdtfl="http://schemas.microsoft.com/office/word/2024/wordml/sdtformatlock" xmlns:w16se="http://schemas.microsoft.com/office/word/2015/wordml/symex" xmlns:wpg="http://schemas.microsoft.com/office/word/2010/wordprocessingGroup" xmlns:wpi="http://schemas.microsoft.com/office/word/2010/wordprocessingInk" xmlns:wne="http://schemas.microsoft.com/office/word/2006/wordml" xmlns:wps="http://schemas.microsoft.com/office/word/2010/wordprocessingShape" mc:Ignorable="w14 w15 w16se w16cid w16 w16cex w16sdtdh w16sdtfl w16du wp14">
+<w:numbering xmlns:wpc="http://schemas.microsoft.com/office/word/2010/wordprocessingCanvas" xmlns:cx="http://schemas.microsoft.com/office/drawing/2014/chartex" xmlns:cx1="http://schemas.microsoft.com/office/drawing/2015/9/8/chartex" xmlns:cx2="http://schemas.microsoft.com/office/drawing/2015/10/21/chartex" xmlns:cx3="http://schemas.microsoft.com/office/drawing/2016/5/9/chartex" xmlns:cx4="http://schemas.microsoft.com/office/drawing/2016/5/10/chartex" xmlns:cx5="http://schemas.microsoft.com/office/drawing/2016/5/11/chartex" xmlns:cx6="http://schemas.microsoft.com/office/drawing/2016/5/12/chartex" xmlns:cx7="http://schemas.microsoft.com/office/drawing/2016/5/13/chartex" xmlns:cx8="http://schemas.microsoft.com/office/drawing/2016/5/14/chartex" xmlns:mc="http://schemas.openxmlformats.org/markup-compatibility/2006" xmlns:aink="http://schemas.microsoft.com/office/drawing/2016/ink" xmlns:am3d="http://schemas.microsoft.com/office/drawing/2017/model3d" xmlns:o="urn:schemas-microsoft-com:office:office" xmlns:r="http://schemas.openxmlformats.org/officeDocument/2006/relationships" xmlns:m="http://schemas.openxmlformats.org/officeDocument/2006/math" xmlns:v="urn:schemas-microsoft-com:vml" xmlns:wp14="http://schemas.microsoft.com/office/word/2010/wordprocessingDrawing" xmlns:wp="http://schemas.openxmlformats.org/drawingml/2006/wordprocessingDrawing" xmlns:w10="urn:schemas-microsoft-com:office:word" xmlns:w="http://schemas.openxmlformats.org/wordprocessingml/2006/main" xmlns:w14="http://schemas.microsoft.com/office/word/2010/wordml" xmlns:w15="http://schemas.microsoft.com/office/word/2012/wordml" xmlns:w16cex="http://schemas.microsoft.com/office/word/2018/wordml/cex" xmlns:w16cid="http://schemas.microsoft.com/office/word/2016/wordml/cid" xmlns:w16="http://schemas.microsoft.com/office/word/2018/wordml" xmlns:w16sdtdh="http://schemas.microsoft.com/office/word/2020/wordml/sdtdatahash" xmlns:w16se="http://schemas.microsoft.com/office/word/2015/wordml/symex" xmlns:wpg="http://schemas.microsoft.com/office/word/2010/wordprocessingGroup" xmlns:wpi="http://schemas.microsoft.com/office/word/2010/wordprocessingInk" xmlns:wne="http://schemas.microsoft.com/office/word/2006/wordml" xmlns:wps="http://schemas.microsoft.com/office/word/2010/wordprocessingShape" mc:Ignorable="w14 w15 w16se w16cid w16 w16cex w16sdtdh wp14">
   <w:abstractNum w:abstractNumId="0" w15:restartNumberingAfterBreak="0">
     <w:nsid w:val="04572209"/>
     <w:multiLevelType w:val="multilevel"/>
@@ -40475,13 +40680,13 @@
       </w:pPr>
     </w:lvl>
   </w:abstractNum>
-  <w:num w:numId="1" w16cid:durableId="24598284">
+  <w:num w:numId="1">
     <w:abstractNumId w:val="4"/>
   </w:num>
-  <w:num w:numId="2" w16cid:durableId="811092811">
+  <w:num w:numId="2">
     <w:abstractNumId w:val="1"/>
   </w:num>
-  <w:num w:numId="3" w16cid:durableId="1498769880">
+  <w:num w:numId="3">
     <w:abstractNumId w:val="11"/>
     <w:lvlOverride w:ilvl="0">
       <w:startOverride w:val="1"/>
@@ -40511,41 +40716,41 @@
       <w:startOverride w:val="1"/>
     </w:lvlOverride>
   </w:num>
-  <w:num w:numId="4" w16cid:durableId="1807430067">
+  <w:num w:numId="4">
     <w:abstractNumId w:val="9"/>
   </w:num>
-  <w:num w:numId="5" w16cid:durableId="1665546228">
+  <w:num w:numId="5">
     <w:abstractNumId w:val="12"/>
   </w:num>
-  <w:num w:numId="6" w16cid:durableId="1816603970">
+  <w:num w:numId="6">
     <w:abstractNumId w:val="3"/>
   </w:num>
-  <w:num w:numId="7" w16cid:durableId="831063559">
+  <w:num w:numId="7">
     <w:abstractNumId w:val="7"/>
   </w:num>
-  <w:num w:numId="8" w16cid:durableId="1479609733">
+  <w:num w:numId="8">
     <w:abstractNumId w:val="0"/>
   </w:num>
-  <w:num w:numId="9" w16cid:durableId="751850903">
+  <w:num w:numId="9">
     <w:abstractNumId w:val="2"/>
   </w:num>
-  <w:num w:numId="10" w16cid:durableId="1265304550">
+  <w:num w:numId="10">
     <w:abstractNumId w:val="10"/>
   </w:num>
-  <w:num w:numId="11" w16cid:durableId="450631263">
+  <w:num w:numId="11">
     <w:abstractNumId w:val="8"/>
   </w:num>
-  <w:num w:numId="12" w16cid:durableId="1315182457">
+  <w:num w:numId="12">
     <w:abstractNumId w:val="6"/>
   </w:num>
-  <w:num w:numId="13" w16cid:durableId="1899048283">
+  <w:num w:numId="13">
     <w:abstractNumId w:val="5"/>
   </w:num>
 </w:numbering>
 </file>
 
 <file path=word/styles.xml><?xml version="1.0" encoding="utf-8"?>
-<w:styles xmlns:mc="http://schemas.openxmlformats.org/markup-compatibility/2006" xmlns:r="http://schemas.openxmlformats.org/officeDocument/2006/relationships" xmlns:w="http://schemas.openxmlformats.org/wordprocessingml/2006/main" xmlns:w14="http://schemas.microsoft.com/office/word/2010/wordml" xmlns:w15="http://schemas.microsoft.com/office/word/2012/wordml" xmlns:w16cex="http://schemas.microsoft.com/office/word/2018/wordml/cex" xmlns:w16cid="http://schemas.microsoft.com/office/word/2016/wordml/cid" xmlns:w16="http://schemas.microsoft.com/office/word/2018/wordml" xmlns:w16du="http://schemas.microsoft.com/office/word/2023/wordml/word16du" xmlns:w16sdtdh="http://schemas.microsoft.com/office/word/2020/wordml/sdtdatahash" xmlns:w16sdtfl="http://schemas.microsoft.com/office/word/2024/wordml/sdtformatlock" xmlns:w16se="http://schemas.microsoft.com/office/word/2015/wordml/symex" mc:Ignorable="w14 w15 w16se w16cid w16 w16cex w16sdtdh w16sdtfl w16du">
+<w:styles xmlns:mc="http://schemas.openxmlformats.org/markup-compatibility/2006" xmlns:r="http://schemas.openxmlformats.org/officeDocument/2006/relationships" xmlns:w="http://schemas.openxmlformats.org/wordprocessingml/2006/main" xmlns:w14="http://schemas.microsoft.com/office/word/2010/wordml" xmlns:w15="http://schemas.microsoft.com/office/word/2012/wordml" xmlns:w16cex="http://schemas.microsoft.com/office/word/2018/wordml/cex" xmlns:w16cid="http://schemas.microsoft.com/office/word/2016/wordml/cid" xmlns:w16="http://schemas.microsoft.com/office/word/2018/wordml" xmlns:w16sdtdh="http://schemas.microsoft.com/office/word/2020/wordml/sdtdatahash" xmlns:w16se="http://schemas.microsoft.com/office/word/2015/wordml/symex" mc:Ignorable="w14 w15 w16se w16cid w16 w16cex w16sdtdh">
   <w:docDefaults>
     <w:rPrDefault>
       <w:rPr>
@@ -40953,6 +41158,7 @@
   <w:style w:type="character" w:default="1" w:styleId="Fuentedeprrafopredeter">
     <w:name w:val="Default Paragraph Font"/>
     <w:uiPriority w:val="1"/>
+    <w:semiHidden/>
     <w:unhideWhenUsed/>
   </w:style>
   <w:style w:type="table" w:default="1" w:styleId="Tablanormal">
@@ -41105,7 +41311,7 @@
       </w:tblBorders>
     </w:tblPr>
   </w:style>
-  <w:style w:type="character" w:styleId="Fuerte">
+  <w:style w:type="character" w:styleId="Textoennegrita">
     <w:name w:val="Strong"/>
     <w:basedOn w:val="Fuentedeprrafopredeter"/>
     <w:uiPriority w:val="22"/>
@@ -41553,10 +41759,6 @@
 </file>
 
 <file path=customXml/item1.xml><?xml version="1.0" encoding="utf-8"?>
-<b:Sources xmlns:b="http://schemas.openxmlformats.org/officeDocument/2006/bibliography" xmlns="http://schemas.openxmlformats.org/officeDocument/2006/bibliography" SelectedStyle="\APASixthEditionOfficeOnline.xsl" StyleName="APA" Version="6"/>
-</file>
-
-<file path=customXml/item2.xml><?xml version="1.0" encoding="utf-8"?>
 <p:properties xmlns:p="http://schemas.microsoft.com/office/2006/metadata/properties" xmlns:xsi="http://www.w3.org/2001/XMLSchema-instance" xmlns:pc="http://schemas.microsoft.com/office/infopath/2007/PartnerControls">
   <documentManagement>
     <TaxCatchAll xmlns="34e9bb24-f277-4b2e-b702-727ad1819a53" xsi:nil="true"/>
@@ -41567,13 +41769,17 @@
 </p:properties>
 </file>
 
-<file path=customXml/item3.xml><?xml version="1.0" encoding="utf-8"?>
+<file path=customXml/item2.xml><?xml version="1.0" encoding="utf-8"?>
 <?mso-contentType ?>
 <FormTemplates xmlns="http://schemas.microsoft.com/sharepoint/v3/contenttype/forms">
   <Display>DocumentLibraryForm</Display>
   <Edit>DocumentLibraryForm</Edit>
   <New>DocumentLibraryForm</New>
 </FormTemplates>
+</file>
+
+<file path=customXml/item3.xml><?xml version="1.0" encoding="utf-8"?>
+<b:Sources xmlns:b="http://schemas.openxmlformats.org/officeDocument/2006/bibliography" xmlns="http://schemas.openxmlformats.org/officeDocument/2006/bibliography" SelectedStyle="\APASixthEditionOfficeOnline.xsl" StyleName="APA" Version="6"/>
 </file>
 
 <file path=customXml/item4.xml><?xml version="1.0" encoding="utf-8"?>
@@ -41772,14 +41978,6 @@
 </file>
 
 <file path=customXml/itemProps1.xml><?xml version="1.0" encoding="utf-8"?>
-<ds:datastoreItem xmlns:ds="http://schemas.openxmlformats.org/officeDocument/2006/customXml" ds:itemID="{FACB83BB-458E-4CCB-91D7-35CFBA93934D}">
-  <ds:schemaRefs>
-    <ds:schemaRef ds:uri="http://schemas.openxmlformats.org/officeDocument/2006/bibliography"/>
-  </ds:schemaRefs>
-</ds:datastoreItem>
-</file>
-
-<file path=customXml/itemProps2.xml><?xml version="1.0" encoding="utf-8"?>
 <ds:datastoreItem xmlns:ds="http://schemas.openxmlformats.org/officeDocument/2006/customXml" ds:itemID="{662F60C8-4BC5-4139-BE63-6954D22D77BD}">
   <ds:schemaRefs>
     <ds:schemaRef ds:uri="http://schemas.microsoft.com/office/2006/metadata/properties"/>
@@ -41790,10 +41988,18 @@
 </ds:datastoreItem>
 </file>
 
-<file path=customXml/itemProps3.xml><?xml version="1.0" encoding="utf-8"?>
+<file path=customXml/itemProps2.xml><?xml version="1.0" encoding="utf-8"?>
 <ds:datastoreItem xmlns:ds="http://schemas.openxmlformats.org/officeDocument/2006/customXml" ds:itemID="{084C26D9-49C9-4ADB-A387-DA6079798921}">
   <ds:schemaRefs>
     <ds:schemaRef ds:uri="http://schemas.microsoft.com/sharepoint/v3/contenttype/forms"/>
+  </ds:schemaRefs>
+</ds:datastoreItem>
+</file>
+
+<file path=customXml/itemProps3.xml><?xml version="1.0" encoding="utf-8"?>
+<ds:datastoreItem xmlns:ds="http://schemas.openxmlformats.org/officeDocument/2006/customXml" ds:itemID="{FACB83BB-458E-4CCB-91D7-35CFBA93934D}">
+  <ds:schemaRefs>
+    <ds:schemaRef ds:uri="http://schemas.openxmlformats.org/officeDocument/2006/bibliography"/>
   </ds:schemaRefs>
 </ds:datastoreItem>
 </file>
